--- a/Ahmad Sudais Proposal TA 2025 (Rencana A).docx
+++ b/Ahmad Sudais Proposal TA 2025 (Rencana A).docx
@@ -66,25 +66,6 @@
           <w:szCs w:val="24"/>
         </w:rPr>
       </w:pPr>
-    </w:p>
-    <w:p>
-      <w:pPr>
-        <w:pBdr>
-          <w:top w:val="nil"/>
-          <w:left w:val="nil"/>
-          <w:bottom w:val="nil"/>
-          <w:right w:val="nil"/>
-          <w:between w:val="nil"/>
-        </w:pBdr>
-        <w:spacing w:line="360" w:lineRule="auto"/>
-        <w:ind w:right="-7"/>
-        <w:jc w:val="center"/>
-        <w:rPr>
-          <w:b/>
-          <w:sz w:val="24"/>
-          <w:szCs w:val="24"/>
-        </w:rPr>
-      </w:pPr>
       <w:r>
         <w:rPr>
           <w:b/>
@@ -127,6 +108,25 @@
         </w:rPr>
         <w:t>Fungsional</w:t>
       </w:r>
+    </w:p>
+    <w:p>
+      <w:pPr>
+        <w:pBdr>
+          <w:top w:val="nil"/>
+          <w:left w:val="nil"/>
+          <w:bottom w:val="nil"/>
+          <w:right w:val="nil"/>
+          <w:between w:val="nil"/>
+        </w:pBdr>
+        <w:spacing w:line="360" w:lineRule="auto"/>
+        <w:ind w:right="-7"/>
+        <w:jc w:val="center"/>
+        <w:rPr>
+          <w:b/>
+          <w:sz w:val="24"/>
+          <w:szCs w:val="24"/>
+        </w:rPr>
+      </w:pPr>
     </w:p>
     <w:p>
       <w:pPr>
@@ -393,7 +393,6 @@
         </w:pBdr>
         <w:spacing w:line="360" w:lineRule="auto"/>
         <w:ind w:right="-7"/>
-        <w:jc w:val="center"/>
         <w:rPr>
           <w:color w:val="000000"/>
           <w:sz w:val="26"/>
@@ -403,43 +402,7 @@
     </w:p>
     <w:p>
       <w:pPr>
-        <w:pBdr>
-          <w:top w:val="nil"/>
-          <w:left w:val="nil"/>
-          <w:bottom w:val="nil"/>
-          <w:right w:val="nil"/>
-          <w:between w:val="nil"/>
-        </w:pBdr>
-        <w:spacing w:line="360" w:lineRule="auto"/>
-        <w:ind w:right="-7"/>
-        <w:rPr>
-          <w:color w:val="000000"/>
-          <w:sz w:val="26"/>
-          <w:szCs w:val="26"/>
-        </w:rPr>
-      </w:pPr>
-    </w:p>
-    <w:p>
-      <w:pPr>
-        <w:pBdr>
-          <w:top w:val="nil"/>
-          <w:left w:val="nil"/>
-          <w:bottom w:val="nil"/>
-          <w:right w:val="nil"/>
-          <w:between w:val="nil"/>
-        </w:pBdr>
-        <w:spacing w:line="360" w:lineRule="auto"/>
-        <w:ind w:right="-7"/>
-        <w:rPr>
-          <w:color w:val="000000"/>
-          <w:sz w:val="26"/>
-          <w:szCs w:val="26"/>
-        </w:rPr>
-      </w:pPr>
-    </w:p>
-    <w:p>
-      <w:pPr>
-        <w:spacing w:before="207"/>
+        <w:spacing w:before="207" w:line="360" w:lineRule="auto"/>
         <w:ind w:right="-7"/>
         <w:jc w:val="center"/>
         <w:rPr>
@@ -467,6 +430,7 @@
     </w:p>
     <w:p>
       <w:pPr>
+        <w:spacing w:line="360" w:lineRule="auto"/>
         <w:ind w:right="-7"/>
         <w:jc w:val="center"/>
         <w:rPr>
@@ -486,6 +450,7 @@
     </w:p>
     <w:p>
       <w:pPr>
+        <w:spacing w:line="360" w:lineRule="auto"/>
         <w:ind w:right="-7"/>
         <w:jc w:val="center"/>
         <w:rPr>
@@ -505,6 +470,7 @@
     </w:p>
     <w:p>
       <w:pPr>
+        <w:spacing w:line="360" w:lineRule="auto"/>
         <w:ind w:right="-7"/>
         <w:jc w:val="center"/>
         <w:rPr>
@@ -524,6 +490,7 @@
     </w:p>
     <w:p>
       <w:pPr>
+        <w:spacing w:line="360" w:lineRule="auto"/>
         <w:ind w:right="-7"/>
         <w:jc w:val="center"/>
         <w:rPr>
@@ -535,6 +502,7 @@
     </w:p>
     <w:p>
       <w:pPr>
+        <w:spacing w:line="360" w:lineRule="auto"/>
         <w:ind w:right="-7"/>
         <w:jc w:val="center"/>
         <w:rPr>
@@ -601,26 +569,6 @@
         </w:pBdr>
         <w:spacing w:line="360" w:lineRule="auto"/>
         <w:ind w:right="-7"/>
-        <w:jc w:val="center"/>
-        <w:rPr>
-          <w:b/>
-          <w:sz w:val="24"/>
-          <w:szCs w:val="24"/>
-        </w:rPr>
-      </w:pPr>
-    </w:p>
-    <w:p>
-      <w:pPr>
-        <w:pBdr>
-          <w:top w:val="nil"/>
-          <w:left w:val="nil"/>
-          <w:bottom w:val="nil"/>
-          <w:right w:val="nil"/>
-          <w:between w:val="nil"/>
-        </w:pBdr>
-        <w:spacing w:line="360" w:lineRule="auto"/>
-        <w:ind w:right="-7"/>
-        <w:jc w:val="center"/>
         <w:rPr>
           <w:b/>
           <w:sz w:val="24"/>
@@ -804,25 +752,6 @@
         </w:rPr>
         <w:t>Sarjana Ilmu Komputer</w:t>
       </w:r>
-    </w:p>
-    <w:p>
-      <w:pPr>
-        <w:pBdr>
-          <w:top w:val="nil"/>
-          <w:left w:val="nil"/>
-          <w:bottom w:val="nil"/>
-          <w:right w:val="nil"/>
-          <w:between w:val="nil"/>
-        </w:pBdr>
-        <w:spacing w:line="360" w:lineRule="auto"/>
-        <w:ind w:right="-7"/>
-        <w:jc w:val="both"/>
-        <w:rPr>
-          <w:color w:val="000000"/>
-          <w:sz w:val="24"/>
-          <w:szCs w:val="24"/>
-        </w:rPr>
-      </w:pPr>
     </w:p>
     <w:p>
       <w:pPr>
@@ -986,7 +915,7 @@
     </w:p>
     <w:p>
       <w:pPr>
-        <w:spacing w:before="207"/>
+        <w:spacing w:before="207" w:line="360" w:lineRule="auto"/>
         <w:ind w:right="-7"/>
         <w:jc w:val="center"/>
         <w:rPr>
@@ -1006,6 +935,7 @@
     </w:p>
     <w:p>
       <w:pPr>
+        <w:spacing w:line="360" w:lineRule="auto"/>
         <w:ind w:right="-7"/>
         <w:jc w:val="center"/>
         <w:rPr>
@@ -1025,6 +955,7 @@
     </w:p>
     <w:p>
       <w:pPr>
+        <w:spacing w:line="360" w:lineRule="auto"/>
         <w:ind w:right="-7"/>
         <w:jc w:val="center"/>
         <w:rPr>
@@ -1044,6 +975,7 @@
     </w:p>
     <w:p>
       <w:pPr>
+        <w:spacing w:line="360" w:lineRule="auto"/>
         <w:ind w:right="-7"/>
         <w:jc w:val="center"/>
         <w:rPr>
@@ -1063,6 +995,7 @@
     </w:p>
     <w:p>
       <w:pPr>
+        <w:spacing w:line="360" w:lineRule="auto"/>
         <w:ind w:right="-7"/>
         <w:jc w:val="center"/>
         <w:rPr>
@@ -1074,6 +1007,7 @@
     </w:p>
     <w:p>
       <w:pPr>
+        <w:spacing w:line="360" w:lineRule="auto"/>
         <w:ind w:right="-7"/>
         <w:jc w:val="center"/>
         <w:rPr>
@@ -1096,15 +1030,7 @@
           <w:sz w:val="24"/>
           <w:szCs w:val="24"/>
         </w:rPr>
-        <w:t>20</w:t>
-      </w:r>
-      <w:r>
-        <w:rPr>
-          <w:b/>
-          <w:sz w:val="24"/>
-          <w:szCs w:val="24"/>
-        </w:rPr>
-        <w:t>26</w:t>
+        <w:t>2026</w:t>
       </w:r>
     </w:p>
     <w:p>
@@ -1116,7 +1042,7 @@
         </w:numPr>
         <w:ind w:right="-7"/>
       </w:pPr>
-      <w:bookmarkStart w:id="1" w:name="_Toc228314187"/>
+      <w:bookmarkStart w:id="1" w:name="_Toc229347753"/>
       <w:r>
         <w:lastRenderedPageBreak/>
         <w:t>HALAMAN</w:t>
@@ -1450,25 +1376,6 @@
           <w:right w:val="nil"/>
           <w:between w:val="nil"/>
         </w:pBdr>
-        <w:spacing w:before="1" w:line="360" w:lineRule="auto"/>
-        <w:ind w:right="-7"/>
-        <w:jc w:val="center"/>
-        <w:rPr>
-          <w:color w:val="000000"/>
-          <w:sz w:val="24"/>
-          <w:szCs w:val="24"/>
-        </w:rPr>
-      </w:pPr>
-    </w:p>
-    <w:p>
-      <w:pPr>
-        <w:pBdr>
-          <w:top w:val="nil"/>
-          <w:left w:val="nil"/>
-          <w:bottom w:val="nil"/>
-          <w:right w:val="nil"/>
-          <w:between w:val="nil"/>
-        </w:pBdr>
         <w:spacing w:line="360" w:lineRule="auto"/>
         <w:ind w:right="-7"/>
         <w:jc w:val="both"/>
@@ -1862,6 +1769,7 @@
     </w:p>
     <w:p>
       <w:pPr>
+        <w:spacing w:line="360" w:lineRule="auto"/>
         <w:ind w:left="5040" w:right="-7"/>
         <w:rPr>
           <w:i/>
@@ -1921,7 +1829,7 @@
         </w:numPr>
         <w:ind w:right="-7"/>
       </w:pPr>
-      <w:bookmarkStart w:id="2" w:name="_Toc228314188"/>
+      <w:bookmarkStart w:id="2" w:name="_Toc229347754"/>
       <w:r>
         <w:lastRenderedPageBreak/>
         <w:t>PERNYATAAN</w:t>
@@ -1930,25 +1838,7 @@
     </w:p>
     <w:p>
       <w:pPr>
-        <w:pBdr>
-          <w:top w:val="nil"/>
-          <w:left w:val="nil"/>
-          <w:bottom w:val="nil"/>
-          <w:right w:val="nil"/>
-          <w:between w:val="nil"/>
-        </w:pBdr>
-        <w:spacing w:line="360" w:lineRule="auto"/>
-        <w:ind w:right="-7"/>
-        <w:jc w:val="both"/>
-        <w:rPr>
-          <w:color w:val="000000"/>
-          <w:sz w:val="24"/>
-          <w:szCs w:val="24"/>
-        </w:rPr>
-      </w:pPr>
-    </w:p>
-    <w:p>
-      <w:pPr>
+        <w:spacing w:line="360" w:lineRule="auto"/>
         <w:ind w:right="-7"/>
       </w:pPr>
     </w:p>
@@ -2362,6 +2252,25 @@
         <w:tabs>
           <w:tab w:val="left" w:pos="1695"/>
         </w:tabs>
+        <w:spacing w:line="360" w:lineRule="auto"/>
+        <w:ind w:right="-7"/>
+        <w:jc w:val="both"/>
+        <w:rPr>
+          <w:color w:val="000000"/>
+          <w:sz w:val="26"/>
+          <w:szCs w:val="26"/>
+        </w:rPr>
+      </w:pPr>
+    </w:p>
+    <w:p>
+      <w:pPr>
+        <w:pBdr>
+          <w:top w:val="nil"/>
+          <w:left w:val="nil"/>
+          <w:bottom w:val="nil"/>
+          <w:right w:val="nil"/>
+          <w:between w:val="nil"/>
+        </w:pBdr>
         <w:spacing w:line="360" w:lineRule="auto"/>
         <w:ind w:right="-7"/>
         <w:jc w:val="both"/>
@@ -2417,9 +2326,10 @@
           <w:ilvl w:val="0"/>
           <w:numId w:val="0"/>
         </w:numPr>
-        <w:ind w:right="-7"/>
-      </w:pPr>
-      <w:bookmarkStart w:id="3" w:name="_Toc228314189"/>
+        <w:spacing w:line="240" w:lineRule="auto"/>
+        <w:ind w:right="-7"/>
+      </w:pPr>
+      <w:bookmarkStart w:id="3" w:name="_Toc229347755"/>
       <w:r>
         <w:lastRenderedPageBreak/>
         <w:t>DAFTAR ISI</w:t>
@@ -2454,9 +2364,6 @@
         <w:p>
           <w:pPr>
             <w:pStyle w:val="TOC1"/>
-            <w:tabs>
-              <w:tab w:val="right" w:leader="dot" w:pos="7921"/>
-            </w:tabs>
             <w:rPr>
               <w:rFonts w:asciiTheme="minorHAnsi" w:eastAsiaTheme="minorEastAsia" w:hAnsiTheme="minorHAnsi" w:cstheme="minorBidi"/>
               <w:noProof/>
@@ -2476,7 +2383,7 @@
           <w:r>
             <w:fldChar w:fldCharType="separate"/>
           </w:r>
-          <w:hyperlink w:anchor="_Toc228314187" w:history="1">
+          <w:hyperlink w:anchor="_Toc229347753" w:history="1">
             <w:r>
               <w:rPr>
                 <w:rStyle w:val="Hyperlink"/>
@@ -2503,7 +2410,7 @@
                 <w:noProof/>
                 <w:webHidden/>
               </w:rPr>
-              <w:instrText xml:space="preserve"> PAGEREF _Toc228314187 \h </w:instrText>
+              <w:instrText xml:space="preserve"> PAGEREF _Toc229347753 \h </w:instrText>
             </w:r>
             <w:r>
               <w:rPr>
@@ -2537,9 +2444,6 @@
         <w:p>
           <w:pPr>
             <w:pStyle w:val="TOC1"/>
-            <w:tabs>
-              <w:tab w:val="right" w:leader="dot" w:pos="7921"/>
-            </w:tabs>
             <w:rPr>
               <w:rFonts w:asciiTheme="minorHAnsi" w:eastAsiaTheme="minorEastAsia" w:hAnsiTheme="minorHAnsi" w:cstheme="minorBidi"/>
               <w:noProof/>
@@ -2550,7 +2454,7 @@
               <w14:ligatures w14:val="standardContextual"/>
             </w:rPr>
           </w:pPr>
-          <w:hyperlink w:anchor="_Toc228314188" w:history="1">
+          <w:hyperlink w:anchor="_Toc229347754" w:history="1">
             <w:r>
               <w:rPr>
                 <w:rStyle w:val="Hyperlink"/>
@@ -2577,7 +2481,7 @@
                 <w:noProof/>
                 <w:webHidden/>
               </w:rPr>
-              <w:instrText xml:space="preserve"> PAGEREF _Toc228314188 \h </w:instrText>
+              <w:instrText xml:space="preserve"> PAGEREF _Toc229347754 \h </w:instrText>
             </w:r>
             <w:r>
               <w:rPr>
@@ -2611,9 +2515,6 @@
         <w:p>
           <w:pPr>
             <w:pStyle w:val="TOC1"/>
-            <w:tabs>
-              <w:tab w:val="right" w:leader="dot" w:pos="7921"/>
-            </w:tabs>
             <w:rPr>
               <w:rFonts w:asciiTheme="minorHAnsi" w:eastAsiaTheme="minorEastAsia" w:hAnsiTheme="minorHAnsi" w:cstheme="minorBidi"/>
               <w:noProof/>
@@ -2624,7 +2525,7 @@
               <w14:ligatures w14:val="standardContextual"/>
             </w:rPr>
           </w:pPr>
-          <w:hyperlink w:anchor="_Toc228314189" w:history="1">
+          <w:hyperlink w:anchor="_Toc229347755" w:history="1">
             <w:r>
               <w:rPr>
                 <w:rStyle w:val="Hyperlink"/>
@@ -2651,7 +2552,7 @@
                 <w:noProof/>
                 <w:webHidden/>
               </w:rPr>
-              <w:instrText xml:space="preserve"> PAGEREF _Toc228314189 \h </w:instrText>
+              <w:instrText xml:space="preserve"> PAGEREF _Toc229347755 \h </w:instrText>
             </w:r>
             <w:r>
               <w:rPr>
@@ -2685,9 +2586,6 @@
         <w:p>
           <w:pPr>
             <w:pStyle w:val="TOC1"/>
-            <w:tabs>
-              <w:tab w:val="right" w:leader="dot" w:pos="7921"/>
-            </w:tabs>
             <w:rPr>
               <w:rFonts w:asciiTheme="minorHAnsi" w:eastAsiaTheme="minorEastAsia" w:hAnsiTheme="minorHAnsi" w:cstheme="minorBidi"/>
               <w:noProof/>
@@ -2698,7 +2596,7 @@
               <w14:ligatures w14:val="standardContextual"/>
             </w:rPr>
           </w:pPr>
-          <w:hyperlink w:anchor="_Toc228314190" w:history="1">
+          <w:hyperlink w:anchor="_Toc229347756" w:history="1">
             <w:r>
               <w:rPr>
                 <w:rStyle w:val="Hyperlink"/>
@@ -2725,7 +2623,7 @@
                 <w:noProof/>
                 <w:webHidden/>
               </w:rPr>
-              <w:instrText xml:space="preserve"> PAGEREF _Toc228314190 \h </w:instrText>
+              <w:instrText xml:space="preserve"> PAGEREF _Toc229347756 \h </w:instrText>
             </w:r>
             <w:r>
               <w:rPr>
@@ -2759,9 +2657,6 @@
         <w:p>
           <w:pPr>
             <w:pStyle w:val="TOC1"/>
-            <w:tabs>
-              <w:tab w:val="right" w:leader="dot" w:pos="7921"/>
-            </w:tabs>
             <w:rPr>
               <w:rFonts w:asciiTheme="minorHAnsi" w:eastAsiaTheme="minorEastAsia" w:hAnsiTheme="minorHAnsi" w:cstheme="minorBidi"/>
               <w:noProof/>
@@ -2772,7 +2667,7 @@
               <w14:ligatures w14:val="standardContextual"/>
             </w:rPr>
           </w:pPr>
-          <w:hyperlink w:anchor="_Toc228314191" w:history="1">
+          <w:hyperlink w:anchor="_Toc229347757" w:history="1">
             <w:r>
               <w:rPr>
                 <w:rStyle w:val="Hyperlink"/>
@@ -2800,7 +2695,7 @@
                 <w:noProof/>
                 <w:webHidden/>
               </w:rPr>
-              <w:instrText xml:space="preserve"> PAGEREF _Toc228314191 \h </w:instrText>
+              <w:instrText xml:space="preserve"> PAGEREF _Toc229347757 \h </w:instrText>
             </w:r>
             <w:r>
               <w:rPr>
@@ -2834,9 +2729,6 @@
         <w:p>
           <w:pPr>
             <w:pStyle w:val="TOC1"/>
-            <w:tabs>
-              <w:tab w:val="right" w:leader="dot" w:pos="7921"/>
-            </w:tabs>
             <w:rPr>
               <w:rFonts w:asciiTheme="minorHAnsi" w:eastAsiaTheme="minorEastAsia" w:hAnsiTheme="minorHAnsi" w:cstheme="minorBidi"/>
               <w:noProof/>
@@ -2847,7 +2739,7 @@
               <w14:ligatures w14:val="standardContextual"/>
             </w:rPr>
           </w:pPr>
-          <w:hyperlink w:anchor="_Toc228314192" w:history="1">
+          <w:hyperlink w:anchor="_Toc229347758" w:history="1">
             <w:r>
               <w:rPr>
                 <w:rStyle w:val="Hyperlink"/>
@@ -2874,7 +2766,7 @@
                 <w:noProof/>
                 <w:webHidden/>
               </w:rPr>
-              <w:instrText xml:space="preserve"> PAGEREF _Toc228314192 \h </w:instrText>
+              <w:instrText xml:space="preserve"> PAGEREF _Toc229347758 \h </w:instrText>
             </w:r>
             <w:r>
               <w:rPr>
@@ -2908,9 +2800,6 @@
         <w:p>
           <w:pPr>
             <w:pStyle w:val="TOC1"/>
-            <w:tabs>
-              <w:tab w:val="right" w:leader="dot" w:pos="7921"/>
-            </w:tabs>
             <w:rPr>
               <w:rFonts w:asciiTheme="minorHAnsi" w:eastAsiaTheme="minorEastAsia" w:hAnsiTheme="minorHAnsi" w:cstheme="minorBidi"/>
               <w:noProof/>
@@ -2921,7 +2810,7 @@
               <w14:ligatures w14:val="standardContextual"/>
             </w:rPr>
           </w:pPr>
-          <w:hyperlink w:anchor="_Toc228314193" w:history="1">
+          <w:hyperlink w:anchor="_Toc229347759" w:history="1">
             <w:r>
               <w:rPr>
                 <w:rStyle w:val="Hyperlink"/>
@@ -2948,7 +2837,7 @@
                 <w:noProof/>
                 <w:webHidden/>
               </w:rPr>
-              <w:instrText xml:space="preserve"> PAGEREF _Toc228314193 \h </w:instrText>
+              <w:instrText xml:space="preserve"> PAGEREF _Toc229347759 \h </w:instrText>
             </w:r>
             <w:r>
               <w:rPr>
@@ -2996,13 +2885,13 @@
               <w14:ligatures w14:val="standardContextual"/>
             </w:rPr>
           </w:pPr>
-          <w:hyperlink w:anchor="_Toc228314194" w:history="1">
+          <w:hyperlink w:anchor="_Toc229347760" w:history="1">
             <w:r>
               <w:rPr>
                 <w:rStyle w:val="Hyperlink"/>
                 <w:noProof/>
               </w:rPr>
-              <w:t>1.1</w:t>
+              <w:t>1.1.</w:t>
             </w:r>
             <w:r>
               <w:rPr>
@@ -3042,7 +2931,7 @@
                 <w:noProof/>
                 <w:webHidden/>
               </w:rPr>
-              <w:instrText xml:space="preserve"> PAGEREF _Toc228314194 \h </w:instrText>
+              <w:instrText xml:space="preserve"> PAGEREF _Toc229347760 \h </w:instrText>
             </w:r>
             <w:r>
               <w:rPr>
@@ -3090,13 +2979,13 @@
               <w14:ligatures w14:val="standardContextual"/>
             </w:rPr>
           </w:pPr>
-          <w:hyperlink w:anchor="_Toc228314195" w:history="1">
+          <w:hyperlink w:anchor="_Toc229347761" w:history="1">
             <w:r>
               <w:rPr>
                 <w:rStyle w:val="Hyperlink"/>
                 <w:noProof/>
               </w:rPr>
-              <w:t>1.2</w:t>
+              <w:t>1.2.</w:t>
             </w:r>
             <w:r>
               <w:rPr>
@@ -3136,7 +3025,7 @@
                 <w:noProof/>
                 <w:webHidden/>
               </w:rPr>
-              <w:instrText xml:space="preserve"> PAGEREF _Toc228314195 \h </w:instrText>
+              <w:instrText xml:space="preserve"> PAGEREF _Toc229347761 \h </w:instrText>
             </w:r>
             <w:r>
               <w:rPr>
@@ -3156,7 +3045,7 @@
                 <w:noProof/>
                 <w:webHidden/>
               </w:rPr>
-              <w:t>1</w:t>
+              <w:t>3</w:t>
             </w:r>
             <w:r>
               <w:rPr>
@@ -3184,13 +3073,13 @@
               <w14:ligatures w14:val="standardContextual"/>
             </w:rPr>
           </w:pPr>
-          <w:hyperlink w:anchor="_Toc228314196" w:history="1">
+          <w:hyperlink w:anchor="_Toc229347762" w:history="1">
             <w:r>
               <w:rPr>
                 <w:rStyle w:val="Hyperlink"/>
                 <w:noProof/>
               </w:rPr>
-              <w:t>1.3</w:t>
+              <w:t>1.3.</w:t>
             </w:r>
             <w:r>
               <w:rPr>
@@ -3230,7 +3119,7 @@
                 <w:noProof/>
                 <w:webHidden/>
               </w:rPr>
-              <w:instrText xml:space="preserve"> PAGEREF _Toc228314196 \h </w:instrText>
+              <w:instrText xml:space="preserve"> PAGEREF _Toc229347762 \h </w:instrText>
             </w:r>
             <w:r>
               <w:rPr>
@@ -3250,7 +3139,7 @@
                 <w:noProof/>
                 <w:webHidden/>
               </w:rPr>
-              <w:t>1</w:t>
+              <w:t>4</w:t>
             </w:r>
             <w:r>
               <w:rPr>
@@ -3278,13 +3167,13 @@
               <w14:ligatures w14:val="standardContextual"/>
             </w:rPr>
           </w:pPr>
-          <w:hyperlink w:anchor="_Toc228314197" w:history="1">
+          <w:hyperlink w:anchor="_Toc229347763" w:history="1">
             <w:r>
               <w:rPr>
                 <w:rStyle w:val="Hyperlink"/>
                 <w:noProof/>
               </w:rPr>
-              <w:t>1.4</w:t>
+              <w:t>1.4.</w:t>
             </w:r>
             <w:r>
               <w:rPr>
@@ -3324,7 +3213,7 @@
                 <w:noProof/>
                 <w:webHidden/>
               </w:rPr>
-              <w:instrText xml:space="preserve"> PAGEREF _Toc228314197 \h </w:instrText>
+              <w:instrText xml:space="preserve"> PAGEREF _Toc229347763 \h </w:instrText>
             </w:r>
             <w:r>
               <w:rPr>
@@ -3344,7 +3233,7 @@
                 <w:noProof/>
                 <w:webHidden/>
               </w:rPr>
-              <w:t>1</w:t>
+              <w:t>4</w:t>
             </w:r>
             <w:r>
               <w:rPr>
@@ -3358,9 +3247,6 @@
         <w:p>
           <w:pPr>
             <w:pStyle w:val="TOC1"/>
-            <w:tabs>
-              <w:tab w:val="right" w:leader="dot" w:pos="7921"/>
-            </w:tabs>
             <w:rPr>
               <w:rFonts w:asciiTheme="minorHAnsi" w:eastAsiaTheme="minorEastAsia" w:hAnsiTheme="minorHAnsi" w:cstheme="minorBidi"/>
               <w:noProof/>
@@ -3371,7 +3257,7 @@
               <w14:ligatures w14:val="standardContextual"/>
             </w:rPr>
           </w:pPr>
-          <w:hyperlink w:anchor="_Toc228314198" w:history="1">
+          <w:hyperlink w:anchor="_Toc229347764" w:history="1">
             <w:r>
               <w:rPr>
                 <w:rStyle w:val="Hyperlink"/>
@@ -3398,7 +3284,7 @@
                 <w:noProof/>
                 <w:webHidden/>
               </w:rPr>
-              <w:instrText xml:space="preserve"> PAGEREF _Toc228314198 \h </w:instrText>
+              <w:instrText xml:space="preserve"> PAGEREF _Toc229347764 \h </w:instrText>
             </w:r>
             <w:r>
               <w:rPr>
@@ -3418,7 +3304,7 @@
                 <w:noProof/>
                 <w:webHidden/>
               </w:rPr>
-              <w:t>2</w:t>
+              <w:t>6</w:t>
             </w:r>
             <w:r>
               <w:rPr>
@@ -3432,9 +3318,6 @@
         <w:p>
           <w:pPr>
             <w:pStyle w:val="TOC1"/>
-            <w:tabs>
-              <w:tab w:val="right" w:leader="dot" w:pos="7921"/>
-            </w:tabs>
             <w:rPr>
               <w:rFonts w:asciiTheme="minorHAnsi" w:eastAsiaTheme="minorEastAsia" w:hAnsiTheme="minorHAnsi" w:cstheme="minorBidi"/>
               <w:noProof/>
@@ -3445,7 +3328,7 @@
               <w14:ligatures w14:val="standardContextual"/>
             </w:rPr>
           </w:pPr>
-          <w:hyperlink w:anchor="_Toc228314199" w:history="1">
+          <w:hyperlink w:anchor="_Toc229347765" w:history="1">
             <w:r>
               <w:rPr>
                 <w:rStyle w:val="Hyperlink"/>
@@ -3472,7 +3355,7 @@
                 <w:noProof/>
                 <w:webHidden/>
               </w:rPr>
-              <w:instrText xml:space="preserve"> PAGEREF _Toc228314199 \h </w:instrText>
+              <w:instrText xml:space="preserve"> PAGEREF _Toc229347765 \h </w:instrText>
             </w:r>
             <w:r>
               <w:rPr>
@@ -3492,7 +3375,7 @@
                 <w:noProof/>
                 <w:webHidden/>
               </w:rPr>
-              <w:t>2</w:t>
+              <w:t>6</w:t>
             </w:r>
             <w:r>
               <w:rPr>
@@ -3520,13 +3403,13 @@
               <w14:ligatures w14:val="standardContextual"/>
             </w:rPr>
           </w:pPr>
-          <w:hyperlink w:anchor="_Toc228314200" w:history="1">
+          <w:hyperlink w:anchor="_Toc229347766" w:history="1">
             <w:r>
               <w:rPr>
                 <w:rStyle w:val="Hyperlink"/>
                 <w:noProof/>
               </w:rPr>
-              <w:t>1.5</w:t>
+              <w:t xml:space="preserve">2.1. </w:t>
             </w:r>
             <w:r>
               <w:rPr>
@@ -3545,7 +3428,7 @@
                 <w:rStyle w:val="Hyperlink"/>
                 <w:noProof/>
               </w:rPr>
-              <w:t>State of the Art</w:t>
+              <w:t>Game Simulasi sebagai Media Edukasi Interior</w:t>
             </w:r>
             <w:r>
               <w:rPr>
@@ -3566,7 +3449,7 @@
                 <w:noProof/>
                 <w:webHidden/>
               </w:rPr>
-              <w:instrText xml:space="preserve"> PAGEREF _Toc228314200 \h </w:instrText>
+              <w:instrText xml:space="preserve"> PAGEREF _Toc229347766 \h </w:instrText>
             </w:r>
             <w:r>
               <w:rPr>
@@ -3586,7 +3469,7 @@
                 <w:noProof/>
                 <w:webHidden/>
               </w:rPr>
-              <w:t>2</w:t>
+              <w:t>6</w:t>
             </w:r>
             <w:r>
               <w:rPr>
@@ -3614,13 +3497,13 @@
               <w14:ligatures w14:val="standardContextual"/>
             </w:rPr>
           </w:pPr>
-          <w:hyperlink w:anchor="_Toc228314201" w:history="1">
+          <w:hyperlink w:anchor="_Toc229347767" w:history="1">
             <w:r>
               <w:rPr>
                 <w:rStyle w:val="Hyperlink"/>
                 <w:noProof/>
               </w:rPr>
-              <w:t>1.6</w:t>
+              <w:t>2.2.</w:t>
             </w:r>
             <w:r>
               <w:rPr>
@@ -3639,7 +3522,7 @@
                 <w:rStyle w:val="Hyperlink"/>
                 <w:noProof/>
               </w:rPr>
-              <w:t>Penelitian Sebelumnya</w:t>
+              <w:t>Penelitian Simulasi dan Desain Interior Digital</w:t>
             </w:r>
             <w:r>
               <w:rPr>
@@ -3660,7 +3543,7 @@
                 <w:noProof/>
                 <w:webHidden/>
               </w:rPr>
-              <w:instrText xml:space="preserve"> PAGEREF _Toc228314201 \h </w:instrText>
+              <w:instrText xml:space="preserve"> PAGEREF _Toc229347767 \h </w:instrText>
             </w:r>
             <w:r>
               <w:rPr>
@@ -3680,155 +3563,7 @@
                 <w:noProof/>
                 <w:webHidden/>
               </w:rPr>
-              <w:t>2</w:t>
-            </w:r>
-            <w:r>
-              <w:rPr>
-                <w:noProof/>
-                <w:webHidden/>
-              </w:rPr>
-              <w:fldChar w:fldCharType="end"/>
-            </w:r>
-          </w:hyperlink>
-        </w:p>
-        <w:p>
-          <w:pPr>
-            <w:pStyle w:val="TOC1"/>
-            <w:tabs>
-              <w:tab w:val="right" w:leader="dot" w:pos="7921"/>
-            </w:tabs>
-            <w:rPr>
-              <w:rFonts w:asciiTheme="minorHAnsi" w:eastAsiaTheme="minorEastAsia" w:hAnsiTheme="minorHAnsi" w:cstheme="minorBidi"/>
-              <w:noProof/>
-              <w:kern w:val="2"/>
-              <w:sz w:val="24"/>
-              <w:szCs w:val="24"/>
-              <w:lang w:val="en-ID" w:eastAsia="en-ID"/>
-              <w14:ligatures w14:val="standardContextual"/>
-            </w:rPr>
-          </w:pPr>
-          <w:hyperlink w:anchor="_Toc228314202" w:history="1">
-            <w:r>
-              <w:rPr>
-                <w:rStyle w:val="Hyperlink"/>
-                <w:noProof/>
-              </w:rPr>
-              <w:t>BAB III</w:t>
-            </w:r>
-            <w:r>
-              <w:rPr>
-                <w:noProof/>
-                <w:webHidden/>
-              </w:rPr>
-              <w:tab/>
-            </w:r>
-            <w:r>
-              <w:rPr>
-                <w:noProof/>
-                <w:webHidden/>
-              </w:rPr>
-              <w:fldChar w:fldCharType="begin"/>
-            </w:r>
-            <w:r>
-              <w:rPr>
-                <w:noProof/>
-                <w:webHidden/>
-              </w:rPr>
-              <w:instrText xml:space="preserve"> PAGEREF _Toc228314202 \h </w:instrText>
-            </w:r>
-            <w:r>
-              <w:rPr>
-                <w:noProof/>
-                <w:webHidden/>
-              </w:rPr>
-            </w:r>
-            <w:r>
-              <w:rPr>
-                <w:noProof/>
-                <w:webHidden/>
-              </w:rPr>
-              <w:fldChar w:fldCharType="separate"/>
-            </w:r>
-            <w:r>
-              <w:rPr>
-                <w:noProof/>
-                <w:webHidden/>
-              </w:rPr>
-              <w:t>2</w:t>
-            </w:r>
-            <w:r>
-              <w:rPr>
-                <w:noProof/>
-                <w:webHidden/>
-              </w:rPr>
-              <w:fldChar w:fldCharType="end"/>
-            </w:r>
-          </w:hyperlink>
-        </w:p>
-        <w:p>
-          <w:pPr>
-            <w:pStyle w:val="TOC1"/>
-            <w:tabs>
-              <w:tab w:val="right" w:leader="dot" w:pos="7921"/>
-            </w:tabs>
-            <w:rPr>
-              <w:rFonts w:asciiTheme="minorHAnsi" w:eastAsiaTheme="minorEastAsia" w:hAnsiTheme="minorHAnsi" w:cstheme="minorBidi"/>
-              <w:noProof/>
-              <w:kern w:val="2"/>
-              <w:sz w:val="24"/>
-              <w:szCs w:val="24"/>
-              <w:lang w:val="en-ID" w:eastAsia="en-ID"/>
-              <w14:ligatures w14:val="standardContextual"/>
-            </w:rPr>
-          </w:pPr>
-          <w:hyperlink w:anchor="_Toc228314203" w:history="1">
-            <w:r>
-              <w:rPr>
-                <w:rStyle w:val="Hyperlink"/>
-                <w:noProof/>
-              </w:rPr>
-              <w:t>METODOLOGI PENELITIAN</w:t>
-            </w:r>
-            <w:r>
-              <w:rPr>
-                <w:noProof/>
-                <w:webHidden/>
-              </w:rPr>
-              <w:tab/>
-            </w:r>
-            <w:r>
-              <w:rPr>
-                <w:noProof/>
-                <w:webHidden/>
-              </w:rPr>
-              <w:fldChar w:fldCharType="begin"/>
-            </w:r>
-            <w:r>
-              <w:rPr>
-                <w:noProof/>
-                <w:webHidden/>
-              </w:rPr>
-              <w:instrText xml:space="preserve"> PAGEREF _Toc228314203 \h </w:instrText>
-            </w:r>
-            <w:r>
-              <w:rPr>
-                <w:noProof/>
-                <w:webHidden/>
-              </w:rPr>
-            </w:r>
-            <w:r>
-              <w:rPr>
-                <w:noProof/>
-                <w:webHidden/>
-              </w:rPr>
-              <w:fldChar w:fldCharType="separate"/>
-            </w:r>
-            <w:r>
-              <w:rPr>
-                <w:noProof/>
-                <w:webHidden/>
-              </w:rPr>
-              <w:t>2</w:t>
+              <w:t>6</w:t>
             </w:r>
             <w:r>
               <w:rPr>
@@ -3856,13 +3591,13 @@
               <w14:ligatures w14:val="standardContextual"/>
             </w:rPr>
           </w:pPr>
-          <w:hyperlink w:anchor="_Toc228314204" w:history="1">
+          <w:hyperlink w:anchor="_Toc229347768" w:history="1">
             <w:r>
               <w:rPr>
                 <w:rStyle w:val="Hyperlink"/>
                 <w:noProof/>
               </w:rPr>
-              <w:t>1.7</w:t>
+              <w:t>2.3.</w:t>
             </w:r>
             <w:r>
               <w:rPr>
@@ -3881,7 +3616,23 @@
                 <w:rStyle w:val="Hyperlink"/>
                 <w:noProof/>
               </w:rPr>
-              <w:t>Deskripsi Umum</w:t>
+              <w:t>Penelitian Optimasi Tata Ruang (</w:t>
+            </w:r>
+            <w:r>
+              <w:rPr>
+                <w:rStyle w:val="Hyperlink"/>
+                <w:i/>
+                <w:iCs/>
+                <w:noProof/>
+              </w:rPr>
+              <w:t>Spatial Optimization</w:t>
+            </w:r>
+            <w:r>
+              <w:rPr>
+                <w:rStyle w:val="Hyperlink"/>
+                <w:noProof/>
+              </w:rPr>
+              <w:t>)</w:t>
             </w:r>
             <w:r>
               <w:rPr>
@@ -3902,7 +3653,7 @@
                 <w:noProof/>
                 <w:webHidden/>
               </w:rPr>
-              <w:instrText xml:space="preserve"> PAGEREF _Toc228314204 \h </w:instrText>
+              <w:instrText xml:space="preserve"> PAGEREF _Toc229347768 \h </w:instrText>
             </w:r>
             <w:r>
               <w:rPr>
@@ -3922,7 +3673,7 @@
                 <w:noProof/>
                 <w:webHidden/>
               </w:rPr>
-              <w:t>2</w:t>
+              <w:t>6</w:t>
             </w:r>
             <w:r>
               <w:rPr>
@@ -3950,13 +3701,13 @@
               <w14:ligatures w14:val="standardContextual"/>
             </w:rPr>
           </w:pPr>
-          <w:hyperlink w:anchor="_Toc228314205" w:history="1">
+          <w:hyperlink w:anchor="_Toc229347769" w:history="1">
             <w:r>
               <w:rPr>
                 <w:rStyle w:val="Hyperlink"/>
                 <w:noProof/>
               </w:rPr>
-              <w:t>1.8</w:t>
+              <w:t>2.4.</w:t>
             </w:r>
             <w:r>
               <w:rPr>
@@ -3975,7 +3726,7 @@
                 <w:rStyle w:val="Hyperlink"/>
                 <w:noProof/>
               </w:rPr>
-              <w:t>Data</w:t>
+              <w:t>Produk dan Game Terkait</w:t>
             </w:r>
             <w:r>
               <w:rPr>
@@ -3996,7 +3747,7 @@
                 <w:noProof/>
                 <w:webHidden/>
               </w:rPr>
-              <w:instrText xml:space="preserve"> PAGEREF _Toc228314205 \h </w:instrText>
+              <w:instrText xml:space="preserve"> PAGEREF _Toc229347769 \h </w:instrText>
             </w:r>
             <w:r>
               <w:rPr>
@@ -4016,7 +3767,7 @@
                 <w:noProof/>
                 <w:webHidden/>
               </w:rPr>
-              <w:t>2</w:t>
+              <w:t>6</w:t>
             </w:r>
             <w:r>
               <w:rPr>
@@ -4044,13 +3795,13 @@
               <w14:ligatures w14:val="standardContextual"/>
             </w:rPr>
           </w:pPr>
-          <w:hyperlink w:anchor="_Toc228314206" w:history="1">
+          <w:hyperlink w:anchor="_Toc229347770" w:history="1">
             <w:r>
               <w:rPr>
                 <w:rStyle w:val="Hyperlink"/>
                 <w:noProof/>
               </w:rPr>
-              <w:t>1.9</w:t>
+              <w:t>2.5.</w:t>
             </w:r>
             <w:r>
               <w:rPr>
@@ -4069,7 +3820,7 @@
                 <w:rStyle w:val="Hyperlink"/>
                 <w:noProof/>
               </w:rPr>
-              <w:t>Rancangan Model</w:t>
+              <w:t>Analisis Research Gap dan Posisi Penelitian</w:t>
             </w:r>
             <w:r>
               <w:rPr>
@@ -4090,7 +3841,7 @@
                 <w:noProof/>
                 <w:webHidden/>
               </w:rPr>
-              <w:instrText xml:space="preserve"> PAGEREF _Toc228314206 \h </w:instrText>
+              <w:instrText xml:space="preserve"> PAGEREF _Toc229347770 \h </w:instrText>
             </w:r>
             <w:r>
               <w:rPr>
@@ -4110,7 +3861,149 @@
                 <w:noProof/>
                 <w:webHidden/>
               </w:rPr>
-              <w:t>2</w:t>
+              <w:t>6</w:t>
+            </w:r>
+            <w:r>
+              <w:rPr>
+                <w:noProof/>
+                <w:webHidden/>
+              </w:rPr>
+              <w:fldChar w:fldCharType="end"/>
+            </w:r>
+          </w:hyperlink>
+        </w:p>
+        <w:p>
+          <w:pPr>
+            <w:pStyle w:val="TOC1"/>
+            <w:rPr>
+              <w:rFonts w:asciiTheme="minorHAnsi" w:eastAsiaTheme="minorEastAsia" w:hAnsiTheme="minorHAnsi" w:cstheme="minorBidi"/>
+              <w:noProof/>
+              <w:kern w:val="2"/>
+              <w:sz w:val="24"/>
+              <w:szCs w:val="24"/>
+              <w:lang w:val="en-ID" w:eastAsia="en-ID"/>
+              <w14:ligatures w14:val="standardContextual"/>
+            </w:rPr>
+          </w:pPr>
+          <w:hyperlink w:anchor="_Toc229347771" w:history="1">
+            <w:r>
+              <w:rPr>
+                <w:rStyle w:val="Hyperlink"/>
+                <w:noProof/>
+              </w:rPr>
+              <w:t>BAB III</w:t>
+            </w:r>
+            <w:r>
+              <w:rPr>
+                <w:noProof/>
+                <w:webHidden/>
+              </w:rPr>
+              <w:tab/>
+            </w:r>
+            <w:r>
+              <w:rPr>
+                <w:noProof/>
+                <w:webHidden/>
+              </w:rPr>
+              <w:fldChar w:fldCharType="begin"/>
+            </w:r>
+            <w:r>
+              <w:rPr>
+                <w:noProof/>
+                <w:webHidden/>
+              </w:rPr>
+              <w:instrText xml:space="preserve"> PAGEREF _Toc229347771 \h </w:instrText>
+            </w:r>
+            <w:r>
+              <w:rPr>
+                <w:noProof/>
+                <w:webHidden/>
+              </w:rPr>
+            </w:r>
+            <w:r>
+              <w:rPr>
+                <w:noProof/>
+                <w:webHidden/>
+              </w:rPr>
+              <w:fldChar w:fldCharType="separate"/>
+            </w:r>
+            <w:r>
+              <w:rPr>
+                <w:noProof/>
+                <w:webHidden/>
+              </w:rPr>
+              <w:t>6</w:t>
+            </w:r>
+            <w:r>
+              <w:rPr>
+                <w:noProof/>
+                <w:webHidden/>
+              </w:rPr>
+              <w:fldChar w:fldCharType="end"/>
+            </w:r>
+          </w:hyperlink>
+        </w:p>
+        <w:p>
+          <w:pPr>
+            <w:pStyle w:val="TOC1"/>
+            <w:rPr>
+              <w:rFonts w:asciiTheme="minorHAnsi" w:eastAsiaTheme="minorEastAsia" w:hAnsiTheme="minorHAnsi" w:cstheme="minorBidi"/>
+              <w:noProof/>
+              <w:kern w:val="2"/>
+              <w:sz w:val="24"/>
+              <w:szCs w:val="24"/>
+              <w:lang w:val="en-ID" w:eastAsia="en-ID"/>
+              <w14:ligatures w14:val="standardContextual"/>
+            </w:rPr>
+          </w:pPr>
+          <w:hyperlink w:anchor="_Toc229347772" w:history="1">
+            <w:r>
+              <w:rPr>
+                <w:rStyle w:val="Hyperlink"/>
+                <w:noProof/>
+              </w:rPr>
+              <w:t>METODOLOGI PENELITIAN</w:t>
+            </w:r>
+            <w:r>
+              <w:rPr>
+                <w:noProof/>
+                <w:webHidden/>
+              </w:rPr>
+              <w:tab/>
+            </w:r>
+            <w:r>
+              <w:rPr>
+                <w:noProof/>
+                <w:webHidden/>
+              </w:rPr>
+              <w:fldChar w:fldCharType="begin"/>
+            </w:r>
+            <w:r>
+              <w:rPr>
+                <w:noProof/>
+                <w:webHidden/>
+              </w:rPr>
+              <w:instrText xml:space="preserve"> PAGEREF _Toc229347772 \h </w:instrText>
+            </w:r>
+            <w:r>
+              <w:rPr>
+                <w:noProof/>
+                <w:webHidden/>
+              </w:rPr>
+            </w:r>
+            <w:r>
+              <w:rPr>
+                <w:noProof/>
+                <w:webHidden/>
+              </w:rPr>
+              <w:fldChar w:fldCharType="separate"/>
+            </w:r>
+            <w:r>
+              <w:rPr>
+                <w:noProof/>
+                <w:webHidden/>
+              </w:rPr>
+              <w:t>6</w:t>
             </w:r>
             <w:r>
               <w:rPr>
@@ -4138,13 +4031,13 @@
               <w14:ligatures w14:val="standardContextual"/>
             </w:rPr>
           </w:pPr>
-          <w:hyperlink w:anchor="_Toc228314207" w:history="1">
+          <w:hyperlink w:anchor="_Toc229347773" w:history="1">
             <w:r>
               <w:rPr>
                 <w:rStyle w:val="Hyperlink"/>
                 <w:noProof/>
               </w:rPr>
-              <w:t>1.10</w:t>
+              <w:t>3.1.</w:t>
             </w:r>
             <w:r>
               <w:rPr>
@@ -4163,7 +4056,7 @@
                 <w:rStyle w:val="Hyperlink"/>
                 <w:noProof/>
               </w:rPr>
-              <w:t>Rancangan Pengujian dan Analisis</w:t>
+              <w:t>Deskripsi Umum</w:t>
             </w:r>
             <w:r>
               <w:rPr>
@@ -4184,7 +4077,7 @@
                 <w:noProof/>
                 <w:webHidden/>
               </w:rPr>
-              <w:instrText xml:space="preserve"> PAGEREF _Toc228314207 \h </w:instrText>
+              <w:instrText xml:space="preserve"> PAGEREF _Toc229347773 \h </w:instrText>
             </w:r>
             <w:r>
               <w:rPr>
@@ -4204,155 +4097,7 @@
                 <w:noProof/>
                 <w:webHidden/>
               </w:rPr>
-              <w:t>2</w:t>
-            </w:r>
-            <w:r>
-              <w:rPr>
-                <w:noProof/>
-                <w:webHidden/>
-              </w:rPr>
-              <w:fldChar w:fldCharType="end"/>
-            </w:r>
-          </w:hyperlink>
-        </w:p>
-        <w:p>
-          <w:pPr>
-            <w:pStyle w:val="TOC1"/>
-            <w:tabs>
-              <w:tab w:val="right" w:leader="dot" w:pos="7921"/>
-            </w:tabs>
-            <w:rPr>
-              <w:rFonts w:asciiTheme="minorHAnsi" w:eastAsiaTheme="minorEastAsia" w:hAnsiTheme="minorHAnsi" w:cstheme="minorBidi"/>
-              <w:noProof/>
-              <w:kern w:val="2"/>
-              <w:sz w:val="24"/>
-              <w:szCs w:val="24"/>
-              <w:lang w:val="en-ID" w:eastAsia="en-ID"/>
-              <w14:ligatures w14:val="standardContextual"/>
-            </w:rPr>
-          </w:pPr>
-          <w:hyperlink w:anchor="_Toc228314208" w:history="1">
-            <w:r>
-              <w:rPr>
-                <w:rStyle w:val="Hyperlink"/>
-                <w:noProof/>
-              </w:rPr>
-              <w:t>BAB IV</w:t>
-            </w:r>
-            <w:r>
-              <w:rPr>
-                <w:noProof/>
-                <w:webHidden/>
-              </w:rPr>
-              <w:tab/>
-            </w:r>
-            <w:r>
-              <w:rPr>
-                <w:noProof/>
-                <w:webHidden/>
-              </w:rPr>
-              <w:fldChar w:fldCharType="begin"/>
-            </w:r>
-            <w:r>
-              <w:rPr>
-                <w:noProof/>
-                <w:webHidden/>
-              </w:rPr>
-              <w:instrText xml:space="preserve"> PAGEREF _Toc228314208 \h </w:instrText>
-            </w:r>
-            <w:r>
-              <w:rPr>
-                <w:noProof/>
-                <w:webHidden/>
-              </w:rPr>
-            </w:r>
-            <w:r>
-              <w:rPr>
-                <w:noProof/>
-                <w:webHidden/>
-              </w:rPr>
-              <w:fldChar w:fldCharType="separate"/>
-            </w:r>
-            <w:r>
-              <w:rPr>
-                <w:noProof/>
-                <w:webHidden/>
-              </w:rPr>
-              <w:t>3</w:t>
-            </w:r>
-            <w:r>
-              <w:rPr>
-                <w:noProof/>
-                <w:webHidden/>
-              </w:rPr>
-              <w:fldChar w:fldCharType="end"/>
-            </w:r>
-          </w:hyperlink>
-        </w:p>
-        <w:p>
-          <w:pPr>
-            <w:pStyle w:val="TOC1"/>
-            <w:tabs>
-              <w:tab w:val="right" w:leader="dot" w:pos="7921"/>
-            </w:tabs>
-            <w:rPr>
-              <w:rFonts w:asciiTheme="minorHAnsi" w:eastAsiaTheme="minorEastAsia" w:hAnsiTheme="minorHAnsi" w:cstheme="minorBidi"/>
-              <w:noProof/>
-              <w:kern w:val="2"/>
-              <w:sz w:val="24"/>
-              <w:szCs w:val="24"/>
-              <w:lang w:val="en-ID" w:eastAsia="en-ID"/>
-              <w14:ligatures w14:val="standardContextual"/>
-            </w:rPr>
-          </w:pPr>
-          <w:hyperlink w:anchor="_Toc228314209" w:history="1">
-            <w:r>
-              <w:rPr>
-                <w:rStyle w:val="Hyperlink"/>
-                <w:noProof/>
-              </w:rPr>
-              <w:t>Jadwal Peneletian</w:t>
-            </w:r>
-            <w:r>
-              <w:rPr>
-                <w:noProof/>
-                <w:webHidden/>
-              </w:rPr>
-              <w:tab/>
-            </w:r>
-            <w:r>
-              <w:rPr>
-                <w:noProof/>
-                <w:webHidden/>
-              </w:rPr>
-              <w:fldChar w:fldCharType="begin"/>
-            </w:r>
-            <w:r>
-              <w:rPr>
-                <w:noProof/>
-                <w:webHidden/>
-              </w:rPr>
-              <w:instrText xml:space="preserve"> PAGEREF _Toc228314209 \h </w:instrText>
-            </w:r>
-            <w:r>
-              <w:rPr>
-                <w:noProof/>
-                <w:webHidden/>
-              </w:rPr>
-            </w:r>
-            <w:r>
-              <w:rPr>
-                <w:noProof/>
-                <w:webHidden/>
-              </w:rPr>
-              <w:fldChar w:fldCharType="separate"/>
-            </w:r>
-            <w:r>
-              <w:rPr>
-                <w:noProof/>
-                <w:webHidden/>
-              </w:rPr>
-              <w:t>3</w:t>
+              <w:t>6</w:t>
             </w:r>
             <w:r>
               <w:rPr>
@@ -4380,13 +4125,13 @@
               <w14:ligatures w14:val="standardContextual"/>
             </w:rPr>
           </w:pPr>
-          <w:hyperlink w:anchor="_Toc228314210" w:history="1">
+          <w:hyperlink w:anchor="_Toc229347774" w:history="1">
             <w:r>
               <w:rPr>
                 <w:rStyle w:val="Hyperlink"/>
                 <w:noProof/>
               </w:rPr>
-              <w:t>1.11</w:t>
+              <w:t>3.2.</w:t>
             </w:r>
             <w:r>
               <w:rPr>
@@ -4405,7 +4150,7 @@
                 <w:rStyle w:val="Hyperlink"/>
                 <w:noProof/>
               </w:rPr>
-              <w:t>Jadwal Penelitian</w:t>
+              <w:t>Data</w:t>
             </w:r>
             <w:r>
               <w:rPr>
@@ -4426,7 +4171,7 @@
                 <w:noProof/>
                 <w:webHidden/>
               </w:rPr>
-              <w:instrText xml:space="preserve"> PAGEREF _Toc228314210 \h </w:instrText>
+              <w:instrText xml:space="preserve"> PAGEREF _Toc229347774 \h </w:instrText>
             </w:r>
             <w:r>
               <w:rPr>
@@ -4446,7 +4191,7 @@
                 <w:noProof/>
                 <w:webHidden/>
               </w:rPr>
-              <w:t>3</w:t>
+              <w:t>6</w:t>
             </w:r>
             <w:r>
               <w:rPr>
@@ -4459,8 +4204,9 @@
         </w:p>
         <w:p>
           <w:pPr>
-            <w:pStyle w:val="TOC1"/>
+            <w:pStyle w:val="TOC2"/>
             <w:tabs>
+              <w:tab w:val="left" w:pos="960"/>
               <w:tab w:val="right" w:leader="dot" w:pos="7921"/>
             </w:tabs>
             <w:rPr>
@@ -4473,23 +4219,42 @@
               <w14:ligatures w14:val="standardContextual"/>
             </w:rPr>
           </w:pPr>
-          <w:hyperlink w:anchor="_Toc228314211" w:history="1">
+          <w:hyperlink w:anchor="_Toc229347775" w:history="1">
             <w:r>
               <w:rPr>
                 <w:rStyle w:val="Hyperlink"/>
                 <w:noProof/>
               </w:rPr>
-              <w:t>DAFTAR PUSTAKA</w:t>
-            </w:r>
-            <w:r>
-              <w:rPr>
-                <w:noProof/>
-                <w:webHidden/>
+              <w:t>3.3.</w:t>
+            </w:r>
+            <w:r>
+              <w:rPr>
+                <w:rFonts w:asciiTheme="minorHAnsi" w:eastAsiaTheme="minorEastAsia" w:hAnsiTheme="minorHAnsi" w:cstheme="minorBidi"/>
+                <w:noProof/>
+                <w:kern w:val="2"/>
+                <w:sz w:val="24"/>
+                <w:szCs w:val="24"/>
+                <w:lang w:val="en-ID" w:eastAsia="en-ID"/>
+                <w14:ligatures w14:val="standardContextual"/>
               </w:rPr>
               <w:tab/>
             </w:r>
             <w:r>
               <w:rPr>
+                <w:rStyle w:val="Hyperlink"/>
+                <w:noProof/>
+              </w:rPr>
+              <w:t>Rancangan Model</w:t>
+            </w:r>
+            <w:r>
+              <w:rPr>
+                <w:noProof/>
+                <w:webHidden/>
+              </w:rPr>
+              <w:tab/>
+            </w:r>
+            <w:r>
+              <w:rPr>
                 <w:noProof/>
                 <w:webHidden/>
               </w:rPr>
@@ -4500,7 +4265,7 @@
                 <w:noProof/>
                 <w:webHidden/>
               </w:rPr>
-              <w:instrText xml:space="preserve"> PAGEREF _Toc228314211 \h </w:instrText>
+              <w:instrText xml:space="preserve"> PAGEREF _Toc229347775 \h </w:instrText>
             </w:r>
             <w:r>
               <w:rPr>
@@ -4520,7 +4285,7 @@
                 <w:noProof/>
                 <w:webHidden/>
               </w:rPr>
-              <w:t>3</w:t>
+              <w:t>6</w:t>
             </w:r>
             <w:r>
               <w:rPr>
@@ -4533,8 +4298,9 @@
         </w:p>
         <w:p>
           <w:pPr>
-            <w:pStyle w:val="TOC1"/>
+            <w:pStyle w:val="TOC2"/>
             <w:tabs>
+              <w:tab w:val="left" w:pos="960"/>
               <w:tab w:val="right" w:leader="dot" w:pos="7921"/>
             </w:tabs>
             <w:rPr>
@@ -4547,12 +4313,409 @@
               <w14:ligatures w14:val="standardContextual"/>
             </w:rPr>
           </w:pPr>
-          <w:hyperlink w:anchor="_Toc228314212" w:history="1">
+          <w:hyperlink w:anchor="_Toc229347776" w:history="1">
             <w:r>
               <w:rPr>
                 <w:rStyle w:val="Hyperlink"/>
                 <w:noProof/>
               </w:rPr>
+              <w:t xml:space="preserve">3.4. </w:t>
+            </w:r>
+            <w:r>
+              <w:rPr>
+                <w:rFonts w:asciiTheme="minorHAnsi" w:eastAsiaTheme="minorEastAsia" w:hAnsiTheme="minorHAnsi" w:cstheme="minorBidi"/>
+                <w:noProof/>
+                <w:kern w:val="2"/>
+                <w:sz w:val="24"/>
+                <w:szCs w:val="24"/>
+                <w:lang w:val="en-ID" w:eastAsia="en-ID"/>
+                <w14:ligatures w14:val="standardContextual"/>
+              </w:rPr>
+              <w:tab/>
+            </w:r>
+            <w:r>
+              <w:rPr>
+                <w:rStyle w:val="Hyperlink"/>
+                <w:noProof/>
+              </w:rPr>
+              <w:t>Rancangan Pengujian dan Analisis</w:t>
+            </w:r>
+            <w:r>
+              <w:rPr>
+                <w:noProof/>
+                <w:webHidden/>
+              </w:rPr>
+              <w:tab/>
+            </w:r>
+            <w:r>
+              <w:rPr>
+                <w:noProof/>
+                <w:webHidden/>
+              </w:rPr>
+              <w:fldChar w:fldCharType="begin"/>
+            </w:r>
+            <w:r>
+              <w:rPr>
+                <w:noProof/>
+                <w:webHidden/>
+              </w:rPr>
+              <w:instrText xml:space="preserve"> PAGEREF _Toc229347776 \h </w:instrText>
+            </w:r>
+            <w:r>
+              <w:rPr>
+                <w:noProof/>
+                <w:webHidden/>
+              </w:rPr>
+            </w:r>
+            <w:r>
+              <w:rPr>
+                <w:noProof/>
+                <w:webHidden/>
+              </w:rPr>
+              <w:fldChar w:fldCharType="separate"/>
+            </w:r>
+            <w:r>
+              <w:rPr>
+                <w:noProof/>
+                <w:webHidden/>
+              </w:rPr>
+              <w:t>6</w:t>
+            </w:r>
+            <w:r>
+              <w:rPr>
+                <w:noProof/>
+                <w:webHidden/>
+              </w:rPr>
+              <w:fldChar w:fldCharType="end"/>
+            </w:r>
+          </w:hyperlink>
+        </w:p>
+        <w:p>
+          <w:pPr>
+            <w:pStyle w:val="TOC1"/>
+            <w:rPr>
+              <w:rFonts w:asciiTheme="minorHAnsi" w:eastAsiaTheme="minorEastAsia" w:hAnsiTheme="minorHAnsi" w:cstheme="minorBidi"/>
+              <w:noProof/>
+              <w:kern w:val="2"/>
+              <w:sz w:val="24"/>
+              <w:szCs w:val="24"/>
+              <w:lang w:val="en-ID" w:eastAsia="en-ID"/>
+              <w14:ligatures w14:val="standardContextual"/>
+            </w:rPr>
+          </w:pPr>
+          <w:hyperlink w:anchor="_Toc229347777" w:history="1">
+            <w:r>
+              <w:rPr>
+                <w:rStyle w:val="Hyperlink"/>
+                <w:noProof/>
+              </w:rPr>
+              <w:t>BAB IV</w:t>
+            </w:r>
+            <w:r>
+              <w:rPr>
+                <w:noProof/>
+                <w:webHidden/>
+              </w:rPr>
+              <w:tab/>
+            </w:r>
+            <w:r>
+              <w:rPr>
+                <w:noProof/>
+                <w:webHidden/>
+              </w:rPr>
+              <w:fldChar w:fldCharType="begin"/>
+            </w:r>
+            <w:r>
+              <w:rPr>
+                <w:noProof/>
+                <w:webHidden/>
+              </w:rPr>
+              <w:instrText xml:space="preserve"> PAGEREF _Toc229347777 \h </w:instrText>
+            </w:r>
+            <w:r>
+              <w:rPr>
+                <w:noProof/>
+                <w:webHidden/>
+              </w:rPr>
+            </w:r>
+            <w:r>
+              <w:rPr>
+                <w:noProof/>
+                <w:webHidden/>
+              </w:rPr>
+              <w:fldChar w:fldCharType="separate"/>
+            </w:r>
+            <w:r>
+              <w:rPr>
+                <w:noProof/>
+                <w:webHidden/>
+              </w:rPr>
+              <w:t>8</w:t>
+            </w:r>
+            <w:r>
+              <w:rPr>
+                <w:noProof/>
+                <w:webHidden/>
+              </w:rPr>
+              <w:fldChar w:fldCharType="end"/>
+            </w:r>
+          </w:hyperlink>
+        </w:p>
+        <w:p>
+          <w:pPr>
+            <w:pStyle w:val="TOC1"/>
+            <w:rPr>
+              <w:rFonts w:asciiTheme="minorHAnsi" w:eastAsiaTheme="minorEastAsia" w:hAnsiTheme="minorHAnsi" w:cstheme="minorBidi"/>
+              <w:noProof/>
+              <w:kern w:val="2"/>
+              <w:sz w:val="24"/>
+              <w:szCs w:val="24"/>
+              <w:lang w:val="en-ID" w:eastAsia="en-ID"/>
+              <w14:ligatures w14:val="standardContextual"/>
+            </w:rPr>
+          </w:pPr>
+          <w:hyperlink w:anchor="_Toc229347778" w:history="1">
+            <w:r>
+              <w:rPr>
+                <w:rStyle w:val="Hyperlink"/>
+                <w:noProof/>
+              </w:rPr>
+              <w:t>Jadwal Peneletian</w:t>
+            </w:r>
+            <w:r>
+              <w:rPr>
+                <w:noProof/>
+                <w:webHidden/>
+              </w:rPr>
+              <w:tab/>
+            </w:r>
+            <w:r>
+              <w:rPr>
+                <w:noProof/>
+                <w:webHidden/>
+              </w:rPr>
+              <w:fldChar w:fldCharType="begin"/>
+            </w:r>
+            <w:r>
+              <w:rPr>
+                <w:noProof/>
+                <w:webHidden/>
+              </w:rPr>
+              <w:instrText xml:space="preserve"> PAGEREF _Toc229347778 \h </w:instrText>
+            </w:r>
+            <w:r>
+              <w:rPr>
+                <w:noProof/>
+                <w:webHidden/>
+              </w:rPr>
+            </w:r>
+            <w:r>
+              <w:rPr>
+                <w:noProof/>
+                <w:webHidden/>
+              </w:rPr>
+              <w:fldChar w:fldCharType="separate"/>
+            </w:r>
+            <w:r>
+              <w:rPr>
+                <w:noProof/>
+                <w:webHidden/>
+              </w:rPr>
+              <w:t>8</w:t>
+            </w:r>
+            <w:r>
+              <w:rPr>
+                <w:noProof/>
+                <w:webHidden/>
+              </w:rPr>
+              <w:fldChar w:fldCharType="end"/>
+            </w:r>
+          </w:hyperlink>
+        </w:p>
+        <w:p>
+          <w:pPr>
+            <w:pStyle w:val="TOC2"/>
+            <w:tabs>
+              <w:tab w:val="left" w:pos="960"/>
+              <w:tab w:val="right" w:leader="dot" w:pos="7921"/>
+            </w:tabs>
+            <w:rPr>
+              <w:rFonts w:asciiTheme="minorHAnsi" w:eastAsiaTheme="minorEastAsia" w:hAnsiTheme="minorHAnsi" w:cstheme="minorBidi"/>
+              <w:noProof/>
+              <w:kern w:val="2"/>
+              <w:sz w:val="24"/>
+              <w:szCs w:val="24"/>
+              <w:lang w:val="en-ID" w:eastAsia="en-ID"/>
+              <w14:ligatures w14:val="standardContextual"/>
+            </w:rPr>
+          </w:pPr>
+          <w:hyperlink w:anchor="_Toc229347779" w:history="1">
+            <w:r>
+              <w:rPr>
+                <w:rStyle w:val="Hyperlink"/>
+                <w:noProof/>
+              </w:rPr>
+              <w:t>4.1.</w:t>
+            </w:r>
+            <w:r>
+              <w:rPr>
+                <w:rFonts w:asciiTheme="minorHAnsi" w:eastAsiaTheme="minorEastAsia" w:hAnsiTheme="minorHAnsi" w:cstheme="minorBidi"/>
+                <w:noProof/>
+                <w:kern w:val="2"/>
+                <w:sz w:val="24"/>
+                <w:szCs w:val="24"/>
+                <w:lang w:val="en-ID" w:eastAsia="en-ID"/>
+                <w14:ligatures w14:val="standardContextual"/>
+              </w:rPr>
+              <w:tab/>
+            </w:r>
+            <w:r>
+              <w:rPr>
+                <w:rStyle w:val="Hyperlink"/>
+                <w:noProof/>
+              </w:rPr>
+              <w:t>Jadwal Penelitian</w:t>
+            </w:r>
+            <w:r>
+              <w:rPr>
+                <w:noProof/>
+                <w:webHidden/>
+              </w:rPr>
+              <w:tab/>
+            </w:r>
+            <w:r>
+              <w:rPr>
+                <w:noProof/>
+                <w:webHidden/>
+              </w:rPr>
+              <w:fldChar w:fldCharType="begin"/>
+            </w:r>
+            <w:r>
+              <w:rPr>
+                <w:noProof/>
+                <w:webHidden/>
+              </w:rPr>
+              <w:instrText xml:space="preserve"> PAGEREF _Toc229347779 \h </w:instrText>
+            </w:r>
+            <w:r>
+              <w:rPr>
+                <w:noProof/>
+                <w:webHidden/>
+              </w:rPr>
+            </w:r>
+            <w:r>
+              <w:rPr>
+                <w:noProof/>
+                <w:webHidden/>
+              </w:rPr>
+              <w:fldChar w:fldCharType="separate"/>
+            </w:r>
+            <w:r>
+              <w:rPr>
+                <w:noProof/>
+                <w:webHidden/>
+              </w:rPr>
+              <w:t>8</w:t>
+            </w:r>
+            <w:r>
+              <w:rPr>
+                <w:noProof/>
+                <w:webHidden/>
+              </w:rPr>
+              <w:fldChar w:fldCharType="end"/>
+            </w:r>
+          </w:hyperlink>
+        </w:p>
+        <w:p>
+          <w:pPr>
+            <w:pStyle w:val="TOC1"/>
+            <w:rPr>
+              <w:rFonts w:asciiTheme="minorHAnsi" w:eastAsiaTheme="minorEastAsia" w:hAnsiTheme="minorHAnsi" w:cstheme="minorBidi"/>
+              <w:noProof/>
+              <w:kern w:val="2"/>
+              <w:sz w:val="24"/>
+              <w:szCs w:val="24"/>
+              <w:lang w:val="en-ID" w:eastAsia="en-ID"/>
+              <w14:ligatures w14:val="standardContextual"/>
+            </w:rPr>
+          </w:pPr>
+          <w:hyperlink w:anchor="_Toc229347780" w:history="1">
+            <w:r>
+              <w:rPr>
+                <w:rStyle w:val="Hyperlink"/>
+                <w:noProof/>
+              </w:rPr>
+              <w:t>DAFTAR PUSTAKA</w:t>
+            </w:r>
+            <w:r>
+              <w:rPr>
+                <w:noProof/>
+                <w:webHidden/>
+              </w:rPr>
+              <w:tab/>
+            </w:r>
+            <w:r>
+              <w:rPr>
+                <w:noProof/>
+                <w:webHidden/>
+              </w:rPr>
+              <w:fldChar w:fldCharType="begin"/>
+            </w:r>
+            <w:r>
+              <w:rPr>
+                <w:noProof/>
+                <w:webHidden/>
+              </w:rPr>
+              <w:instrText xml:space="preserve"> PAGEREF _Toc229347780 \h </w:instrText>
+            </w:r>
+            <w:r>
+              <w:rPr>
+                <w:noProof/>
+                <w:webHidden/>
+              </w:rPr>
+            </w:r>
+            <w:r>
+              <w:rPr>
+                <w:noProof/>
+                <w:webHidden/>
+              </w:rPr>
+              <w:fldChar w:fldCharType="separate"/>
+            </w:r>
+            <w:r>
+              <w:rPr>
+                <w:noProof/>
+                <w:webHidden/>
+              </w:rPr>
+              <w:t>8</w:t>
+            </w:r>
+            <w:r>
+              <w:rPr>
+                <w:noProof/>
+                <w:webHidden/>
+              </w:rPr>
+              <w:fldChar w:fldCharType="end"/>
+            </w:r>
+          </w:hyperlink>
+        </w:p>
+        <w:p>
+          <w:pPr>
+            <w:pStyle w:val="TOC1"/>
+            <w:rPr>
+              <w:rFonts w:asciiTheme="minorHAnsi" w:eastAsiaTheme="minorEastAsia" w:hAnsiTheme="minorHAnsi" w:cstheme="minorBidi"/>
+              <w:noProof/>
+              <w:kern w:val="2"/>
+              <w:sz w:val="24"/>
+              <w:szCs w:val="24"/>
+              <w:lang w:val="en-ID" w:eastAsia="en-ID"/>
+              <w14:ligatures w14:val="standardContextual"/>
+            </w:rPr>
+          </w:pPr>
+          <w:hyperlink w:anchor="_Toc229347781" w:history="1">
+            <w:r>
+              <w:rPr>
+                <w:rStyle w:val="Hyperlink"/>
+                <w:noProof/>
+              </w:rPr>
               <w:t>LAMPIRAN</w:t>
             </w:r>
             <w:r>
@@ -4574,7 +4737,7 @@
                 <w:noProof/>
                 <w:webHidden/>
               </w:rPr>
-              <w:instrText xml:space="preserve"> PAGEREF _Toc228314212 \h </w:instrText>
+              <w:instrText xml:space="preserve"> PAGEREF _Toc229347781 \h </w:instrText>
             </w:r>
             <w:r>
               <w:rPr>
@@ -4594,7 +4757,7 @@
                 <w:noProof/>
                 <w:webHidden/>
               </w:rPr>
-              <w:t>4</w:t>
+              <w:t>9</w:t>
             </w:r>
             <w:r>
               <w:rPr>
@@ -4632,7 +4795,7 @@
           <w:right w:val="nil"/>
           <w:between w:val="nil"/>
         </w:pBdr>
-        <w:spacing w:before="240" w:line="259" w:lineRule="auto"/>
+        <w:spacing w:before="240" w:line="360" w:lineRule="auto"/>
         <w:ind w:right="-7"/>
         <w:rPr>
           <w:b/>
@@ -4666,33 +4829,27 @@
     </w:p>
     <w:p>
       <w:pPr>
-        <w:ind w:right="-7"/>
-        <w:rPr>
-          <w:sz w:val="24"/>
-          <w:szCs w:val="24"/>
-        </w:rPr>
-      </w:pPr>
-    </w:p>
-    <w:p>
-      <w:pPr>
-        <w:ind w:right="-7"/>
-        <w:rPr>
-          <w:sz w:val="24"/>
-          <w:szCs w:val="24"/>
-        </w:rPr>
-      </w:pPr>
-    </w:p>
-    <w:p>
-      <w:pPr>
-        <w:ind w:right="-7"/>
-        <w:rPr>
-          <w:sz w:val="24"/>
-          <w:szCs w:val="24"/>
-        </w:rPr>
-      </w:pPr>
-    </w:p>
-    <w:p>
-      <w:pPr>
+        <w:spacing w:line="360" w:lineRule="auto"/>
+        <w:ind w:right="-7"/>
+        <w:rPr>
+          <w:sz w:val="24"/>
+          <w:szCs w:val="24"/>
+        </w:rPr>
+      </w:pPr>
+    </w:p>
+    <w:p>
+      <w:pPr>
+        <w:spacing w:line="360" w:lineRule="auto"/>
+        <w:ind w:right="-7"/>
+        <w:rPr>
+          <w:sz w:val="24"/>
+          <w:szCs w:val="24"/>
+        </w:rPr>
+      </w:pPr>
+    </w:p>
+    <w:p>
+      <w:pPr>
+        <w:spacing w:line="360" w:lineRule="auto"/>
         <w:ind w:right="-7"/>
         <w:rPr>
           <w:sz w:val="24"/>
@@ -4709,9 +4866,8 @@
         </w:numPr>
         <w:ind w:right="-7"/>
       </w:pPr>
-      <w:bookmarkStart w:id="4" w:name="_Toc228314190"/>
-      <w:r>
-        <w:lastRenderedPageBreak/>
+      <w:bookmarkStart w:id="4" w:name="_Toc229347756"/>
+      <w:r>
         <w:t>INTISARI</w:t>
       </w:r>
       <w:bookmarkEnd w:id="4"/>
@@ -5276,12 +5432,11 @@
           <w:i/>
         </w:rPr>
       </w:pPr>
-      <w:bookmarkStart w:id="5" w:name="_Toc228314191"/>
+      <w:bookmarkStart w:id="5" w:name="_Toc229347757"/>
       <w:r>
         <w:rPr>
           <w:i/>
         </w:rPr>
-        <w:lastRenderedPageBreak/>
         <w:t>ABSTRACT</w:t>
       </w:r>
       <w:bookmarkEnd w:id="5"/>
@@ -5521,13 +5676,14 @@
     </w:p>
     <w:p>
       <w:pPr>
-        <w:spacing w:before="160"/>
-        <w:ind w:right="-7"/>
-        <w:jc w:val="both"/>
-      </w:pPr>
-    </w:p>
-    <w:p>
-      <w:pPr>
+        <w:spacing w:before="160" w:line="360" w:lineRule="auto"/>
+        <w:ind w:right="-7"/>
+        <w:jc w:val="both"/>
+      </w:pPr>
+    </w:p>
+    <w:p>
+      <w:pPr>
+        <w:spacing w:line="360" w:lineRule="auto"/>
         <w:ind w:right="-7"/>
         <w:sectPr>
           <w:headerReference w:type="default" r:id="rId14"/>
@@ -5549,7 +5705,7 @@
         </w:numPr>
         <w:ind w:right="-7"/>
       </w:pPr>
-      <w:bookmarkStart w:id="7" w:name="_Toc228314192"/>
+      <w:bookmarkStart w:id="7" w:name="_Toc229347758"/>
       <w:r>
         <w:lastRenderedPageBreak/>
         <w:t>BAB I</w:t>
@@ -5565,30 +5721,11 @@
         </w:numPr>
         <w:ind w:right="-7"/>
       </w:pPr>
-      <w:bookmarkStart w:id="8" w:name="_Toc228314193"/>
+      <w:bookmarkStart w:id="8" w:name="_Toc229347759"/>
       <w:r>
         <w:t>PENDAHULUAN</w:t>
       </w:r>
       <w:bookmarkEnd w:id="8"/>
-    </w:p>
-    <w:p>
-      <w:pPr>
-        <w:pBdr>
-          <w:top w:val="nil"/>
-          <w:left w:val="nil"/>
-          <w:bottom w:val="nil"/>
-          <w:right w:val="nil"/>
-          <w:between w:val="nil"/>
-        </w:pBdr>
-        <w:spacing w:line="360" w:lineRule="auto"/>
-        <w:ind w:right="-7"/>
-        <w:jc w:val="both"/>
-        <w:rPr>
-          <w:color w:val="000000"/>
-          <w:sz w:val="24"/>
-          <w:szCs w:val="24"/>
-        </w:rPr>
-      </w:pPr>
     </w:p>
     <w:p>
       <w:pPr>
@@ -5613,57 +5750,621 @@
       <w:pPr>
         <w:pStyle w:val="Heading2"/>
         <w:numPr>
-          <w:ilvl w:val="1"/>
-          <w:numId w:val="1"/>
+          <w:ilvl w:val="0"/>
+          <w:numId w:val="0"/>
         </w:numPr>
-        <w:ind w:left="0" w:right="-7" w:firstLine="0"/>
-      </w:pPr>
-      <w:bookmarkStart w:id="9" w:name="_Toc228314194"/>
+        <w:ind w:right="-7"/>
+      </w:pPr>
+      <w:bookmarkStart w:id="9" w:name="_Toc229347760"/>
+      <w:r>
+        <w:t>1.1.</w:t>
+      </w:r>
+      <w:r>
+        <w:tab/>
+      </w:r>
       <w:r>
         <w:t>Latar Belakang</w:t>
       </w:r>
       <w:bookmarkEnd w:id="9"/>
+    </w:p>
+    <w:p>
+      <w:pPr>
+        <w:spacing w:line="360" w:lineRule="auto"/>
+        <w:jc w:val="both"/>
+        <w:rPr>
+          <w:sz w:val="24"/>
+          <w:szCs w:val="24"/>
+        </w:rPr>
+      </w:pPr>
+      <w:r>
+        <w:rPr>
+          <w:sz w:val="24"/>
+          <w:szCs w:val="24"/>
+        </w:rPr>
+        <w:t>Perkembangan urbanisasi yang pesat di berbagai kota besar telah mendorong meningkatnya kebutuhan akan hunian dengan luas terbatas atau micro living. Hunian mikro menjadi solusi terhadap keterbatasan lahan dan tingginya biaya properti, namun menghadirkan tantangan baru dalam hal penataan ruang yang efisien dan fungsional. Penataan interior pada ruang terbatas menuntut pemahaman yang baik terhadap aspek spasial, seperti optimasi tata letak furnitur, sirkulasi ruang, serta pemanfaatan area multifungsi secara optimal. Kurangnya pemahaman terhadap prinsip-prinsip tersebut dapat menyebabkan ruang terasa sempit, tidak nyaman, dan tidak efisien secara fungsi.</w:t>
+      </w:r>
+    </w:p>
+    <w:p>
+      <w:pPr>
+        <w:spacing w:line="360" w:lineRule="auto"/>
+        <w:jc w:val="both"/>
+        <w:rPr>
+          <w:sz w:val="24"/>
+          <w:szCs w:val="24"/>
+        </w:rPr>
+      </w:pPr>
+    </w:p>
+    <w:p>
+      <w:pPr>
+        <w:spacing w:line="360" w:lineRule="auto"/>
+        <w:jc w:val="both"/>
+        <w:rPr>
+          <w:sz w:val="24"/>
+          <w:szCs w:val="24"/>
+        </w:rPr>
+      </w:pPr>
+      <w:r>
+        <w:rPr>
+          <w:sz w:val="24"/>
+          <w:szCs w:val="24"/>
+        </w:rPr>
+        <w:t>Di sisi lain, edukasi terkait desain interior umumnya masih disampaikan melalui pendekatan konvensional, seperti buku, artikel, atau perangkat lunak desain profesional. Pendekatan ini memiliki keterbatasan, terutama dalam hal interaktivitas dan aksesibilitas bagi pengguna awam. Banyak perangkat lunak desain interior yang bersifat kompleks dan ditujukan untuk profesional, sehingga kurang efektif sebagai media pembelajaran bagi pemula. Selain itu, metode pembelajaran pasif cenderung tidak memberikan pengalaman eksploratif yang memungkinkan pengguna memahami konsekuensi dari keputusan desain yang diambil.</w:t>
+      </w:r>
+    </w:p>
+    <w:p>
+      <w:pPr>
+        <w:spacing w:line="360" w:lineRule="auto"/>
+        <w:jc w:val="both"/>
+        <w:rPr>
+          <w:sz w:val="24"/>
+          <w:szCs w:val="24"/>
+        </w:rPr>
+      </w:pPr>
+    </w:p>
+    <w:p>
+      <w:pPr>
+        <w:spacing w:line="360" w:lineRule="auto"/>
+        <w:jc w:val="both"/>
+        <w:rPr>
+          <w:sz w:val="24"/>
+          <w:szCs w:val="24"/>
+        </w:rPr>
+      </w:pPr>
+      <w:r>
+        <w:rPr>
+          <w:sz w:val="24"/>
+          <w:szCs w:val="24"/>
+        </w:rPr>
+        <w:t xml:space="preserve">Seiring dengan perkembangan teknologi digital, game simulasi telah mulai dimanfaatkan sebagai media edukasi interaktif. Game memiliki kemampuan untuk menyajikan pembelajaran berbasis pengalaman (experiential learning), di mana pemain dapat belajar melalui eksplorasi, percobaan, dan umpan balik langsung terhadap tindakan yang dilakukan. Namun, sebagian besar game simulasi desain interior yang tersedia saat ini lebih berfokus pada aspek estetika dan kebebasan kreativitas, tanpa memberikan penekanan yang cukup pada prinsip fungsionalitas </w:t>
+      </w:r>
+      <w:r>
+        <w:rPr>
+          <w:sz w:val="24"/>
+          <w:szCs w:val="24"/>
+        </w:rPr>
+        <w:lastRenderedPageBreak/>
+        <w:t>ruang dan optimasi spasial. Akibatnya, nilai edukatif yang dihasilkan masih terbatas dan belum secara efektif mengajarkan konsep desain interior yang baik.</w:t>
+      </w:r>
+    </w:p>
+    <w:p>
+      <w:pPr>
+        <w:spacing w:line="360" w:lineRule="auto"/>
+        <w:jc w:val="both"/>
+        <w:rPr>
+          <w:sz w:val="24"/>
+          <w:szCs w:val="24"/>
+        </w:rPr>
+      </w:pPr>
+    </w:p>
+    <w:p>
+      <w:pPr>
+        <w:spacing w:line="360" w:lineRule="auto"/>
+        <w:jc w:val="both"/>
+        <w:rPr>
+          <w:sz w:val="24"/>
+          <w:szCs w:val="24"/>
+        </w:rPr>
+      </w:pPr>
+      <w:r>
+        <w:rPr>
+          <w:sz w:val="24"/>
+          <w:szCs w:val="24"/>
+        </w:rPr>
+        <w:t>Selain itu, pendekatan yang digunakan dalam game yang ada umumnya belum mengintegrasikan mekanisme evaluasi berbasis prinsip desain yang terukur. Banyak game hanya memberikan penilaian subjektif atau berbasis preferensi visual, tanpa mempertimbangkan parameter seperti efisiensi ruang, aksesibilitas, maupun kenyamanan penggunaan. Hal ini menunjukkan adanya kesenjangan antara potensi game sebagai media edukasi dan implementasinya dalam konteks pembelajaran desain interior yang berbasis prinsip ilmiah.</w:t>
+      </w:r>
+    </w:p>
+    <w:p>
+      <w:pPr>
+        <w:spacing w:line="360" w:lineRule="auto"/>
+        <w:jc w:val="both"/>
+        <w:rPr>
+          <w:sz w:val="24"/>
+          <w:szCs w:val="24"/>
+        </w:rPr>
+      </w:pPr>
+    </w:p>
+    <w:p>
+      <w:pPr>
+        <w:spacing w:line="360" w:lineRule="auto"/>
+        <w:jc w:val="both"/>
+        <w:rPr>
+          <w:sz w:val="24"/>
+          <w:szCs w:val="24"/>
+        </w:rPr>
+      </w:pPr>
+      <w:r>
+        <w:rPr>
+          <w:sz w:val="24"/>
+          <w:szCs w:val="24"/>
+        </w:rPr>
+        <w:t>Berdasarkan permasalahan tersebut, diperlukan suatu pendekatan baru yang mampu menggabungkan interaktivitas game dengan mekanisme evaluasi desain yang terstruktur dan berbasis pada prinsip optimasi spasial. Salah satu pendekatan yang dapat digunakan adalah environmental-spatial optimization, yaitu metode yang mempertimbangkan hubungan antara elemen lingkungan dan tata ruang untuk mencapai efisiensi dan kenyamanan optimal dalam suatu hunian. Pendekatan ini memungkinkan sistem untuk memberikan umpan balik yang lebih objektif terhadap keputusan desain yang diambil oleh pengguna.</w:t>
+      </w:r>
+    </w:p>
+    <w:p>
+      <w:pPr>
+        <w:spacing w:line="360" w:lineRule="auto"/>
+        <w:jc w:val="both"/>
+        <w:rPr>
+          <w:sz w:val="24"/>
+          <w:szCs w:val="24"/>
+        </w:rPr>
+      </w:pPr>
+    </w:p>
+    <w:p>
+      <w:pPr>
+        <w:spacing w:line="360" w:lineRule="auto"/>
+        <w:jc w:val="both"/>
+        <w:rPr>
+          <w:sz w:val="24"/>
+          <w:szCs w:val="24"/>
+        </w:rPr>
+      </w:pPr>
+      <w:r>
+        <w:rPr>
+          <w:sz w:val="24"/>
+          <w:szCs w:val="24"/>
+        </w:rPr>
+        <w:t>Dalam konteks ini, pengembangan game simulasi hunian mikro dengan mekanisme environmental-spatial optimization menjadi relevan sebagai solusi inovatif. Game ini dirancang tidak hanya sebagai sarana hiburan, tetapi juga sebagai media edukasi yang mampu memberikan pengalaman belajar interaktif mengenai desain interior fungsional pada ruang terbatas. Melalui integrasi mekanisme optimasi, pemain dapat memahami dampak dari setiap keputusan penataan ruang secara langsung melalui sistem penilaian yang berbasis parameter fungsional.</w:t>
+      </w:r>
+    </w:p>
+    <w:p>
+      <w:pPr>
+        <w:spacing w:line="360" w:lineRule="auto"/>
+        <w:jc w:val="both"/>
+        <w:rPr>
+          <w:sz w:val="24"/>
+          <w:szCs w:val="24"/>
+        </w:rPr>
+      </w:pPr>
+    </w:p>
+    <w:p>
+      <w:pPr>
+        <w:spacing w:line="360" w:lineRule="auto"/>
+        <w:jc w:val="both"/>
+        <w:rPr>
+          <w:sz w:val="24"/>
+          <w:szCs w:val="24"/>
+        </w:rPr>
+      </w:pPr>
+      <w:r>
+        <w:rPr>
+          <w:sz w:val="24"/>
+          <w:szCs w:val="24"/>
+        </w:rPr>
+        <w:t xml:space="preserve">Kontribusi utama dari penelitian ini terletak pada pengembangan produk berupa game edukasi yang mengintegrasikan aspek simulasi, evaluasi berbasis optimasi, dan pengalaman pengguna yang interaktif. Berbeda dengan game desain interior </w:t>
+      </w:r>
+      <w:r>
+        <w:rPr>
+          <w:sz w:val="24"/>
+          <w:szCs w:val="24"/>
+        </w:rPr>
+        <w:lastRenderedPageBreak/>
+        <w:t>konvensional, produk yang dikembangkan menekankan pada keseimbangan antara estetika dan fungsi melalui sistem penilaian yang terukur. Dengan demikian, game ini diharapkan dapat menjembatani kesenjangan antara kebutuhan edukasi desain interior yang praktis dengan keterbatasan metode pembelajaran yang ada saat ini.</w:t>
+      </w:r>
+    </w:p>
+    <w:p>
+      <w:pPr>
+        <w:spacing w:line="360" w:lineRule="auto"/>
+        <w:jc w:val="both"/>
+        <w:rPr>
+          <w:sz w:val="24"/>
+          <w:szCs w:val="24"/>
+        </w:rPr>
+      </w:pPr>
+    </w:p>
+    <w:p>
+      <w:pPr>
+        <w:spacing w:line="360" w:lineRule="auto"/>
+        <w:jc w:val="both"/>
+      </w:pPr>
+      <w:r>
+        <w:rPr>
+          <w:sz w:val="24"/>
+          <w:szCs w:val="24"/>
+        </w:rPr>
+        <w:t>Lebih lanjut, pengembangan produk ini juga sejalan dengan tujuan penyusunan Tugas Akhir sebagai sarana untuk menerapkan ilmu yang telah diperoleh dalam menyelesaikan permasalahan nyata melalui pendekatan teknologi informasi . Produk yang dihasilkan diharapkan tidak hanya memenuhi aspek akademis, tetapi juga memberikan manfaat praktis sebagai media pembelajaran yang inovatif dan mudah diakses oleh masyarakat luas</w:t>
+      </w:r>
+      <w:r>
+        <w:t>.</w:t>
+      </w:r>
+    </w:p>
+    <w:p>
+      <w:pPr>
+        <w:spacing w:line="360" w:lineRule="auto"/>
+        <w:jc w:val="both"/>
+        <w:rPr>
+          <w:sz w:val="24"/>
+          <w:szCs w:val="24"/>
+        </w:rPr>
+      </w:pPr>
+    </w:p>
+    <w:p>
+      <w:pPr>
+        <w:spacing w:line="360" w:lineRule="auto"/>
+        <w:jc w:val="both"/>
+      </w:pPr>
     </w:p>
     <w:p>
       <w:pPr>
         <w:pStyle w:val="Heading2"/>
         <w:numPr>
-          <w:ilvl w:val="1"/>
-          <w:numId w:val="1"/>
+          <w:ilvl w:val="0"/>
+          <w:numId w:val="0"/>
         </w:numPr>
-        <w:ind w:left="0" w:right="-7" w:firstLine="0"/>
-      </w:pPr>
-      <w:bookmarkStart w:id="10" w:name="_Toc228314195"/>
+        <w:ind w:right="-7"/>
+      </w:pPr>
+      <w:bookmarkStart w:id="10" w:name="_Toc229347761"/>
+      <w:r>
+        <w:t>1.2.</w:t>
+      </w:r>
+      <w:r>
+        <w:tab/>
+      </w:r>
       <w:r>
         <w:t>Identifikasi Masalah</w:t>
       </w:r>
       <w:bookmarkEnd w:id="10"/>
+    </w:p>
+    <w:p>
+      <w:pPr>
+        <w:spacing w:line="360" w:lineRule="auto"/>
+        <w:jc w:val="both"/>
+        <w:rPr>
+          <w:sz w:val="24"/>
+          <w:szCs w:val="24"/>
+        </w:rPr>
+      </w:pPr>
+      <w:r>
+        <w:rPr>
+          <w:sz w:val="24"/>
+          <w:szCs w:val="24"/>
+        </w:rPr>
+        <w:t>Berdasarkan latar belakang yang telah diuraikan, terdapat beberapa permasalahan yang menjadi dasar dalam penelitian ini. Hunian mikro memiliki keterbatasan ruang yang menuntut penataan interior yang efisien dan fungsional. Namun, pemahaman mengenai desain interior fungsional masih sulit dipelajari oleh masyarakat umum karena media pembelajaran yang tersedia cenderung bersifat pasif dan kurang interaktif.</w:t>
+      </w:r>
+    </w:p>
+    <w:p>
+      <w:pPr>
+        <w:spacing w:line="360" w:lineRule="auto"/>
+        <w:jc w:val="both"/>
+        <w:rPr>
+          <w:sz w:val="24"/>
+          <w:szCs w:val="24"/>
+        </w:rPr>
+      </w:pPr>
+    </w:p>
+    <w:p>
+      <w:pPr>
+        <w:spacing w:line="360" w:lineRule="auto"/>
+        <w:jc w:val="both"/>
+        <w:rPr>
+          <w:sz w:val="24"/>
+          <w:szCs w:val="24"/>
+        </w:rPr>
+      </w:pPr>
+      <w:r>
+        <w:rPr>
+          <w:sz w:val="24"/>
+          <w:szCs w:val="24"/>
+        </w:rPr>
+        <w:t>Di sisi lain, game simulasi interior yang tersedia saat ini umumnya lebih berfokus pada aspek dekoratif dan kebebasan kreativitas dibandingkan penerapan prinsip optimasi ruang dan fungsi ruang. Mekanisme penilaian dalam game juga masih banyak yang bersifat subjektif dan belum memanfaatkan pendekatan evaluasi berbasis optimasi spasial secara terukur.</w:t>
+      </w:r>
+    </w:p>
+    <w:p>
+      <w:pPr>
+        <w:spacing w:line="360" w:lineRule="auto"/>
+        <w:jc w:val="both"/>
+        <w:rPr>
+          <w:sz w:val="24"/>
+          <w:szCs w:val="24"/>
+        </w:rPr>
+      </w:pPr>
+    </w:p>
+    <w:p>
+      <w:pPr>
+        <w:spacing w:line="360" w:lineRule="auto"/>
+        <w:jc w:val="both"/>
+        <w:rPr>
+          <w:sz w:val="24"/>
+          <w:szCs w:val="24"/>
+        </w:rPr>
+      </w:pPr>
+      <w:r>
+        <w:rPr>
+          <w:sz w:val="24"/>
+          <w:szCs w:val="24"/>
+        </w:rPr>
+        <w:t>Berdasarkan permasalahan tersebut, dapat dirumuskan beberapa poin identifikasi masalah sebagai berikut:</w:t>
+      </w:r>
+    </w:p>
+    <w:p>
+      <w:pPr>
+        <w:pStyle w:val="ListParagraph"/>
+        <w:numPr>
+          <w:ilvl w:val="0"/>
+          <w:numId w:val="3"/>
+        </w:numPr>
+        <w:spacing w:line="360" w:lineRule="auto"/>
+        <w:jc w:val="both"/>
+        <w:rPr>
+          <w:sz w:val="24"/>
+          <w:szCs w:val="24"/>
+        </w:rPr>
+      </w:pPr>
+      <w:r>
+        <w:rPr>
+          <w:sz w:val="24"/>
+          <w:szCs w:val="24"/>
+        </w:rPr>
+        <w:t>Media pembelajaran desain interior yang tersedia masih kurang interaktif dan kurang efektif untuk pengguna awam.</w:t>
+      </w:r>
+    </w:p>
+    <w:p>
+      <w:pPr>
+        <w:pStyle w:val="ListParagraph"/>
+        <w:numPr>
+          <w:ilvl w:val="0"/>
+          <w:numId w:val="3"/>
+        </w:numPr>
+        <w:spacing w:line="360" w:lineRule="auto"/>
+        <w:jc w:val="both"/>
+        <w:rPr>
+          <w:sz w:val="24"/>
+          <w:szCs w:val="24"/>
+        </w:rPr>
+      </w:pPr>
+      <w:r>
+        <w:rPr>
+          <w:sz w:val="24"/>
+          <w:szCs w:val="24"/>
+        </w:rPr>
+        <w:lastRenderedPageBreak/>
+        <w:t>Game simulasi interior yang ada saat ini lebih berorientasi pada estetika dibandingkan edukasi desain interior fungsional.</w:t>
+      </w:r>
+    </w:p>
+    <w:p>
+      <w:pPr>
+        <w:pStyle w:val="ListParagraph"/>
+        <w:numPr>
+          <w:ilvl w:val="0"/>
+          <w:numId w:val="3"/>
+        </w:numPr>
+        <w:spacing w:line="360" w:lineRule="auto"/>
+        <w:jc w:val="both"/>
+        <w:rPr>
+          <w:sz w:val="24"/>
+          <w:szCs w:val="24"/>
+        </w:rPr>
+      </w:pPr>
+      <w:r>
+        <w:rPr>
+          <w:sz w:val="24"/>
+          <w:szCs w:val="24"/>
+        </w:rPr>
+        <w:t>Mekanisme evaluasi dalam game simulasi interior belum banyak menerapkan pendekatan environmental-spatial optimization untuk menilai efisiensi ruang secara objektif.</w:t>
+      </w:r>
+    </w:p>
+    <w:p>
+      <w:pPr>
+        <w:pStyle w:val="ListParagraph"/>
+        <w:numPr>
+          <w:ilvl w:val="0"/>
+          <w:numId w:val="3"/>
+        </w:numPr>
+        <w:spacing w:line="360" w:lineRule="auto"/>
+        <w:jc w:val="both"/>
+        <w:rPr>
+          <w:sz w:val="24"/>
+          <w:szCs w:val="24"/>
+        </w:rPr>
+      </w:pPr>
+      <w:r>
+        <w:rPr>
+          <w:sz w:val="24"/>
+          <w:szCs w:val="24"/>
+        </w:rPr>
+        <w:t>Belum banyak inovasi game edukasi yang menggabungkan simulasi hunian mikro dengan sistem optimasi tata ruang sebagai sarana pembelajaran interaktif.</w:t>
+      </w:r>
+    </w:p>
+    <w:p>
+      <w:pPr>
+        <w:pStyle w:val="ListParagraph"/>
+        <w:numPr>
+          <w:ilvl w:val="0"/>
+          <w:numId w:val="3"/>
+        </w:numPr>
+        <w:spacing w:line="360" w:lineRule="auto"/>
+        <w:jc w:val="both"/>
+        <w:rPr>
+          <w:sz w:val="24"/>
+          <w:szCs w:val="24"/>
+        </w:rPr>
+      </w:pPr>
+      <w:r>
+        <w:rPr>
+          <w:sz w:val="24"/>
+          <w:szCs w:val="24"/>
+        </w:rPr>
+        <w:t>Diperlukan pengembangan game simulasi edukatif yang mampu memberikan pengalaman belajar desain interior fungsional secara interaktif, praktis, dan mudah dipahami pengguna.</w:t>
+      </w:r>
+    </w:p>
+    <w:p>
+      <w:pPr>
+        <w:pStyle w:val="ListParagraph"/>
+        <w:spacing w:line="360" w:lineRule="auto"/>
+        <w:jc w:val="both"/>
+        <w:rPr>
+          <w:sz w:val="24"/>
+          <w:szCs w:val="24"/>
+        </w:rPr>
+      </w:pPr>
     </w:p>
     <w:p>
       <w:pPr>
         <w:pStyle w:val="Heading2"/>
         <w:numPr>
-          <w:ilvl w:val="1"/>
-          <w:numId w:val="1"/>
+          <w:ilvl w:val="0"/>
+          <w:numId w:val="0"/>
         </w:numPr>
-        <w:ind w:left="0" w:right="-7" w:firstLine="0"/>
-      </w:pPr>
-      <w:bookmarkStart w:id="11" w:name="_Toc228314196"/>
+        <w:ind w:right="-7"/>
+      </w:pPr>
+      <w:bookmarkStart w:id="11" w:name="_Toc229347762"/>
+      <w:r>
+        <w:t>1.3.</w:t>
+      </w:r>
+      <w:r>
+        <w:tab/>
+      </w:r>
       <w:r>
         <w:t>Tujuan Penelitian</w:t>
       </w:r>
       <w:bookmarkEnd w:id="11"/>
+    </w:p>
+    <w:p>
+      <w:pPr>
+        <w:spacing w:line="360" w:lineRule="auto"/>
+        <w:rPr>
+          <w:sz w:val="24"/>
+          <w:szCs w:val="24"/>
+        </w:rPr>
+      </w:pPr>
+      <w:r>
+        <w:rPr>
+          <w:sz w:val="24"/>
+          <w:szCs w:val="24"/>
+        </w:rPr>
+        <w:t>Berdasarkan identifikasi masalah dan batasan yang telah diuraikan, penelitian ini memiliki beberapa tujuan utama yang ingin dicapai. Tujuan-tujuan tersebut dirancang untuk menjawab kebutuhan media edukasi desain interior yang lebih interaktif sekaligus menghadirkan inovasi produk berbasis game simulasi. Secara spesifik, tujuan penelitian ini dapat dijabarkan sebagai berikut:</w:t>
+      </w:r>
+    </w:p>
+    <w:p>
+      <w:pPr>
+        <w:pStyle w:val="ListParagraph"/>
+        <w:numPr>
+          <w:ilvl w:val="0"/>
+          <w:numId w:val="9"/>
+        </w:numPr>
+        <w:spacing w:line="360" w:lineRule="auto"/>
+        <w:rPr>
+          <w:sz w:val="24"/>
+          <w:szCs w:val="24"/>
+        </w:rPr>
+      </w:pPr>
+      <w:r>
+        <w:rPr>
+          <w:sz w:val="24"/>
+          <w:szCs w:val="24"/>
+        </w:rPr>
+        <w:t>Merancang dan mengembangkan game simulasi hunian mikro sebagai media edukasi desain interior fungsional.</w:t>
+      </w:r>
+    </w:p>
+    <w:p>
+      <w:pPr>
+        <w:pStyle w:val="ListParagraph"/>
+        <w:numPr>
+          <w:ilvl w:val="0"/>
+          <w:numId w:val="9"/>
+        </w:numPr>
+        <w:spacing w:line="360" w:lineRule="auto"/>
+        <w:rPr>
+          <w:sz w:val="24"/>
+          <w:szCs w:val="24"/>
+        </w:rPr>
+      </w:pPr>
+      <w:r>
+        <w:rPr>
+          <w:sz w:val="24"/>
+          <w:szCs w:val="24"/>
+        </w:rPr>
+        <w:t>Mengimplementasikan mekanisme environmental-spatial optimization sebagai sistem evaluasi tata ruang dalam permainan.</w:t>
+      </w:r>
+    </w:p>
+    <w:p>
+      <w:pPr>
+        <w:pStyle w:val="ListParagraph"/>
+        <w:numPr>
+          <w:ilvl w:val="0"/>
+          <w:numId w:val="9"/>
+        </w:numPr>
+        <w:spacing w:line="360" w:lineRule="auto"/>
+        <w:rPr>
+          <w:sz w:val="24"/>
+          <w:szCs w:val="24"/>
+        </w:rPr>
+      </w:pPr>
+      <w:r>
+        <w:rPr>
+          <w:sz w:val="24"/>
+          <w:szCs w:val="24"/>
+        </w:rPr>
+        <w:t>Merancang pengalaman pengguna yang interaktif sehingga pemain dapat memahami prinsip efisiensi ruang, sirkulasi, dan fungsi interior secara praktis.</w:t>
+      </w:r>
+    </w:p>
+    <w:p>
+      <w:pPr>
+        <w:pStyle w:val="ListParagraph"/>
+        <w:numPr>
+          <w:ilvl w:val="0"/>
+          <w:numId w:val="9"/>
+        </w:numPr>
+        <w:spacing w:line="360" w:lineRule="auto"/>
+        <w:rPr>
+          <w:sz w:val="24"/>
+          <w:szCs w:val="24"/>
+        </w:rPr>
+      </w:pPr>
+      <w:r>
+        <w:rPr>
+          <w:sz w:val="24"/>
+          <w:szCs w:val="24"/>
+        </w:rPr>
+        <w:t>Mengevaluasi efektivitas game simulasi yang dikembangkan sebagai media pembelajaran desain interior pada hunian mikro.</w:t>
+      </w:r>
+    </w:p>
+    <w:p>
+      <w:pPr>
+        <w:pStyle w:val="ListParagraph"/>
+        <w:spacing w:line="360" w:lineRule="auto"/>
+        <w:rPr>
+          <w:sz w:val="24"/>
+          <w:szCs w:val="24"/>
+        </w:rPr>
+      </w:pPr>
     </w:p>
     <w:p>
       <w:pPr>
         <w:pStyle w:val="Heading2"/>
         <w:numPr>
-          <w:ilvl w:val="1"/>
-          <w:numId w:val="1"/>
+          <w:ilvl w:val="0"/>
+          <w:numId w:val="0"/>
         </w:numPr>
-        <w:ind w:left="0" w:right="-7" w:firstLine="0"/>
-      </w:pPr>
-      <w:bookmarkStart w:id="12" w:name="_Toc228314197"/>
+        <w:ind w:right="-7"/>
+      </w:pPr>
+      <w:bookmarkStart w:id="12" w:name="_Toc229347763"/>
+      <w:r>
+        <w:t>1.4.</w:t>
+      </w:r>
+      <w:r>
+        <w:tab/>
+      </w:r>
       <w:r>
         <w:t>Manfaat Penelitian</w:t>
       </w:r>
@@ -5682,7 +6383,164 @@
         <w:ind w:right="-7"/>
         <w:jc w:val="both"/>
         <w:rPr>
-          <w:color w:val="FF0000"/>
+          <w:sz w:val="24"/>
+          <w:szCs w:val="24"/>
+        </w:rPr>
+      </w:pPr>
+      <w:r>
+        <w:rPr>
+          <w:sz w:val="24"/>
+          <w:szCs w:val="24"/>
+        </w:rPr>
+        <w:t xml:space="preserve">Pengembangan game simulasi hunian mikro dengan mekanisme environmental-spatial optimization diharapkan dapat memberikan manfaat bagi berbagai pihak, </w:t>
+      </w:r>
+      <w:r>
+        <w:rPr>
+          <w:sz w:val="24"/>
+          <w:szCs w:val="24"/>
+        </w:rPr>
+        <w:lastRenderedPageBreak/>
+        <w:t>baik dari sisi akademis maupun praktis. Secara khusus, manfaat dari penelitian ini meliputi:</w:t>
+      </w:r>
+    </w:p>
+    <w:p>
+      <w:pPr>
+        <w:pStyle w:val="ListParagraph"/>
+        <w:numPr>
+          <w:ilvl w:val="0"/>
+          <w:numId w:val="10"/>
+        </w:numPr>
+        <w:pBdr>
+          <w:top w:val="nil"/>
+          <w:left w:val="nil"/>
+          <w:bottom w:val="nil"/>
+          <w:right w:val="nil"/>
+          <w:between w:val="nil"/>
+        </w:pBdr>
+        <w:spacing w:line="360" w:lineRule="auto"/>
+        <w:ind w:right="-7"/>
+        <w:jc w:val="both"/>
+        <w:rPr>
+          <w:sz w:val="24"/>
+          <w:szCs w:val="24"/>
+        </w:rPr>
+      </w:pPr>
+      <w:r>
+        <w:rPr>
+          <w:sz w:val="24"/>
+          <w:szCs w:val="24"/>
+        </w:rPr>
+        <w:t>Menyediakan media pembelajaran desain interior yang lebih interaktif, menarik, dan mudah dipahami oleh pengguna awam.</w:t>
+      </w:r>
+    </w:p>
+    <w:p>
+      <w:pPr>
+        <w:pStyle w:val="ListParagraph"/>
+        <w:numPr>
+          <w:ilvl w:val="0"/>
+          <w:numId w:val="10"/>
+        </w:numPr>
+        <w:pBdr>
+          <w:top w:val="nil"/>
+          <w:left w:val="nil"/>
+          <w:bottom w:val="nil"/>
+          <w:right w:val="nil"/>
+          <w:between w:val="nil"/>
+        </w:pBdr>
+        <w:spacing w:line="360" w:lineRule="auto"/>
+        <w:ind w:right="-7"/>
+        <w:jc w:val="both"/>
+        <w:rPr>
+          <w:sz w:val="24"/>
+          <w:szCs w:val="24"/>
+        </w:rPr>
+      </w:pPr>
+      <w:r>
+        <w:rPr>
+          <w:sz w:val="24"/>
+          <w:szCs w:val="24"/>
+        </w:rPr>
+        <w:t>Membantu pengguna memahami prinsip desain interior fungsional, khususnya dalam penataan ruang pada hunian mikro.</w:t>
+      </w:r>
+    </w:p>
+    <w:p>
+      <w:pPr>
+        <w:pStyle w:val="ListParagraph"/>
+        <w:numPr>
+          <w:ilvl w:val="0"/>
+          <w:numId w:val="10"/>
+        </w:numPr>
+        <w:pBdr>
+          <w:top w:val="nil"/>
+          <w:left w:val="nil"/>
+          <w:bottom w:val="nil"/>
+          <w:right w:val="nil"/>
+          <w:between w:val="nil"/>
+        </w:pBdr>
+        <w:spacing w:line="360" w:lineRule="auto"/>
+        <w:ind w:right="-7"/>
+        <w:jc w:val="both"/>
+        <w:rPr>
+          <w:sz w:val="24"/>
+          <w:szCs w:val="24"/>
+        </w:rPr>
+      </w:pPr>
+      <w:r>
+        <w:rPr>
+          <w:sz w:val="24"/>
+          <w:szCs w:val="24"/>
+        </w:rPr>
+        <w:t>Menjadi bentuk inovasi produk game edukasi yang menggabungkan aspek hiburan, simulasi, dan optimasi spasial dalam satu sistem pembelajaran.</w:t>
+      </w:r>
+    </w:p>
+    <w:p>
+      <w:pPr>
+        <w:pStyle w:val="ListParagraph"/>
+        <w:numPr>
+          <w:ilvl w:val="0"/>
+          <w:numId w:val="10"/>
+        </w:numPr>
+        <w:pBdr>
+          <w:top w:val="nil"/>
+          <w:left w:val="nil"/>
+          <w:bottom w:val="nil"/>
+          <w:right w:val="nil"/>
+          <w:between w:val="nil"/>
+        </w:pBdr>
+        <w:spacing w:line="360" w:lineRule="auto"/>
+        <w:ind w:right="-7"/>
+        <w:jc w:val="both"/>
+        <w:rPr>
+          <w:sz w:val="24"/>
+          <w:szCs w:val="24"/>
+        </w:rPr>
+      </w:pPr>
+      <w:r>
+        <w:rPr>
+          <w:sz w:val="24"/>
+          <w:szCs w:val="24"/>
+        </w:rPr>
+        <w:t>Memberikan kontribusi dalam pengembangan pemanfaatan game simulasi sebagai media edukasi berbasis pengalaman (experiential learning).</w:t>
+      </w:r>
+    </w:p>
+    <w:p>
+      <w:pPr>
+        <w:pStyle w:val="ListParagraph"/>
+        <w:numPr>
+          <w:ilvl w:val="0"/>
+          <w:numId w:val="10"/>
+        </w:numPr>
+        <w:pBdr>
+          <w:top w:val="nil"/>
+          <w:left w:val="nil"/>
+          <w:bottom w:val="nil"/>
+          <w:right w:val="nil"/>
+          <w:between w:val="nil"/>
+        </w:pBdr>
+        <w:spacing w:line="360" w:lineRule="auto"/>
+        <w:ind w:right="-7"/>
+        <w:jc w:val="both"/>
+        <w:rPr>
           <w:sz w:val="24"/>
           <w:szCs w:val="24"/>
         </w:rPr>
@@ -5698,6 +6556,13 @@
           <w:titlePg/>
         </w:sectPr>
       </w:pPr>
+      <w:r>
+        <w:rPr>
+          <w:sz w:val="24"/>
+          <w:szCs w:val="24"/>
+        </w:rPr>
+        <w:t>Menjadi dasar pengembangan penelitian dan produk sejenis di bidang game edukasi, simulasi interior, dan optimasi tata ruang di masa mendat</w:t>
+      </w:r>
     </w:p>
     <w:p>
       <w:pPr>
@@ -5708,7 +6573,7 @@
         </w:numPr>
         <w:ind w:right="-7"/>
       </w:pPr>
-      <w:bookmarkStart w:id="13" w:name="_Toc228314198"/>
+      <w:bookmarkStart w:id="13" w:name="_Toc229347764"/>
       <w:r>
         <w:lastRenderedPageBreak/>
         <w:t>BAB II</w:t>
@@ -5724,7 +6589,7 @@
         </w:numPr>
         <w:ind w:right="-7"/>
       </w:pPr>
-      <w:bookmarkStart w:id="14" w:name="_Toc228314199"/>
+      <w:bookmarkStart w:id="14" w:name="_Toc229347765"/>
       <w:r>
         <w:t>Penelitian Terkait</w:t>
       </w:r>
@@ -5732,6 +6597,7 @@
     </w:p>
     <w:p>
       <w:pPr>
+        <w:spacing w:line="360" w:lineRule="auto"/>
         <w:ind w:right="-7"/>
       </w:pPr>
     </w:p>
@@ -5739,34 +6605,143 @@
       <w:pPr>
         <w:pStyle w:val="Heading2"/>
         <w:numPr>
-          <w:ilvl w:val="1"/>
-          <w:numId w:val="1"/>
+          <w:ilvl w:val="0"/>
+          <w:numId w:val="0"/>
         </w:numPr>
-        <w:ind w:left="0" w:right="-7" w:firstLine="0"/>
-      </w:pPr>
-      <w:bookmarkStart w:id="15" w:name="_Toc228314200"/>
-      <w:r>
-        <w:t>State of the Art</w:t>
+        <w:ind w:right="-7"/>
+      </w:pPr>
+      <w:bookmarkStart w:id="15" w:name="_Toc229347766"/>
+      <w:r>
+        <w:t xml:space="preserve">2.1. </w:t>
+      </w:r>
+      <w:r>
+        <w:tab/>
+      </w:r>
+      <w:r>
+        <w:t>Game Simulasi sebagai Media Edukasi Interior</w:t>
       </w:r>
       <w:bookmarkEnd w:id="15"/>
     </w:p>
+    <w:p/>
     <w:p>
       <w:pPr>
         <w:pStyle w:val="Heading2"/>
         <w:numPr>
-          <w:ilvl w:val="1"/>
-          <w:numId w:val="1"/>
+          <w:ilvl w:val="0"/>
+          <w:numId w:val="0"/>
         </w:numPr>
-        <w:ind w:left="0" w:right="-7" w:firstLine="0"/>
-      </w:pPr>
-      <w:bookmarkStart w:id="16" w:name="_Toc228314201"/>
-      <w:r>
-        <w:t>Penelitian Sebelumnya</w:t>
+        <w:ind w:right="-7"/>
+      </w:pPr>
+      <w:bookmarkStart w:id="16" w:name="_Toc229347767"/>
+      <w:r>
+        <w:t>2.2.</w:t>
+      </w:r>
+      <w:r>
+        <w:tab/>
+      </w:r>
+      <w:r>
+        <w:t>Penelitian Simulasi dan Desain Interior Digital</w:t>
       </w:r>
       <w:bookmarkEnd w:id="16"/>
     </w:p>
-    <w:p>
-      <w:pPr>
+    <w:p/>
+    <w:p>
+      <w:pPr>
+        <w:pStyle w:val="Heading2"/>
+        <w:numPr>
+          <w:ilvl w:val="0"/>
+          <w:numId w:val="0"/>
+        </w:numPr>
+        <w:ind w:right="-7"/>
+      </w:pPr>
+      <w:bookmarkStart w:id="17" w:name="_Toc229347768"/>
+      <w:r>
+        <w:t>2.</w:t>
+      </w:r>
+      <w:r>
+        <w:t>3</w:t>
+      </w:r>
+      <w:r>
+        <w:t>.</w:t>
+      </w:r>
+      <w:r>
+        <w:tab/>
+      </w:r>
+      <w:r>
+        <w:t>Penelitian Optimasi Tata Ruang (</w:t>
+      </w:r>
+      <w:r>
+        <w:rPr>
+          <w:i/>
+          <w:iCs/>
+        </w:rPr>
+        <w:t>Spatial Optimization</w:t>
+      </w:r>
+      <w:r>
+        <w:t>)</w:t>
+      </w:r>
+      <w:bookmarkEnd w:id="17"/>
+    </w:p>
+    <w:p/>
+    <w:p>
+      <w:pPr>
+        <w:pStyle w:val="Heading2"/>
+        <w:numPr>
+          <w:ilvl w:val="0"/>
+          <w:numId w:val="0"/>
+        </w:numPr>
+        <w:ind w:right="-7"/>
+      </w:pPr>
+      <w:bookmarkStart w:id="18" w:name="_Toc229347769"/>
+      <w:r>
+        <w:t>2.</w:t>
+      </w:r>
+      <w:r>
+        <w:t>4</w:t>
+      </w:r>
+      <w:r>
+        <w:t>.</w:t>
+      </w:r>
+      <w:r>
+        <w:tab/>
+      </w:r>
+      <w:r>
+        <w:t>Produk dan Game Terkait</w:t>
+      </w:r>
+      <w:bookmarkEnd w:id="18"/>
+    </w:p>
+    <w:p/>
+    <w:p>
+      <w:pPr>
+        <w:pStyle w:val="Heading2"/>
+        <w:numPr>
+          <w:ilvl w:val="0"/>
+          <w:numId w:val="0"/>
+        </w:numPr>
+        <w:ind w:right="-7"/>
+      </w:pPr>
+      <w:bookmarkStart w:id="19" w:name="_Toc229347770"/>
+      <w:r>
+        <w:t>2.</w:t>
+      </w:r>
+      <w:r>
+        <w:t>5</w:t>
+      </w:r>
+      <w:r>
+        <w:t>.</w:t>
+      </w:r>
+      <w:r>
+        <w:tab/>
+      </w:r>
+      <w:r>
+        <w:t>Analisis Research Gap dan Posisi Penelitian</w:t>
+      </w:r>
+      <w:bookmarkEnd w:id="19"/>
+    </w:p>
+    <w:p/>
+    <w:p>
+      <w:pPr>
+        <w:spacing w:line="360" w:lineRule="auto"/>
         <w:ind w:right="-7"/>
       </w:pPr>
     </w:p>
@@ -5779,11 +6754,11 @@
         </w:numPr>
         <w:ind w:right="-7"/>
       </w:pPr>
-      <w:bookmarkStart w:id="17" w:name="_Toc228314202"/>
+      <w:bookmarkStart w:id="20" w:name="_Toc229347771"/>
       <w:r>
         <w:t>BAB III</w:t>
       </w:r>
-      <w:bookmarkEnd w:id="17"/>
+      <w:bookmarkEnd w:id="20"/>
     </w:p>
     <w:p>
       <w:pPr>
@@ -5794,11 +6769,11 @@
         </w:numPr>
         <w:ind w:right="-7"/>
       </w:pPr>
-      <w:bookmarkStart w:id="18" w:name="_Toc228314203"/>
+      <w:bookmarkStart w:id="21" w:name="_Toc229347772"/>
       <w:r>
         <w:t>METODOLOGI PENELITIAN</w:t>
       </w:r>
-      <w:bookmarkEnd w:id="18"/>
+      <w:bookmarkEnd w:id="21"/>
     </w:p>
     <w:p>
       <w:pPr>
@@ -5823,63 +6798,87 @@
       <w:pPr>
         <w:pStyle w:val="Heading2"/>
         <w:numPr>
-          <w:ilvl w:val="1"/>
-          <w:numId w:val="1"/>
+          <w:ilvl w:val="0"/>
+          <w:numId w:val="0"/>
         </w:numPr>
-        <w:ind w:left="0" w:right="-7" w:firstLine="0"/>
-      </w:pPr>
-      <w:bookmarkStart w:id="19" w:name="_Toc228314204"/>
+        <w:ind w:right="-7"/>
+      </w:pPr>
+      <w:bookmarkStart w:id="22" w:name="_Toc229347773"/>
+      <w:r>
+        <w:t>3.1.</w:t>
+      </w:r>
+      <w:r>
+        <w:tab/>
+      </w:r>
       <w:r>
         <w:t>Deskripsi Umum</w:t>
       </w:r>
-      <w:bookmarkEnd w:id="19"/>
+      <w:bookmarkEnd w:id="22"/>
     </w:p>
     <w:p>
       <w:pPr>
         <w:pStyle w:val="Heading2"/>
         <w:numPr>
-          <w:ilvl w:val="1"/>
-          <w:numId w:val="1"/>
+          <w:ilvl w:val="0"/>
+          <w:numId w:val="0"/>
         </w:numPr>
-        <w:ind w:left="0" w:right="-7" w:firstLine="0"/>
-      </w:pPr>
-      <w:bookmarkStart w:id="20" w:name="_Toc228314205"/>
+        <w:ind w:right="-7"/>
+      </w:pPr>
+      <w:bookmarkStart w:id="23" w:name="_Toc229347774"/>
+      <w:r>
+        <w:t>3.2.</w:t>
+      </w:r>
+      <w:r>
+        <w:tab/>
+      </w:r>
       <w:r>
         <w:t>Data</w:t>
       </w:r>
-      <w:bookmarkEnd w:id="20"/>
+      <w:bookmarkEnd w:id="23"/>
     </w:p>
     <w:p>
       <w:pPr>
         <w:pStyle w:val="Heading2"/>
         <w:numPr>
-          <w:ilvl w:val="1"/>
-          <w:numId w:val="1"/>
+          <w:ilvl w:val="0"/>
+          <w:numId w:val="0"/>
         </w:numPr>
-        <w:ind w:left="0" w:right="-7" w:firstLine="0"/>
-      </w:pPr>
-      <w:bookmarkStart w:id="21" w:name="_heading=h.lj0ielra2qpa" w:colFirst="0" w:colLast="0"/>
-      <w:bookmarkStart w:id="22" w:name="_Toc228314206"/>
-      <w:bookmarkEnd w:id="21"/>
+        <w:ind w:right="-7"/>
+      </w:pPr>
+      <w:bookmarkStart w:id="24" w:name="_heading=h.lj0ielra2qpa" w:colFirst="0" w:colLast="0"/>
+      <w:bookmarkStart w:id="25" w:name="_Toc229347775"/>
+      <w:bookmarkEnd w:id="24"/>
+      <w:r>
+        <w:t>3.3.</w:t>
+      </w:r>
+      <w:r>
+        <w:tab/>
+      </w:r>
       <w:r>
         <w:t>Rancangan Model</w:t>
       </w:r>
-      <w:bookmarkEnd w:id="22"/>
+      <w:bookmarkEnd w:id="25"/>
     </w:p>
     <w:p>
       <w:pPr>
         <w:pStyle w:val="Heading2"/>
         <w:numPr>
-          <w:ilvl w:val="1"/>
-          <w:numId w:val="1"/>
+          <w:ilvl w:val="0"/>
+          <w:numId w:val="0"/>
         </w:numPr>
-        <w:ind w:left="0" w:right="-7" w:firstLine="0"/>
-      </w:pPr>
-      <w:bookmarkStart w:id="23" w:name="_Toc228314207"/>
+        <w:ind w:right="-7"/>
+      </w:pPr>
+      <w:bookmarkStart w:id="26" w:name="_Toc229347776"/>
+      <w:r>
+        <w:t xml:space="preserve">3.4. </w:t>
+      </w:r>
+      <w:r>
+        <w:tab/>
+      </w:r>
       <w:r>
         <w:t>Rancangan Pengujian dan Analisis</w:t>
       </w:r>
-      <w:bookmarkEnd w:id="23"/>
+      <w:bookmarkEnd w:id="26"/>
     </w:p>
     <w:p>
       <w:pPr>
@@ -6062,12 +7061,12 @@
         </w:numPr>
         <w:ind w:right="-7"/>
       </w:pPr>
-      <w:bookmarkStart w:id="24" w:name="_Toc228314208"/>
+      <w:bookmarkStart w:id="27" w:name="_Toc229347777"/>
       <w:r>
         <w:lastRenderedPageBreak/>
         <w:t>BAB IV</w:t>
       </w:r>
-      <w:bookmarkEnd w:id="24"/>
+      <w:bookmarkEnd w:id="27"/>
     </w:p>
     <w:p>
       <w:pPr>
@@ -6078,11 +7077,11 @@
         </w:numPr>
         <w:ind w:right="-7"/>
       </w:pPr>
-      <w:bookmarkStart w:id="25" w:name="_Toc228314209"/>
+      <w:bookmarkStart w:id="28" w:name="_Toc229347778"/>
       <w:r>
         <w:t>Jadwal Peneletian</w:t>
       </w:r>
-      <w:bookmarkEnd w:id="25"/>
+      <w:bookmarkEnd w:id="28"/>
     </w:p>
     <w:p>
       <w:pPr>
@@ -6126,24 +7125,32 @@
       <w:pPr>
         <w:pStyle w:val="Heading2"/>
         <w:numPr>
-          <w:ilvl w:val="1"/>
-          <w:numId w:val="1"/>
+          <w:ilvl w:val="0"/>
+          <w:numId w:val="0"/>
         </w:numPr>
-        <w:ind w:left="0" w:right="-7" w:firstLine="0"/>
-      </w:pPr>
-      <w:bookmarkStart w:id="26" w:name="_Toc228314210"/>
+        <w:ind w:right="-7"/>
+      </w:pPr>
+      <w:bookmarkStart w:id="29" w:name="_Toc229347779"/>
+      <w:r>
+        <w:t>4.1.</w:t>
+      </w:r>
+      <w:r>
+        <w:tab/>
+      </w:r>
       <w:r>
         <w:t>Jadwal Penelitian</w:t>
       </w:r>
-      <w:bookmarkEnd w:id="26"/>
-    </w:p>
-    <w:p>
-      <w:pPr>
-        <w:ind w:right="-7"/>
-      </w:pPr>
-    </w:p>
-    <w:p>
-      <w:pPr>
+      <w:bookmarkEnd w:id="29"/>
+    </w:p>
+    <w:p>
+      <w:pPr>
+        <w:spacing w:line="360" w:lineRule="auto"/>
+        <w:ind w:right="-7"/>
+      </w:pPr>
+    </w:p>
+    <w:p>
+      <w:pPr>
+        <w:spacing w:line="360" w:lineRule="auto"/>
         <w:ind w:right="-7"/>
       </w:pPr>
     </w:p>
@@ -6156,14 +7163,15 @@
         </w:numPr>
         <w:ind w:right="-7"/>
       </w:pPr>
-      <w:bookmarkStart w:id="27" w:name="_Toc228314211"/>
+      <w:bookmarkStart w:id="30" w:name="_Toc229347780"/>
       <w:r>
         <w:t>DAFTAR PUSTAKA</w:t>
       </w:r>
-      <w:bookmarkEnd w:id="27"/>
-    </w:p>
-    <w:p>
-      <w:pPr>
+      <w:bookmarkEnd w:id="30"/>
+    </w:p>
+    <w:p>
+      <w:pPr>
+        <w:spacing w:line="360" w:lineRule="auto"/>
         <w:ind w:right="-7"/>
         <w:sectPr>
           <w:pgSz w:w="11900" w:h="16840"/>
@@ -6182,12 +7190,12 @@
         </w:numPr>
         <w:ind w:right="-7"/>
       </w:pPr>
-      <w:bookmarkStart w:id="28" w:name="_Toc228314212"/>
+      <w:bookmarkStart w:id="31" w:name="_Toc229347781"/>
       <w:r>
         <w:lastRenderedPageBreak/>
         <w:t>LAMPIRAN</w:t>
       </w:r>
-      <w:bookmarkEnd w:id="28"/>
+      <w:bookmarkEnd w:id="31"/>
     </w:p>
     <w:p>
       <w:pPr>
@@ -6889,9 +7897,98 @@
 <file path=word/numbering.xml><?xml version="1.0" encoding="utf-8"?>
 <w:numbering xmlns:wpc="http://schemas.microsoft.com/office/word/2010/wordprocessingCanvas" xmlns:cx="http://schemas.microsoft.com/office/drawing/2014/chartex" xmlns:cx1="http://schemas.microsoft.com/office/drawing/2015/9/8/chartex" xmlns:cx2="http://schemas.microsoft.com/office/drawing/2015/10/21/chartex" xmlns:cx3="http://schemas.microsoft.com/office/drawing/2016/5/9/chartex" xmlns:cx4="http://schemas.microsoft.com/office/drawing/2016/5/10/chartex" xmlns:cx5="http://schemas.microsoft.com/office/drawing/2016/5/11/chartex" xmlns:cx6="http://schemas.microsoft.com/office/drawing/2016/5/12/chartex" xmlns:cx7="http://schemas.microsoft.com/office/drawing/2016/5/13/chartex" xmlns:cx8="http://schemas.microsoft.com/office/drawing/2016/5/14/chartex" xmlns:mc="http://schemas.openxmlformats.org/markup-compatibility/2006" xmlns:aink="http://schemas.microsoft.com/office/drawing/2016/ink" xmlns:am3d="http://schemas.microsoft.com/office/drawing/2017/model3d" xmlns:o="urn:schemas-microsoft-com:office:office" xmlns:oel="http://schemas.microsoft.com/office/2019/extlst" xmlns:r="http://schemas.openxmlformats.org/officeDocument/2006/relationships" xmlns:m="http://schemas.openxmlformats.org/officeDocument/2006/math" xmlns:v="urn:schemas-microsoft-com:vml" xmlns:wp14="http://schemas.microsoft.com/office/word/2010/wordprocessingDrawing" xmlns:wp="http://schemas.openxmlformats.org/drawingml/2006/wordprocessingDrawing" xmlns:w10="urn:schemas-microsoft-com:office:word" xmlns:w="http://schemas.openxmlformats.org/wordprocessingml/2006/main" xmlns:w14="http://schemas.microsoft.com/office/word/2010/wordml" xmlns:w15="http://schemas.microsoft.com/office/word/2012/wordml" xmlns:w16cex="http://schemas.microsoft.com/office/word/2018/wordml/cex" xmlns:w16cid="http://schemas.microsoft.com/office/word/2016/wordml/cid" xmlns:w16="http://schemas.microsoft.com/office/word/2018/wordml" xmlns:w16du="http://schemas.microsoft.com/office/word/2023/wordml/word16du" xmlns:w16sdtdh="http://schemas.microsoft.com/office/word/2020/wordml/sdtdatahash" xmlns:w16sdtfl="http://schemas.microsoft.com/office/word/2024/wordml/sdtformatlock" xmlns:w16se="http://schemas.microsoft.com/office/word/2015/wordml/symex" xmlns:wpg="http://schemas.microsoft.com/office/word/2010/wordprocessingGroup" xmlns:wpi="http://schemas.microsoft.com/office/word/2010/wordprocessingInk" xmlns:wne="http://schemas.microsoft.com/office/word/2006/wordml" xmlns:wps="http://schemas.microsoft.com/office/word/2010/wordprocessingShape" mc:Ignorable="w14 w15 w16se w16cid w16 w16cex w16sdtdh w16sdtfl w16du wp14">
   <w:abstractNum w:abstractNumId="0" w15:restartNumberingAfterBreak="0">
+    <w:nsid w:val="02A53306"/>
+    <w:multiLevelType w:val="hybridMultilevel"/>
+    <w:tmpl w:val="0F686F1E"/>
+    <w:lvl w:ilvl="0" w:tplc="3809000F">
+      <w:start w:val="1"/>
+      <w:numFmt w:val="decimal"/>
+      <w:lvlText w:val="%1."/>
+      <w:lvlJc w:val="left"/>
+      <w:pPr>
+        <w:ind w:left="720" w:hanging="360"/>
+      </w:pPr>
+      <w:rPr>
+        <w:rFonts w:hint="default"/>
+      </w:rPr>
+    </w:lvl>
+    <w:lvl w:ilvl="1" w:tplc="38090019" w:tentative="1">
+      <w:start w:val="1"/>
+      <w:numFmt w:val="lowerLetter"/>
+      <w:lvlText w:val="%2."/>
+      <w:lvlJc w:val="left"/>
+      <w:pPr>
+        <w:ind w:left="1440" w:hanging="360"/>
+      </w:pPr>
+    </w:lvl>
+    <w:lvl w:ilvl="2" w:tplc="3809001B" w:tentative="1">
+      <w:start w:val="1"/>
+      <w:numFmt w:val="lowerRoman"/>
+      <w:lvlText w:val="%3."/>
+      <w:lvlJc w:val="right"/>
+      <w:pPr>
+        <w:ind w:left="2160" w:hanging="180"/>
+      </w:pPr>
+    </w:lvl>
+    <w:lvl w:ilvl="3" w:tplc="3809000F" w:tentative="1">
+      <w:start w:val="1"/>
+      <w:numFmt w:val="decimal"/>
+      <w:lvlText w:val="%4."/>
+      <w:lvlJc w:val="left"/>
+      <w:pPr>
+        <w:ind w:left="2880" w:hanging="360"/>
+      </w:pPr>
+    </w:lvl>
+    <w:lvl w:ilvl="4" w:tplc="38090019" w:tentative="1">
+      <w:start w:val="1"/>
+      <w:numFmt w:val="lowerLetter"/>
+      <w:lvlText w:val="%5."/>
+      <w:lvlJc w:val="left"/>
+      <w:pPr>
+        <w:ind w:left="3600" w:hanging="360"/>
+      </w:pPr>
+    </w:lvl>
+    <w:lvl w:ilvl="5" w:tplc="3809001B" w:tentative="1">
+      <w:start w:val="1"/>
+      <w:numFmt w:val="lowerRoman"/>
+      <w:lvlText w:val="%6."/>
+      <w:lvlJc w:val="right"/>
+      <w:pPr>
+        <w:ind w:left="4320" w:hanging="180"/>
+      </w:pPr>
+    </w:lvl>
+    <w:lvl w:ilvl="6" w:tplc="3809000F" w:tentative="1">
+      <w:start w:val="1"/>
+      <w:numFmt w:val="decimal"/>
+      <w:lvlText w:val="%7."/>
+      <w:lvlJc w:val="left"/>
+      <w:pPr>
+        <w:ind w:left="5040" w:hanging="360"/>
+      </w:pPr>
+    </w:lvl>
+    <w:lvl w:ilvl="7" w:tplc="38090019" w:tentative="1">
+      <w:start w:val="1"/>
+      <w:numFmt w:val="lowerLetter"/>
+      <w:lvlText w:val="%8."/>
+      <w:lvlJc w:val="left"/>
+      <w:pPr>
+        <w:ind w:left="5760" w:hanging="360"/>
+      </w:pPr>
+    </w:lvl>
+    <w:lvl w:ilvl="8" w:tplc="3809001B" w:tentative="1">
+      <w:start w:val="1"/>
+      <w:numFmt w:val="lowerRoman"/>
+      <w:lvlText w:val="%9."/>
+      <w:lvlJc w:val="right"/>
+      <w:pPr>
+        <w:ind w:left="6480" w:hanging="180"/>
+      </w:pPr>
+    </w:lvl>
+  </w:abstractNum>
+  <w:abstractNum w:abstractNumId="1" w15:restartNumberingAfterBreak="0">
     <w:nsid w:val="0C1D61DD"/>
     <w:multiLevelType w:val="multilevel"/>
-    <w:tmpl w:val="DF28BEBC"/>
+    <w:tmpl w:val="AD2E3374"/>
     <w:lvl w:ilvl="0">
       <w:start w:val="1"/>
       <w:numFmt w:val="decimal"/>
@@ -6900,6 +7997,300 @@
       <w:pPr>
         <w:ind w:left="432" w:hanging="432"/>
       </w:pPr>
+    </w:lvl>
+    <w:lvl w:ilvl="1">
+      <w:start w:val="1"/>
+      <w:numFmt w:val="decimal"/>
+      <w:lvlText w:val="%2."/>
+      <w:lvlJc w:val="left"/>
+      <w:pPr>
+        <w:ind w:left="576" w:hanging="576"/>
+      </w:pPr>
+      <w:rPr>
+        <w:rFonts w:ascii="Times New Roman" w:eastAsiaTheme="majorEastAsia" w:hAnsi="Times New Roman" w:cstheme="majorBidi"/>
+      </w:rPr>
+    </w:lvl>
+    <w:lvl w:ilvl="2">
+      <w:start w:val="1"/>
+      <w:numFmt w:val="decimal"/>
+      <w:lvlText w:val="%1.%2.%3"/>
+      <w:lvlJc w:val="left"/>
+      <w:pPr>
+        <w:ind w:left="720" w:hanging="720"/>
+      </w:pPr>
+    </w:lvl>
+    <w:lvl w:ilvl="3">
+      <w:start w:val="1"/>
+      <w:numFmt w:val="decimal"/>
+      <w:lvlText w:val="%1.%2.%3.%4"/>
+      <w:lvlJc w:val="left"/>
+      <w:pPr>
+        <w:ind w:left="864" w:hanging="864"/>
+      </w:pPr>
+    </w:lvl>
+    <w:lvl w:ilvl="4">
+      <w:start w:val="1"/>
+      <w:numFmt w:val="decimal"/>
+      <w:lvlText w:val="%1.%2.%3.%4.%5"/>
+      <w:lvlJc w:val="left"/>
+      <w:pPr>
+        <w:ind w:left="1008" w:hanging="1008"/>
+      </w:pPr>
+    </w:lvl>
+    <w:lvl w:ilvl="5">
+      <w:start w:val="1"/>
+      <w:numFmt w:val="decimal"/>
+      <w:lvlText w:val="%1.%2.%3.%4.%5.%6"/>
+      <w:lvlJc w:val="left"/>
+      <w:pPr>
+        <w:ind w:left="1152" w:hanging="1152"/>
+      </w:pPr>
+    </w:lvl>
+    <w:lvl w:ilvl="6">
+      <w:start w:val="1"/>
+      <w:numFmt w:val="decimal"/>
+      <w:lvlText w:val="%1.%2.%3.%4.%5.%6.%7"/>
+      <w:lvlJc w:val="left"/>
+      <w:pPr>
+        <w:ind w:left="1296" w:hanging="1296"/>
+      </w:pPr>
+    </w:lvl>
+    <w:lvl w:ilvl="7">
+      <w:start w:val="1"/>
+      <w:numFmt w:val="decimal"/>
+      <w:lvlText w:val="%1.%2.%3.%4.%5.%6.%7.%8"/>
+      <w:lvlJc w:val="left"/>
+      <w:pPr>
+        <w:ind w:left="1440" w:hanging="1440"/>
+      </w:pPr>
+    </w:lvl>
+    <w:lvl w:ilvl="8">
+      <w:start w:val="1"/>
+      <w:numFmt w:val="decimal"/>
+      <w:lvlText w:val="%1.%2.%3.%4.%5.%6.%7.%8.%9"/>
+      <w:lvlJc w:val="left"/>
+      <w:pPr>
+        <w:ind w:left="1584" w:hanging="1584"/>
+      </w:pPr>
+    </w:lvl>
+  </w:abstractNum>
+  <w:abstractNum w:abstractNumId="2" w15:restartNumberingAfterBreak="0">
+    <w:nsid w:val="1AA565BC"/>
+    <w:multiLevelType w:val="multilevel"/>
+    <w:tmpl w:val="41FCB940"/>
+    <w:lvl w:ilvl="0">
+      <w:start w:val="2"/>
+      <w:numFmt w:val="decimal"/>
+      <w:lvlText w:val="%1."/>
+      <w:lvlJc w:val="left"/>
+      <w:pPr>
+        <w:ind w:left="360" w:hanging="360"/>
+      </w:pPr>
+      <w:rPr>
+        <w:rFonts w:hint="default"/>
+      </w:rPr>
+    </w:lvl>
+    <w:lvl w:ilvl="1">
+      <w:start w:val="1"/>
+      <w:numFmt w:val="decimal"/>
+      <w:lvlText w:val="%1.%2."/>
+      <w:lvlJc w:val="left"/>
+      <w:pPr>
+        <w:ind w:left="360" w:hanging="360"/>
+      </w:pPr>
+      <w:rPr>
+        <w:rFonts w:hint="default"/>
+      </w:rPr>
+    </w:lvl>
+    <w:lvl w:ilvl="2">
+      <w:start w:val="1"/>
+      <w:numFmt w:val="decimal"/>
+      <w:lvlText w:val="%1.%2.%3."/>
+      <w:lvlJc w:val="left"/>
+      <w:pPr>
+        <w:ind w:left="720" w:hanging="720"/>
+      </w:pPr>
+      <w:rPr>
+        <w:rFonts w:hint="default"/>
+      </w:rPr>
+    </w:lvl>
+    <w:lvl w:ilvl="3">
+      <w:start w:val="1"/>
+      <w:numFmt w:val="decimal"/>
+      <w:lvlText w:val="%1.%2.%3.%4."/>
+      <w:lvlJc w:val="left"/>
+      <w:pPr>
+        <w:ind w:left="720" w:hanging="720"/>
+      </w:pPr>
+      <w:rPr>
+        <w:rFonts w:hint="default"/>
+      </w:rPr>
+    </w:lvl>
+    <w:lvl w:ilvl="4">
+      <w:start w:val="1"/>
+      <w:numFmt w:val="decimal"/>
+      <w:lvlText w:val="%1.%2.%3.%4.%5."/>
+      <w:lvlJc w:val="left"/>
+      <w:pPr>
+        <w:ind w:left="1080" w:hanging="1080"/>
+      </w:pPr>
+      <w:rPr>
+        <w:rFonts w:hint="default"/>
+      </w:rPr>
+    </w:lvl>
+    <w:lvl w:ilvl="5">
+      <w:start w:val="1"/>
+      <w:numFmt w:val="decimal"/>
+      <w:lvlText w:val="%1.%2.%3.%4.%5.%6."/>
+      <w:lvlJc w:val="left"/>
+      <w:pPr>
+        <w:ind w:left="1080" w:hanging="1080"/>
+      </w:pPr>
+      <w:rPr>
+        <w:rFonts w:hint="default"/>
+      </w:rPr>
+    </w:lvl>
+    <w:lvl w:ilvl="6">
+      <w:start w:val="1"/>
+      <w:numFmt w:val="decimal"/>
+      <w:lvlText w:val="%1.%2.%3.%4.%5.%6.%7."/>
+      <w:lvlJc w:val="left"/>
+      <w:pPr>
+        <w:ind w:left="1440" w:hanging="1440"/>
+      </w:pPr>
+      <w:rPr>
+        <w:rFonts w:hint="default"/>
+      </w:rPr>
+    </w:lvl>
+    <w:lvl w:ilvl="7">
+      <w:start w:val="1"/>
+      <w:numFmt w:val="decimal"/>
+      <w:lvlText w:val="%1.%2.%3.%4.%5.%6.%7.%8."/>
+      <w:lvlJc w:val="left"/>
+      <w:pPr>
+        <w:ind w:left="1440" w:hanging="1440"/>
+      </w:pPr>
+      <w:rPr>
+        <w:rFonts w:hint="default"/>
+      </w:rPr>
+    </w:lvl>
+    <w:lvl w:ilvl="8">
+      <w:start w:val="1"/>
+      <w:numFmt w:val="decimal"/>
+      <w:lvlText w:val="%1.%2.%3.%4.%5.%6.%7.%8.%9."/>
+      <w:lvlJc w:val="left"/>
+      <w:pPr>
+        <w:ind w:left="1800" w:hanging="1800"/>
+      </w:pPr>
+      <w:rPr>
+        <w:rFonts w:hint="default"/>
+      </w:rPr>
+    </w:lvl>
+  </w:abstractNum>
+  <w:abstractNum w:abstractNumId="3" w15:restartNumberingAfterBreak="0">
+    <w:nsid w:val="28A03528"/>
+    <w:multiLevelType w:val="hybridMultilevel"/>
+    <w:tmpl w:val="EE443012"/>
+    <w:lvl w:ilvl="0" w:tplc="3809000F">
+      <w:start w:val="1"/>
+      <w:numFmt w:val="decimal"/>
+      <w:lvlText w:val="%1."/>
+      <w:lvlJc w:val="left"/>
+      <w:pPr>
+        <w:ind w:left="720" w:hanging="360"/>
+      </w:pPr>
+      <w:rPr>
+        <w:rFonts w:hint="default"/>
+      </w:rPr>
+    </w:lvl>
+    <w:lvl w:ilvl="1" w:tplc="38090019" w:tentative="1">
+      <w:start w:val="1"/>
+      <w:numFmt w:val="lowerLetter"/>
+      <w:lvlText w:val="%2."/>
+      <w:lvlJc w:val="left"/>
+      <w:pPr>
+        <w:ind w:left="1440" w:hanging="360"/>
+      </w:pPr>
+    </w:lvl>
+    <w:lvl w:ilvl="2" w:tplc="3809001B" w:tentative="1">
+      <w:start w:val="1"/>
+      <w:numFmt w:val="lowerRoman"/>
+      <w:lvlText w:val="%3."/>
+      <w:lvlJc w:val="right"/>
+      <w:pPr>
+        <w:ind w:left="2160" w:hanging="180"/>
+      </w:pPr>
+    </w:lvl>
+    <w:lvl w:ilvl="3" w:tplc="3809000F" w:tentative="1">
+      <w:start w:val="1"/>
+      <w:numFmt w:val="decimal"/>
+      <w:lvlText w:val="%4."/>
+      <w:lvlJc w:val="left"/>
+      <w:pPr>
+        <w:ind w:left="2880" w:hanging="360"/>
+      </w:pPr>
+    </w:lvl>
+    <w:lvl w:ilvl="4" w:tplc="38090019" w:tentative="1">
+      <w:start w:val="1"/>
+      <w:numFmt w:val="lowerLetter"/>
+      <w:lvlText w:val="%5."/>
+      <w:lvlJc w:val="left"/>
+      <w:pPr>
+        <w:ind w:left="3600" w:hanging="360"/>
+      </w:pPr>
+    </w:lvl>
+    <w:lvl w:ilvl="5" w:tplc="3809001B" w:tentative="1">
+      <w:start w:val="1"/>
+      <w:numFmt w:val="lowerRoman"/>
+      <w:lvlText w:val="%6."/>
+      <w:lvlJc w:val="right"/>
+      <w:pPr>
+        <w:ind w:left="4320" w:hanging="180"/>
+      </w:pPr>
+    </w:lvl>
+    <w:lvl w:ilvl="6" w:tplc="3809000F" w:tentative="1">
+      <w:start w:val="1"/>
+      <w:numFmt w:val="decimal"/>
+      <w:lvlText w:val="%7."/>
+      <w:lvlJc w:val="left"/>
+      <w:pPr>
+        <w:ind w:left="5040" w:hanging="360"/>
+      </w:pPr>
+    </w:lvl>
+    <w:lvl w:ilvl="7" w:tplc="38090019" w:tentative="1">
+      <w:start w:val="1"/>
+      <w:numFmt w:val="lowerLetter"/>
+      <w:lvlText w:val="%8."/>
+      <w:lvlJc w:val="left"/>
+      <w:pPr>
+        <w:ind w:left="5760" w:hanging="360"/>
+      </w:pPr>
+    </w:lvl>
+    <w:lvl w:ilvl="8" w:tplc="3809001B" w:tentative="1">
+      <w:start w:val="1"/>
+      <w:numFmt w:val="lowerRoman"/>
+      <w:lvlText w:val="%9."/>
+      <w:lvlJc w:val="right"/>
+      <w:pPr>
+        <w:ind w:left="6480" w:hanging="180"/>
+      </w:pPr>
+    </w:lvl>
+  </w:abstractNum>
+  <w:abstractNum w:abstractNumId="4" w15:restartNumberingAfterBreak="0">
+    <w:nsid w:val="4528616C"/>
+    <w:multiLevelType w:val="multilevel"/>
+    <w:tmpl w:val="94D2B32E"/>
+    <w:lvl w:ilvl="0">
+      <w:start w:val="2"/>
+      <w:numFmt w:val="decimal"/>
+      <w:lvlText w:val="%1"/>
+      <w:lvlJc w:val="left"/>
+      <w:pPr>
+        <w:ind w:left="360" w:hanging="360"/>
+      </w:pPr>
+      <w:rPr>
+        <w:rFonts w:hint="default"/>
+      </w:rPr>
     </w:lvl>
     <w:lvl w:ilvl="1">
       <w:start w:val="1"/>
@@ -6907,8 +8298,11 @@
       <w:lvlText w:val="%1.%2"/>
       <w:lvlJc w:val="left"/>
       <w:pPr>
-        <w:ind w:left="576" w:hanging="576"/>
-      </w:pPr>
+        <w:ind w:left="360" w:hanging="360"/>
+      </w:pPr>
+      <w:rPr>
+        <w:rFonts w:hint="default"/>
+      </w:rPr>
     </w:lvl>
     <w:lvl w:ilvl="2">
       <w:start w:val="1"/>
@@ -6918,6 +8312,9 @@
       <w:pPr>
         <w:ind w:left="720" w:hanging="720"/>
       </w:pPr>
+      <w:rPr>
+        <w:rFonts w:hint="default"/>
+      </w:rPr>
     </w:lvl>
     <w:lvl w:ilvl="3">
       <w:start w:val="1"/>
@@ -6925,8 +8322,11 @@
       <w:lvlText w:val="%1.%2.%3.%4"/>
       <w:lvlJc w:val="left"/>
       <w:pPr>
-        <w:ind w:left="864" w:hanging="864"/>
-      </w:pPr>
+        <w:ind w:left="720" w:hanging="720"/>
+      </w:pPr>
+      <w:rPr>
+        <w:rFonts w:hint="default"/>
+      </w:rPr>
     </w:lvl>
     <w:lvl w:ilvl="4">
       <w:start w:val="1"/>
@@ -6934,8 +8334,11 @@
       <w:lvlText w:val="%1.%2.%3.%4.%5"/>
       <w:lvlJc w:val="left"/>
       <w:pPr>
-        <w:ind w:left="1008" w:hanging="1008"/>
-      </w:pPr>
+        <w:ind w:left="1080" w:hanging="1080"/>
+      </w:pPr>
+      <w:rPr>
+        <w:rFonts w:hint="default"/>
+      </w:rPr>
     </w:lvl>
     <w:lvl w:ilvl="5">
       <w:start w:val="1"/>
@@ -6943,8 +8346,11 @@
       <w:lvlText w:val="%1.%2.%3.%4.%5.%6"/>
       <w:lvlJc w:val="left"/>
       <w:pPr>
-        <w:ind w:left="1152" w:hanging="1152"/>
-      </w:pPr>
+        <w:ind w:left="1080" w:hanging="1080"/>
+      </w:pPr>
+      <w:rPr>
+        <w:rFonts w:hint="default"/>
+      </w:rPr>
     </w:lvl>
     <w:lvl w:ilvl="6">
       <w:start w:val="1"/>
@@ -6952,8 +8358,11 @@
       <w:lvlText w:val="%1.%2.%3.%4.%5.%6.%7"/>
       <w:lvlJc w:val="left"/>
       <w:pPr>
-        <w:ind w:left="1296" w:hanging="1296"/>
-      </w:pPr>
+        <w:ind w:left="1440" w:hanging="1440"/>
+      </w:pPr>
+      <w:rPr>
+        <w:rFonts w:hint="default"/>
+      </w:rPr>
     </w:lvl>
     <w:lvl w:ilvl="7">
       <w:start w:val="1"/>
@@ -6963,6 +8372,9 @@
       <w:pPr>
         <w:ind w:left="1440" w:hanging="1440"/>
       </w:pPr>
+      <w:rPr>
+        <w:rFonts w:hint="default"/>
+      </w:rPr>
     </w:lvl>
     <w:lvl w:ilvl="8">
       <w:start w:val="1"/>
@@ -6970,11 +8382,329 @@
       <w:lvlText w:val="%1.%2.%3.%4.%5.%6.%7.%8.%9"/>
       <w:lvlJc w:val="left"/>
       <w:pPr>
-        <w:ind w:left="1584" w:hanging="1584"/>
-      </w:pPr>
+        <w:ind w:left="1800" w:hanging="1800"/>
+      </w:pPr>
+      <w:rPr>
+        <w:rFonts w:hint="default"/>
+      </w:rPr>
     </w:lvl>
   </w:abstractNum>
-  <w:abstractNum w:abstractNumId="1" w15:restartNumberingAfterBreak="0">
+  <w:abstractNum w:abstractNumId="5" w15:restartNumberingAfterBreak="0">
+    <w:nsid w:val="599E447D"/>
+    <w:multiLevelType w:val="multilevel"/>
+    <w:tmpl w:val="44A26610"/>
+    <w:lvl w:ilvl="0">
+      <w:start w:val="1"/>
+      <w:numFmt w:val="decimal"/>
+      <w:lvlText w:val="%1."/>
+      <w:lvlJc w:val="left"/>
+      <w:pPr>
+        <w:ind w:left="360" w:hanging="360"/>
+      </w:pPr>
+      <w:rPr>
+        <w:rFonts w:hint="default"/>
+      </w:rPr>
+    </w:lvl>
+    <w:lvl w:ilvl="1">
+      <w:start w:val="1"/>
+      <w:numFmt w:val="decimal"/>
+      <w:lvlText w:val="%1.%2."/>
+      <w:lvlJc w:val="left"/>
+      <w:pPr>
+        <w:ind w:left="360" w:hanging="360"/>
+      </w:pPr>
+      <w:rPr>
+        <w:rFonts w:hint="default"/>
+      </w:rPr>
+    </w:lvl>
+    <w:lvl w:ilvl="2">
+      <w:start w:val="1"/>
+      <w:numFmt w:val="decimal"/>
+      <w:lvlText w:val="%1.%2.%3."/>
+      <w:lvlJc w:val="left"/>
+      <w:pPr>
+        <w:ind w:left="720" w:hanging="720"/>
+      </w:pPr>
+      <w:rPr>
+        <w:rFonts w:hint="default"/>
+      </w:rPr>
+    </w:lvl>
+    <w:lvl w:ilvl="3">
+      <w:start w:val="1"/>
+      <w:numFmt w:val="decimal"/>
+      <w:lvlText w:val="%1.%2.%3.%4."/>
+      <w:lvlJc w:val="left"/>
+      <w:pPr>
+        <w:ind w:left="720" w:hanging="720"/>
+      </w:pPr>
+      <w:rPr>
+        <w:rFonts w:hint="default"/>
+      </w:rPr>
+    </w:lvl>
+    <w:lvl w:ilvl="4">
+      <w:start w:val="1"/>
+      <w:numFmt w:val="decimal"/>
+      <w:lvlText w:val="%1.%2.%3.%4.%5."/>
+      <w:lvlJc w:val="left"/>
+      <w:pPr>
+        <w:ind w:left="1080" w:hanging="1080"/>
+      </w:pPr>
+      <w:rPr>
+        <w:rFonts w:hint="default"/>
+      </w:rPr>
+    </w:lvl>
+    <w:lvl w:ilvl="5">
+      <w:start w:val="1"/>
+      <w:numFmt w:val="decimal"/>
+      <w:lvlText w:val="%1.%2.%3.%4.%5.%6."/>
+      <w:lvlJc w:val="left"/>
+      <w:pPr>
+        <w:ind w:left="1080" w:hanging="1080"/>
+      </w:pPr>
+      <w:rPr>
+        <w:rFonts w:hint="default"/>
+      </w:rPr>
+    </w:lvl>
+    <w:lvl w:ilvl="6">
+      <w:start w:val="1"/>
+      <w:numFmt w:val="decimal"/>
+      <w:lvlText w:val="%1.%2.%3.%4.%5.%6.%7."/>
+      <w:lvlJc w:val="left"/>
+      <w:pPr>
+        <w:ind w:left="1440" w:hanging="1440"/>
+      </w:pPr>
+      <w:rPr>
+        <w:rFonts w:hint="default"/>
+      </w:rPr>
+    </w:lvl>
+    <w:lvl w:ilvl="7">
+      <w:start w:val="1"/>
+      <w:numFmt w:val="decimal"/>
+      <w:lvlText w:val="%1.%2.%3.%4.%5.%6.%7.%8."/>
+      <w:lvlJc w:val="left"/>
+      <w:pPr>
+        <w:ind w:left="1440" w:hanging="1440"/>
+      </w:pPr>
+      <w:rPr>
+        <w:rFonts w:hint="default"/>
+      </w:rPr>
+    </w:lvl>
+    <w:lvl w:ilvl="8">
+      <w:start w:val="1"/>
+      <w:numFmt w:val="decimal"/>
+      <w:lvlText w:val="%1.%2.%3.%4.%5.%6.%7.%8.%9."/>
+      <w:lvlJc w:val="left"/>
+      <w:pPr>
+        <w:ind w:left="1800" w:hanging="1800"/>
+      </w:pPr>
+      <w:rPr>
+        <w:rFonts w:hint="default"/>
+      </w:rPr>
+    </w:lvl>
+  </w:abstractNum>
+  <w:abstractNum w:abstractNumId="6" w15:restartNumberingAfterBreak="0">
+    <w:nsid w:val="5BBB4C8F"/>
+    <w:multiLevelType w:val="hybridMultilevel"/>
+    <w:tmpl w:val="F3E0600A"/>
+    <w:lvl w:ilvl="0" w:tplc="3809000F">
+      <w:start w:val="1"/>
+      <w:numFmt w:val="decimal"/>
+      <w:lvlText w:val="%1."/>
+      <w:lvlJc w:val="left"/>
+      <w:pPr>
+        <w:ind w:left="720" w:hanging="360"/>
+      </w:pPr>
+      <w:rPr>
+        <w:rFonts w:hint="default"/>
+      </w:rPr>
+    </w:lvl>
+    <w:lvl w:ilvl="1" w:tplc="38090019" w:tentative="1">
+      <w:start w:val="1"/>
+      <w:numFmt w:val="lowerLetter"/>
+      <w:lvlText w:val="%2."/>
+      <w:lvlJc w:val="left"/>
+      <w:pPr>
+        <w:ind w:left="1440" w:hanging="360"/>
+      </w:pPr>
+    </w:lvl>
+    <w:lvl w:ilvl="2" w:tplc="3809001B" w:tentative="1">
+      <w:start w:val="1"/>
+      <w:numFmt w:val="lowerRoman"/>
+      <w:lvlText w:val="%3."/>
+      <w:lvlJc w:val="right"/>
+      <w:pPr>
+        <w:ind w:left="2160" w:hanging="180"/>
+      </w:pPr>
+    </w:lvl>
+    <w:lvl w:ilvl="3" w:tplc="3809000F" w:tentative="1">
+      <w:start w:val="1"/>
+      <w:numFmt w:val="decimal"/>
+      <w:lvlText w:val="%4."/>
+      <w:lvlJc w:val="left"/>
+      <w:pPr>
+        <w:ind w:left="2880" w:hanging="360"/>
+      </w:pPr>
+    </w:lvl>
+    <w:lvl w:ilvl="4" w:tplc="38090019" w:tentative="1">
+      <w:start w:val="1"/>
+      <w:numFmt w:val="lowerLetter"/>
+      <w:lvlText w:val="%5."/>
+      <w:lvlJc w:val="left"/>
+      <w:pPr>
+        <w:ind w:left="3600" w:hanging="360"/>
+      </w:pPr>
+    </w:lvl>
+    <w:lvl w:ilvl="5" w:tplc="3809001B" w:tentative="1">
+      <w:start w:val="1"/>
+      <w:numFmt w:val="lowerRoman"/>
+      <w:lvlText w:val="%6."/>
+      <w:lvlJc w:val="right"/>
+      <w:pPr>
+        <w:ind w:left="4320" w:hanging="180"/>
+      </w:pPr>
+    </w:lvl>
+    <w:lvl w:ilvl="6" w:tplc="3809000F" w:tentative="1">
+      <w:start w:val="1"/>
+      <w:numFmt w:val="decimal"/>
+      <w:lvlText w:val="%7."/>
+      <w:lvlJc w:val="left"/>
+      <w:pPr>
+        <w:ind w:left="5040" w:hanging="360"/>
+      </w:pPr>
+    </w:lvl>
+    <w:lvl w:ilvl="7" w:tplc="38090019" w:tentative="1">
+      <w:start w:val="1"/>
+      <w:numFmt w:val="lowerLetter"/>
+      <w:lvlText w:val="%8."/>
+      <w:lvlJc w:val="left"/>
+      <w:pPr>
+        <w:ind w:left="5760" w:hanging="360"/>
+      </w:pPr>
+    </w:lvl>
+    <w:lvl w:ilvl="8" w:tplc="3809001B" w:tentative="1">
+      <w:start w:val="1"/>
+      <w:numFmt w:val="lowerRoman"/>
+      <w:lvlText w:val="%9."/>
+      <w:lvlJc w:val="right"/>
+      <w:pPr>
+        <w:ind w:left="6480" w:hanging="180"/>
+      </w:pPr>
+    </w:lvl>
+  </w:abstractNum>
+  <w:abstractNum w:abstractNumId="7" w15:restartNumberingAfterBreak="0">
+    <w:nsid w:val="609212C6"/>
+    <w:multiLevelType w:val="multilevel"/>
+    <w:tmpl w:val="EE84D856"/>
+    <w:lvl w:ilvl="0">
+      <w:start w:val="1"/>
+      <w:numFmt w:val="decimal"/>
+      <w:lvlText w:val="%1."/>
+      <w:lvlJc w:val="left"/>
+      <w:pPr>
+        <w:ind w:left="360" w:hanging="360"/>
+      </w:pPr>
+      <w:rPr>
+        <w:rFonts w:hint="default"/>
+      </w:rPr>
+    </w:lvl>
+    <w:lvl w:ilvl="1">
+      <w:start w:val="1"/>
+      <w:numFmt w:val="decimal"/>
+      <w:lvlText w:val="%1.%2."/>
+      <w:lvlJc w:val="left"/>
+      <w:pPr>
+        <w:ind w:left="360" w:hanging="360"/>
+      </w:pPr>
+      <w:rPr>
+        <w:rFonts w:hint="default"/>
+      </w:rPr>
+    </w:lvl>
+    <w:lvl w:ilvl="2">
+      <w:start w:val="1"/>
+      <w:numFmt w:val="decimal"/>
+      <w:lvlText w:val="%1.%2.%3."/>
+      <w:lvlJc w:val="left"/>
+      <w:pPr>
+        <w:ind w:left="720" w:hanging="720"/>
+      </w:pPr>
+      <w:rPr>
+        <w:rFonts w:hint="default"/>
+      </w:rPr>
+    </w:lvl>
+    <w:lvl w:ilvl="3">
+      <w:start w:val="1"/>
+      <w:numFmt w:val="decimal"/>
+      <w:lvlText w:val="%1.%2.%3.%4."/>
+      <w:lvlJc w:val="left"/>
+      <w:pPr>
+        <w:ind w:left="720" w:hanging="720"/>
+      </w:pPr>
+      <w:rPr>
+        <w:rFonts w:hint="default"/>
+      </w:rPr>
+    </w:lvl>
+    <w:lvl w:ilvl="4">
+      <w:start w:val="1"/>
+      <w:numFmt w:val="decimal"/>
+      <w:lvlText w:val="%1.%2.%3.%4.%5."/>
+      <w:lvlJc w:val="left"/>
+      <w:pPr>
+        <w:ind w:left="1080" w:hanging="1080"/>
+      </w:pPr>
+      <w:rPr>
+        <w:rFonts w:hint="default"/>
+      </w:rPr>
+    </w:lvl>
+    <w:lvl w:ilvl="5">
+      <w:start w:val="1"/>
+      <w:numFmt w:val="decimal"/>
+      <w:lvlText w:val="%1.%2.%3.%4.%5.%6."/>
+      <w:lvlJc w:val="left"/>
+      <w:pPr>
+        <w:ind w:left="1080" w:hanging="1080"/>
+      </w:pPr>
+      <w:rPr>
+        <w:rFonts w:hint="default"/>
+      </w:rPr>
+    </w:lvl>
+    <w:lvl w:ilvl="6">
+      <w:start w:val="1"/>
+      <w:numFmt w:val="decimal"/>
+      <w:lvlText w:val="%1.%2.%3.%4.%5.%6.%7."/>
+      <w:lvlJc w:val="left"/>
+      <w:pPr>
+        <w:ind w:left="1440" w:hanging="1440"/>
+      </w:pPr>
+      <w:rPr>
+        <w:rFonts w:hint="default"/>
+      </w:rPr>
+    </w:lvl>
+    <w:lvl w:ilvl="7">
+      <w:start w:val="1"/>
+      <w:numFmt w:val="decimal"/>
+      <w:lvlText w:val="%1.%2.%3.%4.%5.%6.%7.%8."/>
+      <w:lvlJc w:val="left"/>
+      <w:pPr>
+        <w:ind w:left="1440" w:hanging="1440"/>
+      </w:pPr>
+      <w:rPr>
+        <w:rFonts w:hint="default"/>
+      </w:rPr>
+    </w:lvl>
+    <w:lvl w:ilvl="8">
+      <w:start w:val="1"/>
+      <w:numFmt w:val="decimal"/>
+      <w:lvlText w:val="%1.%2.%3.%4.%5.%6.%7.%8.%9."/>
+      <w:lvlJc w:val="left"/>
+      <w:pPr>
+        <w:ind w:left="1800" w:hanging="1800"/>
+      </w:pPr>
+      <w:rPr>
+        <w:rFonts w:hint="default"/>
+      </w:rPr>
+    </w:lvl>
+  </w:abstractNum>
+  <w:abstractNum w:abstractNumId="8" w15:restartNumberingAfterBreak="0">
     <w:nsid w:val="63003920"/>
     <w:multiLevelType w:val="multilevel"/>
     <w:tmpl w:val="A5A4F442"/>
@@ -7096,11 +8826,148 @@
       </w:pPr>
     </w:lvl>
   </w:abstractNum>
+  <w:abstractNum w:abstractNumId="9" w15:restartNumberingAfterBreak="0">
+    <w:nsid w:val="73C342A1"/>
+    <w:multiLevelType w:val="multilevel"/>
+    <w:tmpl w:val="9EA46B54"/>
+    <w:lvl w:ilvl="0">
+      <w:start w:val="1"/>
+      <w:numFmt w:val="decimal"/>
+      <w:lvlText w:val="%1."/>
+      <w:lvlJc w:val="left"/>
+      <w:pPr>
+        <w:ind w:left="360" w:hanging="360"/>
+      </w:pPr>
+      <w:rPr>
+        <w:rFonts w:hint="default"/>
+      </w:rPr>
+    </w:lvl>
+    <w:lvl w:ilvl="1">
+      <w:start w:val="2"/>
+      <w:numFmt w:val="decimal"/>
+      <w:lvlText w:val="%1.%2."/>
+      <w:lvlJc w:val="left"/>
+      <w:pPr>
+        <w:ind w:left="360" w:hanging="360"/>
+      </w:pPr>
+      <w:rPr>
+        <w:rFonts w:hint="default"/>
+      </w:rPr>
+    </w:lvl>
+    <w:lvl w:ilvl="2">
+      <w:start w:val="1"/>
+      <w:numFmt w:val="decimal"/>
+      <w:lvlText w:val="%1.%2.%3."/>
+      <w:lvlJc w:val="left"/>
+      <w:pPr>
+        <w:ind w:left="720" w:hanging="720"/>
+      </w:pPr>
+      <w:rPr>
+        <w:rFonts w:hint="default"/>
+      </w:rPr>
+    </w:lvl>
+    <w:lvl w:ilvl="3">
+      <w:start w:val="1"/>
+      <w:numFmt w:val="decimal"/>
+      <w:lvlText w:val="%1.%2.%3.%4."/>
+      <w:lvlJc w:val="left"/>
+      <w:pPr>
+        <w:ind w:left="720" w:hanging="720"/>
+      </w:pPr>
+      <w:rPr>
+        <w:rFonts w:hint="default"/>
+      </w:rPr>
+    </w:lvl>
+    <w:lvl w:ilvl="4">
+      <w:start w:val="1"/>
+      <w:numFmt w:val="decimal"/>
+      <w:lvlText w:val="%1.%2.%3.%4.%5."/>
+      <w:lvlJc w:val="left"/>
+      <w:pPr>
+        <w:ind w:left="1080" w:hanging="1080"/>
+      </w:pPr>
+      <w:rPr>
+        <w:rFonts w:hint="default"/>
+      </w:rPr>
+    </w:lvl>
+    <w:lvl w:ilvl="5">
+      <w:start w:val="1"/>
+      <w:numFmt w:val="decimal"/>
+      <w:lvlText w:val="%1.%2.%3.%4.%5.%6."/>
+      <w:lvlJc w:val="left"/>
+      <w:pPr>
+        <w:ind w:left="1080" w:hanging="1080"/>
+      </w:pPr>
+      <w:rPr>
+        <w:rFonts w:hint="default"/>
+      </w:rPr>
+    </w:lvl>
+    <w:lvl w:ilvl="6">
+      <w:start w:val="1"/>
+      <w:numFmt w:val="decimal"/>
+      <w:lvlText w:val="%1.%2.%3.%4.%5.%6.%7."/>
+      <w:lvlJc w:val="left"/>
+      <w:pPr>
+        <w:ind w:left="1440" w:hanging="1440"/>
+      </w:pPr>
+      <w:rPr>
+        <w:rFonts w:hint="default"/>
+      </w:rPr>
+    </w:lvl>
+    <w:lvl w:ilvl="7">
+      <w:start w:val="1"/>
+      <w:numFmt w:val="decimal"/>
+      <w:lvlText w:val="%1.%2.%3.%4.%5.%6.%7.%8."/>
+      <w:lvlJc w:val="left"/>
+      <w:pPr>
+        <w:ind w:left="1440" w:hanging="1440"/>
+      </w:pPr>
+      <w:rPr>
+        <w:rFonts w:hint="default"/>
+      </w:rPr>
+    </w:lvl>
+    <w:lvl w:ilvl="8">
+      <w:start w:val="1"/>
+      <w:numFmt w:val="decimal"/>
+      <w:lvlText w:val="%1.%2.%3.%4.%5.%6.%7.%8.%9."/>
+      <w:lvlJc w:val="left"/>
+      <w:pPr>
+        <w:ind w:left="1800" w:hanging="1800"/>
+      </w:pPr>
+      <w:rPr>
+        <w:rFonts w:hint="default"/>
+      </w:rPr>
+    </w:lvl>
+  </w:abstractNum>
   <w:num w:numId="1" w16cid:durableId="1143616179">
+    <w:abstractNumId w:val="1"/>
+  </w:num>
+  <w:num w:numId="2" w16cid:durableId="616134477">
+    <w:abstractNumId w:val="8"/>
+  </w:num>
+  <w:num w:numId="3" w16cid:durableId="5981257">
+    <w:abstractNumId w:val="6"/>
+  </w:num>
+  <w:num w:numId="4" w16cid:durableId="783575751">
+    <w:abstractNumId w:val="4"/>
+  </w:num>
+  <w:num w:numId="5" w16cid:durableId="1913464763">
+    <w:abstractNumId w:val="7"/>
+  </w:num>
+  <w:num w:numId="6" w16cid:durableId="11272542">
+    <w:abstractNumId w:val="5"/>
+  </w:num>
+  <w:num w:numId="7" w16cid:durableId="1891334489">
+    <w:abstractNumId w:val="9"/>
+  </w:num>
+  <w:num w:numId="8" w16cid:durableId="488330051">
+    <w:abstractNumId w:val="2"/>
+  </w:num>
+  <w:num w:numId="9" w16cid:durableId="2136176280">
     <w:abstractNumId w:val="0"/>
   </w:num>
-  <w:num w:numId="2" w16cid:durableId="616134477">
-    <w:abstractNumId w:val="1"/>
+  <w:num w:numId="10" w16cid:durableId="1945846520">
+    <w:abstractNumId w:val="3"/>
   </w:num>
 </w:numbering>
 </file>
@@ -7749,7 +9616,6 @@
   <w:style w:type="character" w:default="1" w:styleId="DefaultParagraphFont">
     <w:name w:val="Default Paragraph Font"/>
     <w:uiPriority w:val="1"/>
-    <w:semiHidden/>
     <w:unhideWhenUsed/>
   </w:style>
   <w:style w:type="table" w:default="1" w:styleId="TableNormal">
@@ -8116,8 +9982,11 @@
     <w:autoRedefine/>
     <w:uiPriority w:val="39"/>
     <w:unhideWhenUsed/>
-    <w:rsid w:val="00811191"/>
+    <w:rsid w:val="00E077D0"/>
     <w:pPr>
+      <w:tabs>
+        <w:tab w:val="right" w:leader="dot" w:pos="7921"/>
+      </w:tabs>
       <w:spacing w:after="100"/>
     </w:pPr>
   </w:style>
@@ -8294,7 +10163,8 @@
     <w:unhideWhenUsed/>
     <w:rsid w:val="004A7E33"/>
   </w:style>
-  <w:style w:type="table" w:customStyle="1" w:styleId="a">
+  <w:style w:type="table" w:customStyle="1" w:styleId="1">
+    <w:name w:val="1"/>
     <w:basedOn w:val="TableNormal"/>
     <w:tblPr>
       <w:tblStyleRowBandSize w:val="1"/>

--- a/Ahmad Sudais Proposal TA 2025 (Rencana A).docx
+++ b/Ahmad Sudais Proposal TA 2025 (Rencana A).docx
@@ -1042,7 +1042,7 @@
         </w:numPr>
         <w:ind w:right="-7"/>
       </w:pPr>
-      <w:bookmarkStart w:id="1" w:name="_Toc229427070"/>
+      <w:bookmarkStart w:id="1" w:name="_Toc229519368"/>
       <w:r>
         <w:lastRenderedPageBreak/>
         <w:t>HALAMAN</w:t>
@@ -1829,7 +1829,7 @@
         </w:numPr>
         <w:ind w:right="-7"/>
       </w:pPr>
-      <w:bookmarkStart w:id="2" w:name="_Toc229427071"/>
+      <w:bookmarkStart w:id="2" w:name="_Toc229519369"/>
       <w:r>
         <w:lastRenderedPageBreak/>
         <w:t>PERNYATAAN</w:t>
@@ -2329,7 +2329,7 @@
         <w:spacing w:line="240" w:lineRule="auto"/>
         <w:ind w:right="-7"/>
       </w:pPr>
-      <w:bookmarkStart w:id="3" w:name="_Toc229427072"/>
+      <w:bookmarkStart w:id="3" w:name="_Toc229519370"/>
       <w:r>
         <w:lastRenderedPageBreak/>
         <w:t>DAFTAR ISI</w:t>
@@ -2383,7 +2383,7 @@
           <w:r>
             <w:fldChar w:fldCharType="separate"/>
           </w:r>
-          <w:hyperlink w:anchor="_Toc229427070" w:history="1">
+          <w:hyperlink w:anchor="_Toc229519368" w:history="1">
             <w:r>
               <w:rPr>
                 <w:rStyle w:val="Hyperlink"/>
@@ -2410,7 +2410,7 @@
                 <w:noProof/>
                 <w:webHidden/>
               </w:rPr>
-              <w:instrText xml:space="preserve"> PAGEREF _Toc229427070 \h </w:instrText>
+              <w:instrText xml:space="preserve"> PAGEREF _Toc229519368 \h </w:instrText>
             </w:r>
             <w:r>
               <w:rPr>
@@ -2454,7 +2454,7 @@
               <w14:ligatures w14:val="standardContextual"/>
             </w:rPr>
           </w:pPr>
-          <w:hyperlink w:anchor="_Toc229427071" w:history="1">
+          <w:hyperlink w:anchor="_Toc229519369" w:history="1">
             <w:r>
               <w:rPr>
                 <w:rStyle w:val="Hyperlink"/>
@@ -2481,7 +2481,7 @@
                 <w:noProof/>
                 <w:webHidden/>
               </w:rPr>
-              <w:instrText xml:space="preserve"> PAGEREF _Toc229427071 \h </w:instrText>
+              <w:instrText xml:space="preserve"> PAGEREF _Toc229519369 \h </w:instrText>
             </w:r>
             <w:r>
               <w:rPr>
@@ -2525,7 +2525,7 @@
               <w14:ligatures w14:val="standardContextual"/>
             </w:rPr>
           </w:pPr>
-          <w:hyperlink w:anchor="_Toc229427072" w:history="1">
+          <w:hyperlink w:anchor="_Toc229519370" w:history="1">
             <w:r>
               <w:rPr>
                 <w:rStyle w:val="Hyperlink"/>
@@ -2552,7 +2552,7 @@
                 <w:noProof/>
                 <w:webHidden/>
               </w:rPr>
-              <w:instrText xml:space="preserve"> PAGEREF _Toc229427072 \h </w:instrText>
+              <w:instrText xml:space="preserve"> PAGEREF _Toc229519370 \h </w:instrText>
             </w:r>
             <w:r>
               <w:rPr>
@@ -2596,7 +2596,7 @@
               <w14:ligatures w14:val="standardContextual"/>
             </w:rPr>
           </w:pPr>
-          <w:hyperlink w:anchor="_Toc229427073" w:history="1">
+          <w:hyperlink w:anchor="_Toc229519371" w:history="1">
             <w:r>
               <w:rPr>
                 <w:rStyle w:val="Hyperlink"/>
@@ -2623,7 +2623,7 @@
                 <w:noProof/>
                 <w:webHidden/>
               </w:rPr>
-              <w:instrText xml:space="preserve"> PAGEREF _Toc229427073 \h </w:instrText>
+              <w:instrText xml:space="preserve"> PAGEREF _Toc229519371 \h </w:instrText>
             </w:r>
             <w:r>
               <w:rPr>
@@ -2667,7 +2667,7 @@
               <w14:ligatures w14:val="standardContextual"/>
             </w:rPr>
           </w:pPr>
-          <w:hyperlink w:anchor="_Toc229427074" w:history="1">
+          <w:hyperlink w:anchor="_Toc229519372" w:history="1">
             <w:r>
               <w:rPr>
                 <w:rStyle w:val="Hyperlink"/>
@@ -2695,7 +2695,7 @@
                 <w:noProof/>
                 <w:webHidden/>
               </w:rPr>
-              <w:instrText xml:space="preserve"> PAGEREF _Toc229427074 \h </w:instrText>
+              <w:instrText xml:space="preserve"> PAGEREF _Toc229519372 \h </w:instrText>
             </w:r>
             <w:r>
               <w:rPr>
@@ -2739,7 +2739,7 @@
               <w14:ligatures w14:val="standardContextual"/>
             </w:rPr>
           </w:pPr>
-          <w:hyperlink w:anchor="_Toc229427075" w:history="1">
+          <w:hyperlink w:anchor="_Toc229519373" w:history="1">
             <w:r>
               <w:rPr>
                 <w:rStyle w:val="Hyperlink"/>
@@ -2766,7 +2766,7 @@
                 <w:noProof/>
                 <w:webHidden/>
               </w:rPr>
-              <w:instrText xml:space="preserve"> PAGEREF _Toc229427075 \h </w:instrText>
+              <w:instrText xml:space="preserve"> PAGEREF _Toc229519373 \h </w:instrText>
             </w:r>
             <w:r>
               <w:rPr>
@@ -2810,7 +2810,7 @@
               <w14:ligatures w14:val="standardContextual"/>
             </w:rPr>
           </w:pPr>
-          <w:hyperlink w:anchor="_Toc229427076" w:history="1">
+          <w:hyperlink w:anchor="_Toc229519374" w:history="1">
             <w:r>
               <w:rPr>
                 <w:rStyle w:val="Hyperlink"/>
@@ -2837,7 +2837,7 @@
                 <w:noProof/>
                 <w:webHidden/>
               </w:rPr>
-              <w:instrText xml:space="preserve"> PAGEREF _Toc229427076 \h </w:instrText>
+              <w:instrText xml:space="preserve"> PAGEREF _Toc229519374 \h </w:instrText>
             </w:r>
             <w:r>
               <w:rPr>
@@ -2885,7 +2885,7 @@
               <w14:ligatures w14:val="standardContextual"/>
             </w:rPr>
           </w:pPr>
-          <w:hyperlink w:anchor="_Toc229427077" w:history="1">
+          <w:hyperlink w:anchor="_Toc229519375" w:history="1">
             <w:r>
               <w:rPr>
                 <w:rStyle w:val="Hyperlink"/>
@@ -2931,7 +2931,7 @@
                 <w:noProof/>
                 <w:webHidden/>
               </w:rPr>
-              <w:instrText xml:space="preserve"> PAGEREF _Toc229427077 \h </w:instrText>
+              <w:instrText xml:space="preserve"> PAGEREF _Toc229519375 \h </w:instrText>
             </w:r>
             <w:r>
               <w:rPr>
@@ -2979,7 +2979,7 @@
               <w14:ligatures w14:val="standardContextual"/>
             </w:rPr>
           </w:pPr>
-          <w:hyperlink w:anchor="_Toc229427078" w:history="1">
+          <w:hyperlink w:anchor="_Toc229519376" w:history="1">
             <w:r>
               <w:rPr>
                 <w:rStyle w:val="Hyperlink"/>
@@ -3004,7 +3004,7 @@
                 <w:rStyle w:val="Hyperlink"/>
                 <w:noProof/>
               </w:rPr>
-              <w:t>Identifikasi Masalah</w:t>
+              <w:t>Rumusan Masalah</w:t>
             </w:r>
             <w:r>
               <w:rPr>
@@ -3025,7 +3025,7 @@
                 <w:noProof/>
                 <w:webHidden/>
               </w:rPr>
-              <w:instrText xml:space="preserve"> PAGEREF _Toc229427078 \h </w:instrText>
+              <w:instrText xml:space="preserve"> PAGEREF _Toc229519376 \h </w:instrText>
             </w:r>
             <w:r>
               <w:rPr>
@@ -3073,7 +3073,7 @@
               <w14:ligatures w14:val="standardContextual"/>
             </w:rPr>
           </w:pPr>
-          <w:hyperlink w:anchor="_Toc229427079" w:history="1">
+          <w:hyperlink w:anchor="_Toc229519377" w:history="1">
             <w:r>
               <w:rPr>
                 <w:rStyle w:val="Hyperlink"/>
@@ -3119,7 +3119,7 @@
                 <w:noProof/>
                 <w:webHidden/>
               </w:rPr>
-              <w:instrText xml:space="preserve"> PAGEREF _Toc229427079 \h </w:instrText>
+              <w:instrText xml:space="preserve"> PAGEREF _Toc229519377 \h </w:instrText>
             </w:r>
             <w:r>
               <w:rPr>
@@ -3139,7 +3139,7 @@
                 <w:noProof/>
                 <w:webHidden/>
               </w:rPr>
-              <w:t>4</w:t>
+              <w:t>3</w:t>
             </w:r>
             <w:r>
               <w:rPr>
@@ -3167,7 +3167,7 @@
               <w14:ligatures w14:val="standardContextual"/>
             </w:rPr>
           </w:pPr>
-          <w:hyperlink w:anchor="_Toc229427080" w:history="1">
+          <w:hyperlink w:anchor="_Toc229519378" w:history="1">
             <w:r>
               <w:rPr>
                 <w:rStyle w:val="Hyperlink"/>
@@ -3213,7 +3213,7 @@
                 <w:noProof/>
                 <w:webHidden/>
               </w:rPr>
-              <w:instrText xml:space="preserve"> PAGEREF _Toc229427080 \h </w:instrText>
+              <w:instrText xml:space="preserve"> PAGEREF _Toc229519378 \h </w:instrText>
             </w:r>
             <w:r>
               <w:rPr>
@@ -3257,7 +3257,7 @@
               <w14:ligatures w14:val="standardContextual"/>
             </w:rPr>
           </w:pPr>
-          <w:hyperlink w:anchor="_Toc229427081" w:history="1">
+          <w:hyperlink w:anchor="_Toc229519379" w:history="1">
             <w:r>
               <w:rPr>
                 <w:rStyle w:val="Hyperlink"/>
@@ -3284,7 +3284,7 @@
                 <w:noProof/>
                 <w:webHidden/>
               </w:rPr>
-              <w:instrText xml:space="preserve"> PAGEREF _Toc229427081 \h </w:instrText>
+              <w:instrText xml:space="preserve"> PAGEREF _Toc229519379 \h </w:instrText>
             </w:r>
             <w:r>
               <w:rPr>
@@ -3304,7 +3304,7 @@
                 <w:noProof/>
                 <w:webHidden/>
               </w:rPr>
-              <w:t>6</w:t>
+              <w:t>5</w:t>
             </w:r>
             <w:r>
               <w:rPr>
@@ -3328,7 +3328,7 @@
               <w14:ligatures w14:val="standardContextual"/>
             </w:rPr>
           </w:pPr>
-          <w:hyperlink w:anchor="_Toc229427082" w:history="1">
+          <w:hyperlink w:anchor="_Toc229519380" w:history="1">
             <w:r>
               <w:rPr>
                 <w:rStyle w:val="Hyperlink"/>
@@ -3355,7 +3355,195 @@
                 <w:noProof/>
                 <w:webHidden/>
               </w:rPr>
-              <w:instrText xml:space="preserve"> PAGEREF _Toc229427082 \h </w:instrText>
+              <w:instrText xml:space="preserve"> PAGEREF _Toc229519380 \h </w:instrText>
+            </w:r>
+            <w:r>
+              <w:rPr>
+                <w:noProof/>
+                <w:webHidden/>
+              </w:rPr>
+            </w:r>
+            <w:r>
+              <w:rPr>
+                <w:noProof/>
+                <w:webHidden/>
+              </w:rPr>
+              <w:fldChar w:fldCharType="separate"/>
+            </w:r>
+            <w:r>
+              <w:rPr>
+                <w:noProof/>
+                <w:webHidden/>
+              </w:rPr>
+              <w:t>5</w:t>
+            </w:r>
+            <w:r>
+              <w:rPr>
+                <w:noProof/>
+                <w:webHidden/>
+              </w:rPr>
+              <w:fldChar w:fldCharType="end"/>
+            </w:r>
+          </w:hyperlink>
+        </w:p>
+        <w:p>
+          <w:pPr>
+            <w:pStyle w:val="TOC2"/>
+            <w:tabs>
+              <w:tab w:val="left" w:pos="960"/>
+              <w:tab w:val="right" w:leader="dot" w:pos="7921"/>
+            </w:tabs>
+            <w:rPr>
+              <w:rFonts w:asciiTheme="minorHAnsi" w:eastAsiaTheme="minorEastAsia" w:hAnsiTheme="minorHAnsi" w:cstheme="minorBidi"/>
+              <w:noProof/>
+              <w:kern w:val="2"/>
+              <w:sz w:val="24"/>
+              <w:szCs w:val="24"/>
+              <w:lang w:val="en-ID" w:eastAsia="en-ID"/>
+              <w14:ligatures w14:val="standardContextual"/>
+            </w:rPr>
+          </w:pPr>
+          <w:hyperlink w:anchor="_Toc229519381" w:history="1">
+            <w:r>
+              <w:rPr>
+                <w:rStyle w:val="Hyperlink"/>
+                <w:noProof/>
+              </w:rPr>
+              <w:t xml:space="preserve">2.1. </w:t>
+            </w:r>
+            <w:r>
+              <w:rPr>
+                <w:rFonts w:asciiTheme="minorHAnsi" w:eastAsiaTheme="minorEastAsia" w:hAnsiTheme="minorHAnsi" w:cstheme="minorBidi"/>
+                <w:noProof/>
+                <w:kern w:val="2"/>
+                <w:sz w:val="24"/>
+                <w:szCs w:val="24"/>
+                <w:lang w:val="en-ID" w:eastAsia="en-ID"/>
+                <w14:ligatures w14:val="standardContextual"/>
+              </w:rPr>
+              <w:tab/>
+            </w:r>
+            <w:r>
+              <w:rPr>
+                <w:rStyle w:val="Hyperlink"/>
+                <w:noProof/>
+              </w:rPr>
+              <w:t>Game Simulasi sebagai Media Edukasi Interior</w:t>
+            </w:r>
+            <w:r>
+              <w:rPr>
+                <w:noProof/>
+                <w:webHidden/>
+              </w:rPr>
+              <w:tab/>
+            </w:r>
+            <w:r>
+              <w:rPr>
+                <w:noProof/>
+                <w:webHidden/>
+              </w:rPr>
+              <w:fldChar w:fldCharType="begin"/>
+            </w:r>
+            <w:r>
+              <w:rPr>
+                <w:noProof/>
+                <w:webHidden/>
+              </w:rPr>
+              <w:instrText xml:space="preserve"> PAGEREF _Toc229519381 \h </w:instrText>
+            </w:r>
+            <w:r>
+              <w:rPr>
+                <w:noProof/>
+                <w:webHidden/>
+              </w:rPr>
+            </w:r>
+            <w:r>
+              <w:rPr>
+                <w:noProof/>
+                <w:webHidden/>
+              </w:rPr>
+              <w:fldChar w:fldCharType="separate"/>
+            </w:r>
+            <w:r>
+              <w:rPr>
+                <w:noProof/>
+                <w:webHidden/>
+              </w:rPr>
+              <w:t>5</w:t>
+            </w:r>
+            <w:r>
+              <w:rPr>
+                <w:noProof/>
+                <w:webHidden/>
+              </w:rPr>
+              <w:fldChar w:fldCharType="end"/>
+            </w:r>
+          </w:hyperlink>
+        </w:p>
+        <w:p>
+          <w:pPr>
+            <w:pStyle w:val="TOC2"/>
+            <w:tabs>
+              <w:tab w:val="left" w:pos="960"/>
+              <w:tab w:val="right" w:leader="dot" w:pos="7921"/>
+            </w:tabs>
+            <w:rPr>
+              <w:rFonts w:asciiTheme="minorHAnsi" w:eastAsiaTheme="minorEastAsia" w:hAnsiTheme="minorHAnsi" w:cstheme="minorBidi"/>
+              <w:noProof/>
+              <w:kern w:val="2"/>
+              <w:sz w:val="24"/>
+              <w:szCs w:val="24"/>
+              <w:lang w:val="en-ID" w:eastAsia="en-ID"/>
+              <w14:ligatures w14:val="standardContextual"/>
+            </w:rPr>
+          </w:pPr>
+          <w:hyperlink w:anchor="_Toc229519382" w:history="1">
+            <w:r>
+              <w:rPr>
+                <w:rStyle w:val="Hyperlink"/>
+                <w:noProof/>
+              </w:rPr>
+              <w:t>2.2.</w:t>
+            </w:r>
+            <w:r>
+              <w:rPr>
+                <w:rFonts w:asciiTheme="minorHAnsi" w:eastAsiaTheme="minorEastAsia" w:hAnsiTheme="minorHAnsi" w:cstheme="minorBidi"/>
+                <w:noProof/>
+                <w:kern w:val="2"/>
+                <w:sz w:val="24"/>
+                <w:szCs w:val="24"/>
+                <w:lang w:val="en-ID" w:eastAsia="en-ID"/>
+                <w14:ligatures w14:val="standardContextual"/>
+              </w:rPr>
+              <w:tab/>
+            </w:r>
+            <w:r>
+              <w:rPr>
+                <w:rStyle w:val="Hyperlink"/>
+                <w:noProof/>
+              </w:rPr>
+              <w:t>Penelitian Simulasi dan Desain Interior Digital</w:t>
+            </w:r>
+            <w:r>
+              <w:rPr>
+                <w:noProof/>
+                <w:webHidden/>
+              </w:rPr>
+              <w:tab/>
+            </w:r>
+            <w:r>
+              <w:rPr>
+                <w:noProof/>
+                <w:webHidden/>
+              </w:rPr>
+              <w:fldChar w:fldCharType="begin"/>
+            </w:r>
+            <w:r>
+              <w:rPr>
+                <w:noProof/>
+                <w:webHidden/>
+              </w:rPr>
+              <w:instrText xml:space="preserve"> PAGEREF _Toc229519382 \h </w:instrText>
             </w:r>
             <w:r>
               <w:rPr>
@@ -3403,195 +3591,7 @@
               <w14:ligatures w14:val="standardContextual"/>
             </w:rPr>
           </w:pPr>
-          <w:hyperlink w:anchor="_Toc229427083" w:history="1">
-            <w:r>
-              <w:rPr>
-                <w:rStyle w:val="Hyperlink"/>
-                <w:noProof/>
-              </w:rPr>
-              <w:t xml:space="preserve">2.1. </w:t>
-            </w:r>
-            <w:r>
-              <w:rPr>
-                <w:rFonts w:asciiTheme="minorHAnsi" w:eastAsiaTheme="minorEastAsia" w:hAnsiTheme="minorHAnsi" w:cstheme="minorBidi"/>
-                <w:noProof/>
-                <w:kern w:val="2"/>
-                <w:sz w:val="24"/>
-                <w:szCs w:val="24"/>
-                <w:lang w:val="en-ID" w:eastAsia="en-ID"/>
-                <w14:ligatures w14:val="standardContextual"/>
-              </w:rPr>
-              <w:tab/>
-            </w:r>
-            <w:r>
-              <w:rPr>
-                <w:rStyle w:val="Hyperlink"/>
-                <w:noProof/>
-              </w:rPr>
-              <w:t>Game Simulasi sebagai Media Edukasi Interior</w:t>
-            </w:r>
-            <w:r>
-              <w:rPr>
-                <w:noProof/>
-                <w:webHidden/>
-              </w:rPr>
-              <w:tab/>
-            </w:r>
-            <w:r>
-              <w:rPr>
-                <w:noProof/>
-                <w:webHidden/>
-              </w:rPr>
-              <w:fldChar w:fldCharType="begin"/>
-            </w:r>
-            <w:r>
-              <w:rPr>
-                <w:noProof/>
-                <w:webHidden/>
-              </w:rPr>
-              <w:instrText xml:space="preserve"> PAGEREF _Toc229427083 \h </w:instrText>
-            </w:r>
-            <w:r>
-              <w:rPr>
-                <w:noProof/>
-                <w:webHidden/>
-              </w:rPr>
-            </w:r>
-            <w:r>
-              <w:rPr>
-                <w:noProof/>
-                <w:webHidden/>
-              </w:rPr>
-              <w:fldChar w:fldCharType="separate"/>
-            </w:r>
-            <w:r>
-              <w:rPr>
-                <w:noProof/>
-                <w:webHidden/>
-              </w:rPr>
-              <w:t>6</w:t>
-            </w:r>
-            <w:r>
-              <w:rPr>
-                <w:noProof/>
-                <w:webHidden/>
-              </w:rPr>
-              <w:fldChar w:fldCharType="end"/>
-            </w:r>
-          </w:hyperlink>
-        </w:p>
-        <w:p>
-          <w:pPr>
-            <w:pStyle w:val="TOC2"/>
-            <w:tabs>
-              <w:tab w:val="left" w:pos="960"/>
-              <w:tab w:val="right" w:leader="dot" w:pos="7921"/>
-            </w:tabs>
-            <w:rPr>
-              <w:rFonts w:asciiTheme="minorHAnsi" w:eastAsiaTheme="minorEastAsia" w:hAnsiTheme="minorHAnsi" w:cstheme="minorBidi"/>
-              <w:noProof/>
-              <w:kern w:val="2"/>
-              <w:sz w:val="24"/>
-              <w:szCs w:val="24"/>
-              <w:lang w:val="en-ID" w:eastAsia="en-ID"/>
-              <w14:ligatures w14:val="standardContextual"/>
-            </w:rPr>
-          </w:pPr>
-          <w:hyperlink w:anchor="_Toc229427084" w:history="1">
-            <w:r>
-              <w:rPr>
-                <w:rStyle w:val="Hyperlink"/>
-                <w:noProof/>
-              </w:rPr>
-              <w:t>2.2.</w:t>
-            </w:r>
-            <w:r>
-              <w:rPr>
-                <w:rFonts w:asciiTheme="minorHAnsi" w:eastAsiaTheme="minorEastAsia" w:hAnsiTheme="minorHAnsi" w:cstheme="minorBidi"/>
-                <w:noProof/>
-                <w:kern w:val="2"/>
-                <w:sz w:val="24"/>
-                <w:szCs w:val="24"/>
-                <w:lang w:val="en-ID" w:eastAsia="en-ID"/>
-                <w14:ligatures w14:val="standardContextual"/>
-              </w:rPr>
-              <w:tab/>
-            </w:r>
-            <w:r>
-              <w:rPr>
-                <w:rStyle w:val="Hyperlink"/>
-                <w:noProof/>
-              </w:rPr>
-              <w:t>Penelitian Simulasi dan Desain Interior Digital</w:t>
-            </w:r>
-            <w:r>
-              <w:rPr>
-                <w:noProof/>
-                <w:webHidden/>
-              </w:rPr>
-              <w:tab/>
-            </w:r>
-            <w:r>
-              <w:rPr>
-                <w:noProof/>
-                <w:webHidden/>
-              </w:rPr>
-              <w:fldChar w:fldCharType="begin"/>
-            </w:r>
-            <w:r>
-              <w:rPr>
-                <w:noProof/>
-                <w:webHidden/>
-              </w:rPr>
-              <w:instrText xml:space="preserve"> PAGEREF _Toc229427084 \h </w:instrText>
-            </w:r>
-            <w:r>
-              <w:rPr>
-                <w:noProof/>
-                <w:webHidden/>
-              </w:rPr>
-            </w:r>
-            <w:r>
-              <w:rPr>
-                <w:noProof/>
-                <w:webHidden/>
-              </w:rPr>
-              <w:fldChar w:fldCharType="separate"/>
-            </w:r>
-            <w:r>
-              <w:rPr>
-                <w:noProof/>
-                <w:webHidden/>
-              </w:rPr>
-              <w:t>7</w:t>
-            </w:r>
-            <w:r>
-              <w:rPr>
-                <w:noProof/>
-                <w:webHidden/>
-              </w:rPr>
-              <w:fldChar w:fldCharType="end"/>
-            </w:r>
-          </w:hyperlink>
-        </w:p>
-        <w:p>
-          <w:pPr>
-            <w:pStyle w:val="TOC2"/>
-            <w:tabs>
-              <w:tab w:val="left" w:pos="960"/>
-              <w:tab w:val="right" w:leader="dot" w:pos="7921"/>
-            </w:tabs>
-            <w:rPr>
-              <w:rFonts w:asciiTheme="minorHAnsi" w:eastAsiaTheme="minorEastAsia" w:hAnsiTheme="minorHAnsi" w:cstheme="minorBidi"/>
-              <w:noProof/>
-              <w:kern w:val="2"/>
-              <w:sz w:val="24"/>
-              <w:szCs w:val="24"/>
-              <w:lang w:val="en-ID" w:eastAsia="en-ID"/>
-              <w14:ligatures w14:val="standardContextual"/>
-            </w:rPr>
-          </w:pPr>
-          <w:hyperlink w:anchor="_Toc229427085" w:history="1">
+          <w:hyperlink w:anchor="_Toc229519383" w:history="1">
             <w:r>
               <w:rPr>
                 <w:rStyle w:val="Hyperlink"/>
@@ -3653,7 +3653,7 @@
                 <w:noProof/>
                 <w:webHidden/>
               </w:rPr>
-              <w:instrText xml:space="preserve"> PAGEREF _Toc229427085 \h </w:instrText>
+              <w:instrText xml:space="preserve"> PAGEREF _Toc229519383 \h </w:instrText>
             </w:r>
             <w:r>
               <w:rPr>
@@ -3673,7 +3673,7 @@
                 <w:noProof/>
                 <w:webHidden/>
               </w:rPr>
-              <w:t>9</w:t>
+              <w:t>8</w:t>
             </w:r>
             <w:r>
               <w:rPr>
@@ -3701,7 +3701,7 @@
               <w14:ligatures w14:val="standardContextual"/>
             </w:rPr>
           </w:pPr>
-          <w:hyperlink w:anchor="_Toc229427086" w:history="1">
+          <w:hyperlink w:anchor="_Toc229519384" w:history="1">
             <w:r>
               <w:rPr>
                 <w:rStyle w:val="Hyperlink"/>
@@ -3747,7 +3747,199 @@
                 <w:noProof/>
                 <w:webHidden/>
               </w:rPr>
-              <w:instrText xml:space="preserve"> PAGEREF _Toc229427086 \h </w:instrText>
+              <w:instrText xml:space="preserve"> PAGEREF _Toc229519384 \h </w:instrText>
+            </w:r>
+            <w:r>
+              <w:rPr>
+                <w:noProof/>
+                <w:webHidden/>
+              </w:rPr>
+            </w:r>
+            <w:r>
+              <w:rPr>
+                <w:noProof/>
+                <w:webHidden/>
+              </w:rPr>
+              <w:fldChar w:fldCharType="separate"/>
+            </w:r>
+            <w:r>
+              <w:rPr>
+                <w:noProof/>
+                <w:webHidden/>
+              </w:rPr>
+              <w:t>10</w:t>
+            </w:r>
+            <w:r>
+              <w:rPr>
+                <w:noProof/>
+                <w:webHidden/>
+              </w:rPr>
+              <w:fldChar w:fldCharType="end"/>
+            </w:r>
+          </w:hyperlink>
+        </w:p>
+        <w:p>
+          <w:pPr>
+            <w:pStyle w:val="TOC3"/>
+            <w:tabs>
+              <w:tab w:val="left" w:pos="1200"/>
+              <w:tab w:val="right" w:leader="dot" w:pos="7921"/>
+            </w:tabs>
+            <w:rPr>
+              <w:rFonts w:asciiTheme="minorHAnsi" w:eastAsiaTheme="minorEastAsia" w:hAnsiTheme="minorHAnsi" w:cstheme="minorBidi"/>
+              <w:noProof/>
+              <w:kern w:val="2"/>
+              <w:sz w:val="24"/>
+              <w:szCs w:val="24"/>
+              <w:lang w:val="en-ID" w:eastAsia="en-ID"/>
+              <w14:ligatures w14:val="standardContextual"/>
+            </w:rPr>
+          </w:pPr>
+          <w:hyperlink w:anchor="_Toc229519385" w:history="1">
+            <w:r>
+              <w:rPr>
+                <w:rStyle w:val="Hyperlink"/>
+                <w:noProof/>
+              </w:rPr>
+              <w:t>2.4.1.</w:t>
+            </w:r>
+            <w:r>
+              <w:rPr>
+                <w:rFonts w:asciiTheme="minorHAnsi" w:eastAsiaTheme="minorEastAsia" w:hAnsiTheme="minorHAnsi" w:cstheme="minorBidi"/>
+                <w:noProof/>
+                <w:kern w:val="2"/>
+                <w:sz w:val="24"/>
+                <w:szCs w:val="24"/>
+                <w:lang w:val="en-ID" w:eastAsia="en-ID"/>
+                <w14:ligatures w14:val="standardContextual"/>
+              </w:rPr>
+              <w:tab/>
+            </w:r>
+            <w:r>
+              <w:rPr>
+                <w:rStyle w:val="Hyperlink"/>
+                <w:i/>
+                <w:iCs/>
+                <w:noProof/>
+              </w:rPr>
+              <w:t>House Flipper</w:t>
+            </w:r>
+            <w:r>
+              <w:rPr>
+                <w:noProof/>
+                <w:webHidden/>
+              </w:rPr>
+              <w:tab/>
+            </w:r>
+            <w:r>
+              <w:rPr>
+                <w:noProof/>
+                <w:webHidden/>
+              </w:rPr>
+              <w:fldChar w:fldCharType="begin"/>
+            </w:r>
+            <w:r>
+              <w:rPr>
+                <w:noProof/>
+                <w:webHidden/>
+              </w:rPr>
+              <w:instrText xml:space="preserve"> PAGEREF _Toc229519385 \h </w:instrText>
+            </w:r>
+            <w:r>
+              <w:rPr>
+                <w:noProof/>
+                <w:webHidden/>
+              </w:rPr>
+            </w:r>
+            <w:r>
+              <w:rPr>
+                <w:noProof/>
+                <w:webHidden/>
+              </w:rPr>
+              <w:fldChar w:fldCharType="separate"/>
+            </w:r>
+            <w:r>
+              <w:rPr>
+                <w:noProof/>
+                <w:webHidden/>
+              </w:rPr>
+              <w:t>10</w:t>
+            </w:r>
+            <w:r>
+              <w:rPr>
+                <w:noProof/>
+                <w:webHidden/>
+              </w:rPr>
+              <w:fldChar w:fldCharType="end"/>
+            </w:r>
+          </w:hyperlink>
+        </w:p>
+        <w:p>
+          <w:pPr>
+            <w:pStyle w:val="TOC3"/>
+            <w:tabs>
+              <w:tab w:val="left" w:pos="1200"/>
+              <w:tab w:val="right" w:leader="dot" w:pos="7921"/>
+            </w:tabs>
+            <w:rPr>
+              <w:rFonts w:asciiTheme="minorHAnsi" w:eastAsiaTheme="minorEastAsia" w:hAnsiTheme="minorHAnsi" w:cstheme="minorBidi"/>
+              <w:noProof/>
+              <w:kern w:val="2"/>
+              <w:sz w:val="24"/>
+              <w:szCs w:val="24"/>
+              <w:lang w:val="en-ID" w:eastAsia="en-ID"/>
+              <w14:ligatures w14:val="standardContextual"/>
+            </w:rPr>
+          </w:pPr>
+          <w:hyperlink w:anchor="_Toc229519386" w:history="1">
+            <w:r>
+              <w:rPr>
+                <w:rStyle w:val="Hyperlink"/>
+                <w:noProof/>
+              </w:rPr>
+              <w:t>2.4.2.</w:t>
+            </w:r>
+            <w:r>
+              <w:rPr>
+                <w:rFonts w:asciiTheme="minorHAnsi" w:eastAsiaTheme="minorEastAsia" w:hAnsiTheme="minorHAnsi" w:cstheme="minorBidi"/>
+                <w:noProof/>
+                <w:kern w:val="2"/>
+                <w:sz w:val="24"/>
+                <w:szCs w:val="24"/>
+                <w:lang w:val="en-ID" w:eastAsia="en-ID"/>
+                <w14:ligatures w14:val="standardContextual"/>
+              </w:rPr>
+              <w:tab/>
+            </w:r>
+            <w:r>
+              <w:rPr>
+                <w:rStyle w:val="Hyperlink"/>
+                <w:i/>
+                <w:iCs/>
+                <w:noProof/>
+              </w:rPr>
+              <w:t>The Sims 4</w:t>
+            </w:r>
+            <w:r>
+              <w:rPr>
+                <w:noProof/>
+                <w:webHidden/>
+              </w:rPr>
+              <w:tab/>
+            </w:r>
+            <w:r>
+              <w:rPr>
+                <w:noProof/>
+                <w:webHidden/>
+              </w:rPr>
+              <w:fldChar w:fldCharType="begin"/>
+            </w:r>
+            <w:r>
+              <w:rPr>
+                <w:noProof/>
+                <w:webHidden/>
+              </w:rPr>
+              <w:instrText xml:space="preserve"> PAGEREF _Toc229519386 \h </w:instrText>
             </w:r>
             <w:r>
               <w:rPr>
@@ -3795,13 +3987,13 @@
               <w14:ligatures w14:val="standardContextual"/>
             </w:rPr>
           </w:pPr>
-          <w:hyperlink w:anchor="_Toc229427087" w:history="1">
+          <w:hyperlink w:anchor="_Toc229519387" w:history="1">
             <w:r>
               <w:rPr>
                 <w:rStyle w:val="Hyperlink"/>
                 <w:noProof/>
               </w:rPr>
-              <w:t>2.4.1.</w:t>
+              <w:t>2.4.3.</w:t>
             </w:r>
             <w:r>
               <w:rPr>
@@ -3822,7 +4014,7 @@
                 <w:iCs/>
                 <w:noProof/>
               </w:rPr>
-              <w:t>House Flipper</w:t>
+              <w:t>Planner 5D</w:t>
             </w:r>
             <w:r>
               <w:rPr>
@@ -3843,7 +4035,7 @@
                 <w:noProof/>
                 <w:webHidden/>
               </w:rPr>
-              <w:instrText xml:space="preserve"> PAGEREF _Toc229427087 \h </w:instrText>
+              <w:instrText xml:space="preserve"> PAGEREF _Toc229519387 \h </w:instrText>
             </w:r>
             <w:r>
               <w:rPr>
@@ -3891,199 +4083,7 @@
               <w14:ligatures w14:val="standardContextual"/>
             </w:rPr>
           </w:pPr>
-          <w:hyperlink w:anchor="_Toc229427088" w:history="1">
-            <w:r>
-              <w:rPr>
-                <w:rStyle w:val="Hyperlink"/>
-                <w:noProof/>
-              </w:rPr>
-              <w:t>2.4.2.</w:t>
-            </w:r>
-            <w:r>
-              <w:rPr>
-                <w:rFonts w:asciiTheme="minorHAnsi" w:eastAsiaTheme="minorEastAsia" w:hAnsiTheme="minorHAnsi" w:cstheme="minorBidi"/>
-                <w:noProof/>
-                <w:kern w:val="2"/>
-                <w:sz w:val="24"/>
-                <w:szCs w:val="24"/>
-                <w:lang w:val="en-ID" w:eastAsia="en-ID"/>
-                <w14:ligatures w14:val="standardContextual"/>
-              </w:rPr>
-              <w:tab/>
-            </w:r>
-            <w:r>
-              <w:rPr>
-                <w:rStyle w:val="Hyperlink"/>
-                <w:i/>
-                <w:iCs/>
-                <w:noProof/>
-              </w:rPr>
-              <w:t>The Sims 4</w:t>
-            </w:r>
-            <w:r>
-              <w:rPr>
-                <w:noProof/>
-                <w:webHidden/>
-              </w:rPr>
-              <w:tab/>
-            </w:r>
-            <w:r>
-              <w:rPr>
-                <w:noProof/>
-                <w:webHidden/>
-              </w:rPr>
-              <w:fldChar w:fldCharType="begin"/>
-            </w:r>
-            <w:r>
-              <w:rPr>
-                <w:noProof/>
-                <w:webHidden/>
-              </w:rPr>
-              <w:instrText xml:space="preserve"> PAGEREF _Toc229427088 \h </w:instrText>
-            </w:r>
-            <w:r>
-              <w:rPr>
-                <w:noProof/>
-                <w:webHidden/>
-              </w:rPr>
-            </w:r>
-            <w:r>
-              <w:rPr>
-                <w:noProof/>
-                <w:webHidden/>
-              </w:rPr>
-              <w:fldChar w:fldCharType="separate"/>
-            </w:r>
-            <w:r>
-              <w:rPr>
-                <w:noProof/>
-                <w:webHidden/>
-              </w:rPr>
-              <w:t>12</w:t>
-            </w:r>
-            <w:r>
-              <w:rPr>
-                <w:noProof/>
-                <w:webHidden/>
-              </w:rPr>
-              <w:fldChar w:fldCharType="end"/>
-            </w:r>
-          </w:hyperlink>
-        </w:p>
-        <w:p>
-          <w:pPr>
-            <w:pStyle w:val="TOC3"/>
-            <w:tabs>
-              <w:tab w:val="left" w:pos="1200"/>
-              <w:tab w:val="right" w:leader="dot" w:pos="7921"/>
-            </w:tabs>
-            <w:rPr>
-              <w:rFonts w:asciiTheme="minorHAnsi" w:eastAsiaTheme="minorEastAsia" w:hAnsiTheme="minorHAnsi" w:cstheme="minorBidi"/>
-              <w:noProof/>
-              <w:kern w:val="2"/>
-              <w:sz w:val="24"/>
-              <w:szCs w:val="24"/>
-              <w:lang w:val="en-ID" w:eastAsia="en-ID"/>
-              <w14:ligatures w14:val="standardContextual"/>
-            </w:rPr>
-          </w:pPr>
-          <w:hyperlink w:anchor="_Toc229427089" w:history="1">
-            <w:r>
-              <w:rPr>
-                <w:rStyle w:val="Hyperlink"/>
-                <w:noProof/>
-              </w:rPr>
-              <w:t>2.4.3.</w:t>
-            </w:r>
-            <w:r>
-              <w:rPr>
-                <w:rFonts w:asciiTheme="minorHAnsi" w:eastAsiaTheme="minorEastAsia" w:hAnsiTheme="minorHAnsi" w:cstheme="minorBidi"/>
-                <w:noProof/>
-                <w:kern w:val="2"/>
-                <w:sz w:val="24"/>
-                <w:szCs w:val="24"/>
-                <w:lang w:val="en-ID" w:eastAsia="en-ID"/>
-                <w14:ligatures w14:val="standardContextual"/>
-              </w:rPr>
-              <w:tab/>
-            </w:r>
-            <w:r>
-              <w:rPr>
-                <w:rStyle w:val="Hyperlink"/>
-                <w:i/>
-                <w:iCs/>
-                <w:noProof/>
-              </w:rPr>
-              <w:t>Planner 5D</w:t>
-            </w:r>
-            <w:r>
-              <w:rPr>
-                <w:noProof/>
-                <w:webHidden/>
-              </w:rPr>
-              <w:tab/>
-            </w:r>
-            <w:r>
-              <w:rPr>
-                <w:noProof/>
-                <w:webHidden/>
-              </w:rPr>
-              <w:fldChar w:fldCharType="begin"/>
-            </w:r>
-            <w:r>
-              <w:rPr>
-                <w:noProof/>
-                <w:webHidden/>
-              </w:rPr>
-              <w:instrText xml:space="preserve"> PAGEREF _Toc229427089 \h </w:instrText>
-            </w:r>
-            <w:r>
-              <w:rPr>
-                <w:noProof/>
-                <w:webHidden/>
-              </w:rPr>
-            </w:r>
-            <w:r>
-              <w:rPr>
-                <w:noProof/>
-                <w:webHidden/>
-              </w:rPr>
-              <w:fldChar w:fldCharType="separate"/>
-            </w:r>
-            <w:r>
-              <w:rPr>
-                <w:noProof/>
-                <w:webHidden/>
-              </w:rPr>
-              <w:t>12</w:t>
-            </w:r>
-            <w:r>
-              <w:rPr>
-                <w:noProof/>
-                <w:webHidden/>
-              </w:rPr>
-              <w:fldChar w:fldCharType="end"/>
-            </w:r>
-          </w:hyperlink>
-        </w:p>
-        <w:p>
-          <w:pPr>
-            <w:pStyle w:val="TOC3"/>
-            <w:tabs>
-              <w:tab w:val="left" w:pos="1200"/>
-              <w:tab w:val="right" w:leader="dot" w:pos="7921"/>
-            </w:tabs>
-            <w:rPr>
-              <w:rFonts w:asciiTheme="minorHAnsi" w:eastAsiaTheme="minorEastAsia" w:hAnsiTheme="minorHAnsi" w:cstheme="minorBidi"/>
-              <w:noProof/>
-              <w:kern w:val="2"/>
-              <w:sz w:val="24"/>
-              <w:szCs w:val="24"/>
-              <w:lang w:val="en-ID" w:eastAsia="en-ID"/>
-              <w14:ligatures w14:val="standardContextual"/>
-            </w:rPr>
-          </w:pPr>
-          <w:hyperlink w:anchor="_Toc229427090" w:history="1">
+          <w:hyperlink w:anchor="_Toc229519388" w:history="1">
             <w:r>
               <w:rPr>
                 <w:rStyle w:val="Hyperlink"/>
@@ -4129,7 +4129,7 @@
                 <w:noProof/>
                 <w:webHidden/>
               </w:rPr>
-              <w:instrText xml:space="preserve"> PAGEREF _Toc229427090 \h </w:instrText>
+              <w:instrText xml:space="preserve"> PAGEREF _Toc229519388 \h </w:instrText>
             </w:r>
             <w:r>
               <w:rPr>
@@ -4149,7 +4149,7 @@
                 <w:noProof/>
                 <w:webHidden/>
               </w:rPr>
-              <w:t>13</w:t>
+              <w:t>12</w:t>
             </w:r>
             <w:r>
               <w:rPr>
@@ -4177,7 +4177,7 @@
               <w14:ligatures w14:val="standardContextual"/>
             </w:rPr>
           </w:pPr>
-          <w:hyperlink w:anchor="_Toc229427091" w:history="1">
+          <w:hyperlink w:anchor="_Toc229519389" w:history="1">
             <w:r>
               <w:rPr>
                 <w:rStyle w:val="Hyperlink"/>
@@ -4223,7 +4223,78 @@
                 <w:noProof/>
                 <w:webHidden/>
               </w:rPr>
-              <w:instrText xml:space="preserve"> PAGEREF _Toc229427091 \h </w:instrText>
+              <w:instrText xml:space="preserve"> PAGEREF _Toc229519389 \h </w:instrText>
+            </w:r>
+            <w:r>
+              <w:rPr>
+                <w:noProof/>
+                <w:webHidden/>
+              </w:rPr>
+            </w:r>
+            <w:r>
+              <w:rPr>
+                <w:noProof/>
+                <w:webHidden/>
+              </w:rPr>
+              <w:fldChar w:fldCharType="separate"/>
+            </w:r>
+            <w:r>
+              <w:rPr>
+                <w:noProof/>
+                <w:webHidden/>
+              </w:rPr>
+              <w:t>13</w:t>
+            </w:r>
+            <w:r>
+              <w:rPr>
+                <w:noProof/>
+                <w:webHidden/>
+              </w:rPr>
+              <w:fldChar w:fldCharType="end"/>
+            </w:r>
+          </w:hyperlink>
+        </w:p>
+        <w:p>
+          <w:pPr>
+            <w:pStyle w:val="TOC1"/>
+            <w:rPr>
+              <w:rFonts w:asciiTheme="minorHAnsi" w:eastAsiaTheme="minorEastAsia" w:hAnsiTheme="minorHAnsi" w:cstheme="minorBidi"/>
+              <w:noProof/>
+              <w:kern w:val="2"/>
+              <w:sz w:val="24"/>
+              <w:szCs w:val="24"/>
+              <w:lang w:val="en-ID" w:eastAsia="en-ID"/>
+              <w14:ligatures w14:val="standardContextual"/>
+            </w:rPr>
+          </w:pPr>
+          <w:hyperlink w:anchor="_Toc229519390" w:history="1">
+            <w:r>
+              <w:rPr>
+                <w:rStyle w:val="Hyperlink"/>
+                <w:noProof/>
+              </w:rPr>
+              <w:t>BAB III</w:t>
+            </w:r>
+            <w:r>
+              <w:rPr>
+                <w:noProof/>
+                <w:webHidden/>
+              </w:rPr>
+              <w:tab/>
+            </w:r>
+            <w:r>
+              <w:rPr>
+                <w:noProof/>
+                <w:webHidden/>
+              </w:rPr>
+              <w:fldChar w:fldCharType="begin"/>
+            </w:r>
+            <w:r>
+              <w:rPr>
+                <w:noProof/>
+                <w:webHidden/>
+              </w:rPr>
+              <w:instrText xml:space="preserve"> PAGEREF _Toc229519390 \h </w:instrText>
             </w:r>
             <w:r>
               <w:rPr>
@@ -4267,78 +4338,7 @@
               <w14:ligatures w14:val="standardContextual"/>
             </w:rPr>
           </w:pPr>
-          <w:hyperlink w:anchor="_Toc229427092" w:history="1">
-            <w:r>
-              <w:rPr>
-                <w:rStyle w:val="Hyperlink"/>
-                <w:noProof/>
-              </w:rPr>
-              <w:t>BAB III</w:t>
-            </w:r>
-            <w:r>
-              <w:rPr>
-                <w:noProof/>
-                <w:webHidden/>
-              </w:rPr>
-              <w:tab/>
-            </w:r>
-            <w:r>
-              <w:rPr>
-                <w:noProof/>
-                <w:webHidden/>
-              </w:rPr>
-              <w:fldChar w:fldCharType="begin"/>
-            </w:r>
-            <w:r>
-              <w:rPr>
-                <w:noProof/>
-                <w:webHidden/>
-              </w:rPr>
-              <w:instrText xml:space="preserve"> PAGEREF _Toc229427092 \h </w:instrText>
-            </w:r>
-            <w:r>
-              <w:rPr>
-                <w:noProof/>
-                <w:webHidden/>
-              </w:rPr>
-            </w:r>
-            <w:r>
-              <w:rPr>
-                <w:noProof/>
-                <w:webHidden/>
-              </w:rPr>
-              <w:fldChar w:fldCharType="separate"/>
-            </w:r>
-            <w:r>
-              <w:rPr>
-                <w:noProof/>
-                <w:webHidden/>
-              </w:rPr>
-              <w:t>15</w:t>
-            </w:r>
-            <w:r>
-              <w:rPr>
-                <w:noProof/>
-                <w:webHidden/>
-              </w:rPr>
-              <w:fldChar w:fldCharType="end"/>
-            </w:r>
-          </w:hyperlink>
-        </w:p>
-        <w:p>
-          <w:pPr>
-            <w:pStyle w:val="TOC1"/>
-            <w:rPr>
-              <w:rFonts w:asciiTheme="minorHAnsi" w:eastAsiaTheme="minorEastAsia" w:hAnsiTheme="minorHAnsi" w:cstheme="minorBidi"/>
-              <w:noProof/>
-              <w:kern w:val="2"/>
-              <w:sz w:val="24"/>
-              <w:szCs w:val="24"/>
-              <w:lang w:val="en-ID" w:eastAsia="en-ID"/>
-              <w14:ligatures w14:val="standardContextual"/>
-            </w:rPr>
-          </w:pPr>
-          <w:hyperlink w:anchor="_Toc229427093" w:history="1">
+          <w:hyperlink w:anchor="_Toc229519391" w:history="1">
             <w:r>
               <w:rPr>
                 <w:rStyle w:val="Hyperlink"/>
@@ -4365,7 +4365,7 @@
                 <w:noProof/>
                 <w:webHidden/>
               </w:rPr>
-              <w:instrText xml:space="preserve"> PAGEREF _Toc229427093 \h </w:instrText>
+              <w:instrText xml:space="preserve"> PAGEREF _Toc229519391 \h </w:instrText>
             </w:r>
             <w:r>
               <w:rPr>
@@ -4385,7 +4385,7 @@
                 <w:noProof/>
                 <w:webHidden/>
               </w:rPr>
-              <w:t>15</w:t>
+              <w:t>14</w:t>
             </w:r>
             <w:r>
               <w:rPr>
@@ -4413,7 +4413,7 @@
               <w14:ligatures w14:val="standardContextual"/>
             </w:rPr>
           </w:pPr>
-          <w:hyperlink w:anchor="_Toc229427094" w:history="1">
+          <w:hyperlink w:anchor="_Toc229519392" w:history="1">
             <w:r>
               <w:rPr>
                 <w:rStyle w:val="Hyperlink"/>
@@ -4438,7 +4438,7 @@
                 <w:rStyle w:val="Hyperlink"/>
                 <w:noProof/>
               </w:rPr>
-              <w:t>Deskripsi Umum</w:t>
+              <w:t>Deskripsi Umum Penelitian</w:t>
             </w:r>
             <w:r>
               <w:rPr>
@@ -4459,7 +4459,7 @@
                 <w:noProof/>
                 <w:webHidden/>
               </w:rPr>
-              <w:instrText xml:space="preserve"> PAGEREF _Toc229427094 \h </w:instrText>
+              <w:instrText xml:space="preserve"> PAGEREF _Toc229519392 \h </w:instrText>
             </w:r>
             <w:r>
               <w:rPr>
@@ -4479,7 +4479,7 @@
                 <w:noProof/>
                 <w:webHidden/>
               </w:rPr>
-              <w:t>15</w:t>
+              <w:t>14</w:t>
             </w:r>
             <w:r>
               <w:rPr>
@@ -4507,7 +4507,7 @@
               <w14:ligatures w14:val="standardContextual"/>
             </w:rPr>
           </w:pPr>
-          <w:hyperlink w:anchor="_Toc229427095" w:history="1">
+          <w:hyperlink w:anchor="_Toc229519393" w:history="1">
             <w:r>
               <w:rPr>
                 <w:rStyle w:val="Hyperlink"/>
@@ -4532,7 +4532,7 @@
                 <w:rStyle w:val="Hyperlink"/>
                 <w:noProof/>
               </w:rPr>
-              <w:t>Data</w:t>
+              <w:t>Metodologi Penelitian</w:t>
             </w:r>
             <w:r>
               <w:rPr>
@@ -4553,7 +4553,7 @@
                 <w:noProof/>
                 <w:webHidden/>
               </w:rPr>
-              <w:instrText xml:space="preserve"> PAGEREF _Toc229427095 \h </w:instrText>
+              <w:instrText xml:space="preserve"> PAGEREF _Toc229519393 \h </w:instrText>
             </w:r>
             <w:r>
               <w:rPr>
@@ -4573,7 +4573,7 @@
                 <w:noProof/>
                 <w:webHidden/>
               </w:rPr>
-              <w:t>15</w:t>
+              <w:t>14</w:t>
             </w:r>
             <w:r>
               <w:rPr>
@@ -4586,9 +4586,9 @@
         </w:p>
         <w:p>
           <w:pPr>
-            <w:pStyle w:val="TOC2"/>
+            <w:pStyle w:val="TOC3"/>
             <w:tabs>
-              <w:tab w:val="left" w:pos="960"/>
+              <w:tab w:val="left" w:pos="1200"/>
               <w:tab w:val="right" w:leader="dot" w:pos="7921"/>
             </w:tabs>
             <w:rPr>
@@ -4601,13 +4601,13 @@
               <w14:ligatures w14:val="standardContextual"/>
             </w:rPr>
           </w:pPr>
-          <w:hyperlink w:anchor="_Toc229427096" w:history="1">
+          <w:hyperlink w:anchor="_Toc229519394" w:history="1">
             <w:r>
               <w:rPr>
                 <w:rStyle w:val="Hyperlink"/>
                 <w:noProof/>
               </w:rPr>
-              <w:t>3.3.</w:t>
+              <w:t>3.2.1.</w:t>
             </w:r>
             <w:r>
               <w:rPr>
@@ -4626,7 +4626,7 @@
                 <w:rStyle w:val="Hyperlink"/>
                 <w:noProof/>
               </w:rPr>
-              <w:t>Rancangan Model</w:t>
+              <w:t>Tahap Perencanaan</w:t>
             </w:r>
             <w:r>
               <w:rPr>
@@ -4647,7 +4647,7 @@
                 <w:noProof/>
                 <w:webHidden/>
               </w:rPr>
-              <w:instrText xml:space="preserve"> PAGEREF _Toc229427096 \h </w:instrText>
+              <w:instrText xml:space="preserve"> PAGEREF _Toc229519394 \h </w:instrText>
             </w:r>
             <w:r>
               <w:rPr>
@@ -4667,7 +4667,7 @@
                 <w:noProof/>
                 <w:webHidden/>
               </w:rPr>
-              <w:t>15</w:t>
+              <w:t>14</w:t>
             </w:r>
             <w:r>
               <w:rPr>
@@ -4680,9 +4680,9 @@
         </w:p>
         <w:p>
           <w:pPr>
-            <w:pStyle w:val="TOC2"/>
+            <w:pStyle w:val="TOC3"/>
             <w:tabs>
-              <w:tab w:val="left" w:pos="960"/>
+              <w:tab w:val="left" w:pos="1200"/>
               <w:tab w:val="right" w:leader="dot" w:pos="7921"/>
             </w:tabs>
             <w:rPr>
@@ -4695,13 +4695,13 @@
               <w14:ligatures w14:val="standardContextual"/>
             </w:rPr>
           </w:pPr>
-          <w:hyperlink w:anchor="_Toc229427097" w:history="1">
+          <w:hyperlink w:anchor="_Toc229519395" w:history="1">
             <w:r>
               <w:rPr>
                 <w:rStyle w:val="Hyperlink"/>
                 <w:noProof/>
               </w:rPr>
-              <w:t xml:space="preserve">3.4. </w:t>
+              <w:t>3.2.2.</w:t>
             </w:r>
             <w:r>
               <w:rPr>
@@ -4720,7 +4720,23 @@
                 <w:rStyle w:val="Hyperlink"/>
                 <w:noProof/>
               </w:rPr>
-              <w:t>Rancangan Pengujian dan Analisis</w:t>
+              <w:t xml:space="preserve">Tahap Perancangan </w:t>
+            </w:r>
+            <w:r>
+              <w:rPr>
+                <w:rStyle w:val="Hyperlink"/>
+                <w:i/>
+                <w:iCs/>
+                <w:noProof/>
+              </w:rPr>
+              <w:t>Gameplay</w:t>
+            </w:r>
+            <w:r>
+              <w:rPr>
+                <w:rStyle w:val="Hyperlink"/>
+                <w:noProof/>
+              </w:rPr>
+              <w:t xml:space="preserve"> dan Sistem</w:t>
             </w:r>
             <w:r>
               <w:rPr>
@@ -4741,7 +4757,7 @@
                 <w:noProof/>
                 <w:webHidden/>
               </w:rPr>
-              <w:instrText xml:space="preserve"> PAGEREF _Toc229427097 \h </w:instrText>
+              <w:instrText xml:space="preserve"> PAGEREF _Toc229519395 \h </w:instrText>
             </w:r>
             <w:r>
               <w:rPr>
@@ -4761,7 +4777,580 @@
                 <w:noProof/>
                 <w:webHidden/>
               </w:rPr>
-              <w:t>15</w:t>
+              <w:t>14</w:t>
+            </w:r>
+            <w:r>
+              <w:rPr>
+                <w:noProof/>
+                <w:webHidden/>
+              </w:rPr>
+              <w:fldChar w:fldCharType="end"/>
+            </w:r>
+          </w:hyperlink>
+        </w:p>
+        <w:p>
+          <w:pPr>
+            <w:pStyle w:val="TOC3"/>
+            <w:tabs>
+              <w:tab w:val="left" w:pos="1200"/>
+              <w:tab w:val="right" w:leader="dot" w:pos="7921"/>
+            </w:tabs>
+            <w:rPr>
+              <w:rFonts w:asciiTheme="minorHAnsi" w:eastAsiaTheme="minorEastAsia" w:hAnsiTheme="minorHAnsi" w:cstheme="minorBidi"/>
+              <w:noProof/>
+              <w:kern w:val="2"/>
+              <w:sz w:val="24"/>
+              <w:szCs w:val="24"/>
+              <w:lang w:val="en-ID" w:eastAsia="en-ID"/>
+              <w14:ligatures w14:val="standardContextual"/>
+            </w:rPr>
+          </w:pPr>
+          <w:hyperlink w:anchor="_Toc229519396" w:history="1">
+            <w:r>
+              <w:rPr>
+                <w:rStyle w:val="Hyperlink"/>
+                <w:noProof/>
+              </w:rPr>
+              <w:t>3.2.3.</w:t>
+            </w:r>
+            <w:r>
+              <w:rPr>
+                <w:rFonts w:asciiTheme="minorHAnsi" w:eastAsiaTheme="minorEastAsia" w:hAnsiTheme="minorHAnsi" w:cstheme="minorBidi"/>
+                <w:noProof/>
+                <w:kern w:val="2"/>
+                <w:sz w:val="24"/>
+                <w:szCs w:val="24"/>
+                <w:lang w:val="en-ID" w:eastAsia="en-ID"/>
+                <w14:ligatures w14:val="standardContextual"/>
+              </w:rPr>
+              <w:tab/>
+            </w:r>
+            <w:r>
+              <w:rPr>
+                <w:rStyle w:val="Hyperlink"/>
+                <w:noProof/>
+              </w:rPr>
+              <w:t xml:space="preserve">Tahap Perancangan Mekanisme </w:t>
+            </w:r>
+            <w:r>
+              <w:rPr>
+                <w:rStyle w:val="Hyperlink"/>
+                <w:i/>
+                <w:iCs/>
+                <w:noProof/>
+              </w:rPr>
+              <w:t>Environmental-Spatial Optimization</w:t>
+            </w:r>
+            <w:r>
+              <w:rPr>
+                <w:noProof/>
+                <w:webHidden/>
+              </w:rPr>
+              <w:tab/>
+            </w:r>
+            <w:r>
+              <w:rPr>
+                <w:noProof/>
+                <w:webHidden/>
+              </w:rPr>
+              <w:fldChar w:fldCharType="begin"/>
+            </w:r>
+            <w:r>
+              <w:rPr>
+                <w:noProof/>
+                <w:webHidden/>
+              </w:rPr>
+              <w:instrText xml:space="preserve"> PAGEREF _Toc229519396 \h </w:instrText>
+            </w:r>
+            <w:r>
+              <w:rPr>
+                <w:noProof/>
+                <w:webHidden/>
+              </w:rPr>
+            </w:r>
+            <w:r>
+              <w:rPr>
+                <w:noProof/>
+                <w:webHidden/>
+              </w:rPr>
+              <w:fldChar w:fldCharType="separate"/>
+            </w:r>
+            <w:r>
+              <w:rPr>
+                <w:noProof/>
+                <w:webHidden/>
+              </w:rPr>
+              <w:t>14</w:t>
+            </w:r>
+            <w:r>
+              <w:rPr>
+                <w:noProof/>
+                <w:webHidden/>
+              </w:rPr>
+              <w:fldChar w:fldCharType="end"/>
+            </w:r>
+          </w:hyperlink>
+        </w:p>
+        <w:p>
+          <w:pPr>
+            <w:pStyle w:val="TOC3"/>
+            <w:tabs>
+              <w:tab w:val="left" w:pos="1200"/>
+              <w:tab w:val="right" w:leader="dot" w:pos="7921"/>
+            </w:tabs>
+            <w:rPr>
+              <w:rFonts w:asciiTheme="minorHAnsi" w:eastAsiaTheme="minorEastAsia" w:hAnsiTheme="minorHAnsi" w:cstheme="minorBidi"/>
+              <w:noProof/>
+              <w:kern w:val="2"/>
+              <w:sz w:val="24"/>
+              <w:szCs w:val="24"/>
+              <w:lang w:val="en-ID" w:eastAsia="en-ID"/>
+              <w14:ligatures w14:val="standardContextual"/>
+            </w:rPr>
+          </w:pPr>
+          <w:hyperlink w:anchor="_Toc229519397" w:history="1">
+            <w:r>
+              <w:rPr>
+                <w:rStyle w:val="Hyperlink"/>
+                <w:noProof/>
+              </w:rPr>
+              <w:t>3.2.4.</w:t>
+            </w:r>
+            <w:r>
+              <w:rPr>
+                <w:rFonts w:asciiTheme="minorHAnsi" w:eastAsiaTheme="minorEastAsia" w:hAnsiTheme="minorHAnsi" w:cstheme="minorBidi"/>
+                <w:noProof/>
+                <w:kern w:val="2"/>
+                <w:sz w:val="24"/>
+                <w:szCs w:val="24"/>
+                <w:lang w:val="en-ID" w:eastAsia="en-ID"/>
+                <w14:ligatures w14:val="standardContextual"/>
+              </w:rPr>
+              <w:tab/>
+            </w:r>
+            <w:r>
+              <w:rPr>
+                <w:rStyle w:val="Hyperlink"/>
+                <w:noProof/>
+              </w:rPr>
+              <w:t>Tahap Perancangan UI/UX</w:t>
+            </w:r>
+            <w:r>
+              <w:rPr>
+                <w:noProof/>
+                <w:webHidden/>
+              </w:rPr>
+              <w:tab/>
+            </w:r>
+            <w:r>
+              <w:rPr>
+                <w:noProof/>
+                <w:webHidden/>
+              </w:rPr>
+              <w:fldChar w:fldCharType="begin"/>
+            </w:r>
+            <w:r>
+              <w:rPr>
+                <w:noProof/>
+                <w:webHidden/>
+              </w:rPr>
+              <w:instrText xml:space="preserve"> PAGEREF _Toc229519397 \h </w:instrText>
+            </w:r>
+            <w:r>
+              <w:rPr>
+                <w:noProof/>
+                <w:webHidden/>
+              </w:rPr>
+            </w:r>
+            <w:r>
+              <w:rPr>
+                <w:noProof/>
+                <w:webHidden/>
+              </w:rPr>
+              <w:fldChar w:fldCharType="separate"/>
+            </w:r>
+            <w:r>
+              <w:rPr>
+                <w:noProof/>
+                <w:webHidden/>
+              </w:rPr>
+              <w:t>14</w:t>
+            </w:r>
+            <w:r>
+              <w:rPr>
+                <w:noProof/>
+                <w:webHidden/>
+              </w:rPr>
+              <w:fldChar w:fldCharType="end"/>
+            </w:r>
+          </w:hyperlink>
+        </w:p>
+        <w:p>
+          <w:pPr>
+            <w:pStyle w:val="TOC3"/>
+            <w:tabs>
+              <w:tab w:val="left" w:pos="1200"/>
+              <w:tab w:val="right" w:leader="dot" w:pos="7921"/>
+            </w:tabs>
+            <w:rPr>
+              <w:rFonts w:asciiTheme="minorHAnsi" w:eastAsiaTheme="minorEastAsia" w:hAnsiTheme="minorHAnsi" w:cstheme="minorBidi"/>
+              <w:noProof/>
+              <w:kern w:val="2"/>
+              <w:sz w:val="24"/>
+              <w:szCs w:val="24"/>
+              <w:lang w:val="en-ID" w:eastAsia="en-ID"/>
+              <w14:ligatures w14:val="standardContextual"/>
+            </w:rPr>
+          </w:pPr>
+          <w:hyperlink w:anchor="_Toc229519398" w:history="1">
+            <w:r>
+              <w:rPr>
+                <w:rStyle w:val="Hyperlink"/>
+                <w:noProof/>
+              </w:rPr>
+              <w:t>3.2.5.</w:t>
+            </w:r>
+            <w:r>
+              <w:rPr>
+                <w:rFonts w:asciiTheme="minorHAnsi" w:eastAsiaTheme="minorEastAsia" w:hAnsiTheme="minorHAnsi" w:cstheme="minorBidi"/>
+                <w:noProof/>
+                <w:kern w:val="2"/>
+                <w:sz w:val="24"/>
+                <w:szCs w:val="24"/>
+                <w:lang w:val="en-ID" w:eastAsia="en-ID"/>
+                <w14:ligatures w14:val="standardContextual"/>
+              </w:rPr>
+              <w:tab/>
+            </w:r>
+            <w:r>
+              <w:rPr>
+                <w:rStyle w:val="Hyperlink"/>
+                <w:noProof/>
+              </w:rPr>
+              <w:t>Tahap Implementasi Sistem</w:t>
+            </w:r>
+            <w:r>
+              <w:rPr>
+                <w:noProof/>
+                <w:webHidden/>
+              </w:rPr>
+              <w:tab/>
+            </w:r>
+            <w:r>
+              <w:rPr>
+                <w:noProof/>
+                <w:webHidden/>
+              </w:rPr>
+              <w:fldChar w:fldCharType="begin"/>
+            </w:r>
+            <w:r>
+              <w:rPr>
+                <w:noProof/>
+                <w:webHidden/>
+              </w:rPr>
+              <w:instrText xml:space="preserve"> PAGEREF _Toc229519398 \h </w:instrText>
+            </w:r>
+            <w:r>
+              <w:rPr>
+                <w:noProof/>
+                <w:webHidden/>
+              </w:rPr>
+            </w:r>
+            <w:r>
+              <w:rPr>
+                <w:noProof/>
+                <w:webHidden/>
+              </w:rPr>
+              <w:fldChar w:fldCharType="separate"/>
+            </w:r>
+            <w:r>
+              <w:rPr>
+                <w:noProof/>
+                <w:webHidden/>
+              </w:rPr>
+              <w:t>14</w:t>
+            </w:r>
+            <w:r>
+              <w:rPr>
+                <w:noProof/>
+                <w:webHidden/>
+              </w:rPr>
+              <w:fldChar w:fldCharType="end"/>
+            </w:r>
+          </w:hyperlink>
+        </w:p>
+        <w:p>
+          <w:pPr>
+            <w:pStyle w:val="TOC3"/>
+            <w:tabs>
+              <w:tab w:val="left" w:pos="1200"/>
+              <w:tab w:val="right" w:leader="dot" w:pos="7921"/>
+            </w:tabs>
+            <w:rPr>
+              <w:rFonts w:asciiTheme="minorHAnsi" w:eastAsiaTheme="minorEastAsia" w:hAnsiTheme="minorHAnsi" w:cstheme="minorBidi"/>
+              <w:noProof/>
+              <w:kern w:val="2"/>
+              <w:sz w:val="24"/>
+              <w:szCs w:val="24"/>
+              <w:lang w:val="en-ID" w:eastAsia="en-ID"/>
+              <w14:ligatures w14:val="standardContextual"/>
+            </w:rPr>
+          </w:pPr>
+          <w:hyperlink w:anchor="_Toc229519399" w:history="1">
+            <w:r>
+              <w:rPr>
+                <w:rStyle w:val="Hyperlink"/>
+                <w:noProof/>
+              </w:rPr>
+              <w:t>3.2.6.</w:t>
+            </w:r>
+            <w:r>
+              <w:rPr>
+                <w:rFonts w:asciiTheme="minorHAnsi" w:eastAsiaTheme="minorEastAsia" w:hAnsiTheme="minorHAnsi" w:cstheme="minorBidi"/>
+                <w:noProof/>
+                <w:kern w:val="2"/>
+                <w:sz w:val="24"/>
+                <w:szCs w:val="24"/>
+                <w:lang w:val="en-ID" w:eastAsia="en-ID"/>
+                <w14:ligatures w14:val="standardContextual"/>
+              </w:rPr>
+              <w:tab/>
+            </w:r>
+            <w:r>
+              <w:rPr>
+                <w:rStyle w:val="Hyperlink"/>
+                <w:noProof/>
+              </w:rPr>
+              <w:t>Tahap Pengujian Sistem</w:t>
+            </w:r>
+            <w:r>
+              <w:rPr>
+                <w:noProof/>
+                <w:webHidden/>
+              </w:rPr>
+              <w:tab/>
+            </w:r>
+            <w:r>
+              <w:rPr>
+                <w:noProof/>
+                <w:webHidden/>
+              </w:rPr>
+              <w:fldChar w:fldCharType="begin"/>
+            </w:r>
+            <w:r>
+              <w:rPr>
+                <w:noProof/>
+                <w:webHidden/>
+              </w:rPr>
+              <w:instrText xml:space="preserve"> PAGEREF _Toc229519399 \h </w:instrText>
+            </w:r>
+            <w:r>
+              <w:rPr>
+                <w:noProof/>
+                <w:webHidden/>
+              </w:rPr>
+            </w:r>
+            <w:r>
+              <w:rPr>
+                <w:noProof/>
+                <w:webHidden/>
+              </w:rPr>
+              <w:fldChar w:fldCharType="separate"/>
+            </w:r>
+            <w:r>
+              <w:rPr>
+                <w:noProof/>
+                <w:webHidden/>
+              </w:rPr>
+              <w:t>14</w:t>
+            </w:r>
+            <w:r>
+              <w:rPr>
+                <w:noProof/>
+                <w:webHidden/>
+              </w:rPr>
+              <w:fldChar w:fldCharType="end"/>
+            </w:r>
+          </w:hyperlink>
+        </w:p>
+        <w:p>
+          <w:pPr>
+            <w:pStyle w:val="TOC3"/>
+            <w:tabs>
+              <w:tab w:val="left" w:pos="1200"/>
+              <w:tab w:val="right" w:leader="dot" w:pos="7921"/>
+            </w:tabs>
+            <w:rPr>
+              <w:rFonts w:asciiTheme="minorHAnsi" w:eastAsiaTheme="minorEastAsia" w:hAnsiTheme="minorHAnsi" w:cstheme="minorBidi"/>
+              <w:noProof/>
+              <w:kern w:val="2"/>
+              <w:sz w:val="24"/>
+              <w:szCs w:val="24"/>
+              <w:lang w:val="en-ID" w:eastAsia="en-ID"/>
+              <w14:ligatures w14:val="standardContextual"/>
+            </w:rPr>
+          </w:pPr>
+          <w:hyperlink w:anchor="_Toc229519400" w:history="1">
+            <w:r>
+              <w:rPr>
+                <w:rStyle w:val="Hyperlink"/>
+                <w:noProof/>
+              </w:rPr>
+              <w:t>3.2.7.</w:t>
+            </w:r>
+            <w:r>
+              <w:rPr>
+                <w:rFonts w:asciiTheme="minorHAnsi" w:eastAsiaTheme="minorEastAsia" w:hAnsiTheme="minorHAnsi" w:cstheme="minorBidi"/>
+                <w:noProof/>
+                <w:kern w:val="2"/>
+                <w:sz w:val="24"/>
+                <w:szCs w:val="24"/>
+                <w:lang w:val="en-ID" w:eastAsia="en-ID"/>
+                <w14:ligatures w14:val="standardContextual"/>
+              </w:rPr>
+              <w:tab/>
+            </w:r>
+            <w:r>
+              <w:rPr>
+                <w:rStyle w:val="Hyperlink"/>
+                <w:noProof/>
+              </w:rPr>
+              <w:t>Tahap Pengumpulan dan Analisis Data Pengguna</w:t>
+            </w:r>
+            <w:r>
+              <w:rPr>
+                <w:noProof/>
+                <w:webHidden/>
+              </w:rPr>
+              <w:tab/>
+            </w:r>
+            <w:r>
+              <w:rPr>
+                <w:noProof/>
+                <w:webHidden/>
+              </w:rPr>
+              <w:fldChar w:fldCharType="begin"/>
+            </w:r>
+            <w:r>
+              <w:rPr>
+                <w:noProof/>
+                <w:webHidden/>
+              </w:rPr>
+              <w:instrText xml:space="preserve"> PAGEREF _Toc229519400 \h </w:instrText>
+            </w:r>
+            <w:r>
+              <w:rPr>
+                <w:noProof/>
+                <w:webHidden/>
+              </w:rPr>
+            </w:r>
+            <w:r>
+              <w:rPr>
+                <w:noProof/>
+                <w:webHidden/>
+              </w:rPr>
+              <w:fldChar w:fldCharType="separate"/>
+            </w:r>
+            <w:r>
+              <w:rPr>
+                <w:noProof/>
+                <w:webHidden/>
+              </w:rPr>
+              <w:t>14</w:t>
+            </w:r>
+            <w:r>
+              <w:rPr>
+                <w:noProof/>
+                <w:webHidden/>
+              </w:rPr>
+              <w:fldChar w:fldCharType="end"/>
+            </w:r>
+          </w:hyperlink>
+        </w:p>
+        <w:p>
+          <w:pPr>
+            <w:pStyle w:val="TOC3"/>
+            <w:tabs>
+              <w:tab w:val="left" w:pos="1200"/>
+              <w:tab w:val="right" w:leader="dot" w:pos="7921"/>
+            </w:tabs>
+            <w:rPr>
+              <w:rFonts w:asciiTheme="minorHAnsi" w:eastAsiaTheme="minorEastAsia" w:hAnsiTheme="minorHAnsi" w:cstheme="minorBidi"/>
+              <w:noProof/>
+              <w:kern w:val="2"/>
+              <w:sz w:val="24"/>
+              <w:szCs w:val="24"/>
+              <w:lang w:val="en-ID" w:eastAsia="en-ID"/>
+              <w14:ligatures w14:val="standardContextual"/>
+            </w:rPr>
+          </w:pPr>
+          <w:hyperlink w:anchor="_Toc229519401" w:history="1">
+            <w:r>
+              <w:rPr>
+                <w:rStyle w:val="Hyperlink"/>
+                <w:noProof/>
+              </w:rPr>
+              <w:t>3.2.8.</w:t>
+            </w:r>
+            <w:r>
+              <w:rPr>
+                <w:rFonts w:asciiTheme="minorHAnsi" w:eastAsiaTheme="minorEastAsia" w:hAnsiTheme="minorHAnsi" w:cstheme="minorBidi"/>
+                <w:noProof/>
+                <w:kern w:val="2"/>
+                <w:sz w:val="24"/>
+                <w:szCs w:val="24"/>
+                <w:lang w:val="en-ID" w:eastAsia="en-ID"/>
+                <w14:ligatures w14:val="standardContextual"/>
+              </w:rPr>
+              <w:tab/>
+            </w:r>
+            <w:r>
+              <w:rPr>
+                <w:rStyle w:val="Hyperlink"/>
+                <w:noProof/>
+              </w:rPr>
+              <w:t>Tahap Evaluasi</w:t>
+            </w:r>
+            <w:r>
+              <w:rPr>
+                <w:noProof/>
+                <w:webHidden/>
+              </w:rPr>
+              <w:tab/>
+            </w:r>
+            <w:r>
+              <w:rPr>
+                <w:noProof/>
+                <w:webHidden/>
+              </w:rPr>
+              <w:fldChar w:fldCharType="begin"/>
+            </w:r>
+            <w:r>
+              <w:rPr>
+                <w:noProof/>
+                <w:webHidden/>
+              </w:rPr>
+              <w:instrText xml:space="preserve"> PAGEREF _Toc229519401 \h </w:instrText>
+            </w:r>
+            <w:r>
+              <w:rPr>
+                <w:noProof/>
+                <w:webHidden/>
+              </w:rPr>
+            </w:r>
+            <w:r>
+              <w:rPr>
+                <w:noProof/>
+                <w:webHidden/>
+              </w:rPr>
+              <w:fldChar w:fldCharType="separate"/>
+            </w:r>
+            <w:r>
+              <w:rPr>
+                <w:noProof/>
+                <w:webHidden/>
+              </w:rPr>
+              <w:t>14</w:t>
             </w:r>
             <w:r>
               <w:rPr>
@@ -4785,7 +5374,7 @@
               <w14:ligatures w14:val="standardContextual"/>
             </w:rPr>
           </w:pPr>
-          <w:hyperlink w:anchor="_Toc229427098" w:history="1">
+          <w:hyperlink w:anchor="_Toc229519402" w:history="1">
             <w:r>
               <w:rPr>
                 <w:rStyle w:val="Hyperlink"/>
@@ -4812,7 +5401,7 @@
                 <w:noProof/>
                 <w:webHidden/>
               </w:rPr>
-              <w:instrText xml:space="preserve"> PAGEREF _Toc229427098 \h </w:instrText>
+              <w:instrText xml:space="preserve"> PAGEREF _Toc229519402 \h </w:instrText>
             </w:r>
             <w:r>
               <w:rPr>
@@ -4856,7 +5445,7 @@
               <w14:ligatures w14:val="standardContextual"/>
             </w:rPr>
           </w:pPr>
-          <w:hyperlink w:anchor="_Toc229427099" w:history="1">
+          <w:hyperlink w:anchor="_Toc229519403" w:history="1">
             <w:r>
               <w:rPr>
                 <w:rStyle w:val="Hyperlink"/>
@@ -4883,7 +5472,7 @@
                 <w:noProof/>
                 <w:webHidden/>
               </w:rPr>
-              <w:instrText xml:space="preserve"> PAGEREF _Toc229427099 \h </w:instrText>
+              <w:instrText xml:space="preserve"> PAGEREF _Toc229519403 \h </w:instrText>
             </w:r>
             <w:r>
               <w:rPr>
@@ -4931,7 +5520,7 @@
               <w14:ligatures w14:val="standardContextual"/>
             </w:rPr>
           </w:pPr>
-          <w:hyperlink w:anchor="_Toc229427100" w:history="1">
+          <w:hyperlink w:anchor="_Toc229519404" w:history="1">
             <w:r>
               <w:rPr>
                 <w:rStyle w:val="Hyperlink"/>
@@ -4977,7 +5566,7 @@
                 <w:noProof/>
                 <w:webHidden/>
               </w:rPr>
-              <w:instrText xml:space="preserve"> PAGEREF _Toc229427100 \h </w:instrText>
+              <w:instrText xml:space="preserve"> PAGEREF _Toc229519404 \h </w:instrText>
             </w:r>
             <w:r>
               <w:rPr>
@@ -5021,7 +5610,7 @@
               <w14:ligatures w14:val="standardContextual"/>
             </w:rPr>
           </w:pPr>
-          <w:hyperlink w:anchor="_Toc229427101" w:history="1">
+          <w:hyperlink w:anchor="_Toc229519405" w:history="1">
             <w:r>
               <w:rPr>
                 <w:rStyle w:val="Hyperlink"/>
@@ -5048,7 +5637,7 @@
                 <w:noProof/>
                 <w:webHidden/>
               </w:rPr>
-              <w:instrText xml:space="preserve"> PAGEREF _Toc229427101 \h </w:instrText>
+              <w:instrText xml:space="preserve"> PAGEREF _Toc229519405 \h </w:instrText>
             </w:r>
             <w:r>
               <w:rPr>
@@ -5092,7 +5681,7 @@
               <w14:ligatures w14:val="standardContextual"/>
             </w:rPr>
           </w:pPr>
-          <w:hyperlink w:anchor="_Toc229427102" w:history="1">
+          <w:hyperlink w:anchor="_Toc229519406" w:history="1">
             <w:r>
               <w:rPr>
                 <w:rStyle w:val="Hyperlink"/>
@@ -5119,7 +5708,7 @@
                 <w:noProof/>
                 <w:webHidden/>
               </w:rPr>
-              <w:instrText xml:space="preserve"> PAGEREF _Toc229427102 \h </w:instrText>
+              <w:instrText xml:space="preserve"> PAGEREF _Toc229519406 \h </w:instrText>
             </w:r>
             <w:r>
               <w:rPr>
@@ -5184,9 +5773,8 @@
         </w:numPr>
         <w:ind w:right="-7"/>
       </w:pPr>
-      <w:bookmarkStart w:id="4" w:name="_Toc229427073"/>
-      <w:r>
-        <w:lastRenderedPageBreak/>
+      <w:bookmarkStart w:id="4" w:name="_Toc229519371"/>
+      <w:r>
         <w:t>INTISARI</w:t>
       </w:r>
       <w:bookmarkEnd w:id="4"/>
@@ -5751,12 +6339,11 @@
           <w:i/>
         </w:rPr>
       </w:pPr>
-      <w:bookmarkStart w:id="5" w:name="_Toc229427074"/>
+      <w:bookmarkStart w:id="5" w:name="_Toc229519372"/>
       <w:r>
         <w:rPr>
           <w:i/>
         </w:rPr>
-        <w:lastRenderedPageBreak/>
         <w:t>ABSTRACT</w:t>
       </w:r>
       <w:bookmarkEnd w:id="5"/>
@@ -6025,7 +6612,7 @@
         </w:numPr>
         <w:ind w:right="-7"/>
       </w:pPr>
-      <w:bookmarkStart w:id="7" w:name="_Toc229427075"/>
+      <w:bookmarkStart w:id="7" w:name="_Toc229519373"/>
       <w:r>
         <w:lastRenderedPageBreak/>
         <w:t>BAB I</w:t>
@@ -6041,7 +6628,7 @@
         </w:numPr>
         <w:ind w:right="-7"/>
       </w:pPr>
-      <w:bookmarkStart w:id="8" w:name="_Toc229427076"/>
+      <w:bookmarkStart w:id="8" w:name="_Toc229519374"/>
       <w:r>
         <w:t>PENDAHULUAN</w:t>
       </w:r>
@@ -6075,7 +6662,7 @@
         </w:numPr>
         <w:ind w:right="-7"/>
       </w:pPr>
-      <w:bookmarkStart w:id="9" w:name="_Toc229427077"/>
+      <w:bookmarkStart w:id="9" w:name="_Toc229519375"/>
       <w:r>
         <w:t>1.1.</w:t>
       </w:r>
@@ -6256,7 +6843,7 @@
         </w:numPr>
         <w:ind w:right="-7"/>
       </w:pPr>
-      <w:bookmarkStart w:id="10" w:name="_Toc229427078"/>
+      <w:bookmarkStart w:id="10" w:name="_Toc229519376"/>
       <w:r>
         <w:t>1.2.</w:t>
       </w:r>
@@ -6264,14 +6851,18 @@
         <w:tab/>
       </w:r>
       <w:r>
-        <w:t>Identifikasi Masalah</w:t>
+        <w:t xml:space="preserve">Rumusan </w:t>
+      </w:r>
+      <w:r>
+        <w:t>Masalah</w:t>
       </w:r>
       <w:bookmarkEnd w:id="10"/>
     </w:p>
     <w:p>
       <w:pPr>
+        <w:pStyle w:val="ListParagraph"/>
         <w:spacing w:line="360" w:lineRule="auto"/>
-        <w:ind w:firstLine="720"/>
+        <w:ind w:left="0" w:firstLine="720"/>
         <w:jc w:val="both"/>
         <w:rPr>
           <w:sz w:val="24"/>
@@ -6283,13 +6874,14 @@
           <w:sz w:val="24"/>
           <w:szCs w:val="24"/>
         </w:rPr>
-        <w:t>Berdasarkan latar belakang yang telah diuraikan, terdapat beberapa permasalahan yang menjadi dasar dalam penelitian ini. Hunian mikro memiliki keterbatasan ruang yang menuntut penataan interior yang efisien dan fungsional. Namun, pemahaman mengenai desain interior fungsional masih sulit dipelajari oleh masyarakat umum karena media pembelajaran yang tersedia cenderung bersifat pasif dan kurang interaktif.</w:t>
+        <w:t>Berdasarkan latar belakang yang telah diuraikan, hunian mikro memiliki keterbatasan ruang yang menuntut penataan interior yang efisien dan fungsional. Namun, media pembelajaran desain interior yang tersedia saat ini masih cenderung pasif dan kurang interaktif sehingga sulit dipahami oleh masyarakat umum. Di sisi lain, game simulasi interior yang ada umumnya lebih berfokus pada aspek dekoratif dan kebebasan kreativitas dibandingkan penerapan prinsip optimasi ruang dan fungsi ruang. Selain itu, mekanisme penilaian dalam game simulasi interior juga masih banyak yang bersifat subjektif dan belum menerapkan evaluasi berbasis optimasi spasial secara terukur.</w:t>
       </w:r>
     </w:p>
     <w:p>
       <w:pPr>
+        <w:pStyle w:val="ListParagraph"/>
         <w:spacing w:line="360" w:lineRule="auto"/>
-        <w:ind w:firstLine="720"/>
+        <w:ind w:left="0" w:firstLine="720"/>
         <w:jc w:val="both"/>
         <w:rPr>
           <w:sz w:val="24"/>
@@ -6301,21 +6893,7 @@
           <w:sz w:val="24"/>
           <w:szCs w:val="24"/>
         </w:rPr>
-        <w:t>Di sisi lain, game simulasi interior yang tersedia saat ini umumnya lebih berfokus pada aspek dekoratif dan kebebasan kreativitas dibandingkan penerapan prinsip optimasi ruang dan fungsi ruang. Mekanisme penilaian dalam game juga masih banyak yang bersifat subjektif dan belum memanfaatkan pendekatan evaluasi berbasis optimasi spasial secara terukur.</w:t>
-      </w:r>
-      <w:r>
-        <w:rPr>
-          <w:sz w:val="24"/>
-          <w:szCs w:val="24"/>
-        </w:rPr>
-        <w:t xml:space="preserve"> </w:t>
-      </w:r>
-      <w:r>
-        <w:rPr>
-          <w:sz w:val="24"/>
-          <w:szCs w:val="24"/>
-        </w:rPr>
-        <w:t>Berdasarkan permasalahan tersebut, dapat dirumuskan beberapa poin identifikasi masalah sebagai berikut:</w:t>
+        <w:t>Berdasarkan permasalahan tersebut, maka rumusan masalah dalam penelitian ini adalah sebagai berikut:</w:t>
       </w:r>
     </w:p>
     <w:p>
@@ -6323,7 +6901,7 @@
         <w:pStyle w:val="ListParagraph"/>
         <w:numPr>
           <w:ilvl w:val="0"/>
-          <w:numId w:val="3"/>
+          <w:numId w:val="11"/>
         </w:numPr>
         <w:spacing w:line="360" w:lineRule="auto"/>
         <w:jc w:val="both"/>
@@ -6337,7 +6915,7 @@
           <w:sz w:val="24"/>
           <w:szCs w:val="24"/>
         </w:rPr>
-        <w:t>Media pembelajaran desain interior yang tersedia masih kurang interaktif dan kurang efektif untuk pengguna awam.</w:t>
+        <w:t xml:space="preserve">Bagaimana merancang dan mengembangkan game simulasi hunian mikro sebagai media edukasi desain interior fungsional? </w:t>
       </w:r>
     </w:p>
     <w:p>
@@ -6345,7 +6923,7 @@
         <w:pStyle w:val="ListParagraph"/>
         <w:numPr>
           <w:ilvl w:val="0"/>
-          <w:numId w:val="3"/>
+          <w:numId w:val="11"/>
         </w:numPr>
         <w:spacing w:line="360" w:lineRule="auto"/>
         <w:jc w:val="both"/>
@@ -6359,7 +6937,7 @@
           <w:sz w:val="24"/>
           <w:szCs w:val="24"/>
         </w:rPr>
-        <w:t>Game simulasi interior yang ada saat ini lebih berorientasi pada estetika dibandingkan edukasi desain interior fungsional.</w:t>
+        <w:t xml:space="preserve">Bagaimana mengimplementasikan mekanisme environmental-spatial optimization untuk mengevaluasi efisiensi dan fungsi tata ruang dalam permainan? </w:t>
       </w:r>
     </w:p>
     <w:p>
@@ -6367,7 +6945,7 @@
         <w:pStyle w:val="ListParagraph"/>
         <w:numPr>
           <w:ilvl w:val="0"/>
-          <w:numId w:val="3"/>
+          <w:numId w:val="11"/>
         </w:numPr>
         <w:spacing w:line="360" w:lineRule="auto"/>
         <w:jc w:val="both"/>
@@ -6381,7 +6959,7 @@
           <w:sz w:val="24"/>
           <w:szCs w:val="24"/>
         </w:rPr>
-        <w:t>Mekanisme evaluasi dalam game simulasi interior belum banyak menerapkan pendekatan environmental-spatial optimization untuk menilai efisiensi ruang secara objektif.</w:t>
+        <w:t xml:space="preserve">Bagaimana merancang sistem pembelajaran interaktif berbasis simulasi agar pengguna dapat memahami prinsip desain interior pada ruang terbatas secara lebih mudah? </w:t>
       </w:r>
     </w:p>
     <w:p>
@@ -6389,7 +6967,7 @@
         <w:pStyle w:val="ListParagraph"/>
         <w:numPr>
           <w:ilvl w:val="0"/>
-          <w:numId w:val="3"/>
+          <w:numId w:val="11"/>
         </w:numPr>
         <w:spacing w:line="360" w:lineRule="auto"/>
         <w:jc w:val="both"/>
@@ -6403,37 +6981,7 @@
           <w:sz w:val="24"/>
           <w:szCs w:val="24"/>
         </w:rPr>
-        <w:t>Belum banyak inovasi game edukasi yang menggabungkan simulasi hunian mikro dengan sistem optimasi tata ruang sebagai sarana pembelajaran interaktif.</w:t>
-      </w:r>
-    </w:p>
-    <w:p>
-      <w:pPr>
-        <w:pStyle w:val="ListParagraph"/>
-        <w:numPr>
-          <w:ilvl w:val="0"/>
-          <w:numId w:val="3"/>
-        </w:numPr>
-        <w:spacing w:line="360" w:lineRule="auto"/>
-        <w:jc w:val="both"/>
-        <w:rPr>
-          <w:sz w:val="24"/>
-          <w:szCs w:val="24"/>
-        </w:rPr>
-      </w:pPr>
-      <w:r>
-        <w:rPr>
-          <w:sz w:val="24"/>
-          <w:szCs w:val="24"/>
-        </w:rPr>
-        <w:t xml:space="preserve">Diperlukan pengembangan game simulasi edukatif yang mampu memberikan pengalaman belajar desain interior fungsional secara interaktif, </w:t>
-      </w:r>
-      <w:r>
-        <w:rPr>
-          <w:sz w:val="24"/>
-          <w:szCs w:val="24"/>
-        </w:rPr>
-        <w:lastRenderedPageBreak/>
-        <w:t>praktis, dan mudah dipahami pengguna.</w:t>
+        <w:t>Bagaimana efektivitas game simulasi yang dikembangkan dalam membantu pengguna memahami konsep desain interior fungsional pada hunian mikro?</w:t>
       </w:r>
     </w:p>
     <w:p>
@@ -6456,7 +7004,7 @@
         </w:numPr>
         <w:ind w:right="-7"/>
       </w:pPr>
-      <w:bookmarkStart w:id="11" w:name="_Toc229427079"/>
+      <w:bookmarkStart w:id="11" w:name="_Toc229519377"/>
       <w:r>
         <w:t>1.3.</w:t>
       </w:r>
@@ -6482,7 +7030,15 @@
           <w:sz w:val="24"/>
           <w:szCs w:val="24"/>
         </w:rPr>
-        <w:t>Berdasarkan identifikasi masalah dan batasan yang telah diuraikan, penelitian ini memiliki beberapa tujuan utama yang ingin dicapai. Tujuan-tujuan tersebut dirancang untuk menjawab kebutuhan media edukasi desain interior yang lebih interaktif sekaligus menghadirkan inovasi produk berbasis game simulasi. Secara spesifik, tujuan penelitian ini dapat dijabarkan sebagai berikut:</w:t>
+        <w:t xml:space="preserve">Berdasarkan identifikasi masalah dan batasan yang telah diuraikan, penelitian </w:t>
+      </w:r>
+      <w:r>
+        <w:rPr>
+          <w:sz w:val="24"/>
+          <w:szCs w:val="24"/>
+        </w:rPr>
+        <w:lastRenderedPageBreak/>
+        <w:t>ini memiliki beberapa tujuan utama yang ingin dicapai. Tujuan-tujuan tersebut dirancang untuk menjawab kebutuhan media edukasi desain interior yang lebih interaktif sekaligus menghadirkan inovasi produk berbasis game simulasi. Secara spesifik, tujuan penelitian ini dapat dijabarkan sebagai berikut:</w:t>
       </w:r>
     </w:p>
     <w:p>
@@ -6588,7 +7144,7 @@
         </w:numPr>
         <w:ind w:right="-7"/>
       </w:pPr>
-      <w:bookmarkStart w:id="12" w:name="_Toc229427080"/>
+      <w:bookmarkStart w:id="12" w:name="_Toc229519378"/>
       <w:r>
         <w:t>1.4.</w:t>
       </w:r>
@@ -6781,7 +7337,6 @@
           <w:sz w:val="24"/>
           <w:szCs w:val="24"/>
         </w:rPr>
-        <w:lastRenderedPageBreak/>
         <w:t>Menjadi dasar pengembangan penelitian dan produk sejenis di bidang game edukasi, simulasi interior, dan optimasi tata ruang di masa mendat</w:t>
       </w:r>
     </w:p>
@@ -6794,7 +7349,7 @@
         </w:numPr>
         <w:ind w:right="-7"/>
       </w:pPr>
-      <w:bookmarkStart w:id="13" w:name="_Toc229427081"/>
+      <w:bookmarkStart w:id="13" w:name="_Toc229519379"/>
       <w:r>
         <w:lastRenderedPageBreak/>
         <w:t>BAB II</w:t>
@@ -6810,7 +7365,7 @@
         </w:numPr>
         <w:ind w:right="-7"/>
       </w:pPr>
-      <w:bookmarkStart w:id="14" w:name="_Toc229427082"/>
+      <w:bookmarkStart w:id="14" w:name="_Toc229519380"/>
       <w:r>
         <w:t>Penelitian Terkait</w:t>
       </w:r>
@@ -6831,7 +7386,7 @@
         </w:numPr>
         <w:ind w:right="-7"/>
       </w:pPr>
-      <w:bookmarkStart w:id="15" w:name="_Toc229427083"/>
+      <w:bookmarkStart w:id="15" w:name="_Toc229519381"/>
       <w:r>
         <w:t xml:space="preserve">2.1. </w:t>
       </w:r>
@@ -12187,7 +12742,7 @@
         </w:numPr>
         <w:ind w:right="-7"/>
       </w:pPr>
-      <w:bookmarkStart w:id="16" w:name="_Toc229427084"/>
+      <w:bookmarkStart w:id="16" w:name="_Toc229519382"/>
       <w:r>
         <w:t>2.2.</w:t>
       </w:r>
@@ -18311,7 +18866,7 @@
         </w:numPr>
         <w:ind w:right="-7"/>
       </w:pPr>
-      <w:bookmarkStart w:id="17" w:name="_Toc229427085"/>
+      <w:bookmarkStart w:id="17" w:name="_Toc229519383"/>
       <w:r>
         <w:t>2.3.</w:t>
       </w:r>
@@ -24710,7 +25265,7 @@
         </w:numPr>
         <w:ind w:right="-7"/>
       </w:pPr>
-      <w:bookmarkStart w:id="18" w:name="_Toc229427086"/>
+      <w:bookmarkStart w:id="18" w:name="_Toc229519384"/>
       <w:r>
         <w:t>2.4.</w:t>
       </w:r>
@@ -24757,12 +25312,9 @@
         </w:numPr>
         <w:ind w:left="709" w:hanging="720"/>
       </w:pPr>
-      <w:bookmarkStart w:id="19" w:name="_Toc229427087"/>
-      <w:r>
-        <w:t>2.4.</w:t>
-      </w:r>
-      <w:r>
-        <w:t>1.</w:t>
+      <w:bookmarkStart w:id="19" w:name="_Toc229519385"/>
+      <w:r>
+        <w:t>2.4.1.</w:t>
       </w:r>
       <w:r>
         <w:tab/>
@@ -27319,15 +27871,9 @@
           <w:iCs/>
         </w:rPr>
       </w:pPr>
-      <w:bookmarkStart w:id="20" w:name="_Toc229427088"/>
-      <w:r>
-        <w:t>2.4.</w:t>
-      </w:r>
-      <w:r>
-        <w:t>2</w:t>
-      </w:r>
-      <w:r>
-        <w:t>.</w:t>
+      <w:bookmarkStart w:id="20" w:name="_Toc229519386"/>
+      <w:r>
+        <w:t>2.4.2.</w:t>
       </w:r>
       <w:r>
         <w:tab/>
@@ -29276,15 +29822,9 @@
         </w:numPr>
         <w:ind w:left="709" w:hanging="720"/>
       </w:pPr>
-      <w:bookmarkStart w:id="21" w:name="_Toc229427089"/>
-      <w:r>
-        <w:t>2.4.</w:t>
-      </w:r>
-      <w:r>
-        <w:t>3</w:t>
-      </w:r>
-      <w:r>
-        <w:t>.</w:t>
+      <w:bookmarkStart w:id="21" w:name="_Toc229519387"/>
+      <w:r>
+        <w:t>2.4.3.</w:t>
       </w:r>
       <w:r>
         <w:tab/>
@@ -31380,15 +31920,9 @@
         </w:numPr>
         <w:ind w:left="709" w:hanging="720"/>
       </w:pPr>
-      <w:bookmarkStart w:id="22" w:name="_Toc229427090"/>
-      <w:r>
-        <w:t>2.4.</w:t>
-      </w:r>
-      <w:r>
-        <w:t>4</w:t>
-      </w:r>
-      <w:r>
-        <w:t>.</w:t>
+      <w:bookmarkStart w:id="22" w:name="_Toc229519388"/>
+      <w:r>
+        <w:t>2.4.4.</w:t>
       </w:r>
       <w:r>
         <w:tab/>
@@ -33568,7 +34102,7 @@
         </w:numPr>
         <w:ind w:right="-7"/>
       </w:pPr>
-      <w:bookmarkStart w:id="23" w:name="_Toc229427091"/>
+      <w:bookmarkStart w:id="23" w:name="_Toc229519389"/>
       <w:r>
         <w:t>2.5.</w:t>
       </w:r>
@@ -38131,7 +38665,7 @@
         </w:numPr>
         <w:ind w:right="-7"/>
       </w:pPr>
-      <w:bookmarkStart w:id="24" w:name="_Toc229427092"/>
+      <w:bookmarkStart w:id="24" w:name="_Toc229519390"/>
       <w:r>
         <w:t>BAB III</w:t>
       </w:r>
@@ -38146,7 +38680,7 @@
         </w:numPr>
         <w:ind w:right="-7"/>
       </w:pPr>
-      <w:bookmarkStart w:id="25" w:name="_Toc229427093"/>
+      <w:bookmarkStart w:id="25" w:name="_Toc229519391"/>
       <w:r>
         <w:t>METODOLOGI PENELITIAN</w:t>
       </w:r>
@@ -38180,13 +38714,16 @@
         </w:numPr>
         <w:ind w:right="-7"/>
       </w:pPr>
-      <w:bookmarkStart w:id="26" w:name="_Toc229427094"/>
+      <w:bookmarkStart w:id="26" w:name="_Toc229519392"/>
       <w:r>
         <w:t>3.1.</w:t>
       </w:r>
       <w:r>
         <w:tab/>
         <w:t>Deskripsi Umum</w:t>
+      </w:r>
+      <w:r>
+        <w:t xml:space="preserve"> Penelitian</w:t>
       </w:r>
       <w:bookmarkEnd w:id="26"/>
     </w:p>
@@ -38199,55 +38736,291 @@
         </w:numPr>
         <w:ind w:right="-7"/>
       </w:pPr>
-      <w:bookmarkStart w:id="27" w:name="_Toc229427095"/>
+      <w:bookmarkStart w:id="27" w:name="_Toc229519393"/>
       <w:r>
         <w:t>3.2.</w:t>
       </w:r>
       <w:r>
         <w:tab/>
-        <w:t>Data</w:t>
+      </w:r>
+      <w:r>
+        <w:t>Metod</w:t>
+      </w:r>
+      <w:r>
+        <w:t>ologi</w:t>
+      </w:r>
+      <w:r>
+        <w:t xml:space="preserve"> Penelitian</w:t>
       </w:r>
       <w:bookmarkEnd w:id="27"/>
+      <w:r>
+        <w:t xml:space="preserve"> </w:t>
+      </w:r>
     </w:p>
     <w:p>
       <w:pPr>
-        <w:pStyle w:val="Heading2"/>
+        <w:pStyle w:val="Heading3"/>
         <w:numPr>
           <w:ilvl w:val="0"/>
           <w:numId w:val="0"/>
         </w:numPr>
-        <w:ind w:right="-7"/>
+        <w:ind w:left="709" w:hanging="720"/>
       </w:pPr>
       <w:bookmarkStart w:id="28" w:name="_heading=h.lj0ielra2qpa" w:colFirst="0" w:colLast="0"/>
-      <w:bookmarkStart w:id="29" w:name="_Toc229427096"/>
+      <w:bookmarkStart w:id="29" w:name="_Toc229519394"/>
       <w:bookmarkEnd w:id="28"/>
       <w:r>
-        <w:t>3.3.</w:t>
+        <w:t>3.</w:t>
+      </w:r>
+      <w:r>
+        <w:t>2</w:t>
+      </w:r>
+      <w:r>
+        <w:t>.</w:t>
+      </w:r>
+      <w:r>
+        <w:t>1.</w:t>
       </w:r>
       <w:r>
         <w:tab/>
-        <w:t>Rancangan Model</w:t>
+      </w:r>
+      <w:r>
+        <w:t>Tahap Perencanaan</w:t>
       </w:r>
       <w:bookmarkEnd w:id="29"/>
     </w:p>
     <w:p>
       <w:pPr>
-        <w:pStyle w:val="Heading2"/>
+        <w:pStyle w:val="Heading3"/>
         <w:numPr>
           <w:ilvl w:val="0"/>
           <w:numId w:val="0"/>
         </w:numPr>
-        <w:ind w:right="-7"/>
+        <w:ind w:left="709" w:hanging="720"/>
       </w:pPr>
-      <w:bookmarkStart w:id="30" w:name="_Toc229427097"/>
-      <w:r>
-        <w:t xml:space="preserve">3.4. </w:t>
+      <w:bookmarkStart w:id="30" w:name="_Toc229519395"/>
+      <w:r>
+        <w:t>3.</w:t>
+      </w:r>
+      <w:r>
+        <w:t>2</w:t>
+      </w:r>
+      <w:r>
+        <w:t>.</w:t>
+      </w:r>
+      <w:r>
+        <w:t>2</w:t>
+      </w:r>
+      <w:r>
+        <w:t>.</w:t>
       </w:r>
       <w:r>
         <w:tab/>
-        <w:t>Rancangan Pengujian dan Analisis</w:t>
+      </w:r>
+      <w:r>
+        <w:t xml:space="preserve">Tahap Perancangan </w:t>
+      </w:r>
+      <w:r>
+        <w:rPr>
+          <w:i/>
+          <w:iCs/>
+        </w:rPr>
+        <w:t>Gameplay</w:t>
+      </w:r>
+      <w:r>
+        <w:t xml:space="preserve"> dan Sistem</w:t>
       </w:r>
       <w:bookmarkEnd w:id="30"/>
+    </w:p>
+    <w:p>
+      <w:pPr>
+        <w:pStyle w:val="Heading3"/>
+        <w:numPr>
+          <w:ilvl w:val="0"/>
+          <w:numId w:val="0"/>
+        </w:numPr>
+        <w:ind w:left="709" w:hanging="720"/>
+      </w:pPr>
+      <w:bookmarkStart w:id="31" w:name="_Toc229519396"/>
+      <w:r>
+        <w:t>3.</w:t>
+      </w:r>
+      <w:r>
+        <w:t>2</w:t>
+      </w:r>
+      <w:r>
+        <w:t>.</w:t>
+      </w:r>
+      <w:r>
+        <w:t>3</w:t>
+      </w:r>
+      <w:r>
+        <w:t>.</w:t>
+      </w:r>
+      <w:r>
+        <w:tab/>
+      </w:r>
+      <w:r>
+        <w:t xml:space="preserve">Tahap Perancangan Mekanisme </w:t>
+      </w:r>
+      <w:r>
+        <w:rPr>
+          <w:i/>
+          <w:iCs/>
+        </w:rPr>
+        <w:t>Environmental-Spatial Optimization</w:t>
+      </w:r>
+      <w:bookmarkEnd w:id="31"/>
+    </w:p>
+    <w:p>
+      <w:pPr>
+        <w:pStyle w:val="Heading3"/>
+        <w:numPr>
+          <w:ilvl w:val="0"/>
+          <w:numId w:val="0"/>
+        </w:numPr>
+        <w:ind w:left="709" w:hanging="720"/>
+      </w:pPr>
+      <w:bookmarkStart w:id="32" w:name="_Toc229519397"/>
+      <w:r>
+        <w:t>3.</w:t>
+      </w:r>
+      <w:r>
+        <w:t>2</w:t>
+      </w:r>
+      <w:r>
+        <w:t>.</w:t>
+      </w:r>
+      <w:r>
+        <w:t>4</w:t>
+      </w:r>
+      <w:r>
+        <w:t>.</w:t>
+      </w:r>
+      <w:r>
+        <w:tab/>
+      </w:r>
+      <w:r>
+        <w:t>Tahap Perancangan UI/UX</w:t>
+      </w:r>
+      <w:bookmarkEnd w:id="32"/>
+    </w:p>
+    <w:p>
+      <w:pPr>
+        <w:pStyle w:val="Heading3"/>
+        <w:numPr>
+          <w:ilvl w:val="0"/>
+          <w:numId w:val="0"/>
+        </w:numPr>
+        <w:ind w:left="709" w:hanging="720"/>
+      </w:pPr>
+      <w:bookmarkStart w:id="33" w:name="_Toc229519398"/>
+      <w:r>
+        <w:t>3.2.</w:t>
+      </w:r>
+      <w:r>
+        <w:t>5</w:t>
+      </w:r>
+      <w:r>
+        <w:t>.</w:t>
+      </w:r>
+      <w:r>
+        <w:tab/>
+      </w:r>
+      <w:r>
+        <w:t xml:space="preserve">Tahap </w:t>
+      </w:r>
+      <w:r>
+        <w:t>Implementasi Sistem</w:t>
+      </w:r>
+      <w:bookmarkEnd w:id="33"/>
+    </w:p>
+    <w:p>
+      <w:pPr>
+        <w:pStyle w:val="Heading3"/>
+        <w:numPr>
+          <w:ilvl w:val="0"/>
+          <w:numId w:val="0"/>
+        </w:numPr>
+        <w:ind w:left="709" w:hanging="720"/>
+      </w:pPr>
+      <w:bookmarkStart w:id="34" w:name="_Toc229519399"/>
+      <w:r>
+        <w:t>3.2.</w:t>
+      </w:r>
+      <w:r>
+        <w:t>6</w:t>
+      </w:r>
+      <w:r>
+        <w:t>.</w:t>
+      </w:r>
+      <w:r>
+        <w:tab/>
+      </w:r>
+      <w:r>
+        <w:t xml:space="preserve">Tahap </w:t>
+      </w:r>
+      <w:r>
+        <w:t>Pengujian Sistem</w:t>
+      </w:r>
+      <w:bookmarkEnd w:id="34"/>
+    </w:p>
+    <w:p>
+      <w:pPr>
+        <w:pStyle w:val="Heading3"/>
+        <w:numPr>
+          <w:ilvl w:val="0"/>
+          <w:numId w:val="0"/>
+        </w:numPr>
+        <w:ind w:left="709" w:hanging="720"/>
+      </w:pPr>
+      <w:bookmarkStart w:id="35" w:name="_Toc229519400"/>
+      <w:r>
+        <w:t>3.2.</w:t>
+      </w:r>
+      <w:r>
+        <w:t>7</w:t>
+      </w:r>
+      <w:r>
+        <w:t>.</w:t>
+      </w:r>
+      <w:r>
+        <w:tab/>
+      </w:r>
+      <w:r>
+        <w:t>Tahap Pengumpulan dan Analisis Data Pengguna</w:t>
+      </w:r>
+      <w:bookmarkEnd w:id="35"/>
+    </w:p>
+    <w:p>
+      <w:pPr>
+        <w:pStyle w:val="Heading3"/>
+        <w:numPr>
+          <w:ilvl w:val="0"/>
+          <w:numId w:val="0"/>
+        </w:numPr>
+        <w:ind w:left="709" w:hanging="720"/>
+      </w:pPr>
+      <w:bookmarkStart w:id="36" w:name="_Toc229519401"/>
+      <w:r>
+        <w:t>3.2.</w:t>
+      </w:r>
+      <w:r>
+        <w:t>8</w:t>
+      </w:r>
+      <w:r>
+        <w:t>.</w:t>
+      </w:r>
+      <w:r>
+        <w:tab/>
+      </w:r>
+      <w:r>
+        <w:t xml:space="preserve">Tahap </w:t>
+      </w:r>
+      <w:r>
+        <w:t>Evaluasi</w:t>
+      </w:r>
+      <w:bookmarkEnd w:id="36"/>
     </w:p>
     <w:p>
       <w:pPr>
@@ -38430,12 +39203,12 @@
         </w:numPr>
         <w:ind w:right="-7"/>
       </w:pPr>
-      <w:bookmarkStart w:id="31" w:name="_Toc229427098"/>
+      <w:bookmarkStart w:id="37" w:name="_Toc229519402"/>
       <w:r>
         <w:lastRenderedPageBreak/>
         <w:t>BAB IV</w:t>
       </w:r>
-      <w:bookmarkEnd w:id="31"/>
+      <w:bookmarkEnd w:id="37"/>
     </w:p>
     <w:p>
       <w:pPr>
@@ -38446,11 +39219,11 @@
         </w:numPr>
         <w:ind w:right="-7"/>
       </w:pPr>
-      <w:bookmarkStart w:id="32" w:name="_Toc229427099"/>
+      <w:bookmarkStart w:id="38" w:name="_Toc229519403"/>
       <w:r>
         <w:t>Jadwal Peneletian</w:t>
       </w:r>
-      <w:bookmarkEnd w:id="32"/>
+      <w:bookmarkEnd w:id="38"/>
     </w:p>
     <w:p>
       <w:pPr>
@@ -38499,7 +39272,7 @@
         </w:numPr>
         <w:ind w:right="-7"/>
       </w:pPr>
-      <w:bookmarkStart w:id="33" w:name="_Toc229427100"/>
+      <w:bookmarkStart w:id="39" w:name="_Toc229519404"/>
       <w:r>
         <w:t>4.1.</w:t>
       </w:r>
@@ -38509,7 +39282,7 @@
       <w:r>
         <w:t>Jadwal Penelitian</w:t>
       </w:r>
-      <w:bookmarkEnd w:id="33"/>
+      <w:bookmarkEnd w:id="39"/>
     </w:p>
     <w:p>
       <w:pPr>
@@ -38532,11 +39305,11 @@
         </w:numPr>
         <w:ind w:right="-7"/>
       </w:pPr>
-      <w:bookmarkStart w:id="34" w:name="_Toc229427101"/>
+      <w:bookmarkStart w:id="40" w:name="_Toc229519405"/>
       <w:r>
         <w:t>DAFTAR PUSTAKA</w:t>
       </w:r>
-      <w:bookmarkEnd w:id="34"/>
+      <w:bookmarkEnd w:id="40"/>
     </w:p>
     <w:p/>
     <w:p>
@@ -39124,12 +39897,12 @@
         </w:numPr>
         <w:ind w:right="-7"/>
       </w:pPr>
-      <w:bookmarkStart w:id="35" w:name="_Toc229427102"/>
+      <w:bookmarkStart w:id="41" w:name="_Toc229519406"/>
       <w:r>
         <w:lastRenderedPageBreak/>
         <w:t>LAMPIRAN</w:t>
       </w:r>
-      <w:bookmarkEnd w:id="35"/>
+      <w:bookmarkEnd w:id="41"/>
     </w:p>
     <w:p>
       <w:pPr>
@@ -40324,6 +41097,95 @@
     </w:lvl>
   </w:abstractNum>
   <w:abstractNum w:abstractNumId="5" w15:restartNumberingAfterBreak="0">
+    <w:nsid w:val="523B5FB4"/>
+    <w:multiLevelType w:val="hybridMultilevel"/>
+    <w:tmpl w:val="8F5066BA"/>
+    <w:lvl w:ilvl="0" w:tplc="3809000F">
+      <w:start w:val="1"/>
+      <w:numFmt w:val="decimal"/>
+      <w:lvlText w:val="%1."/>
+      <w:lvlJc w:val="left"/>
+      <w:pPr>
+        <w:ind w:left="720" w:hanging="360"/>
+      </w:pPr>
+      <w:rPr>
+        <w:rFonts w:hint="default"/>
+      </w:rPr>
+    </w:lvl>
+    <w:lvl w:ilvl="1" w:tplc="38090019" w:tentative="1">
+      <w:start w:val="1"/>
+      <w:numFmt w:val="lowerLetter"/>
+      <w:lvlText w:val="%2."/>
+      <w:lvlJc w:val="left"/>
+      <w:pPr>
+        <w:ind w:left="1440" w:hanging="360"/>
+      </w:pPr>
+    </w:lvl>
+    <w:lvl w:ilvl="2" w:tplc="3809001B" w:tentative="1">
+      <w:start w:val="1"/>
+      <w:numFmt w:val="lowerRoman"/>
+      <w:lvlText w:val="%3."/>
+      <w:lvlJc w:val="right"/>
+      <w:pPr>
+        <w:ind w:left="2160" w:hanging="180"/>
+      </w:pPr>
+    </w:lvl>
+    <w:lvl w:ilvl="3" w:tplc="3809000F" w:tentative="1">
+      <w:start w:val="1"/>
+      <w:numFmt w:val="decimal"/>
+      <w:lvlText w:val="%4."/>
+      <w:lvlJc w:val="left"/>
+      <w:pPr>
+        <w:ind w:left="2880" w:hanging="360"/>
+      </w:pPr>
+    </w:lvl>
+    <w:lvl w:ilvl="4" w:tplc="38090019" w:tentative="1">
+      <w:start w:val="1"/>
+      <w:numFmt w:val="lowerLetter"/>
+      <w:lvlText w:val="%5."/>
+      <w:lvlJc w:val="left"/>
+      <w:pPr>
+        <w:ind w:left="3600" w:hanging="360"/>
+      </w:pPr>
+    </w:lvl>
+    <w:lvl w:ilvl="5" w:tplc="3809001B" w:tentative="1">
+      <w:start w:val="1"/>
+      <w:numFmt w:val="lowerRoman"/>
+      <w:lvlText w:val="%6."/>
+      <w:lvlJc w:val="right"/>
+      <w:pPr>
+        <w:ind w:left="4320" w:hanging="180"/>
+      </w:pPr>
+    </w:lvl>
+    <w:lvl w:ilvl="6" w:tplc="3809000F" w:tentative="1">
+      <w:start w:val="1"/>
+      <w:numFmt w:val="decimal"/>
+      <w:lvlText w:val="%7."/>
+      <w:lvlJc w:val="left"/>
+      <w:pPr>
+        <w:ind w:left="5040" w:hanging="360"/>
+      </w:pPr>
+    </w:lvl>
+    <w:lvl w:ilvl="7" w:tplc="38090019" w:tentative="1">
+      <w:start w:val="1"/>
+      <w:numFmt w:val="lowerLetter"/>
+      <w:lvlText w:val="%8."/>
+      <w:lvlJc w:val="left"/>
+      <w:pPr>
+        <w:ind w:left="5760" w:hanging="360"/>
+      </w:pPr>
+    </w:lvl>
+    <w:lvl w:ilvl="8" w:tplc="3809001B" w:tentative="1">
+      <w:start w:val="1"/>
+      <w:numFmt w:val="lowerRoman"/>
+      <w:lvlText w:val="%9."/>
+      <w:lvlJc w:val="right"/>
+      <w:pPr>
+        <w:ind w:left="6480" w:hanging="180"/>
+      </w:pPr>
+    </w:lvl>
+  </w:abstractNum>
+  <w:abstractNum w:abstractNumId="6" w15:restartNumberingAfterBreak="0">
     <w:nsid w:val="599E447D"/>
     <w:multiLevelType w:val="multilevel"/>
     <w:tmpl w:val="44A26610"/>
@@ -40436,7 +41298,7 @@
       </w:rPr>
     </w:lvl>
   </w:abstractNum>
-  <w:abstractNum w:abstractNumId="6" w15:restartNumberingAfterBreak="0">
+  <w:abstractNum w:abstractNumId="7" w15:restartNumberingAfterBreak="0">
     <w:nsid w:val="5BBB4C8F"/>
     <w:multiLevelType w:val="hybridMultilevel"/>
     <w:tmpl w:val="F3E0600A"/>
@@ -40525,7 +41387,7 @@
       </w:pPr>
     </w:lvl>
   </w:abstractNum>
-  <w:abstractNum w:abstractNumId="7" w15:restartNumberingAfterBreak="0">
+  <w:abstractNum w:abstractNumId="8" w15:restartNumberingAfterBreak="0">
     <w:nsid w:val="609212C6"/>
     <w:multiLevelType w:val="multilevel"/>
     <w:tmpl w:val="EE84D856"/>
@@ -40638,7 +41500,7 @@
       </w:rPr>
     </w:lvl>
   </w:abstractNum>
-  <w:abstractNum w:abstractNumId="8" w15:restartNumberingAfterBreak="0">
+  <w:abstractNum w:abstractNumId="9" w15:restartNumberingAfterBreak="0">
     <w:nsid w:val="63003920"/>
     <w:multiLevelType w:val="multilevel"/>
     <w:tmpl w:val="A5A4F442"/>
@@ -40760,7 +41622,7 @@
       </w:pPr>
     </w:lvl>
   </w:abstractNum>
-  <w:abstractNum w:abstractNumId="9" w15:restartNumberingAfterBreak="0">
+  <w:abstractNum w:abstractNumId="10" w15:restartNumberingAfterBreak="0">
     <w:nsid w:val="73C342A1"/>
     <w:multiLevelType w:val="multilevel"/>
     <w:tmpl w:val="9EA46B54"/>
@@ -40877,22 +41739,22 @@
     <w:abstractNumId w:val="1"/>
   </w:num>
   <w:num w:numId="2" w16cid:durableId="616134477">
-    <w:abstractNumId w:val="8"/>
+    <w:abstractNumId w:val="9"/>
   </w:num>
   <w:num w:numId="3" w16cid:durableId="5981257">
-    <w:abstractNumId w:val="6"/>
+    <w:abstractNumId w:val="7"/>
   </w:num>
   <w:num w:numId="4" w16cid:durableId="783575751">
     <w:abstractNumId w:val="4"/>
   </w:num>
   <w:num w:numId="5" w16cid:durableId="1913464763">
-    <w:abstractNumId w:val="7"/>
+    <w:abstractNumId w:val="8"/>
   </w:num>
   <w:num w:numId="6" w16cid:durableId="11272542">
-    <w:abstractNumId w:val="5"/>
+    <w:abstractNumId w:val="6"/>
   </w:num>
   <w:num w:numId="7" w16cid:durableId="1891334489">
-    <w:abstractNumId w:val="9"/>
+    <w:abstractNumId w:val="10"/>
   </w:num>
   <w:num w:numId="8" w16cid:durableId="488330051">
     <w:abstractNumId w:val="2"/>
@@ -40902,6 +41764,9 @@
   </w:num>
   <w:num w:numId="10" w16cid:durableId="1945846520">
     <w:abstractNumId w:val="3"/>
+  </w:num>
+  <w:num w:numId="11" w16cid:durableId="1134525930">
+    <w:abstractNumId w:val="5"/>
   </w:num>
 </w:numbering>
 </file>

--- a/Ahmad Sudais Proposal TA 2025 (Rencana A).docx
+++ b/Ahmad Sudais Proposal TA 2025 (Rencana A).docx
@@ -1042,7 +1042,7 @@
         </w:numPr>
         <w:ind w:right="-7"/>
       </w:pPr>
-      <w:bookmarkStart w:id="1" w:name="_Toc230646394"/>
+      <w:bookmarkStart w:id="1" w:name="_Toc231074235"/>
       <w:r>
         <w:lastRenderedPageBreak/>
         <w:t>HALAMAN</w:t>
@@ -1829,7 +1829,7 @@
         </w:numPr>
         <w:ind w:right="-7"/>
       </w:pPr>
-      <w:bookmarkStart w:id="2" w:name="_Toc230646395"/>
+      <w:bookmarkStart w:id="2" w:name="_Toc231074236"/>
       <w:r>
         <w:lastRenderedPageBreak/>
         <w:t>PERNYATAAN</w:t>
@@ -2329,7 +2329,7 @@
         <w:spacing w:line="240" w:lineRule="auto"/>
         <w:ind w:right="-7"/>
       </w:pPr>
-      <w:bookmarkStart w:id="3" w:name="_Toc230646396"/>
+      <w:bookmarkStart w:id="3" w:name="_Toc231074237"/>
       <w:r>
         <w:lastRenderedPageBreak/>
         <w:t>DAFTAR ISI</w:t>
@@ -2383,7 +2383,7 @@
           <w:r>
             <w:fldChar w:fldCharType="separate"/>
           </w:r>
-          <w:hyperlink w:anchor="_Toc230646394" w:history="1">
+          <w:hyperlink w:anchor="_Toc231074235" w:history="1">
             <w:r>
               <w:rPr>
                 <w:rStyle w:val="Hyperlink"/>
@@ -2410,7 +2410,7 @@
                 <w:noProof/>
                 <w:webHidden/>
               </w:rPr>
-              <w:instrText xml:space="preserve"> PAGEREF _Toc230646394 \h </w:instrText>
+              <w:instrText xml:space="preserve"> PAGEREF _Toc231074235 \h </w:instrText>
             </w:r>
             <w:r>
               <w:rPr>
@@ -2454,7 +2454,7 @@
               <w14:ligatures w14:val="standardContextual"/>
             </w:rPr>
           </w:pPr>
-          <w:hyperlink w:anchor="_Toc230646395" w:history="1">
+          <w:hyperlink w:anchor="_Toc231074236" w:history="1">
             <w:r>
               <w:rPr>
                 <w:rStyle w:val="Hyperlink"/>
@@ -2481,7 +2481,7 @@
                 <w:noProof/>
                 <w:webHidden/>
               </w:rPr>
-              <w:instrText xml:space="preserve"> PAGEREF _Toc230646395 \h </w:instrText>
+              <w:instrText xml:space="preserve"> PAGEREF _Toc231074236 \h </w:instrText>
             </w:r>
             <w:r>
               <w:rPr>
@@ -2525,7 +2525,7 @@
               <w14:ligatures w14:val="standardContextual"/>
             </w:rPr>
           </w:pPr>
-          <w:hyperlink w:anchor="_Toc230646396" w:history="1">
+          <w:hyperlink w:anchor="_Toc231074237" w:history="1">
             <w:r>
               <w:rPr>
                 <w:rStyle w:val="Hyperlink"/>
@@ -2552,7 +2552,7 @@
                 <w:noProof/>
                 <w:webHidden/>
               </w:rPr>
-              <w:instrText xml:space="preserve"> PAGEREF _Toc230646396 \h </w:instrText>
+              <w:instrText xml:space="preserve"> PAGEREF _Toc231074237 \h </w:instrText>
             </w:r>
             <w:r>
               <w:rPr>
@@ -2596,7 +2596,7 @@
               <w14:ligatures w14:val="standardContextual"/>
             </w:rPr>
           </w:pPr>
-          <w:hyperlink w:anchor="_Toc230646397" w:history="1">
+          <w:hyperlink w:anchor="_Toc231074238" w:history="1">
             <w:r>
               <w:rPr>
                 <w:rStyle w:val="Hyperlink"/>
@@ -2623,7 +2623,7 @@
                 <w:noProof/>
                 <w:webHidden/>
               </w:rPr>
-              <w:instrText xml:space="preserve"> PAGEREF _Toc230646397 \h </w:instrText>
+              <w:instrText xml:space="preserve"> PAGEREF _Toc231074238 \h </w:instrText>
             </w:r>
             <w:r>
               <w:rPr>
@@ -2667,7 +2667,7 @@
               <w14:ligatures w14:val="standardContextual"/>
             </w:rPr>
           </w:pPr>
-          <w:hyperlink w:anchor="_Toc230646398" w:history="1">
+          <w:hyperlink w:anchor="_Toc231074239" w:history="1">
             <w:r>
               <w:rPr>
                 <w:rStyle w:val="Hyperlink"/>
@@ -2695,7 +2695,7 @@
                 <w:noProof/>
                 <w:webHidden/>
               </w:rPr>
-              <w:instrText xml:space="preserve"> PAGEREF _Toc230646398 \h </w:instrText>
+              <w:instrText xml:space="preserve"> PAGEREF _Toc231074239 \h </w:instrText>
             </w:r>
             <w:r>
               <w:rPr>
@@ -2739,7 +2739,7 @@
               <w14:ligatures w14:val="standardContextual"/>
             </w:rPr>
           </w:pPr>
-          <w:hyperlink w:anchor="_Toc230646399" w:history="1">
+          <w:hyperlink w:anchor="_Toc231074240" w:history="1">
             <w:r>
               <w:rPr>
                 <w:rStyle w:val="Hyperlink"/>
@@ -2766,7 +2766,7 @@
                 <w:noProof/>
                 <w:webHidden/>
               </w:rPr>
-              <w:instrText xml:space="preserve"> PAGEREF _Toc230646399 \h </w:instrText>
+              <w:instrText xml:space="preserve"> PAGEREF _Toc231074240 \h </w:instrText>
             </w:r>
             <w:r>
               <w:rPr>
@@ -2810,7 +2810,7 @@
               <w14:ligatures w14:val="standardContextual"/>
             </w:rPr>
           </w:pPr>
-          <w:hyperlink w:anchor="_Toc230646400" w:history="1">
+          <w:hyperlink w:anchor="_Toc231074241" w:history="1">
             <w:r>
               <w:rPr>
                 <w:rStyle w:val="Hyperlink"/>
@@ -2837,7 +2837,7 @@
                 <w:noProof/>
                 <w:webHidden/>
               </w:rPr>
-              <w:instrText xml:space="preserve"> PAGEREF _Toc230646400 \h </w:instrText>
+              <w:instrText xml:space="preserve"> PAGEREF _Toc231074241 \h </w:instrText>
             </w:r>
             <w:r>
               <w:rPr>
@@ -2885,7 +2885,7 @@
               <w14:ligatures w14:val="standardContextual"/>
             </w:rPr>
           </w:pPr>
-          <w:hyperlink w:anchor="_Toc230646401" w:history="1">
+          <w:hyperlink w:anchor="_Toc231074242" w:history="1">
             <w:r>
               <w:rPr>
                 <w:rStyle w:val="Hyperlink"/>
@@ -2931,7 +2931,7 @@
                 <w:noProof/>
                 <w:webHidden/>
               </w:rPr>
-              <w:instrText xml:space="preserve"> PAGEREF _Toc230646401 \h </w:instrText>
+              <w:instrText xml:space="preserve"> PAGEREF _Toc231074242 \h </w:instrText>
             </w:r>
             <w:r>
               <w:rPr>
@@ -2979,7 +2979,7 @@
               <w14:ligatures w14:val="standardContextual"/>
             </w:rPr>
           </w:pPr>
-          <w:hyperlink w:anchor="_Toc230646402" w:history="1">
+          <w:hyperlink w:anchor="_Toc231074243" w:history="1">
             <w:r>
               <w:rPr>
                 <w:rStyle w:val="Hyperlink"/>
@@ -3025,7 +3025,7 @@
                 <w:noProof/>
                 <w:webHidden/>
               </w:rPr>
-              <w:instrText xml:space="preserve"> PAGEREF _Toc230646402 \h </w:instrText>
+              <w:instrText xml:space="preserve"> PAGEREF _Toc231074243 \h </w:instrText>
             </w:r>
             <w:r>
               <w:rPr>
@@ -3073,7 +3073,7 @@
               <w14:ligatures w14:val="standardContextual"/>
             </w:rPr>
           </w:pPr>
-          <w:hyperlink w:anchor="_Toc230646403" w:history="1">
+          <w:hyperlink w:anchor="_Toc231074244" w:history="1">
             <w:r>
               <w:rPr>
                 <w:rStyle w:val="Hyperlink"/>
@@ -3119,7 +3119,7 @@
                 <w:noProof/>
                 <w:webHidden/>
               </w:rPr>
-              <w:instrText xml:space="preserve"> PAGEREF _Toc230646403 \h </w:instrText>
+              <w:instrText xml:space="preserve"> PAGEREF _Toc231074244 \h </w:instrText>
             </w:r>
             <w:r>
               <w:rPr>
@@ -3139,7 +3139,7 @@
                 <w:noProof/>
                 <w:webHidden/>
               </w:rPr>
-              <w:t>3</w:t>
+              <w:t>4</w:t>
             </w:r>
             <w:r>
               <w:rPr>
@@ -3167,7 +3167,7 @@
               <w14:ligatures w14:val="standardContextual"/>
             </w:rPr>
           </w:pPr>
-          <w:hyperlink w:anchor="_Toc230646404" w:history="1">
+          <w:hyperlink w:anchor="_Toc231074245" w:history="1">
             <w:r>
               <w:rPr>
                 <w:rStyle w:val="Hyperlink"/>
@@ -3213,7 +3213,7 @@
                 <w:noProof/>
                 <w:webHidden/>
               </w:rPr>
-              <w:instrText xml:space="preserve"> PAGEREF _Toc230646404 \h </w:instrText>
+              <w:instrText xml:space="preserve"> PAGEREF _Toc231074245 \h </w:instrText>
             </w:r>
             <w:r>
               <w:rPr>
@@ -3257,7 +3257,7 @@
               <w14:ligatures w14:val="standardContextual"/>
             </w:rPr>
           </w:pPr>
-          <w:hyperlink w:anchor="_Toc230646405" w:history="1">
+          <w:hyperlink w:anchor="_Toc231074246" w:history="1">
             <w:r>
               <w:rPr>
                 <w:rStyle w:val="Hyperlink"/>
@@ -3284,7 +3284,7 @@
                 <w:noProof/>
                 <w:webHidden/>
               </w:rPr>
-              <w:instrText xml:space="preserve"> PAGEREF _Toc230646405 \h </w:instrText>
+              <w:instrText xml:space="preserve"> PAGEREF _Toc231074246 \h </w:instrText>
             </w:r>
             <w:r>
               <w:rPr>
@@ -3328,7 +3328,7 @@
               <w14:ligatures w14:val="standardContextual"/>
             </w:rPr>
           </w:pPr>
-          <w:hyperlink w:anchor="_Toc230646406" w:history="1">
+          <w:hyperlink w:anchor="_Toc231074247" w:history="1">
             <w:r>
               <w:rPr>
                 <w:rStyle w:val="Hyperlink"/>
@@ -3355,7 +3355,7 @@
                 <w:noProof/>
                 <w:webHidden/>
               </w:rPr>
-              <w:instrText xml:space="preserve"> PAGEREF _Toc230646406 \h </w:instrText>
+              <w:instrText xml:space="preserve"> PAGEREF _Toc231074247 \h </w:instrText>
             </w:r>
             <w:r>
               <w:rPr>
@@ -3403,7 +3403,7 @@
               <w14:ligatures w14:val="standardContextual"/>
             </w:rPr>
           </w:pPr>
-          <w:hyperlink w:anchor="_Toc230646407" w:history="1">
+          <w:hyperlink w:anchor="_Toc231074248" w:history="1">
             <w:r>
               <w:rPr>
                 <w:rStyle w:val="Hyperlink"/>
@@ -3449,7 +3449,7 @@
                 <w:noProof/>
                 <w:webHidden/>
               </w:rPr>
-              <w:instrText xml:space="preserve"> PAGEREF _Toc230646407 \h </w:instrText>
+              <w:instrText xml:space="preserve"> PAGEREF _Toc231074248 \h </w:instrText>
             </w:r>
             <w:r>
               <w:rPr>
@@ -3497,7 +3497,7 @@
               <w14:ligatures w14:val="standardContextual"/>
             </w:rPr>
           </w:pPr>
-          <w:hyperlink w:anchor="_Toc230646408" w:history="1">
+          <w:hyperlink w:anchor="_Toc231074249" w:history="1">
             <w:r>
               <w:rPr>
                 <w:rStyle w:val="Hyperlink"/>
@@ -3543,7 +3543,7 @@
                 <w:noProof/>
                 <w:webHidden/>
               </w:rPr>
-              <w:instrText xml:space="preserve"> PAGEREF _Toc230646408 \h </w:instrText>
+              <w:instrText xml:space="preserve"> PAGEREF _Toc231074249 \h </w:instrText>
             </w:r>
             <w:r>
               <w:rPr>
@@ -3591,7 +3591,7 @@
               <w14:ligatures w14:val="standardContextual"/>
             </w:rPr>
           </w:pPr>
-          <w:hyperlink w:anchor="_Toc230646409" w:history="1">
+          <w:hyperlink w:anchor="_Toc231074250" w:history="1">
             <w:r>
               <w:rPr>
                 <w:rStyle w:val="Hyperlink"/>
@@ -3653,7 +3653,7 @@
                 <w:noProof/>
                 <w:webHidden/>
               </w:rPr>
-              <w:instrText xml:space="preserve"> PAGEREF _Toc230646409 \h </w:instrText>
+              <w:instrText xml:space="preserve"> PAGEREF _Toc231074250 \h </w:instrText>
             </w:r>
             <w:r>
               <w:rPr>
@@ -3701,7 +3701,7 @@
               <w14:ligatures w14:val="standardContextual"/>
             </w:rPr>
           </w:pPr>
-          <w:hyperlink w:anchor="_Toc230646410" w:history="1">
+          <w:hyperlink w:anchor="_Toc231074251" w:history="1">
             <w:r>
               <w:rPr>
                 <w:rStyle w:val="Hyperlink"/>
@@ -3747,7 +3747,7 @@
                 <w:noProof/>
                 <w:webHidden/>
               </w:rPr>
-              <w:instrText xml:space="preserve"> PAGEREF _Toc230646410 \h </w:instrText>
+              <w:instrText xml:space="preserve"> PAGEREF _Toc231074251 \h </w:instrText>
             </w:r>
             <w:r>
               <w:rPr>
@@ -3795,7 +3795,7 @@
               <w14:ligatures w14:val="standardContextual"/>
             </w:rPr>
           </w:pPr>
-          <w:hyperlink w:anchor="_Toc230646411" w:history="1">
+          <w:hyperlink w:anchor="_Toc231074252" w:history="1">
             <w:r>
               <w:rPr>
                 <w:rStyle w:val="Hyperlink"/>
@@ -3843,7 +3843,7 @@
                 <w:noProof/>
                 <w:webHidden/>
               </w:rPr>
-              <w:instrText xml:space="preserve"> PAGEREF _Toc230646411 \h </w:instrText>
+              <w:instrText xml:space="preserve"> PAGEREF _Toc231074252 \h </w:instrText>
             </w:r>
             <w:r>
               <w:rPr>
@@ -3891,7 +3891,7 @@
               <w14:ligatures w14:val="standardContextual"/>
             </w:rPr>
           </w:pPr>
-          <w:hyperlink w:anchor="_Toc230646412" w:history="1">
+          <w:hyperlink w:anchor="_Toc231074253" w:history="1">
             <w:r>
               <w:rPr>
                 <w:rStyle w:val="Hyperlink"/>
@@ -3939,7 +3939,7 @@
                 <w:noProof/>
                 <w:webHidden/>
               </w:rPr>
-              <w:instrText xml:space="preserve"> PAGEREF _Toc230646412 \h </w:instrText>
+              <w:instrText xml:space="preserve"> PAGEREF _Toc231074253 \h </w:instrText>
             </w:r>
             <w:r>
               <w:rPr>
@@ -3987,7 +3987,7 @@
               <w14:ligatures w14:val="standardContextual"/>
             </w:rPr>
           </w:pPr>
-          <w:hyperlink w:anchor="_Toc230646413" w:history="1">
+          <w:hyperlink w:anchor="_Toc231074254" w:history="1">
             <w:r>
               <w:rPr>
                 <w:rStyle w:val="Hyperlink"/>
@@ -4035,7 +4035,7 @@
                 <w:noProof/>
                 <w:webHidden/>
               </w:rPr>
-              <w:instrText xml:space="preserve"> PAGEREF _Toc230646413 \h </w:instrText>
+              <w:instrText xml:space="preserve"> PAGEREF _Toc231074254 \h </w:instrText>
             </w:r>
             <w:r>
               <w:rPr>
@@ -4083,7 +4083,7 @@
               <w14:ligatures w14:val="standardContextual"/>
             </w:rPr>
           </w:pPr>
-          <w:hyperlink w:anchor="_Toc230646414" w:history="1">
+          <w:hyperlink w:anchor="_Toc231074255" w:history="1">
             <w:r>
               <w:rPr>
                 <w:rStyle w:val="Hyperlink"/>
@@ -4129,7 +4129,7 @@
                 <w:noProof/>
                 <w:webHidden/>
               </w:rPr>
-              <w:instrText xml:space="preserve"> PAGEREF _Toc230646414 \h </w:instrText>
+              <w:instrText xml:space="preserve"> PAGEREF _Toc231074255 \h </w:instrText>
             </w:r>
             <w:r>
               <w:rPr>
@@ -4177,7 +4177,7 @@
               <w14:ligatures w14:val="standardContextual"/>
             </w:rPr>
           </w:pPr>
-          <w:hyperlink w:anchor="_Toc230646415" w:history="1">
+          <w:hyperlink w:anchor="_Toc231074256" w:history="1">
             <w:r>
               <w:rPr>
                 <w:rStyle w:val="Hyperlink"/>
@@ -4223,7 +4223,7 @@
                 <w:noProof/>
                 <w:webHidden/>
               </w:rPr>
-              <w:instrText xml:space="preserve"> PAGEREF _Toc230646415 \h </w:instrText>
+              <w:instrText xml:space="preserve"> PAGEREF _Toc231074256 \h </w:instrText>
             </w:r>
             <w:r>
               <w:rPr>
@@ -4267,7 +4267,7 @@
               <w14:ligatures w14:val="standardContextual"/>
             </w:rPr>
           </w:pPr>
-          <w:hyperlink w:anchor="_Toc230646416" w:history="1">
+          <w:hyperlink w:anchor="_Toc231074257" w:history="1">
             <w:r>
               <w:rPr>
                 <w:rStyle w:val="Hyperlink"/>
@@ -4294,7 +4294,7 @@
                 <w:noProof/>
                 <w:webHidden/>
               </w:rPr>
-              <w:instrText xml:space="preserve"> PAGEREF _Toc230646416 \h </w:instrText>
+              <w:instrText xml:space="preserve"> PAGEREF _Toc231074257 \h </w:instrText>
             </w:r>
             <w:r>
               <w:rPr>
@@ -4338,7 +4338,7 @@
               <w14:ligatures w14:val="standardContextual"/>
             </w:rPr>
           </w:pPr>
-          <w:hyperlink w:anchor="_Toc230646417" w:history="1">
+          <w:hyperlink w:anchor="_Toc231074258" w:history="1">
             <w:r>
               <w:rPr>
                 <w:rStyle w:val="Hyperlink"/>
@@ -4365,7 +4365,7 @@
                 <w:noProof/>
                 <w:webHidden/>
               </w:rPr>
-              <w:instrText xml:space="preserve"> PAGEREF _Toc230646417 \h </w:instrText>
+              <w:instrText xml:space="preserve"> PAGEREF _Toc231074258 \h </w:instrText>
             </w:r>
             <w:r>
               <w:rPr>
@@ -4413,7 +4413,7 @@
               <w14:ligatures w14:val="standardContextual"/>
             </w:rPr>
           </w:pPr>
-          <w:hyperlink w:anchor="_Toc230646418" w:history="1">
+          <w:hyperlink w:anchor="_Toc231074259" w:history="1">
             <w:r>
               <w:rPr>
                 <w:rStyle w:val="Hyperlink"/>
@@ -4459,7 +4459,7 @@
                 <w:noProof/>
                 <w:webHidden/>
               </w:rPr>
-              <w:instrText xml:space="preserve"> PAGEREF _Toc230646418 \h </w:instrText>
+              <w:instrText xml:space="preserve"> PAGEREF _Toc231074259 \h </w:instrText>
             </w:r>
             <w:r>
               <w:rPr>
@@ -4507,7 +4507,7 @@
               <w14:ligatures w14:val="standardContextual"/>
             </w:rPr>
           </w:pPr>
-          <w:hyperlink w:anchor="_Toc230646419" w:history="1">
+          <w:hyperlink w:anchor="_Toc231074260" w:history="1">
             <w:r>
               <w:rPr>
                 <w:rStyle w:val="Hyperlink"/>
@@ -4553,7 +4553,7 @@
                 <w:noProof/>
                 <w:webHidden/>
               </w:rPr>
-              <w:instrText xml:space="preserve"> PAGEREF _Toc230646419 \h </w:instrText>
+              <w:instrText xml:space="preserve"> PAGEREF _Toc231074260 \h </w:instrText>
             </w:r>
             <w:r>
               <w:rPr>
@@ -4601,7 +4601,7 @@
               <w14:ligatures w14:val="standardContextual"/>
             </w:rPr>
           </w:pPr>
-          <w:hyperlink w:anchor="_Toc230646420" w:history="1">
+          <w:hyperlink w:anchor="_Toc231074261" w:history="1">
             <w:r>
               <w:rPr>
                 <w:rStyle w:val="Hyperlink"/>
@@ -4647,7 +4647,7 @@
                 <w:noProof/>
                 <w:webHidden/>
               </w:rPr>
-              <w:instrText xml:space="preserve"> PAGEREF _Toc230646420 \h </w:instrText>
+              <w:instrText xml:space="preserve"> PAGEREF _Toc231074261 \h </w:instrText>
             </w:r>
             <w:r>
               <w:rPr>
@@ -4695,7 +4695,7 @@
               <w14:ligatures w14:val="standardContextual"/>
             </w:rPr>
           </w:pPr>
-          <w:hyperlink w:anchor="_Toc230646421" w:history="1">
+          <w:hyperlink w:anchor="_Toc231074262" w:history="1">
             <w:r>
               <w:rPr>
                 <w:rStyle w:val="Hyperlink"/>
@@ -4757,7 +4757,7 @@
                 <w:noProof/>
                 <w:webHidden/>
               </w:rPr>
-              <w:instrText xml:space="preserve"> PAGEREF _Toc230646421 \h </w:instrText>
+              <w:instrText xml:space="preserve"> PAGEREF _Toc231074262 \h </w:instrText>
             </w:r>
             <w:r>
               <w:rPr>
@@ -4805,7 +4805,7 @@
               <w14:ligatures w14:val="standardContextual"/>
             </w:rPr>
           </w:pPr>
-          <w:hyperlink w:anchor="_Toc230646422" w:history="1">
+          <w:hyperlink w:anchor="_Toc231074263" w:history="1">
             <w:r>
               <w:rPr>
                 <w:rStyle w:val="Hyperlink"/>
@@ -4860,7 +4860,7 @@
                 <w:noProof/>
                 <w:webHidden/>
               </w:rPr>
-              <w:instrText xml:space="preserve"> PAGEREF _Toc230646422 \h </w:instrText>
+              <w:instrText xml:space="preserve"> PAGEREF _Toc231074263 \h </w:instrText>
             </w:r>
             <w:r>
               <w:rPr>
@@ -4908,7 +4908,7 @@
               <w14:ligatures w14:val="standardContextual"/>
             </w:rPr>
           </w:pPr>
-          <w:hyperlink w:anchor="_Toc230646423" w:history="1">
+          <w:hyperlink w:anchor="_Toc231074264" w:history="1">
             <w:r>
               <w:rPr>
                 <w:rStyle w:val="Hyperlink"/>
@@ -4954,7 +4954,7 @@
                 <w:noProof/>
                 <w:webHidden/>
               </w:rPr>
-              <w:instrText xml:space="preserve"> PAGEREF _Toc230646423 \h </w:instrText>
+              <w:instrText xml:space="preserve"> PAGEREF _Toc231074264 \h </w:instrText>
             </w:r>
             <w:r>
               <w:rPr>
@@ -5002,7 +5002,7 @@
               <w14:ligatures w14:val="standardContextual"/>
             </w:rPr>
           </w:pPr>
-          <w:hyperlink w:anchor="_Toc230646424" w:history="1">
+          <w:hyperlink w:anchor="_Toc231074265" w:history="1">
             <w:r>
               <w:rPr>
                 <w:rStyle w:val="Hyperlink"/>
@@ -5048,7 +5048,7 @@
                 <w:noProof/>
                 <w:webHidden/>
               </w:rPr>
-              <w:instrText xml:space="preserve"> PAGEREF _Toc230646424 \h </w:instrText>
+              <w:instrText xml:space="preserve"> PAGEREF _Toc231074265 \h </w:instrText>
             </w:r>
             <w:r>
               <w:rPr>
@@ -5096,7 +5096,7 @@
               <w14:ligatures w14:val="standardContextual"/>
             </w:rPr>
           </w:pPr>
-          <w:hyperlink w:anchor="_Toc230646425" w:history="1">
+          <w:hyperlink w:anchor="_Toc231074266" w:history="1">
             <w:r>
               <w:rPr>
                 <w:rStyle w:val="Hyperlink"/>
@@ -5142,7 +5142,7 @@
                 <w:noProof/>
                 <w:webHidden/>
               </w:rPr>
-              <w:instrText xml:space="preserve"> PAGEREF _Toc230646425 \h </w:instrText>
+              <w:instrText xml:space="preserve"> PAGEREF _Toc231074266 \h </w:instrText>
             </w:r>
             <w:r>
               <w:rPr>
@@ -5190,7 +5190,7 @@
               <w14:ligatures w14:val="standardContextual"/>
             </w:rPr>
           </w:pPr>
-          <w:hyperlink w:anchor="_Toc230646426" w:history="1">
+          <w:hyperlink w:anchor="_Toc231074267" w:history="1">
             <w:r>
               <w:rPr>
                 <w:rStyle w:val="Hyperlink"/>
@@ -5236,7 +5236,7 @@
                 <w:noProof/>
                 <w:webHidden/>
               </w:rPr>
-              <w:instrText xml:space="preserve"> PAGEREF _Toc230646426 \h </w:instrText>
+              <w:instrText xml:space="preserve"> PAGEREF _Toc231074267 \h </w:instrText>
             </w:r>
             <w:r>
               <w:rPr>
@@ -5284,7 +5284,7 @@
               <w14:ligatures w14:val="standardContextual"/>
             </w:rPr>
           </w:pPr>
-          <w:hyperlink w:anchor="_Toc230646427" w:history="1">
+          <w:hyperlink w:anchor="_Toc231074268" w:history="1">
             <w:r>
               <w:rPr>
                 <w:rStyle w:val="Hyperlink"/>
@@ -5330,7 +5330,7 @@
                 <w:noProof/>
                 <w:webHidden/>
               </w:rPr>
-              <w:instrText xml:space="preserve"> PAGEREF _Toc230646427 \h </w:instrText>
+              <w:instrText xml:space="preserve"> PAGEREF _Toc231074268 \h </w:instrText>
             </w:r>
             <w:r>
               <w:rPr>
@@ -5374,7 +5374,7 @@
               <w14:ligatures w14:val="standardContextual"/>
             </w:rPr>
           </w:pPr>
-          <w:hyperlink w:anchor="_Toc230646428" w:history="1">
+          <w:hyperlink w:anchor="_Toc231074269" w:history="1">
             <w:r>
               <w:rPr>
                 <w:rStyle w:val="Hyperlink"/>
@@ -5401,7 +5401,7 @@
                 <w:noProof/>
                 <w:webHidden/>
               </w:rPr>
-              <w:instrText xml:space="preserve"> PAGEREF _Toc230646428 \h </w:instrText>
+              <w:instrText xml:space="preserve"> PAGEREF _Toc231074269 \h </w:instrText>
             </w:r>
             <w:r>
               <w:rPr>
@@ -5445,7 +5445,7 @@
               <w14:ligatures w14:val="standardContextual"/>
             </w:rPr>
           </w:pPr>
-          <w:hyperlink w:anchor="_Toc230646429" w:history="1">
+          <w:hyperlink w:anchor="_Toc231074270" w:history="1">
             <w:r>
               <w:rPr>
                 <w:rStyle w:val="Hyperlink"/>
@@ -5472,7 +5472,7 @@
                 <w:noProof/>
                 <w:webHidden/>
               </w:rPr>
-              <w:instrText xml:space="preserve"> PAGEREF _Toc230646429 \h </w:instrText>
+              <w:instrText xml:space="preserve"> PAGEREF _Toc231074270 \h </w:instrText>
             </w:r>
             <w:r>
               <w:rPr>
@@ -5520,7 +5520,7 @@
               <w14:ligatures w14:val="standardContextual"/>
             </w:rPr>
           </w:pPr>
-          <w:hyperlink w:anchor="_Toc230646430" w:history="1">
+          <w:hyperlink w:anchor="_Toc231074271" w:history="1">
             <w:r>
               <w:rPr>
                 <w:rStyle w:val="Hyperlink"/>
@@ -5566,7 +5566,7 @@
                 <w:noProof/>
                 <w:webHidden/>
               </w:rPr>
-              <w:instrText xml:space="preserve"> PAGEREF _Toc230646430 \h </w:instrText>
+              <w:instrText xml:space="preserve"> PAGEREF _Toc231074271 \h </w:instrText>
             </w:r>
             <w:r>
               <w:rPr>
@@ -5610,7 +5610,7 @@
               <w14:ligatures w14:val="standardContextual"/>
             </w:rPr>
           </w:pPr>
-          <w:hyperlink w:anchor="_Toc230646431" w:history="1">
+          <w:hyperlink w:anchor="_Toc231074272" w:history="1">
             <w:r>
               <w:rPr>
                 <w:rStyle w:val="Hyperlink"/>
@@ -5637,7 +5637,7 @@
                 <w:noProof/>
                 <w:webHidden/>
               </w:rPr>
-              <w:instrText xml:space="preserve"> PAGEREF _Toc230646431 \h </w:instrText>
+              <w:instrText xml:space="preserve"> PAGEREF _Toc231074272 \h </w:instrText>
             </w:r>
             <w:r>
               <w:rPr>
@@ -5681,7 +5681,7 @@
               <w14:ligatures w14:val="standardContextual"/>
             </w:rPr>
           </w:pPr>
-          <w:hyperlink w:anchor="_Toc230646432" w:history="1">
+          <w:hyperlink w:anchor="_Toc231074273" w:history="1">
             <w:r>
               <w:rPr>
                 <w:rStyle w:val="Hyperlink"/>
@@ -5708,7 +5708,7 @@
                 <w:noProof/>
                 <w:webHidden/>
               </w:rPr>
-              <w:instrText xml:space="preserve"> PAGEREF _Toc230646432 \h </w:instrText>
+              <w:instrText xml:space="preserve"> PAGEREF _Toc231074273 \h </w:instrText>
             </w:r>
             <w:r>
               <w:rPr>
@@ -6023,7 +6023,7 @@
         </w:numPr>
         <w:ind w:right="-7"/>
       </w:pPr>
-      <w:bookmarkStart w:id="4" w:name="_Toc230646397"/>
+      <w:bookmarkStart w:id="4" w:name="_Toc231074238"/>
       <w:r>
         <w:lastRenderedPageBreak/>
         <w:t>INTISARI</w:t>
@@ -6590,7 +6590,7 @@
           <w:i/>
         </w:rPr>
       </w:pPr>
-      <w:bookmarkStart w:id="5" w:name="_Toc230646398"/>
+      <w:bookmarkStart w:id="5" w:name="_Toc231074239"/>
       <w:r>
         <w:rPr>
           <w:i/>
@@ -6864,7 +6864,7 @@
         </w:numPr>
         <w:ind w:right="-7"/>
       </w:pPr>
-      <w:bookmarkStart w:id="7" w:name="_Toc230646399"/>
+      <w:bookmarkStart w:id="7" w:name="_Toc231074240"/>
       <w:r>
         <w:lastRenderedPageBreak/>
         <w:t>BAB I</w:t>
@@ -6880,7 +6880,7 @@
         </w:numPr>
         <w:ind w:right="-7"/>
       </w:pPr>
-      <w:bookmarkStart w:id="8" w:name="_Toc230646400"/>
+      <w:bookmarkStart w:id="8" w:name="_Toc231074241"/>
       <w:r>
         <w:t>PENDAHULUAN</w:t>
       </w:r>
@@ -6914,7 +6914,7 @@
         </w:numPr>
         <w:ind w:right="-7"/>
       </w:pPr>
-      <w:bookmarkStart w:id="9" w:name="_Toc230646401"/>
+      <w:bookmarkStart w:id="9" w:name="_Toc231074242"/>
       <w:r>
         <w:t>1.1.</w:t>
       </w:r>
@@ -7095,7 +7095,7 @@
         </w:numPr>
         <w:ind w:right="-7"/>
       </w:pPr>
-      <w:bookmarkStart w:id="10" w:name="_Toc230646402"/>
+      <w:bookmarkStart w:id="10" w:name="_Toc231074243"/>
       <w:r>
         <w:t>1.2.</w:t>
       </w:r>
@@ -7112,133 +7112,2520 @@
     </w:p>
     <w:p>
       <w:pPr>
-        <w:pStyle w:val="ListParagraph"/>
         <w:spacing w:line="360" w:lineRule="auto"/>
-        <w:ind w:left="0" w:firstLine="720"/>
+        <w:ind w:firstLine="720"/>
         <w:jc w:val="both"/>
         <w:rPr>
           <w:sz w:val="24"/>
           <w:szCs w:val="24"/>
+          <w:lang w:val="en-ID"/>
         </w:rPr>
       </w:pPr>
-      <w:r>
-        <w:rPr>
-          <w:sz w:val="24"/>
-          <w:szCs w:val="24"/>
-        </w:rPr>
-        <w:t>Berdasarkan latar belakang yang telah diuraikan, hunian mikro memiliki keterbatasan ruang yang menuntut penataan interior yang efisien dan fungsional. Namun, media pembelajaran desain interior yang tersedia saat ini masih cenderung pasif dan kurang interaktif sehingga sulit dipahami oleh masyarakat umum. Di sisi lain, game simulasi interior yang ada umumnya lebih berfokus pada aspek dekoratif dan kebebasan kreativitas dibandingkan penerapan prinsip optimasi ruang dan fungsi ruang. Selain itu, mekanisme penilaian dalam game simulasi interior juga masih banyak yang bersifat subjektif dan belum menerapkan evaluasi berbasis optimasi spasial secara terukur.</w:t>
+      <w:proofErr w:type="spellStart"/>
+      <w:r>
+        <w:rPr>
+          <w:sz w:val="24"/>
+          <w:szCs w:val="24"/>
+          <w:lang w:val="en-ID"/>
+        </w:rPr>
+        <w:t>Berdasarkan</w:t>
+      </w:r>
+      <w:proofErr w:type="spellEnd"/>
+      <w:r>
+        <w:rPr>
+          <w:sz w:val="24"/>
+          <w:szCs w:val="24"/>
+          <w:lang w:val="en-ID"/>
+        </w:rPr>
+        <w:t xml:space="preserve"> </w:t>
+      </w:r>
+      <w:proofErr w:type="spellStart"/>
+      <w:r>
+        <w:rPr>
+          <w:sz w:val="24"/>
+          <w:szCs w:val="24"/>
+          <w:lang w:val="en-ID"/>
+        </w:rPr>
+        <w:t>latar</w:t>
+      </w:r>
+      <w:proofErr w:type="spellEnd"/>
+      <w:r>
+        <w:rPr>
+          <w:sz w:val="24"/>
+          <w:szCs w:val="24"/>
+          <w:lang w:val="en-ID"/>
+        </w:rPr>
+        <w:t xml:space="preserve"> </w:t>
+      </w:r>
+      <w:proofErr w:type="spellStart"/>
+      <w:r>
+        <w:rPr>
+          <w:sz w:val="24"/>
+          <w:szCs w:val="24"/>
+          <w:lang w:val="en-ID"/>
+        </w:rPr>
+        <w:t>belakang</w:t>
+      </w:r>
+      <w:proofErr w:type="spellEnd"/>
+      <w:r>
+        <w:rPr>
+          <w:sz w:val="24"/>
+          <w:szCs w:val="24"/>
+          <w:lang w:val="en-ID"/>
+        </w:rPr>
+        <w:t xml:space="preserve"> yang </w:t>
+      </w:r>
+      <w:proofErr w:type="spellStart"/>
+      <w:r>
+        <w:rPr>
+          <w:sz w:val="24"/>
+          <w:szCs w:val="24"/>
+          <w:lang w:val="en-ID"/>
+        </w:rPr>
+        <w:t>telah</w:t>
+      </w:r>
+      <w:proofErr w:type="spellEnd"/>
+      <w:r>
+        <w:rPr>
+          <w:sz w:val="24"/>
+          <w:szCs w:val="24"/>
+          <w:lang w:val="en-ID"/>
+        </w:rPr>
+        <w:t xml:space="preserve"> </w:t>
+      </w:r>
+      <w:proofErr w:type="spellStart"/>
+      <w:r>
+        <w:rPr>
+          <w:sz w:val="24"/>
+          <w:szCs w:val="24"/>
+          <w:lang w:val="en-ID"/>
+        </w:rPr>
+        <w:t>diuraikan</w:t>
+      </w:r>
+      <w:proofErr w:type="spellEnd"/>
+      <w:r>
+        <w:rPr>
+          <w:sz w:val="24"/>
+          <w:szCs w:val="24"/>
+          <w:lang w:val="en-ID"/>
+        </w:rPr>
+        <w:t xml:space="preserve">, </w:t>
+      </w:r>
+      <w:proofErr w:type="spellStart"/>
+      <w:r>
+        <w:rPr>
+          <w:sz w:val="24"/>
+          <w:szCs w:val="24"/>
+          <w:lang w:val="en-ID"/>
+        </w:rPr>
+        <w:t>hunian</w:t>
+      </w:r>
+      <w:proofErr w:type="spellEnd"/>
+      <w:r>
+        <w:rPr>
+          <w:sz w:val="24"/>
+          <w:szCs w:val="24"/>
+          <w:lang w:val="en-ID"/>
+        </w:rPr>
+        <w:t xml:space="preserve"> </w:t>
+      </w:r>
+      <w:proofErr w:type="spellStart"/>
+      <w:r>
+        <w:rPr>
+          <w:sz w:val="24"/>
+          <w:szCs w:val="24"/>
+          <w:lang w:val="en-ID"/>
+        </w:rPr>
+        <w:t>mikro</w:t>
+      </w:r>
+      <w:proofErr w:type="spellEnd"/>
+      <w:r>
+        <w:rPr>
+          <w:sz w:val="24"/>
+          <w:szCs w:val="24"/>
+          <w:lang w:val="en-ID"/>
+        </w:rPr>
+        <w:t xml:space="preserve"> </w:t>
+      </w:r>
+      <w:proofErr w:type="spellStart"/>
+      <w:r>
+        <w:rPr>
+          <w:sz w:val="24"/>
+          <w:szCs w:val="24"/>
+          <w:lang w:val="en-ID"/>
+        </w:rPr>
+        <w:t>memiliki</w:t>
+      </w:r>
+      <w:proofErr w:type="spellEnd"/>
+      <w:r>
+        <w:rPr>
+          <w:sz w:val="24"/>
+          <w:szCs w:val="24"/>
+          <w:lang w:val="en-ID"/>
+        </w:rPr>
+        <w:t xml:space="preserve"> </w:t>
+      </w:r>
+      <w:proofErr w:type="spellStart"/>
+      <w:r>
+        <w:rPr>
+          <w:sz w:val="24"/>
+          <w:szCs w:val="24"/>
+          <w:lang w:val="en-ID"/>
+        </w:rPr>
+        <w:t>keterbatasan</w:t>
+      </w:r>
+      <w:proofErr w:type="spellEnd"/>
+      <w:r>
+        <w:rPr>
+          <w:sz w:val="24"/>
+          <w:szCs w:val="24"/>
+          <w:lang w:val="en-ID"/>
+        </w:rPr>
+        <w:t xml:space="preserve"> </w:t>
+      </w:r>
+      <w:proofErr w:type="spellStart"/>
+      <w:r>
+        <w:rPr>
+          <w:sz w:val="24"/>
+          <w:szCs w:val="24"/>
+          <w:lang w:val="en-ID"/>
+        </w:rPr>
+        <w:t>ruang</w:t>
+      </w:r>
+      <w:proofErr w:type="spellEnd"/>
+      <w:r>
+        <w:rPr>
+          <w:sz w:val="24"/>
+          <w:szCs w:val="24"/>
+          <w:lang w:val="en-ID"/>
+        </w:rPr>
+        <w:t xml:space="preserve"> yang </w:t>
+      </w:r>
+      <w:proofErr w:type="spellStart"/>
+      <w:r>
+        <w:rPr>
+          <w:sz w:val="24"/>
+          <w:szCs w:val="24"/>
+          <w:lang w:val="en-ID"/>
+        </w:rPr>
+        <w:t>menuntut</w:t>
+      </w:r>
+      <w:proofErr w:type="spellEnd"/>
+      <w:r>
+        <w:rPr>
+          <w:sz w:val="24"/>
+          <w:szCs w:val="24"/>
+          <w:lang w:val="en-ID"/>
+        </w:rPr>
+        <w:t xml:space="preserve"> </w:t>
+      </w:r>
+      <w:proofErr w:type="spellStart"/>
+      <w:r>
+        <w:rPr>
+          <w:sz w:val="24"/>
+          <w:szCs w:val="24"/>
+          <w:lang w:val="en-ID"/>
+        </w:rPr>
+        <w:t>penataan</w:t>
+      </w:r>
+      <w:proofErr w:type="spellEnd"/>
+      <w:r>
+        <w:rPr>
+          <w:sz w:val="24"/>
+          <w:szCs w:val="24"/>
+          <w:lang w:val="en-ID"/>
+        </w:rPr>
+        <w:t xml:space="preserve"> interior yang </w:t>
+      </w:r>
+      <w:proofErr w:type="spellStart"/>
+      <w:r>
+        <w:rPr>
+          <w:sz w:val="24"/>
+          <w:szCs w:val="24"/>
+          <w:lang w:val="en-ID"/>
+        </w:rPr>
+        <w:t>efisien</w:t>
+      </w:r>
+      <w:proofErr w:type="spellEnd"/>
+      <w:r>
+        <w:rPr>
+          <w:sz w:val="24"/>
+          <w:szCs w:val="24"/>
+          <w:lang w:val="en-ID"/>
+        </w:rPr>
+        <w:t xml:space="preserve"> dan </w:t>
+      </w:r>
+      <w:proofErr w:type="spellStart"/>
+      <w:r>
+        <w:rPr>
+          <w:sz w:val="24"/>
+          <w:szCs w:val="24"/>
+          <w:lang w:val="en-ID"/>
+        </w:rPr>
+        <w:t>fungsional</w:t>
+      </w:r>
+      <w:proofErr w:type="spellEnd"/>
+      <w:r>
+        <w:rPr>
+          <w:sz w:val="24"/>
+          <w:szCs w:val="24"/>
+          <w:lang w:val="en-ID"/>
+        </w:rPr>
+        <w:t xml:space="preserve">. </w:t>
+      </w:r>
+      <w:proofErr w:type="spellStart"/>
+      <w:r>
+        <w:rPr>
+          <w:sz w:val="24"/>
+          <w:szCs w:val="24"/>
+          <w:lang w:val="en-ID"/>
+        </w:rPr>
+        <w:t>Namun</w:t>
+      </w:r>
+      <w:proofErr w:type="spellEnd"/>
+      <w:r>
+        <w:rPr>
+          <w:sz w:val="24"/>
+          <w:szCs w:val="24"/>
+          <w:lang w:val="en-ID"/>
+        </w:rPr>
+        <w:t xml:space="preserve">, media </w:t>
+      </w:r>
+      <w:proofErr w:type="spellStart"/>
+      <w:r>
+        <w:rPr>
+          <w:sz w:val="24"/>
+          <w:szCs w:val="24"/>
+          <w:lang w:val="en-ID"/>
+        </w:rPr>
+        <w:t>pembelajaran</w:t>
+      </w:r>
+      <w:proofErr w:type="spellEnd"/>
+      <w:r>
+        <w:rPr>
+          <w:sz w:val="24"/>
+          <w:szCs w:val="24"/>
+          <w:lang w:val="en-ID"/>
+        </w:rPr>
+        <w:t xml:space="preserve"> </w:t>
+      </w:r>
+      <w:proofErr w:type="spellStart"/>
+      <w:r>
+        <w:rPr>
+          <w:sz w:val="24"/>
+          <w:szCs w:val="24"/>
+          <w:lang w:val="en-ID"/>
+        </w:rPr>
+        <w:t>desain</w:t>
+      </w:r>
+      <w:proofErr w:type="spellEnd"/>
+      <w:r>
+        <w:rPr>
+          <w:sz w:val="24"/>
+          <w:szCs w:val="24"/>
+          <w:lang w:val="en-ID"/>
+        </w:rPr>
+        <w:t xml:space="preserve"> interior yang </w:t>
+      </w:r>
+      <w:proofErr w:type="spellStart"/>
+      <w:r>
+        <w:rPr>
+          <w:sz w:val="24"/>
+          <w:szCs w:val="24"/>
+          <w:lang w:val="en-ID"/>
+        </w:rPr>
+        <w:t>tersedia</w:t>
+      </w:r>
+      <w:proofErr w:type="spellEnd"/>
+      <w:r>
+        <w:rPr>
+          <w:sz w:val="24"/>
+          <w:szCs w:val="24"/>
+          <w:lang w:val="en-ID"/>
+        </w:rPr>
+        <w:t xml:space="preserve"> </w:t>
+      </w:r>
+      <w:proofErr w:type="spellStart"/>
+      <w:r>
+        <w:rPr>
+          <w:sz w:val="24"/>
+          <w:szCs w:val="24"/>
+          <w:lang w:val="en-ID"/>
+        </w:rPr>
+        <w:t>saat</w:t>
+      </w:r>
+      <w:proofErr w:type="spellEnd"/>
+      <w:r>
+        <w:rPr>
+          <w:sz w:val="24"/>
+          <w:szCs w:val="24"/>
+          <w:lang w:val="en-ID"/>
+        </w:rPr>
+        <w:t xml:space="preserve"> </w:t>
+      </w:r>
+      <w:proofErr w:type="spellStart"/>
+      <w:r>
+        <w:rPr>
+          <w:sz w:val="24"/>
+          <w:szCs w:val="24"/>
+          <w:lang w:val="en-ID"/>
+        </w:rPr>
+        <w:t>ini</w:t>
+      </w:r>
+      <w:proofErr w:type="spellEnd"/>
+      <w:r>
+        <w:rPr>
+          <w:sz w:val="24"/>
+          <w:szCs w:val="24"/>
+          <w:lang w:val="en-ID"/>
+        </w:rPr>
+        <w:t xml:space="preserve"> </w:t>
+      </w:r>
+      <w:proofErr w:type="spellStart"/>
+      <w:r>
+        <w:rPr>
+          <w:sz w:val="24"/>
+          <w:szCs w:val="24"/>
+          <w:lang w:val="en-ID"/>
+        </w:rPr>
+        <w:t>masih</w:t>
+      </w:r>
+      <w:proofErr w:type="spellEnd"/>
+      <w:r>
+        <w:rPr>
+          <w:sz w:val="24"/>
+          <w:szCs w:val="24"/>
+          <w:lang w:val="en-ID"/>
+        </w:rPr>
+        <w:t xml:space="preserve"> </w:t>
+      </w:r>
+      <w:proofErr w:type="spellStart"/>
+      <w:r>
+        <w:rPr>
+          <w:sz w:val="24"/>
+          <w:szCs w:val="24"/>
+          <w:lang w:val="en-ID"/>
+        </w:rPr>
+        <w:t>cenderung</w:t>
+      </w:r>
+      <w:proofErr w:type="spellEnd"/>
+      <w:r>
+        <w:rPr>
+          <w:sz w:val="24"/>
+          <w:szCs w:val="24"/>
+          <w:lang w:val="en-ID"/>
+        </w:rPr>
+        <w:t xml:space="preserve"> </w:t>
+      </w:r>
+      <w:proofErr w:type="spellStart"/>
+      <w:r>
+        <w:rPr>
+          <w:sz w:val="24"/>
+          <w:szCs w:val="24"/>
+          <w:lang w:val="en-ID"/>
+        </w:rPr>
+        <w:t>pasif</w:t>
+      </w:r>
+      <w:proofErr w:type="spellEnd"/>
+      <w:r>
+        <w:rPr>
+          <w:sz w:val="24"/>
+          <w:szCs w:val="24"/>
+          <w:lang w:val="en-ID"/>
+        </w:rPr>
+        <w:t xml:space="preserve"> dan </w:t>
+      </w:r>
+      <w:proofErr w:type="spellStart"/>
+      <w:r>
+        <w:rPr>
+          <w:sz w:val="24"/>
+          <w:szCs w:val="24"/>
+          <w:lang w:val="en-ID"/>
+        </w:rPr>
+        <w:t>kurang</w:t>
+      </w:r>
+      <w:proofErr w:type="spellEnd"/>
+      <w:r>
+        <w:rPr>
+          <w:sz w:val="24"/>
+          <w:szCs w:val="24"/>
+          <w:lang w:val="en-ID"/>
+        </w:rPr>
+        <w:t xml:space="preserve"> </w:t>
+      </w:r>
+      <w:proofErr w:type="spellStart"/>
+      <w:r>
+        <w:rPr>
+          <w:sz w:val="24"/>
+          <w:szCs w:val="24"/>
+          <w:lang w:val="en-ID"/>
+        </w:rPr>
+        <w:t>interaktif</w:t>
+      </w:r>
+      <w:proofErr w:type="spellEnd"/>
+      <w:r>
+        <w:rPr>
+          <w:sz w:val="24"/>
+          <w:szCs w:val="24"/>
+          <w:lang w:val="en-ID"/>
+        </w:rPr>
+        <w:t xml:space="preserve"> </w:t>
+      </w:r>
+      <w:proofErr w:type="spellStart"/>
+      <w:r>
+        <w:rPr>
+          <w:sz w:val="24"/>
+          <w:szCs w:val="24"/>
+          <w:lang w:val="en-ID"/>
+        </w:rPr>
+        <w:t>sehingga</w:t>
+      </w:r>
+      <w:proofErr w:type="spellEnd"/>
+      <w:r>
+        <w:rPr>
+          <w:sz w:val="24"/>
+          <w:szCs w:val="24"/>
+          <w:lang w:val="en-ID"/>
+        </w:rPr>
+        <w:t xml:space="preserve"> </w:t>
+      </w:r>
+      <w:proofErr w:type="spellStart"/>
+      <w:r>
+        <w:rPr>
+          <w:sz w:val="24"/>
+          <w:szCs w:val="24"/>
+          <w:lang w:val="en-ID"/>
+        </w:rPr>
+        <w:t>sulit</w:t>
+      </w:r>
+      <w:proofErr w:type="spellEnd"/>
+      <w:r>
+        <w:rPr>
+          <w:sz w:val="24"/>
+          <w:szCs w:val="24"/>
+          <w:lang w:val="en-ID"/>
+        </w:rPr>
+        <w:t xml:space="preserve"> </w:t>
+      </w:r>
+      <w:proofErr w:type="spellStart"/>
+      <w:r>
+        <w:rPr>
+          <w:sz w:val="24"/>
+          <w:szCs w:val="24"/>
+          <w:lang w:val="en-ID"/>
+        </w:rPr>
+        <w:t>dipahami</w:t>
+      </w:r>
+      <w:proofErr w:type="spellEnd"/>
+      <w:r>
+        <w:rPr>
+          <w:sz w:val="24"/>
+          <w:szCs w:val="24"/>
+          <w:lang w:val="en-ID"/>
+        </w:rPr>
+        <w:t xml:space="preserve"> oleh </w:t>
+      </w:r>
+      <w:proofErr w:type="spellStart"/>
+      <w:r>
+        <w:rPr>
+          <w:sz w:val="24"/>
+          <w:szCs w:val="24"/>
+          <w:lang w:val="en-ID"/>
+        </w:rPr>
+        <w:t>masyarakat</w:t>
+      </w:r>
+      <w:proofErr w:type="spellEnd"/>
+      <w:r>
+        <w:rPr>
+          <w:sz w:val="24"/>
+          <w:szCs w:val="24"/>
+          <w:lang w:val="en-ID"/>
+        </w:rPr>
+        <w:t xml:space="preserve"> </w:t>
+      </w:r>
+      <w:proofErr w:type="spellStart"/>
+      <w:r>
+        <w:rPr>
+          <w:sz w:val="24"/>
+          <w:szCs w:val="24"/>
+          <w:lang w:val="en-ID"/>
+        </w:rPr>
+        <w:t>umum</w:t>
+      </w:r>
+      <w:proofErr w:type="spellEnd"/>
+      <w:r>
+        <w:rPr>
+          <w:sz w:val="24"/>
+          <w:szCs w:val="24"/>
+          <w:lang w:val="en-ID"/>
+        </w:rPr>
+        <w:t xml:space="preserve">. Di sisi lain, game </w:t>
+      </w:r>
+      <w:proofErr w:type="spellStart"/>
+      <w:r>
+        <w:rPr>
+          <w:sz w:val="24"/>
+          <w:szCs w:val="24"/>
+          <w:lang w:val="en-ID"/>
+        </w:rPr>
+        <w:t>simulasi</w:t>
+      </w:r>
+      <w:proofErr w:type="spellEnd"/>
+      <w:r>
+        <w:rPr>
+          <w:sz w:val="24"/>
+          <w:szCs w:val="24"/>
+          <w:lang w:val="en-ID"/>
+        </w:rPr>
+        <w:t xml:space="preserve"> interior yang </w:t>
+      </w:r>
+      <w:proofErr w:type="spellStart"/>
+      <w:r>
+        <w:rPr>
+          <w:sz w:val="24"/>
+          <w:szCs w:val="24"/>
+          <w:lang w:val="en-ID"/>
+        </w:rPr>
+        <w:t>ada</w:t>
+      </w:r>
+      <w:proofErr w:type="spellEnd"/>
+      <w:r>
+        <w:rPr>
+          <w:sz w:val="24"/>
+          <w:szCs w:val="24"/>
+          <w:lang w:val="en-ID"/>
+        </w:rPr>
+        <w:t xml:space="preserve"> </w:t>
+      </w:r>
+      <w:proofErr w:type="spellStart"/>
+      <w:r>
+        <w:rPr>
+          <w:sz w:val="24"/>
+          <w:szCs w:val="24"/>
+          <w:lang w:val="en-ID"/>
+        </w:rPr>
+        <w:t>umumnya</w:t>
+      </w:r>
+      <w:proofErr w:type="spellEnd"/>
+      <w:r>
+        <w:rPr>
+          <w:sz w:val="24"/>
+          <w:szCs w:val="24"/>
+          <w:lang w:val="en-ID"/>
+        </w:rPr>
+        <w:t xml:space="preserve"> </w:t>
+      </w:r>
+      <w:proofErr w:type="spellStart"/>
+      <w:r>
+        <w:rPr>
+          <w:sz w:val="24"/>
+          <w:szCs w:val="24"/>
+          <w:lang w:val="en-ID"/>
+        </w:rPr>
+        <w:t>lebih</w:t>
+      </w:r>
+      <w:proofErr w:type="spellEnd"/>
+      <w:r>
+        <w:rPr>
+          <w:sz w:val="24"/>
+          <w:szCs w:val="24"/>
+          <w:lang w:val="en-ID"/>
+        </w:rPr>
+        <w:t xml:space="preserve"> </w:t>
+      </w:r>
+      <w:proofErr w:type="spellStart"/>
+      <w:r>
+        <w:rPr>
+          <w:sz w:val="24"/>
+          <w:szCs w:val="24"/>
+          <w:lang w:val="en-ID"/>
+        </w:rPr>
+        <w:t>berfokus</w:t>
+      </w:r>
+      <w:proofErr w:type="spellEnd"/>
+      <w:r>
+        <w:rPr>
+          <w:sz w:val="24"/>
+          <w:szCs w:val="24"/>
+          <w:lang w:val="en-ID"/>
+        </w:rPr>
+        <w:t xml:space="preserve"> pada </w:t>
+      </w:r>
+      <w:proofErr w:type="spellStart"/>
+      <w:r>
+        <w:rPr>
+          <w:sz w:val="24"/>
+          <w:szCs w:val="24"/>
+          <w:lang w:val="en-ID"/>
+        </w:rPr>
+        <w:t>aspek</w:t>
+      </w:r>
+      <w:proofErr w:type="spellEnd"/>
+      <w:r>
+        <w:rPr>
+          <w:sz w:val="24"/>
+          <w:szCs w:val="24"/>
+          <w:lang w:val="en-ID"/>
+        </w:rPr>
+        <w:t xml:space="preserve"> </w:t>
+      </w:r>
+      <w:proofErr w:type="spellStart"/>
+      <w:r>
+        <w:rPr>
+          <w:sz w:val="24"/>
+          <w:szCs w:val="24"/>
+          <w:lang w:val="en-ID"/>
+        </w:rPr>
+        <w:t>dekoratif</w:t>
+      </w:r>
+      <w:proofErr w:type="spellEnd"/>
+      <w:r>
+        <w:rPr>
+          <w:sz w:val="24"/>
+          <w:szCs w:val="24"/>
+          <w:lang w:val="en-ID"/>
+        </w:rPr>
+        <w:t xml:space="preserve"> dan </w:t>
+      </w:r>
+      <w:proofErr w:type="spellStart"/>
+      <w:r>
+        <w:rPr>
+          <w:sz w:val="24"/>
+          <w:szCs w:val="24"/>
+          <w:lang w:val="en-ID"/>
+        </w:rPr>
+        <w:t>kebebasan</w:t>
+      </w:r>
+      <w:proofErr w:type="spellEnd"/>
+      <w:r>
+        <w:rPr>
+          <w:sz w:val="24"/>
+          <w:szCs w:val="24"/>
+          <w:lang w:val="en-ID"/>
+        </w:rPr>
+        <w:t xml:space="preserve"> </w:t>
+      </w:r>
+      <w:proofErr w:type="spellStart"/>
+      <w:r>
+        <w:rPr>
+          <w:sz w:val="24"/>
+          <w:szCs w:val="24"/>
+          <w:lang w:val="en-ID"/>
+        </w:rPr>
+        <w:t>kreativitas</w:t>
+      </w:r>
+      <w:proofErr w:type="spellEnd"/>
+      <w:r>
+        <w:rPr>
+          <w:sz w:val="24"/>
+          <w:szCs w:val="24"/>
+          <w:lang w:val="en-ID"/>
+        </w:rPr>
+        <w:t xml:space="preserve"> </w:t>
+      </w:r>
+      <w:proofErr w:type="spellStart"/>
+      <w:r>
+        <w:rPr>
+          <w:sz w:val="24"/>
+          <w:szCs w:val="24"/>
+          <w:lang w:val="en-ID"/>
+        </w:rPr>
+        <w:t>dibandingkan</w:t>
+      </w:r>
+      <w:proofErr w:type="spellEnd"/>
+      <w:r>
+        <w:rPr>
+          <w:sz w:val="24"/>
+          <w:szCs w:val="24"/>
+          <w:lang w:val="en-ID"/>
+        </w:rPr>
+        <w:t xml:space="preserve"> </w:t>
+      </w:r>
+      <w:proofErr w:type="spellStart"/>
+      <w:r>
+        <w:rPr>
+          <w:sz w:val="24"/>
+          <w:szCs w:val="24"/>
+          <w:lang w:val="en-ID"/>
+        </w:rPr>
+        <w:t>penerapan</w:t>
+      </w:r>
+      <w:proofErr w:type="spellEnd"/>
+      <w:r>
+        <w:rPr>
+          <w:sz w:val="24"/>
+          <w:szCs w:val="24"/>
+          <w:lang w:val="en-ID"/>
+        </w:rPr>
+        <w:t xml:space="preserve"> </w:t>
+      </w:r>
+      <w:proofErr w:type="spellStart"/>
+      <w:r>
+        <w:rPr>
+          <w:sz w:val="24"/>
+          <w:szCs w:val="24"/>
+          <w:lang w:val="en-ID"/>
+        </w:rPr>
+        <w:t>prinsip</w:t>
+      </w:r>
+      <w:proofErr w:type="spellEnd"/>
+      <w:r>
+        <w:rPr>
+          <w:sz w:val="24"/>
+          <w:szCs w:val="24"/>
+          <w:lang w:val="en-ID"/>
+        </w:rPr>
+        <w:t xml:space="preserve"> </w:t>
+      </w:r>
+      <w:proofErr w:type="spellStart"/>
+      <w:r>
+        <w:rPr>
+          <w:sz w:val="24"/>
+          <w:szCs w:val="24"/>
+          <w:lang w:val="en-ID"/>
+        </w:rPr>
+        <w:t>optimasi</w:t>
+      </w:r>
+      <w:proofErr w:type="spellEnd"/>
+      <w:r>
+        <w:rPr>
+          <w:sz w:val="24"/>
+          <w:szCs w:val="24"/>
+          <w:lang w:val="en-ID"/>
+        </w:rPr>
+        <w:t xml:space="preserve"> </w:t>
+      </w:r>
+      <w:proofErr w:type="spellStart"/>
+      <w:r>
+        <w:rPr>
+          <w:sz w:val="24"/>
+          <w:szCs w:val="24"/>
+          <w:lang w:val="en-ID"/>
+        </w:rPr>
+        <w:t>ruang</w:t>
+      </w:r>
+      <w:proofErr w:type="spellEnd"/>
+      <w:r>
+        <w:rPr>
+          <w:sz w:val="24"/>
+          <w:szCs w:val="24"/>
+          <w:lang w:val="en-ID"/>
+        </w:rPr>
+        <w:t xml:space="preserve"> dan </w:t>
+      </w:r>
+      <w:proofErr w:type="spellStart"/>
+      <w:r>
+        <w:rPr>
+          <w:sz w:val="24"/>
+          <w:szCs w:val="24"/>
+          <w:lang w:val="en-ID"/>
+        </w:rPr>
+        <w:t>fungsi</w:t>
+      </w:r>
+      <w:proofErr w:type="spellEnd"/>
+      <w:r>
+        <w:rPr>
+          <w:sz w:val="24"/>
+          <w:szCs w:val="24"/>
+          <w:lang w:val="en-ID"/>
+        </w:rPr>
+        <w:t xml:space="preserve"> </w:t>
+      </w:r>
+      <w:proofErr w:type="spellStart"/>
+      <w:r>
+        <w:rPr>
+          <w:sz w:val="24"/>
+          <w:szCs w:val="24"/>
+          <w:lang w:val="en-ID"/>
+        </w:rPr>
+        <w:t>ruang</w:t>
+      </w:r>
+      <w:proofErr w:type="spellEnd"/>
+      <w:r>
+        <w:rPr>
+          <w:sz w:val="24"/>
+          <w:szCs w:val="24"/>
+          <w:lang w:val="en-ID"/>
+        </w:rPr>
+        <w:t xml:space="preserve">. Selain </w:t>
+      </w:r>
+      <w:proofErr w:type="spellStart"/>
+      <w:r>
+        <w:rPr>
+          <w:sz w:val="24"/>
+          <w:szCs w:val="24"/>
+          <w:lang w:val="en-ID"/>
+        </w:rPr>
+        <w:t>itu</w:t>
+      </w:r>
+      <w:proofErr w:type="spellEnd"/>
+      <w:r>
+        <w:rPr>
+          <w:sz w:val="24"/>
+          <w:szCs w:val="24"/>
+          <w:lang w:val="en-ID"/>
+        </w:rPr>
+        <w:t xml:space="preserve">, </w:t>
+      </w:r>
+      <w:proofErr w:type="spellStart"/>
+      <w:r>
+        <w:rPr>
+          <w:sz w:val="24"/>
+          <w:szCs w:val="24"/>
+          <w:lang w:val="en-ID"/>
+        </w:rPr>
+        <w:t>mekanisme</w:t>
+      </w:r>
+      <w:proofErr w:type="spellEnd"/>
+      <w:r>
+        <w:rPr>
+          <w:sz w:val="24"/>
+          <w:szCs w:val="24"/>
+          <w:lang w:val="en-ID"/>
+        </w:rPr>
+        <w:t xml:space="preserve"> </w:t>
+      </w:r>
+      <w:proofErr w:type="spellStart"/>
+      <w:r>
+        <w:rPr>
+          <w:sz w:val="24"/>
+          <w:szCs w:val="24"/>
+          <w:lang w:val="en-ID"/>
+        </w:rPr>
+        <w:t>penilaian</w:t>
+      </w:r>
+      <w:proofErr w:type="spellEnd"/>
+      <w:r>
+        <w:rPr>
+          <w:sz w:val="24"/>
+          <w:szCs w:val="24"/>
+          <w:lang w:val="en-ID"/>
+        </w:rPr>
+        <w:t xml:space="preserve"> </w:t>
+      </w:r>
+      <w:proofErr w:type="spellStart"/>
+      <w:r>
+        <w:rPr>
+          <w:sz w:val="24"/>
+          <w:szCs w:val="24"/>
+          <w:lang w:val="en-ID"/>
+        </w:rPr>
+        <w:t>dalam</w:t>
+      </w:r>
+      <w:proofErr w:type="spellEnd"/>
+      <w:r>
+        <w:rPr>
+          <w:sz w:val="24"/>
+          <w:szCs w:val="24"/>
+          <w:lang w:val="en-ID"/>
+        </w:rPr>
+        <w:t xml:space="preserve"> game </w:t>
+      </w:r>
+      <w:proofErr w:type="spellStart"/>
+      <w:r>
+        <w:rPr>
+          <w:sz w:val="24"/>
+          <w:szCs w:val="24"/>
+          <w:lang w:val="en-ID"/>
+        </w:rPr>
+        <w:t>simulasi</w:t>
+      </w:r>
+      <w:proofErr w:type="spellEnd"/>
+      <w:r>
+        <w:rPr>
+          <w:sz w:val="24"/>
+          <w:szCs w:val="24"/>
+          <w:lang w:val="en-ID"/>
+        </w:rPr>
+        <w:t xml:space="preserve"> interior juga </w:t>
+      </w:r>
+      <w:proofErr w:type="spellStart"/>
+      <w:r>
+        <w:rPr>
+          <w:sz w:val="24"/>
+          <w:szCs w:val="24"/>
+          <w:lang w:val="en-ID"/>
+        </w:rPr>
+        <w:t>masih</w:t>
+      </w:r>
+      <w:proofErr w:type="spellEnd"/>
+      <w:r>
+        <w:rPr>
+          <w:sz w:val="24"/>
+          <w:szCs w:val="24"/>
+          <w:lang w:val="en-ID"/>
+        </w:rPr>
+        <w:t xml:space="preserve"> </w:t>
+      </w:r>
+      <w:proofErr w:type="spellStart"/>
+      <w:r>
+        <w:rPr>
+          <w:sz w:val="24"/>
+          <w:szCs w:val="24"/>
+          <w:lang w:val="en-ID"/>
+        </w:rPr>
+        <w:t>banyak</w:t>
+      </w:r>
+      <w:proofErr w:type="spellEnd"/>
+      <w:r>
+        <w:rPr>
+          <w:sz w:val="24"/>
+          <w:szCs w:val="24"/>
+          <w:lang w:val="en-ID"/>
+        </w:rPr>
+        <w:t xml:space="preserve"> yang </w:t>
+      </w:r>
+      <w:proofErr w:type="spellStart"/>
+      <w:r>
+        <w:rPr>
+          <w:sz w:val="24"/>
+          <w:szCs w:val="24"/>
+          <w:lang w:val="en-ID"/>
+        </w:rPr>
+        <w:t>bersifat</w:t>
+      </w:r>
+      <w:proofErr w:type="spellEnd"/>
+      <w:r>
+        <w:rPr>
+          <w:sz w:val="24"/>
+          <w:szCs w:val="24"/>
+          <w:lang w:val="en-ID"/>
+        </w:rPr>
+        <w:t xml:space="preserve"> </w:t>
+      </w:r>
+      <w:proofErr w:type="spellStart"/>
+      <w:r>
+        <w:rPr>
+          <w:sz w:val="24"/>
+          <w:szCs w:val="24"/>
+          <w:lang w:val="en-ID"/>
+        </w:rPr>
+        <w:t>subjektif</w:t>
+      </w:r>
+      <w:proofErr w:type="spellEnd"/>
+      <w:r>
+        <w:rPr>
+          <w:sz w:val="24"/>
+          <w:szCs w:val="24"/>
+          <w:lang w:val="en-ID"/>
+        </w:rPr>
+        <w:t xml:space="preserve"> dan </w:t>
+      </w:r>
+      <w:proofErr w:type="spellStart"/>
+      <w:r>
+        <w:rPr>
+          <w:sz w:val="24"/>
+          <w:szCs w:val="24"/>
+          <w:lang w:val="en-ID"/>
+        </w:rPr>
+        <w:t>belum</w:t>
+      </w:r>
+      <w:proofErr w:type="spellEnd"/>
+      <w:r>
+        <w:rPr>
+          <w:sz w:val="24"/>
+          <w:szCs w:val="24"/>
+          <w:lang w:val="en-ID"/>
+        </w:rPr>
+        <w:t xml:space="preserve"> </w:t>
+      </w:r>
+      <w:proofErr w:type="spellStart"/>
+      <w:r>
+        <w:rPr>
+          <w:sz w:val="24"/>
+          <w:szCs w:val="24"/>
+          <w:lang w:val="en-ID"/>
+        </w:rPr>
+        <w:t>menerapkan</w:t>
+      </w:r>
+      <w:proofErr w:type="spellEnd"/>
+      <w:r>
+        <w:rPr>
+          <w:sz w:val="24"/>
+          <w:szCs w:val="24"/>
+          <w:lang w:val="en-ID"/>
+        </w:rPr>
+        <w:t xml:space="preserve"> </w:t>
+      </w:r>
+      <w:proofErr w:type="spellStart"/>
+      <w:r>
+        <w:rPr>
+          <w:sz w:val="24"/>
+          <w:szCs w:val="24"/>
+          <w:lang w:val="en-ID"/>
+        </w:rPr>
+        <w:t>evaluasi</w:t>
+      </w:r>
+      <w:proofErr w:type="spellEnd"/>
+      <w:r>
+        <w:rPr>
+          <w:sz w:val="24"/>
+          <w:szCs w:val="24"/>
+          <w:lang w:val="en-ID"/>
+        </w:rPr>
+        <w:t xml:space="preserve"> </w:t>
+      </w:r>
+      <w:proofErr w:type="spellStart"/>
+      <w:r>
+        <w:rPr>
+          <w:sz w:val="24"/>
+          <w:szCs w:val="24"/>
+          <w:lang w:val="en-ID"/>
+        </w:rPr>
+        <w:t>berbasis</w:t>
+      </w:r>
+      <w:proofErr w:type="spellEnd"/>
+      <w:r>
+        <w:rPr>
+          <w:sz w:val="24"/>
+          <w:szCs w:val="24"/>
+          <w:lang w:val="en-ID"/>
+        </w:rPr>
+        <w:t xml:space="preserve"> </w:t>
+      </w:r>
+      <w:proofErr w:type="spellStart"/>
+      <w:r>
+        <w:rPr>
+          <w:sz w:val="24"/>
+          <w:szCs w:val="24"/>
+          <w:lang w:val="en-ID"/>
+        </w:rPr>
+        <w:t>optimasi</w:t>
+      </w:r>
+      <w:proofErr w:type="spellEnd"/>
+      <w:r>
+        <w:rPr>
+          <w:sz w:val="24"/>
+          <w:szCs w:val="24"/>
+          <w:lang w:val="en-ID"/>
+        </w:rPr>
+        <w:t xml:space="preserve"> </w:t>
+      </w:r>
+      <w:proofErr w:type="spellStart"/>
+      <w:r>
+        <w:rPr>
+          <w:sz w:val="24"/>
+          <w:szCs w:val="24"/>
+          <w:lang w:val="en-ID"/>
+        </w:rPr>
+        <w:t>spasial</w:t>
+      </w:r>
+      <w:proofErr w:type="spellEnd"/>
+      <w:r>
+        <w:rPr>
+          <w:sz w:val="24"/>
+          <w:szCs w:val="24"/>
+          <w:lang w:val="en-ID"/>
+        </w:rPr>
+        <w:t xml:space="preserve"> </w:t>
+      </w:r>
+      <w:proofErr w:type="spellStart"/>
+      <w:r>
+        <w:rPr>
+          <w:sz w:val="24"/>
+          <w:szCs w:val="24"/>
+          <w:lang w:val="en-ID"/>
+        </w:rPr>
+        <w:t>secara</w:t>
+      </w:r>
+      <w:proofErr w:type="spellEnd"/>
+      <w:r>
+        <w:rPr>
+          <w:sz w:val="24"/>
+          <w:szCs w:val="24"/>
+          <w:lang w:val="en-ID"/>
+        </w:rPr>
+        <w:t xml:space="preserve"> </w:t>
+      </w:r>
+      <w:proofErr w:type="spellStart"/>
+      <w:r>
+        <w:rPr>
+          <w:sz w:val="24"/>
+          <w:szCs w:val="24"/>
+          <w:lang w:val="en-ID"/>
+        </w:rPr>
+        <w:t>terukur</w:t>
+      </w:r>
+      <w:proofErr w:type="spellEnd"/>
+      <w:r>
+        <w:rPr>
+          <w:sz w:val="24"/>
+          <w:szCs w:val="24"/>
+          <w:lang w:val="en-ID"/>
+        </w:rPr>
+        <w:t>.</w:t>
       </w:r>
     </w:p>
     <w:p>
       <w:pPr>
-        <w:pStyle w:val="ListParagraph"/>
         <w:spacing w:line="360" w:lineRule="auto"/>
-        <w:ind w:left="0" w:firstLine="720"/>
+        <w:ind w:firstLine="360"/>
         <w:jc w:val="both"/>
         <w:rPr>
           <w:sz w:val="24"/>
           <w:szCs w:val="24"/>
+          <w:lang w:val="en-ID"/>
         </w:rPr>
       </w:pPr>
-      <w:r>
-        <w:rPr>
-          <w:sz w:val="24"/>
-          <w:szCs w:val="24"/>
-        </w:rPr>
-        <w:t>Berdasarkan permasalahan tersebut, maka rumusan masalah dalam penelitian ini adalah sebagai berikut:</w:t>
+      <w:proofErr w:type="spellStart"/>
+      <w:r>
+        <w:rPr>
+          <w:sz w:val="24"/>
+          <w:szCs w:val="24"/>
+          <w:lang w:val="en-ID"/>
+        </w:rPr>
+        <w:t>Berdasarkan</w:t>
+      </w:r>
+      <w:proofErr w:type="spellEnd"/>
+      <w:r>
+        <w:rPr>
+          <w:sz w:val="24"/>
+          <w:szCs w:val="24"/>
+          <w:lang w:val="en-ID"/>
+        </w:rPr>
+        <w:t xml:space="preserve"> </w:t>
+      </w:r>
+      <w:proofErr w:type="spellStart"/>
+      <w:r>
+        <w:rPr>
+          <w:sz w:val="24"/>
+          <w:szCs w:val="24"/>
+          <w:lang w:val="en-ID"/>
+        </w:rPr>
+        <w:t>permasalahan</w:t>
+      </w:r>
+      <w:proofErr w:type="spellEnd"/>
+      <w:r>
+        <w:rPr>
+          <w:sz w:val="24"/>
+          <w:szCs w:val="24"/>
+          <w:lang w:val="en-ID"/>
+        </w:rPr>
+        <w:t xml:space="preserve"> </w:t>
+      </w:r>
+      <w:proofErr w:type="spellStart"/>
+      <w:r>
+        <w:rPr>
+          <w:sz w:val="24"/>
+          <w:szCs w:val="24"/>
+          <w:lang w:val="en-ID"/>
+        </w:rPr>
+        <w:t>tersebut</w:t>
+      </w:r>
+      <w:proofErr w:type="spellEnd"/>
+      <w:r>
+        <w:rPr>
+          <w:sz w:val="24"/>
+          <w:szCs w:val="24"/>
+          <w:lang w:val="en-ID"/>
+        </w:rPr>
+        <w:t xml:space="preserve">, </w:t>
+      </w:r>
+      <w:proofErr w:type="spellStart"/>
+      <w:r>
+        <w:rPr>
+          <w:sz w:val="24"/>
+          <w:szCs w:val="24"/>
+          <w:lang w:val="en-ID"/>
+        </w:rPr>
+        <w:t>rumusan</w:t>
+      </w:r>
+      <w:proofErr w:type="spellEnd"/>
+      <w:r>
+        <w:rPr>
+          <w:sz w:val="24"/>
+          <w:szCs w:val="24"/>
+          <w:lang w:val="en-ID"/>
+        </w:rPr>
+        <w:t xml:space="preserve"> </w:t>
+      </w:r>
+      <w:proofErr w:type="spellStart"/>
+      <w:r>
+        <w:rPr>
+          <w:sz w:val="24"/>
+          <w:szCs w:val="24"/>
+          <w:lang w:val="en-ID"/>
+        </w:rPr>
+        <w:t>masalah</w:t>
+      </w:r>
+      <w:proofErr w:type="spellEnd"/>
+      <w:r>
+        <w:rPr>
+          <w:sz w:val="24"/>
+          <w:szCs w:val="24"/>
+          <w:lang w:val="en-ID"/>
+        </w:rPr>
+        <w:t xml:space="preserve"> </w:t>
+      </w:r>
+      <w:proofErr w:type="spellStart"/>
+      <w:r>
+        <w:rPr>
+          <w:sz w:val="24"/>
+          <w:szCs w:val="24"/>
+          <w:lang w:val="en-ID"/>
+        </w:rPr>
+        <w:t>dalam</w:t>
+      </w:r>
+      <w:proofErr w:type="spellEnd"/>
+      <w:r>
+        <w:rPr>
+          <w:sz w:val="24"/>
+          <w:szCs w:val="24"/>
+          <w:lang w:val="en-ID"/>
+        </w:rPr>
+        <w:t xml:space="preserve"> </w:t>
+      </w:r>
+      <w:proofErr w:type="spellStart"/>
+      <w:r>
+        <w:rPr>
+          <w:sz w:val="24"/>
+          <w:szCs w:val="24"/>
+          <w:lang w:val="en-ID"/>
+        </w:rPr>
+        <w:t>penelitian</w:t>
+      </w:r>
+      <w:proofErr w:type="spellEnd"/>
+      <w:r>
+        <w:rPr>
+          <w:sz w:val="24"/>
+          <w:szCs w:val="24"/>
+          <w:lang w:val="en-ID"/>
+        </w:rPr>
+        <w:t xml:space="preserve"> </w:t>
+      </w:r>
+      <w:proofErr w:type="spellStart"/>
+      <w:r>
+        <w:rPr>
+          <w:sz w:val="24"/>
+          <w:szCs w:val="24"/>
+          <w:lang w:val="en-ID"/>
+        </w:rPr>
+        <w:t>ini</w:t>
+      </w:r>
+      <w:proofErr w:type="spellEnd"/>
+      <w:r>
+        <w:rPr>
+          <w:sz w:val="24"/>
+          <w:szCs w:val="24"/>
+          <w:lang w:val="en-ID"/>
+        </w:rPr>
+        <w:t xml:space="preserve"> </w:t>
+      </w:r>
+      <w:proofErr w:type="spellStart"/>
+      <w:r>
+        <w:rPr>
+          <w:sz w:val="24"/>
+          <w:szCs w:val="24"/>
+          <w:lang w:val="en-ID"/>
+        </w:rPr>
+        <w:t>adalah</w:t>
+      </w:r>
+      <w:proofErr w:type="spellEnd"/>
+      <w:r>
+        <w:rPr>
+          <w:sz w:val="24"/>
+          <w:szCs w:val="24"/>
+          <w:lang w:val="en-ID"/>
+        </w:rPr>
+        <w:t xml:space="preserve"> </w:t>
+      </w:r>
+      <w:proofErr w:type="spellStart"/>
+      <w:r>
+        <w:rPr>
+          <w:sz w:val="24"/>
+          <w:szCs w:val="24"/>
+          <w:lang w:val="en-ID"/>
+        </w:rPr>
+        <w:t>sebagai</w:t>
+      </w:r>
+      <w:proofErr w:type="spellEnd"/>
+      <w:r>
+        <w:rPr>
+          <w:sz w:val="24"/>
+          <w:szCs w:val="24"/>
+          <w:lang w:val="en-ID"/>
+        </w:rPr>
+        <w:t xml:space="preserve"> </w:t>
+      </w:r>
+      <w:proofErr w:type="spellStart"/>
+      <w:r>
+        <w:rPr>
+          <w:sz w:val="24"/>
+          <w:szCs w:val="24"/>
+          <w:lang w:val="en-ID"/>
+        </w:rPr>
+        <w:t>berikut</w:t>
+      </w:r>
+      <w:proofErr w:type="spellEnd"/>
+      <w:r>
+        <w:rPr>
+          <w:sz w:val="24"/>
+          <w:szCs w:val="24"/>
+          <w:lang w:val="en-ID"/>
+        </w:rPr>
+        <w:t>:</w:t>
       </w:r>
     </w:p>
     <w:p>
       <w:pPr>
-        <w:pStyle w:val="ListParagraph"/>
         <w:numPr>
           <w:ilvl w:val="0"/>
-          <w:numId w:val="11"/>
+          <w:numId w:val="15"/>
         </w:numPr>
         <w:spacing w:line="360" w:lineRule="auto"/>
         <w:jc w:val="both"/>
         <w:rPr>
           <w:sz w:val="24"/>
           <w:szCs w:val="24"/>
+          <w:lang w:val="en-ID"/>
         </w:rPr>
       </w:pPr>
-      <w:r>
-        <w:rPr>
-          <w:sz w:val="24"/>
-          <w:szCs w:val="24"/>
-        </w:rPr>
-        <w:t xml:space="preserve">Bagaimana merancang dan mengembangkan game simulasi hunian mikro sebagai media edukasi desain interior fungsional? </w:t>
+      <w:proofErr w:type="spellStart"/>
+      <w:r>
+        <w:rPr>
+          <w:sz w:val="24"/>
+          <w:szCs w:val="24"/>
+          <w:lang w:val="en-ID"/>
+        </w:rPr>
+        <w:t>Diperlukan</w:t>
+      </w:r>
+      <w:proofErr w:type="spellEnd"/>
+      <w:r>
+        <w:rPr>
+          <w:sz w:val="24"/>
+          <w:szCs w:val="24"/>
+          <w:lang w:val="en-ID"/>
+        </w:rPr>
+        <w:t xml:space="preserve"> </w:t>
+      </w:r>
+      <w:proofErr w:type="spellStart"/>
+      <w:r>
+        <w:rPr>
+          <w:sz w:val="24"/>
+          <w:szCs w:val="24"/>
+          <w:lang w:val="en-ID"/>
+        </w:rPr>
+        <w:t>pengembangan</w:t>
+      </w:r>
+      <w:proofErr w:type="spellEnd"/>
+      <w:r>
+        <w:rPr>
+          <w:sz w:val="24"/>
+          <w:szCs w:val="24"/>
+          <w:lang w:val="en-ID"/>
+        </w:rPr>
+        <w:t xml:space="preserve"> game </w:t>
+      </w:r>
+      <w:proofErr w:type="spellStart"/>
+      <w:r>
+        <w:rPr>
+          <w:sz w:val="24"/>
+          <w:szCs w:val="24"/>
+          <w:lang w:val="en-ID"/>
+        </w:rPr>
+        <w:t>simulasi</w:t>
+      </w:r>
+      <w:proofErr w:type="spellEnd"/>
+      <w:r>
+        <w:rPr>
+          <w:sz w:val="24"/>
+          <w:szCs w:val="24"/>
+          <w:lang w:val="en-ID"/>
+        </w:rPr>
+        <w:t xml:space="preserve"> </w:t>
+      </w:r>
+      <w:proofErr w:type="spellStart"/>
+      <w:r>
+        <w:rPr>
+          <w:sz w:val="24"/>
+          <w:szCs w:val="24"/>
+          <w:lang w:val="en-ID"/>
+        </w:rPr>
+        <w:t>hunian</w:t>
+      </w:r>
+      <w:proofErr w:type="spellEnd"/>
+      <w:r>
+        <w:rPr>
+          <w:sz w:val="24"/>
+          <w:szCs w:val="24"/>
+          <w:lang w:val="en-ID"/>
+        </w:rPr>
+        <w:t xml:space="preserve"> </w:t>
+      </w:r>
+      <w:proofErr w:type="spellStart"/>
+      <w:r>
+        <w:rPr>
+          <w:sz w:val="24"/>
+          <w:szCs w:val="24"/>
+          <w:lang w:val="en-ID"/>
+        </w:rPr>
+        <w:t>mikro</w:t>
+      </w:r>
+      <w:proofErr w:type="spellEnd"/>
+      <w:r>
+        <w:rPr>
+          <w:sz w:val="24"/>
+          <w:szCs w:val="24"/>
+          <w:lang w:val="en-ID"/>
+        </w:rPr>
+        <w:t xml:space="preserve"> yang </w:t>
+      </w:r>
+      <w:proofErr w:type="spellStart"/>
+      <w:r>
+        <w:rPr>
+          <w:sz w:val="24"/>
+          <w:szCs w:val="24"/>
+          <w:lang w:val="en-ID"/>
+        </w:rPr>
+        <w:t>dapat</w:t>
+      </w:r>
+      <w:proofErr w:type="spellEnd"/>
+      <w:r>
+        <w:rPr>
+          <w:sz w:val="24"/>
+          <w:szCs w:val="24"/>
+          <w:lang w:val="en-ID"/>
+        </w:rPr>
+        <w:t xml:space="preserve"> </w:t>
+      </w:r>
+      <w:proofErr w:type="spellStart"/>
+      <w:r>
+        <w:rPr>
+          <w:sz w:val="24"/>
+          <w:szCs w:val="24"/>
+          <w:lang w:val="en-ID"/>
+        </w:rPr>
+        <w:t>digunakan</w:t>
+      </w:r>
+      <w:proofErr w:type="spellEnd"/>
+      <w:r>
+        <w:rPr>
+          <w:sz w:val="24"/>
+          <w:szCs w:val="24"/>
+          <w:lang w:val="en-ID"/>
+        </w:rPr>
+        <w:t xml:space="preserve"> </w:t>
+      </w:r>
+      <w:proofErr w:type="spellStart"/>
+      <w:r>
+        <w:rPr>
+          <w:sz w:val="24"/>
+          <w:szCs w:val="24"/>
+          <w:lang w:val="en-ID"/>
+        </w:rPr>
+        <w:t>sebagai</w:t>
+      </w:r>
+      <w:proofErr w:type="spellEnd"/>
+      <w:r>
+        <w:rPr>
+          <w:sz w:val="24"/>
+          <w:szCs w:val="24"/>
+          <w:lang w:val="en-ID"/>
+        </w:rPr>
+        <w:t xml:space="preserve"> media </w:t>
+      </w:r>
+      <w:proofErr w:type="spellStart"/>
+      <w:r>
+        <w:rPr>
+          <w:sz w:val="24"/>
+          <w:szCs w:val="24"/>
+          <w:lang w:val="en-ID"/>
+        </w:rPr>
+        <w:t>edukasi</w:t>
+      </w:r>
+      <w:proofErr w:type="spellEnd"/>
+      <w:r>
+        <w:rPr>
+          <w:sz w:val="24"/>
+          <w:szCs w:val="24"/>
+          <w:lang w:val="en-ID"/>
+        </w:rPr>
+        <w:t xml:space="preserve"> </w:t>
+      </w:r>
+      <w:proofErr w:type="spellStart"/>
+      <w:r>
+        <w:rPr>
+          <w:sz w:val="24"/>
+          <w:szCs w:val="24"/>
+          <w:lang w:val="en-ID"/>
+        </w:rPr>
+        <w:t>desain</w:t>
+      </w:r>
+      <w:proofErr w:type="spellEnd"/>
+      <w:r>
+        <w:rPr>
+          <w:sz w:val="24"/>
+          <w:szCs w:val="24"/>
+          <w:lang w:val="en-ID"/>
+        </w:rPr>
+        <w:t xml:space="preserve"> interior </w:t>
+      </w:r>
+      <w:proofErr w:type="spellStart"/>
+      <w:r>
+        <w:rPr>
+          <w:sz w:val="24"/>
+          <w:szCs w:val="24"/>
+          <w:lang w:val="en-ID"/>
+        </w:rPr>
+        <w:t>fungsional</w:t>
+      </w:r>
+      <w:proofErr w:type="spellEnd"/>
+      <w:r>
+        <w:rPr>
+          <w:sz w:val="24"/>
+          <w:szCs w:val="24"/>
+          <w:lang w:val="en-ID"/>
+        </w:rPr>
+        <w:t xml:space="preserve"> </w:t>
+      </w:r>
+      <w:proofErr w:type="spellStart"/>
+      <w:r>
+        <w:rPr>
+          <w:sz w:val="24"/>
+          <w:szCs w:val="24"/>
+          <w:lang w:val="en-ID"/>
+        </w:rPr>
+        <w:t>secara</w:t>
+      </w:r>
+      <w:proofErr w:type="spellEnd"/>
+      <w:r>
+        <w:rPr>
+          <w:sz w:val="24"/>
+          <w:szCs w:val="24"/>
+          <w:lang w:val="en-ID"/>
+        </w:rPr>
+        <w:t xml:space="preserve"> </w:t>
+      </w:r>
+      <w:proofErr w:type="spellStart"/>
+      <w:r>
+        <w:rPr>
+          <w:sz w:val="24"/>
+          <w:szCs w:val="24"/>
+          <w:lang w:val="en-ID"/>
+        </w:rPr>
+        <w:t>interaktif</w:t>
+      </w:r>
+      <w:proofErr w:type="spellEnd"/>
+      <w:r>
+        <w:rPr>
+          <w:sz w:val="24"/>
+          <w:szCs w:val="24"/>
+          <w:lang w:val="en-ID"/>
+        </w:rPr>
+        <w:t xml:space="preserve">. </w:t>
       </w:r>
     </w:p>
     <w:p>
       <w:pPr>
-        <w:pStyle w:val="ListParagraph"/>
         <w:numPr>
           <w:ilvl w:val="0"/>
-          <w:numId w:val="11"/>
+          <w:numId w:val="15"/>
         </w:numPr>
         <w:spacing w:line="360" w:lineRule="auto"/>
         <w:jc w:val="both"/>
         <w:rPr>
           <w:sz w:val="24"/>
           <w:szCs w:val="24"/>
+          <w:lang w:val="en-ID"/>
         </w:rPr>
       </w:pPr>
-      <w:r>
-        <w:rPr>
-          <w:sz w:val="24"/>
-          <w:szCs w:val="24"/>
-        </w:rPr>
-        <w:t xml:space="preserve">Bagaimana mengimplementasikan mekanisme environmental-spatial optimization untuk mengevaluasi efisiensi dan fungsi tata ruang dalam permainan? </w:t>
+      <w:proofErr w:type="spellStart"/>
+      <w:r>
+        <w:rPr>
+          <w:sz w:val="24"/>
+          <w:szCs w:val="24"/>
+          <w:lang w:val="en-ID"/>
+        </w:rPr>
+        <w:t>Diperlukan</w:t>
+      </w:r>
+      <w:proofErr w:type="spellEnd"/>
+      <w:r>
+        <w:rPr>
+          <w:sz w:val="24"/>
+          <w:szCs w:val="24"/>
+          <w:lang w:val="en-ID"/>
+        </w:rPr>
+        <w:t xml:space="preserve"> </w:t>
+      </w:r>
+      <w:proofErr w:type="spellStart"/>
+      <w:r>
+        <w:rPr>
+          <w:sz w:val="24"/>
+          <w:szCs w:val="24"/>
+          <w:lang w:val="en-ID"/>
+        </w:rPr>
+        <w:t>penerapan</w:t>
+      </w:r>
+      <w:proofErr w:type="spellEnd"/>
+      <w:r>
+        <w:rPr>
+          <w:sz w:val="24"/>
+          <w:szCs w:val="24"/>
+          <w:lang w:val="en-ID"/>
+        </w:rPr>
+        <w:t xml:space="preserve"> </w:t>
+      </w:r>
+      <w:proofErr w:type="spellStart"/>
+      <w:r>
+        <w:rPr>
+          <w:sz w:val="24"/>
+          <w:szCs w:val="24"/>
+          <w:lang w:val="en-ID"/>
+        </w:rPr>
+        <w:t>mekanisme</w:t>
+      </w:r>
+      <w:proofErr w:type="spellEnd"/>
+      <w:r>
+        <w:rPr>
+          <w:sz w:val="24"/>
+          <w:szCs w:val="24"/>
+          <w:lang w:val="en-ID"/>
+        </w:rPr>
+        <w:t xml:space="preserve"> </w:t>
+      </w:r>
+      <w:r>
+        <w:rPr>
+          <w:i/>
+          <w:iCs/>
+          <w:sz w:val="24"/>
+          <w:szCs w:val="24"/>
+          <w:lang w:val="en-ID"/>
+        </w:rPr>
+        <w:t>environmental-spatial optimization</w:t>
+      </w:r>
+      <w:r>
+        <w:rPr>
+          <w:sz w:val="24"/>
+          <w:szCs w:val="24"/>
+          <w:lang w:val="en-ID"/>
+        </w:rPr>
+        <w:t xml:space="preserve"> yang </w:t>
+      </w:r>
+      <w:proofErr w:type="spellStart"/>
+      <w:r>
+        <w:rPr>
+          <w:sz w:val="24"/>
+          <w:szCs w:val="24"/>
+          <w:lang w:val="en-ID"/>
+        </w:rPr>
+        <w:t>mampu</w:t>
+      </w:r>
+      <w:proofErr w:type="spellEnd"/>
+      <w:r>
+        <w:rPr>
+          <w:sz w:val="24"/>
+          <w:szCs w:val="24"/>
+          <w:lang w:val="en-ID"/>
+        </w:rPr>
+        <w:t xml:space="preserve"> </w:t>
+      </w:r>
+      <w:proofErr w:type="spellStart"/>
+      <w:r>
+        <w:rPr>
+          <w:sz w:val="24"/>
+          <w:szCs w:val="24"/>
+          <w:lang w:val="en-ID"/>
+        </w:rPr>
+        <w:t>mengevaluasi</w:t>
+      </w:r>
+      <w:proofErr w:type="spellEnd"/>
+      <w:r>
+        <w:rPr>
+          <w:sz w:val="24"/>
+          <w:szCs w:val="24"/>
+          <w:lang w:val="en-ID"/>
+        </w:rPr>
+        <w:t xml:space="preserve"> </w:t>
+      </w:r>
+      <w:proofErr w:type="spellStart"/>
+      <w:r>
+        <w:rPr>
+          <w:sz w:val="24"/>
+          <w:szCs w:val="24"/>
+          <w:lang w:val="en-ID"/>
+        </w:rPr>
+        <w:t>efisiensi</w:t>
+      </w:r>
+      <w:proofErr w:type="spellEnd"/>
+      <w:r>
+        <w:rPr>
+          <w:sz w:val="24"/>
+          <w:szCs w:val="24"/>
+          <w:lang w:val="en-ID"/>
+        </w:rPr>
+        <w:t xml:space="preserve"> dan </w:t>
+      </w:r>
+      <w:proofErr w:type="spellStart"/>
+      <w:r>
+        <w:rPr>
+          <w:sz w:val="24"/>
+          <w:szCs w:val="24"/>
+          <w:lang w:val="en-ID"/>
+        </w:rPr>
+        <w:t>fungsi</w:t>
+      </w:r>
+      <w:proofErr w:type="spellEnd"/>
+      <w:r>
+        <w:rPr>
+          <w:sz w:val="24"/>
+          <w:szCs w:val="24"/>
+          <w:lang w:val="en-ID"/>
+        </w:rPr>
+        <w:t xml:space="preserve"> tata </w:t>
+      </w:r>
+      <w:proofErr w:type="spellStart"/>
+      <w:r>
+        <w:rPr>
+          <w:sz w:val="24"/>
+          <w:szCs w:val="24"/>
+          <w:lang w:val="en-ID"/>
+        </w:rPr>
+        <w:t>ruang</w:t>
+      </w:r>
+      <w:proofErr w:type="spellEnd"/>
+      <w:r>
+        <w:rPr>
+          <w:sz w:val="24"/>
+          <w:szCs w:val="24"/>
+          <w:lang w:val="en-ID"/>
+        </w:rPr>
+        <w:t xml:space="preserve"> </w:t>
+      </w:r>
+      <w:proofErr w:type="spellStart"/>
+      <w:r>
+        <w:rPr>
+          <w:sz w:val="24"/>
+          <w:szCs w:val="24"/>
+          <w:lang w:val="en-ID"/>
+        </w:rPr>
+        <w:t>secara</w:t>
+      </w:r>
+      <w:proofErr w:type="spellEnd"/>
+      <w:r>
+        <w:rPr>
+          <w:sz w:val="24"/>
+          <w:szCs w:val="24"/>
+          <w:lang w:val="en-ID"/>
+        </w:rPr>
+        <w:t xml:space="preserve"> </w:t>
+      </w:r>
+      <w:proofErr w:type="spellStart"/>
+      <w:r>
+        <w:rPr>
+          <w:sz w:val="24"/>
+          <w:szCs w:val="24"/>
+          <w:lang w:val="en-ID"/>
+        </w:rPr>
+        <w:t>lebih</w:t>
+      </w:r>
+      <w:proofErr w:type="spellEnd"/>
+      <w:r>
+        <w:rPr>
+          <w:sz w:val="24"/>
+          <w:szCs w:val="24"/>
+          <w:lang w:val="en-ID"/>
+        </w:rPr>
+        <w:t xml:space="preserve"> </w:t>
+      </w:r>
+      <w:proofErr w:type="spellStart"/>
+      <w:r>
+        <w:rPr>
+          <w:sz w:val="24"/>
+          <w:szCs w:val="24"/>
+          <w:lang w:val="en-ID"/>
+        </w:rPr>
+        <w:t>objektif</w:t>
+      </w:r>
+      <w:proofErr w:type="spellEnd"/>
+      <w:r>
+        <w:rPr>
+          <w:sz w:val="24"/>
+          <w:szCs w:val="24"/>
+          <w:lang w:val="en-ID"/>
+        </w:rPr>
+        <w:t xml:space="preserve"> </w:t>
+      </w:r>
+      <w:proofErr w:type="spellStart"/>
+      <w:r>
+        <w:rPr>
+          <w:sz w:val="24"/>
+          <w:szCs w:val="24"/>
+          <w:lang w:val="en-ID"/>
+        </w:rPr>
+        <w:t>dalam</w:t>
+      </w:r>
+      <w:proofErr w:type="spellEnd"/>
+      <w:r>
+        <w:rPr>
+          <w:sz w:val="24"/>
+          <w:szCs w:val="24"/>
+          <w:lang w:val="en-ID"/>
+        </w:rPr>
+        <w:t xml:space="preserve"> </w:t>
+      </w:r>
+      <w:proofErr w:type="spellStart"/>
+      <w:r>
+        <w:rPr>
+          <w:sz w:val="24"/>
+          <w:szCs w:val="24"/>
+          <w:lang w:val="en-ID"/>
+        </w:rPr>
+        <w:t>lingkungan</w:t>
+      </w:r>
+      <w:proofErr w:type="spellEnd"/>
+      <w:r>
+        <w:rPr>
+          <w:sz w:val="24"/>
+          <w:szCs w:val="24"/>
+          <w:lang w:val="en-ID"/>
+        </w:rPr>
+        <w:t xml:space="preserve"> </w:t>
+      </w:r>
+      <w:proofErr w:type="spellStart"/>
+      <w:r>
+        <w:rPr>
+          <w:sz w:val="24"/>
+          <w:szCs w:val="24"/>
+          <w:lang w:val="en-ID"/>
+        </w:rPr>
+        <w:t>simulasi</w:t>
+      </w:r>
+      <w:proofErr w:type="spellEnd"/>
+      <w:r>
+        <w:rPr>
+          <w:sz w:val="24"/>
+          <w:szCs w:val="24"/>
+          <w:lang w:val="en-ID"/>
+        </w:rPr>
+        <w:t xml:space="preserve">. </w:t>
       </w:r>
     </w:p>
     <w:p>
       <w:pPr>
-        <w:pStyle w:val="ListParagraph"/>
         <w:numPr>
           <w:ilvl w:val="0"/>
-          <w:numId w:val="11"/>
+          <w:numId w:val="15"/>
         </w:numPr>
         <w:spacing w:line="360" w:lineRule="auto"/>
         <w:jc w:val="both"/>
         <w:rPr>
           <w:sz w:val="24"/>
           <w:szCs w:val="24"/>
+          <w:lang w:val="en-ID"/>
         </w:rPr>
       </w:pPr>
-      <w:r>
-        <w:rPr>
-          <w:sz w:val="24"/>
-          <w:szCs w:val="24"/>
-        </w:rPr>
-        <w:t xml:space="preserve">Bagaimana merancang sistem pembelajaran interaktif berbasis simulasi agar pengguna dapat memahami prinsip desain interior pada ruang terbatas secara lebih mudah? </w:t>
+      <w:proofErr w:type="spellStart"/>
+      <w:r>
+        <w:rPr>
+          <w:sz w:val="24"/>
+          <w:szCs w:val="24"/>
+          <w:lang w:val="en-ID"/>
+        </w:rPr>
+        <w:t>Diperlukan</w:t>
+      </w:r>
+      <w:proofErr w:type="spellEnd"/>
+      <w:r>
+        <w:rPr>
+          <w:sz w:val="24"/>
+          <w:szCs w:val="24"/>
+          <w:lang w:val="en-ID"/>
+        </w:rPr>
+        <w:t xml:space="preserve"> </w:t>
+      </w:r>
+      <w:proofErr w:type="spellStart"/>
+      <w:r>
+        <w:rPr>
+          <w:sz w:val="24"/>
+          <w:szCs w:val="24"/>
+          <w:lang w:val="en-ID"/>
+        </w:rPr>
+        <w:t>sistem</w:t>
+      </w:r>
+      <w:proofErr w:type="spellEnd"/>
+      <w:r>
+        <w:rPr>
+          <w:sz w:val="24"/>
+          <w:szCs w:val="24"/>
+          <w:lang w:val="en-ID"/>
+        </w:rPr>
+        <w:t xml:space="preserve"> </w:t>
+      </w:r>
+      <w:proofErr w:type="spellStart"/>
+      <w:r>
+        <w:rPr>
+          <w:sz w:val="24"/>
+          <w:szCs w:val="24"/>
+          <w:lang w:val="en-ID"/>
+        </w:rPr>
+        <w:t>pembelajaran</w:t>
+      </w:r>
+      <w:proofErr w:type="spellEnd"/>
+      <w:r>
+        <w:rPr>
+          <w:sz w:val="24"/>
+          <w:szCs w:val="24"/>
+          <w:lang w:val="en-ID"/>
+        </w:rPr>
+        <w:t xml:space="preserve"> </w:t>
+      </w:r>
+      <w:proofErr w:type="spellStart"/>
+      <w:r>
+        <w:rPr>
+          <w:sz w:val="24"/>
+          <w:szCs w:val="24"/>
+          <w:lang w:val="en-ID"/>
+        </w:rPr>
+        <w:t>berbasis</w:t>
+      </w:r>
+      <w:proofErr w:type="spellEnd"/>
+      <w:r>
+        <w:rPr>
+          <w:sz w:val="24"/>
+          <w:szCs w:val="24"/>
+          <w:lang w:val="en-ID"/>
+        </w:rPr>
+        <w:t xml:space="preserve"> </w:t>
+      </w:r>
+      <w:proofErr w:type="spellStart"/>
+      <w:r>
+        <w:rPr>
+          <w:sz w:val="24"/>
+          <w:szCs w:val="24"/>
+          <w:lang w:val="en-ID"/>
+        </w:rPr>
+        <w:t>simulasi</w:t>
+      </w:r>
+      <w:proofErr w:type="spellEnd"/>
+      <w:r>
+        <w:rPr>
+          <w:sz w:val="24"/>
+          <w:szCs w:val="24"/>
+          <w:lang w:val="en-ID"/>
+        </w:rPr>
+        <w:t xml:space="preserve"> yang </w:t>
+      </w:r>
+      <w:proofErr w:type="spellStart"/>
+      <w:r>
+        <w:rPr>
+          <w:sz w:val="24"/>
+          <w:szCs w:val="24"/>
+          <w:lang w:val="en-ID"/>
+        </w:rPr>
+        <w:t>memungkinkan</w:t>
+      </w:r>
+      <w:proofErr w:type="spellEnd"/>
+      <w:r>
+        <w:rPr>
+          <w:sz w:val="24"/>
+          <w:szCs w:val="24"/>
+          <w:lang w:val="en-ID"/>
+        </w:rPr>
+        <w:t xml:space="preserve"> </w:t>
+      </w:r>
+      <w:proofErr w:type="spellStart"/>
+      <w:r>
+        <w:rPr>
+          <w:sz w:val="24"/>
+          <w:szCs w:val="24"/>
+          <w:lang w:val="en-ID"/>
+        </w:rPr>
+        <w:t>pengguna</w:t>
+      </w:r>
+      <w:proofErr w:type="spellEnd"/>
+      <w:r>
+        <w:rPr>
+          <w:sz w:val="24"/>
+          <w:szCs w:val="24"/>
+          <w:lang w:val="en-ID"/>
+        </w:rPr>
+        <w:t xml:space="preserve"> </w:t>
+      </w:r>
+      <w:proofErr w:type="spellStart"/>
+      <w:r>
+        <w:rPr>
+          <w:sz w:val="24"/>
+          <w:szCs w:val="24"/>
+          <w:lang w:val="en-ID"/>
+        </w:rPr>
+        <w:t>memahami</w:t>
+      </w:r>
+      <w:proofErr w:type="spellEnd"/>
+      <w:r>
+        <w:rPr>
+          <w:sz w:val="24"/>
+          <w:szCs w:val="24"/>
+          <w:lang w:val="en-ID"/>
+        </w:rPr>
+        <w:t xml:space="preserve"> </w:t>
+      </w:r>
+      <w:proofErr w:type="spellStart"/>
+      <w:r>
+        <w:rPr>
+          <w:sz w:val="24"/>
+          <w:szCs w:val="24"/>
+          <w:lang w:val="en-ID"/>
+        </w:rPr>
+        <w:t>prinsip</w:t>
+      </w:r>
+      <w:proofErr w:type="spellEnd"/>
+      <w:r>
+        <w:rPr>
+          <w:sz w:val="24"/>
+          <w:szCs w:val="24"/>
+          <w:lang w:val="en-ID"/>
+        </w:rPr>
+        <w:t xml:space="preserve"> </w:t>
+      </w:r>
+      <w:proofErr w:type="spellStart"/>
+      <w:r>
+        <w:rPr>
+          <w:sz w:val="24"/>
+          <w:szCs w:val="24"/>
+          <w:lang w:val="en-ID"/>
+        </w:rPr>
+        <w:t>desain</w:t>
+      </w:r>
+      <w:proofErr w:type="spellEnd"/>
+      <w:r>
+        <w:rPr>
+          <w:sz w:val="24"/>
+          <w:szCs w:val="24"/>
+          <w:lang w:val="en-ID"/>
+        </w:rPr>
+        <w:t xml:space="preserve"> interior pada </w:t>
+      </w:r>
+      <w:proofErr w:type="spellStart"/>
+      <w:r>
+        <w:rPr>
+          <w:sz w:val="24"/>
+          <w:szCs w:val="24"/>
+          <w:lang w:val="en-ID"/>
+        </w:rPr>
+        <w:t>ruang</w:t>
+      </w:r>
+      <w:proofErr w:type="spellEnd"/>
+      <w:r>
+        <w:rPr>
+          <w:sz w:val="24"/>
+          <w:szCs w:val="24"/>
+          <w:lang w:val="en-ID"/>
+        </w:rPr>
+        <w:t xml:space="preserve"> </w:t>
+      </w:r>
+      <w:proofErr w:type="spellStart"/>
+      <w:r>
+        <w:rPr>
+          <w:sz w:val="24"/>
+          <w:szCs w:val="24"/>
+          <w:lang w:val="en-ID"/>
+        </w:rPr>
+        <w:t>terbatas</w:t>
+      </w:r>
+      <w:proofErr w:type="spellEnd"/>
+      <w:r>
+        <w:rPr>
+          <w:sz w:val="24"/>
+          <w:szCs w:val="24"/>
+          <w:lang w:val="en-ID"/>
+        </w:rPr>
+        <w:t xml:space="preserve"> </w:t>
+      </w:r>
+      <w:proofErr w:type="spellStart"/>
+      <w:r>
+        <w:rPr>
+          <w:sz w:val="24"/>
+          <w:szCs w:val="24"/>
+          <w:lang w:val="en-ID"/>
+        </w:rPr>
+        <w:t>melalui</w:t>
+      </w:r>
+      <w:proofErr w:type="spellEnd"/>
+      <w:r>
+        <w:rPr>
+          <w:sz w:val="24"/>
+          <w:szCs w:val="24"/>
+          <w:lang w:val="en-ID"/>
+        </w:rPr>
+        <w:t xml:space="preserve"> </w:t>
+      </w:r>
+      <w:proofErr w:type="spellStart"/>
+      <w:r>
+        <w:rPr>
+          <w:sz w:val="24"/>
+          <w:szCs w:val="24"/>
+          <w:lang w:val="en-ID"/>
+        </w:rPr>
+        <w:t>pengalaman</w:t>
+      </w:r>
+      <w:proofErr w:type="spellEnd"/>
+      <w:r>
+        <w:rPr>
+          <w:sz w:val="24"/>
+          <w:szCs w:val="24"/>
+          <w:lang w:val="en-ID"/>
+        </w:rPr>
+        <w:t xml:space="preserve"> </w:t>
+      </w:r>
+      <w:proofErr w:type="spellStart"/>
+      <w:r>
+        <w:rPr>
+          <w:sz w:val="24"/>
+          <w:szCs w:val="24"/>
+          <w:lang w:val="en-ID"/>
+        </w:rPr>
+        <w:t>belajar</w:t>
+      </w:r>
+      <w:proofErr w:type="spellEnd"/>
+      <w:r>
+        <w:rPr>
+          <w:sz w:val="24"/>
+          <w:szCs w:val="24"/>
+          <w:lang w:val="en-ID"/>
+        </w:rPr>
+        <w:t xml:space="preserve"> yang </w:t>
+      </w:r>
+      <w:proofErr w:type="spellStart"/>
+      <w:r>
+        <w:rPr>
+          <w:sz w:val="24"/>
+          <w:szCs w:val="24"/>
+          <w:lang w:val="en-ID"/>
+        </w:rPr>
+        <w:t>lebih</w:t>
+      </w:r>
+      <w:proofErr w:type="spellEnd"/>
+      <w:r>
+        <w:rPr>
+          <w:sz w:val="24"/>
+          <w:szCs w:val="24"/>
+          <w:lang w:val="en-ID"/>
+        </w:rPr>
+        <w:t xml:space="preserve"> </w:t>
+      </w:r>
+      <w:proofErr w:type="spellStart"/>
+      <w:r>
+        <w:rPr>
+          <w:sz w:val="24"/>
+          <w:szCs w:val="24"/>
+          <w:lang w:val="en-ID"/>
+        </w:rPr>
+        <w:t>praktis</w:t>
+      </w:r>
+      <w:proofErr w:type="spellEnd"/>
+      <w:r>
+        <w:rPr>
+          <w:sz w:val="24"/>
+          <w:szCs w:val="24"/>
+          <w:lang w:val="en-ID"/>
+        </w:rPr>
+        <w:t xml:space="preserve"> dan </w:t>
+      </w:r>
+      <w:proofErr w:type="spellStart"/>
+      <w:r>
+        <w:rPr>
+          <w:sz w:val="24"/>
+          <w:szCs w:val="24"/>
+          <w:lang w:val="en-ID"/>
+        </w:rPr>
+        <w:t>interaktif</w:t>
+      </w:r>
+      <w:proofErr w:type="spellEnd"/>
+      <w:r>
+        <w:rPr>
+          <w:sz w:val="24"/>
+          <w:szCs w:val="24"/>
+          <w:lang w:val="en-ID"/>
+        </w:rPr>
+        <w:t xml:space="preserve">. </w:t>
       </w:r>
     </w:p>
     <w:p>
       <w:pPr>
-        <w:pStyle w:val="ListParagraph"/>
         <w:numPr>
           <w:ilvl w:val="0"/>
-          <w:numId w:val="11"/>
+          <w:numId w:val="15"/>
         </w:numPr>
         <w:spacing w:line="360" w:lineRule="auto"/>
         <w:jc w:val="both"/>
         <w:rPr>
           <w:sz w:val="24"/>
           <w:szCs w:val="24"/>
+          <w:lang w:val="en-ID"/>
         </w:rPr>
       </w:pPr>
-      <w:r>
-        <w:rPr>
-          <w:sz w:val="24"/>
-          <w:szCs w:val="24"/>
-        </w:rPr>
-        <w:t>Bagaimana efektivitas game simulasi yang dikembangkan dalam membantu pengguna memahami konsep desain interior fungsional pada hunian mikro?</w:t>
+      <w:proofErr w:type="spellStart"/>
+      <w:r>
+        <w:rPr>
+          <w:sz w:val="24"/>
+          <w:szCs w:val="24"/>
+          <w:lang w:val="en-ID"/>
+        </w:rPr>
+        <w:t>Diperlukan</w:t>
+      </w:r>
+      <w:proofErr w:type="spellEnd"/>
+      <w:r>
+        <w:rPr>
+          <w:sz w:val="24"/>
+          <w:szCs w:val="24"/>
+          <w:lang w:val="en-ID"/>
+        </w:rPr>
+        <w:t xml:space="preserve"> </w:t>
+      </w:r>
+      <w:proofErr w:type="spellStart"/>
+      <w:r>
+        <w:rPr>
+          <w:sz w:val="24"/>
+          <w:szCs w:val="24"/>
+          <w:lang w:val="en-ID"/>
+        </w:rPr>
+        <w:t>evaluasi</w:t>
+      </w:r>
+      <w:proofErr w:type="spellEnd"/>
+      <w:r>
+        <w:rPr>
+          <w:sz w:val="24"/>
+          <w:szCs w:val="24"/>
+          <w:lang w:val="en-ID"/>
+        </w:rPr>
+        <w:t xml:space="preserve"> </w:t>
+      </w:r>
+      <w:proofErr w:type="spellStart"/>
+      <w:r>
+        <w:rPr>
+          <w:sz w:val="24"/>
+          <w:szCs w:val="24"/>
+          <w:lang w:val="en-ID"/>
+        </w:rPr>
+        <w:t>terhadap</w:t>
+      </w:r>
+      <w:proofErr w:type="spellEnd"/>
+      <w:r>
+        <w:rPr>
+          <w:sz w:val="24"/>
+          <w:szCs w:val="24"/>
+          <w:lang w:val="en-ID"/>
+        </w:rPr>
+        <w:t xml:space="preserve"> </w:t>
+      </w:r>
+      <w:proofErr w:type="spellStart"/>
+      <w:r>
+        <w:rPr>
+          <w:sz w:val="24"/>
+          <w:szCs w:val="24"/>
+          <w:lang w:val="en-ID"/>
+        </w:rPr>
+        <w:t>efektivitas</w:t>
+      </w:r>
+      <w:proofErr w:type="spellEnd"/>
+      <w:r>
+        <w:rPr>
+          <w:sz w:val="24"/>
+          <w:szCs w:val="24"/>
+          <w:lang w:val="en-ID"/>
+        </w:rPr>
+        <w:t xml:space="preserve"> game </w:t>
+      </w:r>
+      <w:proofErr w:type="spellStart"/>
+      <w:r>
+        <w:rPr>
+          <w:sz w:val="24"/>
+          <w:szCs w:val="24"/>
+          <w:lang w:val="en-ID"/>
+        </w:rPr>
+        <w:t>simulasi</w:t>
+      </w:r>
+      <w:proofErr w:type="spellEnd"/>
+      <w:r>
+        <w:rPr>
+          <w:sz w:val="24"/>
+          <w:szCs w:val="24"/>
+          <w:lang w:val="en-ID"/>
+        </w:rPr>
+        <w:t xml:space="preserve"> yang </w:t>
+      </w:r>
+      <w:proofErr w:type="spellStart"/>
+      <w:r>
+        <w:rPr>
+          <w:sz w:val="24"/>
+          <w:szCs w:val="24"/>
+          <w:lang w:val="en-ID"/>
+        </w:rPr>
+        <w:t>dikembangkan</w:t>
+      </w:r>
+      <w:proofErr w:type="spellEnd"/>
+      <w:r>
+        <w:rPr>
+          <w:sz w:val="24"/>
+          <w:szCs w:val="24"/>
+          <w:lang w:val="en-ID"/>
+        </w:rPr>
+        <w:t xml:space="preserve"> </w:t>
+      </w:r>
+      <w:proofErr w:type="spellStart"/>
+      <w:r>
+        <w:rPr>
+          <w:sz w:val="24"/>
+          <w:szCs w:val="24"/>
+          <w:lang w:val="en-ID"/>
+        </w:rPr>
+        <w:t>dalam</w:t>
+      </w:r>
+      <w:proofErr w:type="spellEnd"/>
+      <w:r>
+        <w:rPr>
+          <w:sz w:val="24"/>
+          <w:szCs w:val="24"/>
+          <w:lang w:val="en-ID"/>
+        </w:rPr>
+        <w:t xml:space="preserve"> </w:t>
+      </w:r>
+      <w:proofErr w:type="spellStart"/>
+      <w:r>
+        <w:rPr>
+          <w:sz w:val="24"/>
+          <w:szCs w:val="24"/>
+          <w:lang w:val="en-ID"/>
+        </w:rPr>
+        <w:t>membantu</w:t>
+      </w:r>
+      <w:proofErr w:type="spellEnd"/>
+      <w:r>
+        <w:rPr>
+          <w:sz w:val="24"/>
+          <w:szCs w:val="24"/>
+          <w:lang w:val="en-ID"/>
+        </w:rPr>
+        <w:t xml:space="preserve"> </w:t>
+      </w:r>
+      <w:proofErr w:type="spellStart"/>
+      <w:r>
+        <w:rPr>
+          <w:sz w:val="24"/>
+          <w:szCs w:val="24"/>
+          <w:lang w:val="en-ID"/>
+        </w:rPr>
+        <w:t>pengguna</w:t>
+      </w:r>
+      <w:proofErr w:type="spellEnd"/>
+      <w:r>
+        <w:rPr>
+          <w:sz w:val="24"/>
+          <w:szCs w:val="24"/>
+          <w:lang w:val="en-ID"/>
+        </w:rPr>
+        <w:t xml:space="preserve"> </w:t>
+      </w:r>
+      <w:proofErr w:type="spellStart"/>
+      <w:r>
+        <w:rPr>
+          <w:sz w:val="24"/>
+          <w:szCs w:val="24"/>
+          <w:lang w:val="en-ID"/>
+        </w:rPr>
+        <w:t>memahami</w:t>
+      </w:r>
+      <w:proofErr w:type="spellEnd"/>
+      <w:r>
+        <w:rPr>
+          <w:sz w:val="24"/>
+          <w:szCs w:val="24"/>
+          <w:lang w:val="en-ID"/>
+        </w:rPr>
+        <w:t xml:space="preserve"> </w:t>
+      </w:r>
+      <w:proofErr w:type="spellStart"/>
+      <w:r>
+        <w:rPr>
+          <w:sz w:val="24"/>
+          <w:szCs w:val="24"/>
+          <w:lang w:val="en-ID"/>
+        </w:rPr>
+        <w:t>konsep</w:t>
+      </w:r>
+      <w:proofErr w:type="spellEnd"/>
+      <w:r>
+        <w:rPr>
+          <w:sz w:val="24"/>
+          <w:szCs w:val="24"/>
+          <w:lang w:val="en-ID"/>
+        </w:rPr>
+        <w:t xml:space="preserve"> </w:t>
+      </w:r>
+      <w:proofErr w:type="spellStart"/>
+      <w:r>
+        <w:rPr>
+          <w:sz w:val="24"/>
+          <w:szCs w:val="24"/>
+          <w:lang w:val="en-ID"/>
+        </w:rPr>
+        <w:t>desain</w:t>
+      </w:r>
+      <w:proofErr w:type="spellEnd"/>
+      <w:r>
+        <w:rPr>
+          <w:sz w:val="24"/>
+          <w:szCs w:val="24"/>
+          <w:lang w:val="en-ID"/>
+        </w:rPr>
+        <w:t xml:space="preserve"> interior </w:t>
+      </w:r>
+      <w:proofErr w:type="spellStart"/>
+      <w:r>
+        <w:rPr>
+          <w:sz w:val="24"/>
+          <w:szCs w:val="24"/>
+          <w:lang w:val="en-ID"/>
+        </w:rPr>
+        <w:t>fungsional</w:t>
+      </w:r>
+      <w:proofErr w:type="spellEnd"/>
+      <w:r>
+        <w:rPr>
+          <w:sz w:val="24"/>
+          <w:szCs w:val="24"/>
+          <w:lang w:val="en-ID"/>
+        </w:rPr>
+        <w:t xml:space="preserve"> pada </w:t>
+      </w:r>
+      <w:proofErr w:type="spellStart"/>
+      <w:r>
+        <w:rPr>
+          <w:sz w:val="24"/>
+          <w:szCs w:val="24"/>
+          <w:lang w:val="en-ID"/>
+        </w:rPr>
+        <w:t>hunian</w:t>
+      </w:r>
+      <w:proofErr w:type="spellEnd"/>
+      <w:r>
+        <w:rPr>
+          <w:sz w:val="24"/>
+          <w:szCs w:val="24"/>
+          <w:lang w:val="en-ID"/>
+        </w:rPr>
+        <w:t xml:space="preserve"> </w:t>
+      </w:r>
+      <w:proofErr w:type="spellStart"/>
+      <w:r>
+        <w:rPr>
+          <w:sz w:val="24"/>
+          <w:szCs w:val="24"/>
+          <w:lang w:val="en-ID"/>
+        </w:rPr>
+        <w:t>mikro</w:t>
+      </w:r>
+      <w:proofErr w:type="spellEnd"/>
+      <w:r>
+        <w:rPr>
+          <w:sz w:val="24"/>
+          <w:szCs w:val="24"/>
+          <w:lang w:val="en-ID"/>
+        </w:rPr>
+        <w:t>.</w:t>
       </w:r>
     </w:p>
     <w:p>
       <w:pPr>
-        <w:pStyle w:val="ListParagraph"/>
         <w:spacing w:line="360" w:lineRule="auto"/>
         <w:jc w:val="both"/>
         <w:rPr>
@@ -7256,8 +9643,9 @@
         </w:numPr>
         <w:ind w:right="-7"/>
       </w:pPr>
-      <w:bookmarkStart w:id="11" w:name="_Toc230646403"/>
-      <w:r>
+      <w:bookmarkStart w:id="11" w:name="_Toc231074244"/>
+      <w:r>
+        <w:lastRenderedPageBreak/>
         <w:t>1.3.</w:t>
       </w:r>
       <w:r>
@@ -7282,15 +9670,21 @@
           <w:sz w:val="24"/>
           <w:szCs w:val="24"/>
         </w:rPr>
-        <w:t xml:space="preserve">Berdasarkan identifikasi masalah dan batasan yang telah diuraikan, penelitian </w:t>
-      </w:r>
-      <w:r>
-        <w:rPr>
-          <w:sz w:val="24"/>
-          <w:szCs w:val="24"/>
-        </w:rPr>
-        <w:lastRenderedPageBreak/>
-        <w:t>ini memiliki beberapa tujuan utama yang ingin dicapai. Tujuan-tujuan tersebut dirancang untuk menjawab kebutuhan media edukasi desain interior yang lebih interaktif sekaligus menghadirkan inovasi produk berbasis game simulasi. Secara spesifik, tujuan penelitian ini dapat dijabarkan sebagai berikut:</w:t>
+        <w:t>Berdasarkan</w:t>
+      </w:r>
+      <w:r>
+        <w:rPr>
+          <w:sz w:val="24"/>
+          <w:szCs w:val="24"/>
+        </w:rPr>
+        <w:t xml:space="preserve"> rumusan</w:t>
+      </w:r>
+      <w:r>
+        <w:rPr>
+          <w:sz w:val="24"/>
+          <w:szCs w:val="24"/>
+        </w:rPr>
+        <w:t xml:space="preserve"> masalah dan batasan yang telah diuraikan, penelitian ini memiliki beberapa tujuan utama yang ingin dicapai. Tujuan-tujuan tersebut dirancang untuk menjawab kebutuhan media edukasi desain interior yang lebih interaktif sekaligus menghadirkan inovasi produk berbasis game simulasi. Secara spesifik, tujuan penelitian ini dapat dijabarkan sebagai berikut:</w:t>
       </w:r>
     </w:p>
     <w:p>
@@ -7396,7 +9790,7 @@
         </w:numPr>
         <w:ind w:right="-7"/>
       </w:pPr>
-      <w:bookmarkStart w:id="12" w:name="_Toc230646404"/>
+      <w:bookmarkStart w:id="12" w:name="_Toc231074245"/>
       <w:r>
         <w:t>1.4.</w:t>
       </w:r>
@@ -7601,7 +9995,7 @@
         </w:numPr>
         <w:ind w:right="-7"/>
       </w:pPr>
-      <w:bookmarkStart w:id="13" w:name="_Toc230646405"/>
+      <w:bookmarkStart w:id="13" w:name="_Toc231074246"/>
       <w:r>
         <w:lastRenderedPageBreak/>
         <w:t>BAB II</w:t>
@@ -7617,7 +10011,7 @@
         </w:numPr>
         <w:ind w:right="-7"/>
       </w:pPr>
-      <w:bookmarkStart w:id="14" w:name="_Toc230646406"/>
+      <w:bookmarkStart w:id="14" w:name="_Toc231074247"/>
       <w:r>
         <w:t>Penelitian Terkait</w:t>
       </w:r>
@@ -7638,7 +10032,7 @@
         </w:numPr>
         <w:ind w:right="-7"/>
       </w:pPr>
-      <w:bookmarkStart w:id="15" w:name="_Toc230646407"/>
+      <w:bookmarkStart w:id="15" w:name="_Toc231074248"/>
       <w:r>
         <w:t xml:space="preserve">2.1. </w:t>
       </w:r>
@@ -12994,7 +15388,7 @@
         </w:numPr>
         <w:ind w:right="-7"/>
       </w:pPr>
-      <w:bookmarkStart w:id="16" w:name="_Toc230646408"/>
+      <w:bookmarkStart w:id="16" w:name="_Toc231074249"/>
       <w:r>
         <w:t>2.2.</w:t>
       </w:r>
@@ -19118,7 +21512,7 @@
         </w:numPr>
         <w:ind w:right="-7"/>
       </w:pPr>
-      <w:bookmarkStart w:id="17" w:name="_Toc230646409"/>
+      <w:bookmarkStart w:id="17" w:name="_Toc231074250"/>
       <w:r>
         <w:t>2.3.</w:t>
       </w:r>
@@ -25517,7 +27911,7 @@
         </w:numPr>
         <w:ind w:right="-7"/>
       </w:pPr>
-      <w:bookmarkStart w:id="18" w:name="_Toc230646410"/>
+      <w:bookmarkStart w:id="18" w:name="_Toc231074251"/>
       <w:r>
         <w:t>2.4.</w:t>
       </w:r>
@@ -25564,7 +27958,7 @@
         </w:numPr>
         <w:ind w:left="709" w:hanging="720"/>
       </w:pPr>
-      <w:bookmarkStart w:id="19" w:name="_Toc230646411"/>
+      <w:bookmarkStart w:id="19" w:name="_Toc231074252"/>
       <w:r>
         <w:t>2.4.1.</w:t>
       </w:r>
@@ -28123,7 +30517,7 @@
           <w:iCs/>
         </w:rPr>
       </w:pPr>
-      <w:bookmarkStart w:id="20" w:name="_Toc230646412"/>
+      <w:bookmarkStart w:id="20" w:name="_Toc231074253"/>
       <w:r>
         <w:t>2.4.2.</w:t>
       </w:r>
@@ -30074,7 +32468,7 @@
         </w:numPr>
         <w:ind w:left="709" w:hanging="720"/>
       </w:pPr>
-      <w:bookmarkStart w:id="21" w:name="_Toc230646413"/>
+      <w:bookmarkStart w:id="21" w:name="_Toc231074254"/>
       <w:r>
         <w:t>2.4.3.</w:t>
       </w:r>
@@ -32172,7 +34566,7 @@
         </w:numPr>
         <w:ind w:left="709" w:hanging="720"/>
       </w:pPr>
-      <w:bookmarkStart w:id="22" w:name="_Toc230646414"/>
+      <w:bookmarkStart w:id="22" w:name="_Toc231074255"/>
       <w:r>
         <w:t>2.4.4.</w:t>
       </w:r>
@@ -34354,7 +36748,7 @@
         </w:numPr>
         <w:ind w:right="-7"/>
       </w:pPr>
-      <w:bookmarkStart w:id="23" w:name="_Toc230646415"/>
+      <w:bookmarkStart w:id="23" w:name="_Toc231074256"/>
       <w:r>
         <w:t>2.5.</w:t>
       </w:r>
@@ -38917,7 +41311,7 @@
         </w:numPr>
         <w:ind w:right="-7"/>
       </w:pPr>
-      <w:bookmarkStart w:id="24" w:name="_Toc230646416"/>
+      <w:bookmarkStart w:id="24" w:name="_Toc231074257"/>
       <w:r>
         <w:t>BAB III</w:t>
       </w:r>
@@ -38932,7 +41326,7 @@
         </w:numPr>
         <w:ind w:right="-7"/>
       </w:pPr>
-      <w:bookmarkStart w:id="25" w:name="_Toc230646417"/>
+      <w:bookmarkStart w:id="25" w:name="_Toc231074258"/>
       <w:r>
         <w:t>METODOLOGI PENELITIAN</w:t>
       </w:r>
@@ -38966,7 +41360,7 @@
         </w:numPr>
         <w:ind w:right="-7"/>
       </w:pPr>
-      <w:bookmarkStart w:id="26" w:name="_Toc230646418"/>
+      <w:bookmarkStart w:id="26" w:name="_Toc231074259"/>
       <w:r>
         <w:t>3.1.</w:t>
       </w:r>
@@ -42708,7 +45102,7 @@
         </w:numPr>
         <w:ind w:right="-7"/>
       </w:pPr>
-      <w:bookmarkStart w:id="27" w:name="_Toc230646419"/>
+      <w:bookmarkStart w:id="27" w:name="_Toc231074260"/>
       <w:r>
         <w:t>3.2.</w:t>
       </w:r>
@@ -44611,10 +47005,10 @@
         </w:rPr>
         <w:lastRenderedPageBreak/>
         <w:drawing>
-          <wp:inline distT="0" distB="0" distL="0" distR="0" wp14:anchorId="01884279" wp14:editId="2A5D2CF0">
-            <wp:extent cx="4292600" cy="8173085"/>
-            <wp:effectExtent l="0" t="0" r="0" b="0"/>
-            <wp:docPr id="285358940" name="Picture 1"/>
+          <wp:inline distT="0" distB="0" distL="0" distR="0" wp14:anchorId="2B3AC1AC" wp14:editId="01F294E2">
+            <wp:extent cx="4770120" cy="7869292"/>
+            <wp:effectExtent l="0" t="0" r="3175" b="7620"/>
+            <wp:docPr id="1276651130" name="Picture 2"/>
             <wp:cNvGraphicFramePr>
               <a:graphicFrameLocks xmlns:a="http://schemas.openxmlformats.org/drawingml/2006/main" noChangeAspect="1"/>
             </wp:cNvGraphicFramePr>
@@ -44622,7 +47016,7 @@
               <a:graphicData uri="http://schemas.openxmlformats.org/drawingml/2006/picture">
                 <pic:pic xmlns:pic="http://schemas.openxmlformats.org/drawingml/2006/picture">
                   <pic:nvPicPr>
-                    <pic:cNvPr id="285358940" name="Picture 285358940"/>
+                    <pic:cNvPr id="1276651130" name="Picture 1276651130"/>
                     <pic:cNvPicPr/>
                   </pic:nvPicPr>
                   <pic:blipFill>
@@ -44640,7 +47034,7 @@
                   <pic:spPr>
                     <a:xfrm>
                       <a:off x="0" y="0"/>
-                      <a:ext cx="4292600" cy="8173085"/>
+                      <a:ext cx="4770120" cy="7869292"/>
                     </a:xfrm>
                     <a:prstGeom prst="rect">
                       <a:avLst/>
@@ -44670,7 +47064,6 @@
           <w:szCs w:val="24"/>
           <w:lang w:val="en-ID"/>
         </w:rPr>
-        <w:lastRenderedPageBreak/>
         <w:t xml:space="preserve">Gambar 3.1. Bagan Alir </w:t>
       </w:r>
       <w:proofErr w:type="spellStart"/>
@@ -44701,18 +47094,6 @@
         <w:t>Penelitian</w:t>
       </w:r>
       <w:proofErr w:type="spellEnd"/>
-    </w:p>
-    <w:p>
-      <w:pPr>
-        <w:spacing w:line="360" w:lineRule="auto"/>
-        <w:ind w:firstLine="709"/>
-        <w:jc w:val="center"/>
-        <w:rPr>
-          <w:sz w:val="24"/>
-          <w:szCs w:val="24"/>
-          <w:lang w:val="en-ID"/>
-        </w:rPr>
-      </w:pPr>
     </w:p>
     <w:p>
       <w:pPr>
@@ -44732,6 +47113,7 @@
           <w:szCs w:val="24"/>
           <w:lang w:val="en-ID"/>
         </w:rPr>
+        <w:lastRenderedPageBreak/>
         <w:t>Berdasarkan</w:t>
       </w:r>
       <w:proofErr w:type="spellEnd"/>
@@ -48380,313 +50762,313 @@
           <w:szCs w:val="24"/>
           <w:lang w:val="en-ID"/>
         </w:rPr>
+        <w:t>menentukan</w:t>
+      </w:r>
+      <w:proofErr w:type="spellEnd"/>
+      <w:r>
+        <w:rPr>
+          <w:sz w:val="24"/>
+          <w:szCs w:val="24"/>
+          <w:lang w:val="en-ID"/>
+        </w:rPr>
+        <w:t xml:space="preserve"> </w:t>
+      </w:r>
+      <w:proofErr w:type="spellStart"/>
+      <w:r>
+        <w:rPr>
+          <w:sz w:val="24"/>
+          <w:szCs w:val="24"/>
+          <w:lang w:val="en-ID"/>
+        </w:rPr>
+        <w:t>potensi</w:t>
+      </w:r>
+      <w:proofErr w:type="spellEnd"/>
+      <w:r>
+        <w:rPr>
+          <w:sz w:val="24"/>
+          <w:szCs w:val="24"/>
+          <w:lang w:val="en-ID"/>
+        </w:rPr>
+        <w:t xml:space="preserve"> </w:t>
+      </w:r>
+      <w:proofErr w:type="spellStart"/>
+      <w:r>
+        <w:rPr>
+          <w:sz w:val="24"/>
+          <w:szCs w:val="24"/>
+          <w:lang w:val="en-ID"/>
+        </w:rPr>
+        <w:t>pengembangan</w:t>
+      </w:r>
+      <w:proofErr w:type="spellEnd"/>
+      <w:r>
+        <w:rPr>
+          <w:sz w:val="24"/>
+          <w:szCs w:val="24"/>
+          <w:lang w:val="en-ID"/>
+        </w:rPr>
+        <w:t xml:space="preserve"> </w:t>
+      </w:r>
+      <w:proofErr w:type="spellStart"/>
+      <w:r>
+        <w:rPr>
+          <w:sz w:val="24"/>
+          <w:szCs w:val="24"/>
+          <w:lang w:val="en-ID"/>
+        </w:rPr>
+        <w:t>lebih</w:t>
+      </w:r>
+      <w:proofErr w:type="spellEnd"/>
+      <w:r>
+        <w:rPr>
+          <w:sz w:val="24"/>
+          <w:szCs w:val="24"/>
+          <w:lang w:val="en-ID"/>
+        </w:rPr>
+        <w:t xml:space="preserve"> </w:t>
+      </w:r>
+      <w:proofErr w:type="spellStart"/>
+      <w:r>
+        <w:rPr>
+          <w:sz w:val="24"/>
+          <w:szCs w:val="24"/>
+          <w:lang w:val="en-ID"/>
+        </w:rPr>
+        <w:t>lanjut</w:t>
+      </w:r>
+      <w:proofErr w:type="spellEnd"/>
+      <w:r>
+        <w:rPr>
+          <w:sz w:val="24"/>
+          <w:szCs w:val="24"/>
+          <w:lang w:val="en-ID"/>
+        </w:rPr>
+        <w:t xml:space="preserve"> pada </w:t>
+      </w:r>
+      <w:proofErr w:type="spellStart"/>
+      <w:r>
+        <w:rPr>
+          <w:sz w:val="24"/>
+          <w:szCs w:val="24"/>
+          <w:lang w:val="en-ID"/>
+        </w:rPr>
+        <w:t>penelitian</w:t>
+      </w:r>
+      <w:proofErr w:type="spellEnd"/>
+      <w:r>
+        <w:rPr>
+          <w:sz w:val="24"/>
+          <w:szCs w:val="24"/>
+          <w:lang w:val="en-ID"/>
+        </w:rPr>
+        <w:t xml:space="preserve"> </w:t>
+      </w:r>
+      <w:proofErr w:type="spellStart"/>
+      <w:r>
+        <w:rPr>
+          <w:sz w:val="24"/>
+          <w:szCs w:val="24"/>
+          <w:lang w:val="en-ID"/>
+        </w:rPr>
+        <w:t>berikutnya</w:t>
+      </w:r>
+      <w:proofErr w:type="spellEnd"/>
+      <w:r>
+        <w:rPr>
+          <w:sz w:val="24"/>
+          <w:szCs w:val="24"/>
+          <w:lang w:val="en-ID"/>
+        </w:rPr>
+        <w:t xml:space="preserve">. Hasil </w:t>
+      </w:r>
+      <w:proofErr w:type="spellStart"/>
+      <w:r>
+        <w:rPr>
+          <w:sz w:val="24"/>
+          <w:szCs w:val="24"/>
+          <w:lang w:val="en-ID"/>
+        </w:rPr>
+        <w:t>dari</w:t>
+      </w:r>
+      <w:proofErr w:type="spellEnd"/>
+      <w:r>
+        <w:rPr>
+          <w:sz w:val="24"/>
+          <w:szCs w:val="24"/>
+          <w:lang w:val="en-ID"/>
+        </w:rPr>
+        <w:t xml:space="preserve"> </w:t>
+      </w:r>
+      <w:proofErr w:type="spellStart"/>
+      <w:r>
+        <w:rPr>
+          <w:sz w:val="24"/>
+          <w:szCs w:val="24"/>
+          <w:lang w:val="en-ID"/>
+        </w:rPr>
+        <w:t>seluruh</w:t>
+      </w:r>
+      <w:proofErr w:type="spellEnd"/>
+      <w:r>
+        <w:rPr>
+          <w:sz w:val="24"/>
+          <w:szCs w:val="24"/>
+          <w:lang w:val="en-ID"/>
+        </w:rPr>
+        <w:t xml:space="preserve"> </w:t>
+      </w:r>
+      <w:proofErr w:type="spellStart"/>
+      <w:r>
+        <w:rPr>
+          <w:sz w:val="24"/>
+          <w:szCs w:val="24"/>
+          <w:lang w:val="en-ID"/>
+        </w:rPr>
+        <w:t>tahapan</w:t>
+      </w:r>
+      <w:proofErr w:type="spellEnd"/>
+      <w:r>
+        <w:rPr>
+          <w:sz w:val="24"/>
+          <w:szCs w:val="24"/>
+          <w:lang w:val="en-ID"/>
+        </w:rPr>
+        <w:t xml:space="preserve"> </w:t>
+      </w:r>
+      <w:proofErr w:type="spellStart"/>
+      <w:r>
+        <w:rPr>
+          <w:sz w:val="24"/>
+          <w:szCs w:val="24"/>
+          <w:lang w:val="en-ID"/>
+        </w:rPr>
+        <w:t>tersebut</w:t>
+      </w:r>
+      <w:proofErr w:type="spellEnd"/>
+      <w:r>
+        <w:rPr>
+          <w:sz w:val="24"/>
+          <w:szCs w:val="24"/>
+          <w:lang w:val="en-ID"/>
+        </w:rPr>
+        <w:t xml:space="preserve"> </w:t>
+      </w:r>
+      <w:proofErr w:type="spellStart"/>
+      <w:r>
+        <w:rPr>
+          <w:sz w:val="24"/>
+          <w:szCs w:val="24"/>
+          <w:lang w:val="en-ID"/>
+        </w:rPr>
+        <w:t>kemudian</w:t>
+      </w:r>
+      <w:proofErr w:type="spellEnd"/>
+      <w:r>
+        <w:rPr>
+          <w:sz w:val="24"/>
+          <w:szCs w:val="24"/>
+          <w:lang w:val="en-ID"/>
+        </w:rPr>
+        <w:t xml:space="preserve"> </w:t>
+      </w:r>
+      <w:proofErr w:type="spellStart"/>
+      <w:r>
+        <w:rPr>
+          <w:sz w:val="24"/>
+          <w:szCs w:val="24"/>
+          <w:lang w:val="en-ID"/>
+        </w:rPr>
+        <w:t>digunakan</w:t>
+      </w:r>
+      <w:proofErr w:type="spellEnd"/>
+      <w:r>
+        <w:rPr>
+          <w:sz w:val="24"/>
+          <w:szCs w:val="24"/>
+          <w:lang w:val="en-ID"/>
+        </w:rPr>
+        <w:t xml:space="preserve"> </w:t>
+      </w:r>
+      <w:proofErr w:type="spellStart"/>
+      <w:r>
+        <w:rPr>
+          <w:sz w:val="24"/>
+          <w:szCs w:val="24"/>
+          <w:lang w:val="en-ID"/>
+        </w:rPr>
+        <w:t>sebagai</w:t>
+      </w:r>
+      <w:proofErr w:type="spellEnd"/>
+      <w:r>
+        <w:rPr>
+          <w:sz w:val="24"/>
+          <w:szCs w:val="24"/>
+          <w:lang w:val="en-ID"/>
+        </w:rPr>
+        <w:t xml:space="preserve"> </w:t>
+      </w:r>
+      <w:proofErr w:type="spellStart"/>
+      <w:r>
+        <w:rPr>
+          <w:sz w:val="24"/>
+          <w:szCs w:val="24"/>
+          <w:lang w:val="en-ID"/>
+        </w:rPr>
+        <w:t>dasar</w:t>
+      </w:r>
+      <w:proofErr w:type="spellEnd"/>
+      <w:r>
+        <w:rPr>
+          <w:sz w:val="24"/>
+          <w:szCs w:val="24"/>
+          <w:lang w:val="en-ID"/>
+        </w:rPr>
+        <w:t xml:space="preserve"> </w:t>
+      </w:r>
+      <w:proofErr w:type="spellStart"/>
+      <w:r>
+        <w:rPr>
+          <w:sz w:val="24"/>
+          <w:szCs w:val="24"/>
+          <w:lang w:val="en-ID"/>
+        </w:rPr>
+        <w:t>dalam</w:t>
+      </w:r>
+      <w:proofErr w:type="spellEnd"/>
+      <w:r>
+        <w:rPr>
+          <w:sz w:val="24"/>
+          <w:szCs w:val="24"/>
+          <w:lang w:val="en-ID"/>
+        </w:rPr>
+        <w:t xml:space="preserve"> </w:t>
+      </w:r>
+      <w:proofErr w:type="spellStart"/>
+      <w:r>
+        <w:rPr>
+          <w:sz w:val="24"/>
+          <w:szCs w:val="24"/>
+          <w:lang w:val="en-ID"/>
+        </w:rPr>
+        <w:t>penyusunan</w:t>
+      </w:r>
+      <w:proofErr w:type="spellEnd"/>
+      <w:r>
+        <w:rPr>
+          <w:sz w:val="24"/>
+          <w:szCs w:val="24"/>
+          <w:lang w:val="en-ID"/>
+        </w:rPr>
+        <w:t xml:space="preserve"> </w:t>
+      </w:r>
+      <w:proofErr w:type="spellStart"/>
+      <w:r>
+        <w:rPr>
+          <w:sz w:val="24"/>
+          <w:szCs w:val="24"/>
+          <w:lang w:val="en-ID"/>
+        </w:rPr>
         <w:lastRenderedPageBreak/>
-        <w:t>menentukan</w:t>
-      </w:r>
-      <w:proofErr w:type="spellEnd"/>
-      <w:r>
-        <w:rPr>
-          <w:sz w:val="24"/>
-          <w:szCs w:val="24"/>
-          <w:lang w:val="en-ID"/>
-        </w:rPr>
-        <w:t xml:space="preserve"> </w:t>
-      </w:r>
-      <w:proofErr w:type="spellStart"/>
-      <w:r>
-        <w:rPr>
-          <w:sz w:val="24"/>
-          <w:szCs w:val="24"/>
-          <w:lang w:val="en-ID"/>
-        </w:rPr>
-        <w:t>potensi</w:t>
-      </w:r>
-      <w:proofErr w:type="spellEnd"/>
-      <w:r>
-        <w:rPr>
-          <w:sz w:val="24"/>
-          <w:szCs w:val="24"/>
-          <w:lang w:val="en-ID"/>
-        </w:rPr>
-        <w:t xml:space="preserve"> </w:t>
-      </w:r>
-      <w:proofErr w:type="spellStart"/>
-      <w:r>
-        <w:rPr>
-          <w:sz w:val="24"/>
-          <w:szCs w:val="24"/>
-          <w:lang w:val="en-ID"/>
-        </w:rPr>
-        <w:t>pengembangan</w:t>
-      </w:r>
-      <w:proofErr w:type="spellEnd"/>
-      <w:r>
-        <w:rPr>
-          <w:sz w:val="24"/>
-          <w:szCs w:val="24"/>
-          <w:lang w:val="en-ID"/>
-        </w:rPr>
-        <w:t xml:space="preserve"> </w:t>
-      </w:r>
-      <w:proofErr w:type="spellStart"/>
-      <w:r>
-        <w:rPr>
-          <w:sz w:val="24"/>
-          <w:szCs w:val="24"/>
-          <w:lang w:val="en-ID"/>
-        </w:rPr>
-        <w:t>lebih</w:t>
-      </w:r>
-      <w:proofErr w:type="spellEnd"/>
-      <w:r>
-        <w:rPr>
-          <w:sz w:val="24"/>
-          <w:szCs w:val="24"/>
-          <w:lang w:val="en-ID"/>
-        </w:rPr>
-        <w:t xml:space="preserve"> </w:t>
-      </w:r>
-      <w:proofErr w:type="spellStart"/>
-      <w:r>
-        <w:rPr>
-          <w:sz w:val="24"/>
-          <w:szCs w:val="24"/>
-          <w:lang w:val="en-ID"/>
-        </w:rPr>
-        <w:t>lanjut</w:t>
-      </w:r>
-      <w:proofErr w:type="spellEnd"/>
-      <w:r>
-        <w:rPr>
-          <w:sz w:val="24"/>
-          <w:szCs w:val="24"/>
-          <w:lang w:val="en-ID"/>
-        </w:rPr>
-        <w:t xml:space="preserve"> pada </w:t>
-      </w:r>
-      <w:proofErr w:type="spellStart"/>
-      <w:r>
-        <w:rPr>
-          <w:sz w:val="24"/>
-          <w:szCs w:val="24"/>
-          <w:lang w:val="en-ID"/>
-        </w:rPr>
-        <w:t>penelitian</w:t>
-      </w:r>
-      <w:proofErr w:type="spellEnd"/>
-      <w:r>
-        <w:rPr>
-          <w:sz w:val="24"/>
-          <w:szCs w:val="24"/>
-          <w:lang w:val="en-ID"/>
-        </w:rPr>
-        <w:t xml:space="preserve"> </w:t>
-      </w:r>
-      <w:proofErr w:type="spellStart"/>
-      <w:r>
-        <w:rPr>
-          <w:sz w:val="24"/>
-          <w:szCs w:val="24"/>
-          <w:lang w:val="en-ID"/>
-        </w:rPr>
-        <w:t>berikutnya</w:t>
-      </w:r>
-      <w:proofErr w:type="spellEnd"/>
-      <w:r>
-        <w:rPr>
-          <w:sz w:val="24"/>
-          <w:szCs w:val="24"/>
-          <w:lang w:val="en-ID"/>
-        </w:rPr>
-        <w:t xml:space="preserve">. Hasil </w:t>
-      </w:r>
-      <w:proofErr w:type="spellStart"/>
-      <w:r>
-        <w:rPr>
-          <w:sz w:val="24"/>
-          <w:szCs w:val="24"/>
-          <w:lang w:val="en-ID"/>
-        </w:rPr>
-        <w:t>dari</w:t>
-      </w:r>
-      <w:proofErr w:type="spellEnd"/>
-      <w:r>
-        <w:rPr>
-          <w:sz w:val="24"/>
-          <w:szCs w:val="24"/>
-          <w:lang w:val="en-ID"/>
-        </w:rPr>
-        <w:t xml:space="preserve"> </w:t>
-      </w:r>
-      <w:proofErr w:type="spellStart"/>
-      <w:r>
-        <w:rPr>
-          <w:sz w:val="24"/>
-          <w:szCs w:val="24"/>
-          <w:lang w:val="en-ID"/>
-        </w:rPr>
-        <w:t>seluruh</w:t>
-      </w:r>
-      <w:proofErr w:type="spellEnd"/>
-      <w:r>
-        <w:rPr>
-          <w:sz w:val="24"/>
-          <w:szCs w:val="24"/>
-          <w:lang w:val="en-ID"/>
-        </w:rPr>
-        <w:t xml:space="preserve"> </w:t>
-      </w:r>
-      <w:proofErr w:type="spellStart"/>
-      <w:r>
-        <w:rPr>
-          <w:sz w:val="24"/>
-          <w:szCs w:val="24"/>
-          <w:lang w:val="en-ID"/>
-        </w:rPr>
-        <w:t>tahapan</w:t>
-      </w:r>
-      <w:proofErr w:type="spellEnd"/>
-      <w:r>
-        <w:rPr>
-          <w:sz w:val="24"/>
-          <w:szCs w:val="24"/>
-          <w:lang w:val="en-ID"/>
-        </w:rPr>
-        <w:t xml:space="preserve"> </w:t>
-      </w:r>
-      <w:proofErr w:type="spellStart"/>
-      <w:r>
-        <w:rPr>
-          <w:sz w:val="24"/>
-          <w:szCs w:val="24"/>
-          <w:lang w:val="en-ID"/>
-        </w:rPr>
-        <w:t>tersebut</w:t>
-      </w:r>
-      <w:proofErr w:type="spellEnd"/>
-      <w:r>
-        <w:rPr>
-          <w:sz w:val="24"/>
-          <w:szCs w:val="24"/>
-          <w:lang w:val="en-ID"/>
-        </w:rPr>
-        <w:t xml:space="preserve"> </w:t>
-      </w:r>
-      <w:proofErr w:type="spellStart"/>
-      <w:r>
-        <w:rPr>
-          <w:sz w:val="24"/>
-          <w:szCs w:val="24"/>
-          <w:lang w:val="en-ID"/>
-        </w:rPr>
-        <w:t>kemudian</w:t>
-      </w:r>
-      <w:proofErr w:type="spellEnd"/>
-      <w:r>
-        <w:rPr>
-          <w:sz w:val="24"/>
-          <w:szCs w:val="24"/>
-          <w:lang w:val="en-ID"/>
-        </w:rPr>
-        <w:t xml:space="preserve"> </w:t>
-      </w:r>
-      <w:proofErr w:type="spellStart"/>
-      <w:r>
-        <w:rPr>
-          <w:sz w:val="24"/>
-          <w:szCs w:val="24"/>
-          <w:lang w:val="en-ID"/>
-        </w:rPr>
-        <w:t>digunakan</w:t>
-      </w:r>
-      <w:proofErr w:type="spellEnd"/>
-      <w:r>
-        <w:rPr>
-          <w:sz w:val="24"/>
-          <w:szCs w:val="24"/>
-          <w:lang w:val="en-ID"/>
-        </w:rPr>
-        <w:t xml:space="preserve"> </w:t>
-      </w:r>
-      <w:proofErr w:type="spellStart"/>
-      <w:r>
-        <w:rPr>
-          <w:sz w:val="24"/>
-          <w:szCs w:val="24"/>
-          <w:lang w:val="en-ID"/>
-        </w:rPr>
-        <w:t>sebagai</w:t>
-      </w:r>
-      <w:proofErr w:type="spellEnd"/>
-      <w:r>
-        <w:rPr>
-          <w:sz w:val="24"/>
-          <w:szCs w:val="24"/>
-          <w:lang w:val="en-ID"/>
-        </w:rPr>
-        <w:t xml:space="preserve"> </w:t>
-      </w:r>
-      <w:proofErr w:type="spellStart"/>
-      <w:r>
-        <w:rPr>
-          <w:sz w:val="24"/>
-          <w:szCs w:val="24"/>
-          <w:lang w:val="en-ID"/>
-        </w:rPr>
-        <w:t>dasar</w:t>
-      </w:r>
-      <w:proofErr w:type="spellEnd"/>
-      <w:r>
-        <w:rPr>
-          <w:sz w:val="24"/>
-          <w:szCs w:val="24"/>
-          <w:lang w:val="en-ID"/>
-        </w:rPr>
-        <w:t xml:space="preserve"> </w:t>
-      </w:r>
-      <w:proofErr w:type="spellStart"/>
-      <w:r>
-        <w:rPr>
-          <w:sz w:val="24"/>
-          <w:szCs w:val="24"/>
-          <w:lang w:val="en-ID"/>
-        </w:rPr>
-        <w:t>dalam</w:t>
-      </w:r>
-      <w:proofErr w:type="spellEnd"/>
-      <w:r>
-        <w:rPr>
-          <w:sz w:val="24"/>
-          <w:szCs w:val="24"/>
-          <w:lang w:val="en-ID"/>
-        </w:rPr>
-        <w:t xml:space="preserve"> </w:t>
-      </w:r>
-      <w:proofErr w:type="spellStart"/>
-      <w:r>
-        <w:rPr>
-          <w:sz w:val="24"/>
-          <w:szCs w:val="24"/>
-          <w:lang w:val="en-ID"/>
-        </w:rPr>
-        <w:t>penyusunan</w:t>
-      </w:r>
-      <w:proofErr w:type="spellEnd"/>
-      <w:r>
-        <w:rPr>
-          <w:sz w:val="24"/>
-          <w:szCs w:val="24"/>
-          <w:lang w:val="en-ID"/>
-        </w:rPr>
-        <w:t xml:space="preserve"> </w:t>
-      </w:r>
-      <w:proofErr w:type="spellStart"/>
-      <w:r>
-        <w:rPr>
-          <w:sz w:val="24"/>
-          <w:szCs w:val="24"/>
-          <w:lang w:val="en-ID"/>
-        </w:rPr>
         <w:t>kesimpulan</w:t>
       </w:r>
       <w:proofErr w:type="spellEnd"/>
@@ -48737,7 +51119,7 @@
         <w:ind w:left="709" w:hanging="720"/>
       </w:pPr>
       <w:bookmarkStart w:id="28" w:name="_heading=h.lj0ielra2qpa" w:colFirst="0" w:colLast="0"/>
-      <w:bookmarkStart w:id="29" w:name="_Toc230646420"/>
+      <w:bookmarkStart w:id="29" w:name="_Toc231074261"/>
       <w:bookmarkEnd w:id="28"/>
       <w:r>
         <w:t>3.</w:t>
@@ -50406,16 +52788,16 @@
           <w:szCs w:val="24"/>
           <w:lang w:val="en-ID"/>
         </w:rPr>
-        <w:t xml:space="preserve"> m</w:t>
-      </w:r>
-      <w:proofErr w:type="spellStart"/>
-      <w:r>
-        <w:rPr>
-          <w:sz w:val="24"/>
-          <w:szCs w:val="24"/>
-          <w:lang w:val="en-ID"/>
-        </w:rPr>
-        <w:t>ekanisme</w:t>
+        <w:t xml:space="preserve"> </w:t>
+      </w:r>
+      <w:proofErr w:type="spellStart"/>
+      <w:r>
+        <w:rPr>
+          <w:sz w:val="24"/>
+          <w:szCs w:val="24"/>
+          <w:lang w:val="en-ID"/>
+        </w:rPr>
+        <w:t>mekanisme</w:t>
       </w:r>
       <w:proofErr w:type="spellEnd"/>
       <w:r>
@@ -51883,7 +54265,6 @@
           <w:szCs w:val="24"/>
           <w:lang w:val="en-ID"/>
         </w:rPr>
-        <w:lastRenderedPageBreak/>
         <w:t>memahami</w:t>
       </w:r>
       <w:proofErr w:type="spellEnd"/>
@@ -52098,6 +54479,7 @@
           <w:szCs w:val="24"/>
           <w:lang w:val="en-ID"/>
         </w:rPr>
+        <w:lastRenderedPageBreak/>
         <w:t>untuk</w:t>
       </w:r>
       <w:proofErr w:type="spellEnd"/>
@@ -55081,259 +57463,259 @@
           <w:szCs w:val="24"/>
           <w:lang w:val="en-ID"/>
         </w:rPr>
+        <w:t>sistem</w:t>
+      </w:r>
+      <w:proofErr w:type="spellEnd"/>
+      <w:r>
+        <w:rPr>
+          <w:sz w:val="24"/>
+          <w:szCs w:val="24"/>
+          <w:lang w:val="en-ID"/>
+        </w:rPr>
+        <w:t xml:space="preserve">, </w:t>
+      </w:r>
+      <w:proofErr w:type="spellStart"/>
+      <w:r>
+        <w:rPr>
+          <w:sz w:val="24"/>
+          <w:szCs w:val="24"/>
+          <w:lang w:val="en-ID"/>
+        </w:rPr>
+        <w:t>rancangan</w:t>
+      </w:r>
+      <w:proofErr w:type="spellEnd"/>
+      <w:r>
+        <w:rPr>
+          <w:sz w:val="24"/>
+          <w:szCs w:val="24"/>
+          <w:lang w:val="en-ID"/>
+        </w:rPr>
+        <w:t xml:space="preserve"> </w:t>
+      </w:r>
+      <w:proofErr w:type="spellStart"/>
+      <w:r>
+        <w:rPr>
+          <w:sz w:val="24"/>
+          <w:szCs w:val="24"/>
+          <w:lang w:val="en-ID"/>
+        </w:rPr>
+        <w:t>konsep</w:t>
+      </w:r>
+      <w:proofErr w:type="spellEnd"/>
+      <w:r>
+        <w:rPr>
+          <w:sz w:val="24"/>
+          <w:szCs w:val="24"/>
+          <w:lang w:val="en-ID"/>
+        </w:rPr>
+        <w:t xml:space="preserve"> gameplay, daftar </w:t>
+      </w:r>
+      <w:proofErr w:type="spellStart"/>
+      <w:r>
+        <w:rPr>
+          <w:sz w:val="24"/>
+          <w:szCs w:val="24"/>
+          <w:lang w:val="en-ID"/>
+        </w:rPr>
+        <w:t>fitur</w:t>
+      </w:r>
+      <w:proofErr w:type="spellEnd"/>
+      <w:r>
+        <w:rPr>
+          <w:sz w:val="24"/>
+          <w:szCs w:val="24"/>
+          <w:lang w:val="en-ID"/>
+        </w:rPr>
+        <w:t xml:space="preserve"> </w:t>
+      </w:r>
+      <w:proofErr w:type="spellStart"/>
+      <w:r>
+        <w:rPr>
+          <w:sz w:val="24"/>
+          <w:szCs w:val="24"/>
+          <w:lang w:val="en-ID"/>
+        </w:rPr>
+        <w:t>utama</w:t>
+      </w:r>
+      <w:proofErr w:type="spellEnd"/>
+      <w:r>
+        <w:rPr>
+          <w:sz w:val="24"/>
+          <w:szCs w:val="24"/>
+          <w:lang w:val="en-ID"/>
+        </w:rPr>
+        <w:t xml:space="preserve"> game, parameter </w:t>
+      </w:r>
+      <w:proofErr w:type="spellStart"/>
+      <w:r>
+        <w:rPr>
+          <w:sz w:val="24"/>
+          <w:szCs w:val="24"/>
+          <w:lang w:val="en-ID"/>
+        </w:rPr>
+        <w:t>evaluasi</w:t>
+      </w:r>
+      <w:proofErr w:type="spellEnd"/>
+      <w:r>
+        <w:rPr>
+          <w:sz w:val="24"/>
+          <w:szCs w:val="24"/>
+          <w:lang w:val="en-ID"/>
+        </w:rPr>
+        <w:t xml:space="preserve"> </w:t>
+      </w:r>
+      <w:proofErr w:type="spellStart"/>
+      <w:r>
+        <w:rPr>
+          <w:sz w:val="24"/>
+          <w:szCs w:val="24"/>
+          <w:lang w:val="en-ID"/>
+        </w:rPr>
+        <w:t>spasial</w:t>
+      </w:r>
+      <w:proofErr w:type="spellEnd"/>
+      <w:r>
+        <w:rPr>
+          <w:sz w:val="24"/>
+          <w:szCs w:val="24"/>
+          <w:lang w:val="en-ID"/>
+        </w:rPr>
+        <w:t xml:space="preserve">, </w:t>
+      </w:r>
+      <w:proofErr w:type="spellStart"/>
+      <w:r>
+        <w:rPr>
+          <w:sz w:val="24"/>
+          <w:szCs w:val="24"/>
+          <w:lang w:val="en-ID"/>
+        </w:rPr>
+        <w:t>serta</w:t>
+      </w:r>
+      <w:proofErr w:type="spellEnd"/>
+      <w:r>
+        <w:rPr>
+          <w:sz w:val="24"/>
+          <w:szCs w:val="24"/>
+          <w:lang w:val="en-ID"/>
+        </w:rPr>
+        <w:t xml:space="preserve"> </w:t>
+      </w:r>
+      <w:proofErr w:type="spellStart"/>
+      <w:r>
+        <w:rPr>
+          <w:sz w:val="24"/>
+          <w:szCs w:val="24"/>
+          <w:lang w:val="en-ID"/>
+        </w:rPr>
+        <w:t>spesifikasi</w:t>
+      </w:r>
+      <w:proofErr w:type="spellEnd"/>
+      <w:r>
+        <w:rPr>
+          <w:sz w:val="24"/>
+          <w:szCs w:val="24"/>
+          <w:lang w:val="en-ID"/>
+        </w:rPr>
+        <w:t xml:space="preserve"> </w:t>
+      </w:r>
+      <w:proofErr w:type="spellStart"/>
+      <w:r>
+        <w:rPr>
+          <w:sz w:val="24"/>
+          <w:szCs w:val="24"/>
+          <w:lang w:val="en-ID"/>
+        </w:rPr>
+        <w:t>lingkungan</w:t>
+      </w:r>
+      <w:proofErr w:type="spellEnd"/>
+      <w:r>
+        <w:rPr>
+          <w:sz w:val="24"/>
+          <w:szCs w:val="24"/>
+          <w:lang w:val="en-ID"/>
+        </w:rPr>
+        <w:t xml:space="preserve"> </w:t>
+      </w:r>
+      <w:proofErr w:type="spellStart"/>
+      <w:r>
+        <w:rPr>
+          <w:sz w:val="24"/>
+          <w:szCs w:val="24"/>
+          <w:lang w:val="en-ID"/>
+        </w:rPr>
+        <w:t>pengembangan</w:t>
+      </w:r>
+      <w:proofErr w:type="spellEnd"/>
+      <w:r>
+        <w:rPr>
+          <w:sz w:val="24"/>
+          <w:szCs w:val="24"/>
+          <w:lang w:val="en-ID"/>
+        </w:rPr>
+        <w:t xml:space="preserve"> yang </w:t>
+      </w:r>
+      <w:proofErr w:type="spellStart"/>
+      <w:r>
+        <w:rPr>
+          <w:sz w:val="24"/>
+          <w:szCs w:val="24"/>
+          <w:lang w:val="en-ID"/>
+        </w:rPr>
+        <w:t>akan</w:t>
+      </w:r>
+      <w:proofErr w:type="spellEnd"/>
+      <w:r>
+        <w:rPr>
+          <w:sz w:val="24"/>
+          <w:szCs w:val="24"/>
+          <w:lang w:val="en-ID"/>
+        </w:rPr>
+        <w:t xml:space="preserve"> </w:t>
+      </w:r>
+      <w:proofErr w:type="spellStart"/>
+      <w:r>
+        <w:rPr>
+          <w:sz w:val="24"/>
+          <w:szCs w:val="24"/>
+          <w:lang w:val="en-ID"/>
+        </w:rPr>
+        <w:t>digunakan</w:t>
+      </w:r>
+      <w:proofErr w:type="spellEnd"/>
+      <w:r>
+        <w:rPr>
+          <w:sz w:val="24"/>
+          <w:szCs w:val="24"/>
+          <w:lang w:val="en-ID"/>
+        </w:rPr>
+        <w:t xml:space="preserve"> </w:t>
+      </w:r>
+      <w:proofErr w:type="spellStart"/>
+      <w:r>
+        <w:rPr>
+          <w:sz w:val="24"/>
+          <w:szCs w:val="24"/>
+          <w:lang w:val="en-ID"/>
+        </w:rPr>
+        <w:t>sebagai</w:t>
+      </w:r>
+      <w:proofErr w:type="spellEnd"/>
+      <w:r>
+        <w:rPr>
+          <w:sz w:val="24"/>
+          <w:szCs w:val="24"/>
+          <w:lang w:val="en-ID"/>
+        </w:rPr>
+        <w:t xml:space="preserve"> </w:t>
+      </w:r>
+      <w:proofErr w:type="spellStart"/>
+      <w:r>
+        <w:rPr>
+          <w:sz w:val="24"/>
+          <w:szCs w:val="24"/>
+          <w:lang w:val="en-ID"/>
+        </w:rPr>
         <w:lastRenderedPageBreak/>
-        <w:t>sistem</w:t>
-      </w:r>
-      <w:proofErr w:type="spellEnd"/>
-      <w:r>
-        <w:rPr>
-          <w:sz w:val="24"/>
-          <w:szCs w:val="24"/>
-          <w:lang w:val="en-ID"/>
-        </w:rPr>
-        <w:t xml:space="preserve">, </w:t>
-      </w:r>
-      <w:proofErr w:type="spellStart"/>
-      <w:r>
-        <w:rPr>
-          <w:sz w:val="24"/>
-          <w:szCs w:val="24"/>
-          <w:lang w:val="en-ID"/>
-        </w:rPr>
-        <w:t>rancangan</w:t>
-      </w:r>
-      <w:proofErr w:type="spellEnd"/>
-      <w:r>
-        <w:rPr>
-          <w:sz w:val="24"/>
-          <w:szCs w:val="24"/>
-          <w:lang w:val="en-ID"/>
-        </w:rPr>
-        <w:t xml:space="preserve"> </w:t>
-      </w:r>
-      <w:proofErr w:type="spellStart"/>
-      <w:r>
-        <w:rPr>
-          <w:sz w:val="24"/>
-          <w:szCs w:val="24"/>
-          <w:lang w:val="en-ID"/>
-        </w:rPr>
-        <w:t>konsep</w:t>
-      </w:r>
-      <w:proofErr w:type="spellEnd"/>
-      <w:r>
-        <w:rPr>
-          <w:sz w:val="24"/>
-          <w:szCs w:val="24"/>
-          <w:lang w:val="en-ID"/>
-        </w:rPr>
-        <w:t xml:space="preserve"> gameplay, daftar </w:t>
-      </w:r>
-      <w:proofErr w:type="spellStart"/>
-      <w:r>
-        <w:rPr>
-          <w:sz w:val="24"/>
-          <w:szCs w:val="24"/>
-          <w:lang w:val="en-ID"/>
-        </w:rPr>
-        <w:t>fitur</w:t>
-      </w:r>
-      <w:proofErr w:type="spellEnd"/>
-      <w:r>
-        <w:rPr>
-          <w:sz w:val="24"/>
-          <w:szCs w:val="24"/>
-          <w:lang w:val="en-ID"/>
-        </w:rPr>
-        <w:t xml:space="preserve"> </w:t>
-      </w:r>
-      <w:proofErr w:type="spellStart"/>
-      <w:r>
-        <w:rPr>
-          <w:sz w:val="24"/>
-          <w:szCs w:val="24"/>
-          <w:lang w:val="en-ID"/>
-        </w:rPr>
-        <w:t>utama</w:t>
-      </w:r>
-      <w:proofErr w:type="spellEnd"/>
-      <w:r>
-        <w:rPr>
-          <w:sz w:val="24"/>
-          <w:szCs w:val="24"/>
-          <w:lang w:val="en-ID"/>
-        </w:rPr>
-        <w:t xml:space="preserve"> game, parameter </w:t>
-      </w:r>
-      <w:proofErr w:type="spellStart"/>
-      <w:r>
-        <w:rPr>
-          <w:sz w:val="24"/>
-          <w:szCs w:val="24"/>
-          <w:lang w:val="en-ID"/>
-        </w:rPr>
-        <w:t>evaluasi</w:t>
-      </w:r>
-      <w:proofErr w:type="spellEnd"/>
-      <w:r>
-        <w:rPr>
-          <w:sz w:val="24"/>
-          <w:szCs w:val="24"/>
-          <w:lang w:val="en-ID"/>
-        </w:rPr>
-        <w:t xml:space="preserve"> </w:t>
-      </w:r>
-      <w:proofErr w:type="spellStart"/>
-      <w:r>
-        <w:rPr>
-          <w:sz w:val="24"/>
-          <w:szCs w:val="24"/>
-          <w:lang w:val="en-ID"/>
-        </w:rPr>
-        <w:t>spasial</w:t>
-      </w:r>
-      <w:proofErr w:type="spellEnd"/>
-      <w:r>
-        <w:rPr>
-          <w:sz w:val="24"/>
-          <w:szCs w:val="24"/>
-          <w:lang w:val="en-ID"/>
-        </w:rPr>
-        <w:t xml:space="preserve">, </w:t>
-      </w:r>
-      <w:proofErr w:type="spellStart"/>
-      <w:r>
-        <w:rPr>
-          <w:sz w:val="24"/>
-          <w:szCs w:val="24"/>
-          <w:lang w:val="en-ID"/>
-        </w:rPr>
-        <w:t>serta</w:t>
-      </w:r>
-      <w:proofErr w:type="spellEnd"/>
-      <w:r>
-        <w:rPr>
-          <w:sz w:val="24"/>
-          <w:szCs w:val="24"/>
-          <w:lang w:val="en-ID"/>
-        </w:rPr>
-        <w:t xml:space="preserve"> </w:t>
-      </w:r>
-      <w:proofErr w:type="spellStart"/>
-      <w:r>
-        <w:rPr>
-          <w:sz w:val="24"/>
-          <w:szCs w:val="24"/>
-          <w:lang w:val="en-ID"/>
-        </w:rPr>
-        <w:t>spesifikasi</w:t>
-      </w:r>
-      <w:proofErr w:type="spellEnd"/>
-      <w:r>
-        <w:rPr>
-          <w:sz w:val="24"/>
-          <w:szCs w:val="24"/>
-          <w:lang w:val="en-ID"/>
-        </w:rPr>
-        <w:t xml:space="preserve"> </w:t>
-      </w:r>
-      <w:proofErr w:type="spellStart"/>
-      <w:r>
-        <w:rPr>
-          <w:sz w:val="24"/>
-          <w:szCs w:val="24"/>
-          <w:lang w:val="en-ID"/>
-        </w:rPr>
-        <w:t>lingkungan</w:t>
-      </w:r>
-      <w:proofErr w:type="spellEnd"/>
-      <w:r>
-        <w:rPr>
-          <w:sz w:val="24"/>
-          <w:szCs w:val="24"/>
-          <w:lang w:val="en-ID"/>
-        </w:rPr>
-        <w:t xml:space="preserve"> </w:t>
-      </w:r>
-      <w:proofErr w:type="spellStart"/>
-      <w:r>
-        <w:rPr>
-          <w:sz w:val="24"/>
-          <w:szCs w:val="24"/>
-          <w:lang w:val="en-ID"/>
-        </w:rPr>
-        <w:t>pengembangan</w:t>
-      </w:r>
-      <w:proofErr w:type="spellEnd"/>
-      <w:r>
-        <w:rPr>
-          <w:sz w:val="24"/>
-          <w:szCs w:val="24"/>
-          <w:lang w:val="en-ID"/>
-        </w:rPr>
-        <w:t xml:space="preserve"> yang </w:t>
-      </w:r>
-      <w:proofErr w:type="spellStart"/>
-      <w:r>
-        <w:rPr>
-          <w:sz w:val="24"/>
-          <w:szCs w:val="24"/>
-          <w:lang w:val="en-ID"/>
-        </w:rPr>
-        <w:t>akan</w:t>
-      </w:r>
-      <w:proofErr w:type="spellEnd"/>
-      <w:r>
-        <w:rPr>
-          <w:sz w:val="24"/>
-          <w:szCs w:val="24"/>
-          <w:lang w:val="en-ID"/>
-        </w:rPr>
-        <w:t xml:space="preserve"> </w:t>
-      </w:r>
-      <w:proofErr w:type="spellStart"/>
-      <w:r>
-        <w:rPr>
-          <w:sz w:val="24"/>
-          <w:szCs w:val="24"/>
-          <w:lang w:val="en-ID"/>
-        </w:rPr>
-        <w:t>digunakan</w:t>
-      </w:r>
-      <w:proofErr w:type="spellEnd"/>
-      <w:r>
-        <w:rPr>
-          <w:sz w:val="24"/>
-          <w:szCs w:val="24"/>
-          <w:lang w:val="en-ID"/>
-        </w:rPr>
-        <w:t xml:space="preserve"> </w:t>
-      </w:r>
-      <w:proofErr w:type="spellStart"/>
-      <w:r>
-        <w:rPr>
-          <w:sz w:val="24"/>
-          <w:szCs w:val="24"/>
-          <w:lang w:val="en-ID"/>
-        </w:rPr>
-        <w:t>sebagai</w:t>
-      </w:r>
-      <w:proofErr w:type="spellEnd"/>
-      <w:r>
-        <w:rPr>
-          <w:sz w:val="24"/>
-          <w:szCs w:val="24"/>
-          <w:lang w:val="en-ID"/>
-        </w:rPr>
-        <w:t xml:space="preserve"> </w:t>
-      </w:r>
-      <w:proofErr w:type="spellStart"/>
-      <w:r>
-        <w:rPr>
-          <w:sz w:val="24"/>
-          <w:szCs w:val="24"/>
-          <w:lang w:val="en-ID"/>
-        </w:rPr>
         <w:t>acuan</w:t>
       </w:r>
       <w:proofErr w:type="spellEnd"/>
@@ -55446,7 +57828,7 @@
         </w:numPr>
         <w:ind w:left="709" w:hanging="720"/>
       </w:pPr>
-      <w:bookmarkStart w:id="30" w:name="_Toc230646421"/>
+      <w:bookmarkStart w:id="30" w:name="_Toc231074262"/>
       <w:r>
         <w:t>3.2.2.</w:t>
       </w:r>
@@ -57767,7 +60149,6 @@
           <w:sz w:val="24"/>
           <w:szCs w:val="24"/>
         </w:rPr>
-        <w:lastRenderedPageBreak/>
         <w:t>Sistem objektif permainan dan tantangan penataan ruang untuk mengintegrasikan elemen edukasi ke dalam gameplay.</w:t>
       </w:r>
     </w:p>
@@ -57790,6 +60171,7 @@
           <w:sz w:val="24"/>
           <w:szCs w:val="24"/>
         </w:rPr>
+        <w:lastRenderedPageBreak/>
         <w:t xml:space="preserve">Sistem evaluasi berbasis </w:t>
       </w:r>
       <w:r>
@@ -59928,7 +62310,7 @@
         </w:numPr>
         <w:ind w:left="709" w:hanging="720"/>
       </w:pPr>
-      <w:bookmarkStart w:id="31" w:name="_Toc230646422"/>
+      <w:bookmarkStart w:id="31" w:name="_Toc231074263"/>
       <w:r>
         <w:lastRenderedPageBreak/>
         <w:t>3.2.3.</w:t>
@@ -59957,7 +62339,7 @@
         </w:numPr>
         <w:ind w:left="709" w:hanging="720"/>
       </w:pPr>
-      <w:bookmarkStart w:id="32" w:name="_Toc230646423"/>
+      <w:bookmarkStart w:id="32" w:name="_Toc231074264"/>
       <w:r>
         <w:t>3.2.4.</w:t>
       </w:r>
@@ -59978,7 +62360,7 @@
         </w:numPr>
         <w:ind w:left="709" w:hanging="720"/>
       </w:pPr>
-      <w:bookmarkStart w:id="33" w:name="_Toc230646424"/>
+      <w:bookmarkStart w:id="33" w:name="_Toc231074265"/>
       <w:r>
         <w:t>3.2.5.</w:t>
       </w:r>
@@ -60002,7 +62384,7 @@
         </w:numPr>
         <w:ind w:left="709" w:hanging="720"/>
       </w:pPr>
-      <w:bookmarkStart w:id="34" w:name="_Toc230646425"/>
+      <w:bookmarkStart w:id="34" w:name="_Toc231074266"/>
       <w:r>
         <w:t>3.2.6.</w:t>
       </w:r>
@@ -60026,7 +62408,7 @@
         </w:numPr>
         <w:ind w:left="709" w:hanging="720"/>
       </w:pPr>
-      <w:bookmarkStart w:id="35" w:name="_Toc230646426"/>
+      <w:bookmarkStart w:id="35" w:name="_Toc231074267"/>
       <w:r>
         <w:t>3.2.7.</w:t>
       </w:r>
@@ -60047,7 +62429,7 @@
         </w:numPr>
         <w:ind w:left="709" w:hanging="720"/>
       </w:pPr>
-      <w:bookmarkStart w:id="36" w:name="_Toc230646427"/>
+      <w:bookmarkStart w:id="36" w:name="_Toc231074268"/>
       <w:r>
         <w:t>3.2.8.</w:t>
       </w:r>
@@ -60243,7 +62625,7 @@
         </w:numPr>
         <w:ind w:right="-7"/>
       </w:pPr>
-      <w:bookmarkStart w:id="37" w:name="_Toc230646428"/>
+      <w:bookmarkStart w:id="37" w:name="_Toc231074269"/>
       <w:r>
         <w:lastRenderedPageBreak/>
         <w:t>BAB IV</w:t>
@@ -60259,7 +62641,7 @@
         </w:numPr>
         <w:ind w:right="-7"/>
       </w:pPr>
-      <w:bookmarkStart w:id="38" w:name="_Toc230646429"/>
+      <w:bookmarkStart w:id="38" w:name="_Toc231074270"/>
       <w:r>
         <w:t>Jadwal Peneletian</w:t>
       </w:r>
@@ -60312,7 +62694,7 @@
         </w:numPr>
         <w:ind w:right="-7"/>
       </w:pPr>
-      <w:bookmarkStart w:id="39" w:name="_Toc230646430"/>
+      <w:bookmarkStart w:id="39" w:name="_Toc231074271"/>
       <w:r>
         <w:t>4.1.</w:t>
       </w:r>
@@ -60345,7 +62727,7 @@
         </w:numPr>
         <w:ind w:right="-7"/>
       </w:pPr>
-      <w:bookmarkStart w:id="40" w:name="_Toc230646431"/>
+      <w:bookmarkStart w:id="40" w:name="_Toc231074272"/>
       <w:r>
         <w:t>DAFTAR PUSTAKA</w:t>
       </w:r>
@@ -60937,7 +63319,7 @@
         </w:numPr>
         <w:ind w:right="-7"/>
       </w:pPr>
-      <w:bookmarkStart w:id="41" w:name="_Toc230646432"/>
+      <w:bookmarkStart w:id="41" w:name="_Toc231074273"/>
       <w:r>
         <w:lastRenderedPageBreak/>
         <w:t>LAMPIRAN</w:t>
@@ -62226,6 +64608,119 @@
     </w:lvl>
   </w:abstractNum>
   <w:abstractNum w:abstractNumId="6" w15:restartNumberingAfterBreak="0">
+    <w:nsid w:val="31567DA1"/>
+    <w:multiLevelType w:val="multilevel"/>
+    <w:tmpl w:val="B4F8FE80"/>
+    <w:lvl w:ilvl="0">
+      <w:start w:val="1"/>
+      <w:numFmt w:val="decimal"/>
+      <w:lvlText w:val="%1."/>
+      <w:lvlJc w:val="left"/>
+      <w:pPr>
+        <w:tabs>
+          <w:tab w:val="num" w:pos="720"/>
+        </w:tabs>
+        <w:ind w:left="720" w:hanging="360"/>
+      </w:pPr>
+    </w:lvl>
+    <w:lvl w:ilvl="1" w:tentative="1">
+      <w:start w:val="1"/>
+      <w:numFmt w:val="decimal"/>
+      <w:lvlText w:val="%2."/>
+      <w:lvlJc w:val="left"/>
+      <w:pPr>
+        <w:tabs>
+          <w:tab w:val="num" w:pos="1440"/>
+        </w:tabs>
+        <w:ind w:left="1440" w:hanging="360"/>
+      </w:pPr>
+    </w:lvl>
+    <w:lvl w:ilvl="2" w:tentative="1">
+      <w:start w:val="1"/>
+      <w:numFmt w:val="decimal"/>
+      <w:lvlText w:val="%3."/>
+      <w:lvlJc w:val="left"/>
+      <w:pPr>
+        <w:tabs>
+          <w:tab w:val="num" w:pos="2160"/>
+        </w:tabs>
+        <w:ind w:left="2160" w:hanging="360"/>
+      </w:pPr>
+    </w:lvl>
+    <w:lvl w:ilvl="3" w:tentative="1">
+      <w:start w:val="1"/>
+      <w:numFmt w:val="decimal"/>
+      <w:lvlText w:val="%4."/>
+      <w:lvlJc w:val="left"/>
+      <w:pPr>
+        <w:tabs>
+          <w:tab w:val="num" w:pos="2880"/>
+        </w:tabs>
+        <w:ind w:left="2880" w:hanging="360"/>
+      </w:pPr>
+    </w:lvl>
+    <w:lvl w:ilvl="4" w:tentative="1">
+      <w:start w:val="1"/>
+      <w:numFmt w:val="decimal"/>
+      <w:lvlText w:val="%5."/>
+      <w:lvlJc w:val="left"/>
+      <w:pPr>
+        <w:tabs>
+          <w:tab w:val="num" w:pos="3600"/>
+        </w:tabs>
+        <w:ind w:left="3600" w:hanging="360"/>
+      </w:pPr>
+    </w:lvl>
+    <w:lvl w:ilvl="5" w:tentative="1">
+      <w:start w:val="1"/>
+      <w:numFmt w:val="decimal"/>
+      <w:lvlText w:val="%6."/>
+      <w:lvlJc w:val="left"/>
+      <w:pPr>
+        <w:tabs>
+          <w:tab w:val="num" w:pos="4320"/>
+        </w:tabs>
+        <w:ind w:left="4320" w:hanging="360"/>
+      </w:pPr>
+    </w:lvl>
+    <w:lvl w:ilvl="6" w:tentative="1">
+      <w:start w:val="1"/>
+      <w:numFmt w:val="decimal"/>
+      <w:lvlText w:val="%7."/>
+      <w:lvlJc w:val="left"/>
+      <w:pPr>
+        <w:tabs>
+          <w:tab w:val="num" w:pos="5040"/>
+        </w:tabs>
+        <w:ind w:left="5040" w:hanging="360"/>
+      </w:pPr>
+    </w:lvl>
+    <w:lvl w:ilvl="7" w:tentative="1">
+      <w:start w:val="1"/>
+      <w:numFmt w:val="decimal"/>
+      <w:lvlText w:val="%8."/>
+      <w:lvlJc w:val="left"/>
+      <w:pPr>
+        <w:tabs>
+          <w:tab w:val="num" w:pos="5760"/>
+        </w:tabs>
+        <w:ind w:left="5760" w:hanging="360"/>
+      </w:pPr>
+    </w:lvl>
+    <w:lvl w:ilvl="8" w:tentative="1">
+      <w:start w:val="1"/>
+      <w:numFmt w:val="decimal"/>
+      <w:lvlText w:val="%9."/>
+      <w:lvlJc w:val="left"/>
+      <w:pPr>
+        <w:tabs>
+          <w:tab w:val="num" w:pos="6480"/>
+        </w:tabs>
+        <w:ind w:left="6480" w:hanging="360"/>
+      </w:pPr>
+    </w:lvl>
+  </w:abstractNum>
+  <w:abstractNum w:abstractNumId="7" w15:restartNumberingAfterBreak="0">
     <w:nsid w:val="4528616C"/>
     <w:multiLevelType w:val="multilevel"/>
     <w:tmpl w:val="94D2B32E"/>
@@ -62338,7 +64833,7 @@
       </w:rPr>
     </w:lvl>
   </w:abstractNum>
-  <w:abstractNum w:abstractNumId="7" w15:restartNumberingAfterBreak="0">
+  <w:abstractNum w:abstractNumId="8" w15:restartNumberingAfterBreak="0">
     <w:nsid w:val="523B5FB4"/>
     <w:multiLevelType w:val="hybridMultilevel"/>
     <w:tmpl w:val="8F5066BA"/>
@@ -62427,7 +64922,7 @@
       </w:pPr>
     </w:lvl>
   </w:abstractNum>
-  <w:abstractNum w:abstractNumId="8" w15:restartNumberingAfterBreak="0">
+  <w:abstractNum w:abstractNumId="9" w15:restartNumberingAfterBreak="0">
     <w:nsid w:val="599E447D"/>
     <w:multiLevelType w:val="multilevel"/>
     <w:tmpl w:val="44A26610"/>
@@ -62540,7 +65035,7 @@
       </w:rPr>
     </w:lvl>
   </w:abstractNum>
-  <w:abstractNum w:abstractNumId="9" w15:restartNumberingAfterBreak="0">
+  <w:abstractNum w:abstractNumId="10" w15:restartNumberingAfterBreak="0">
     <w:nsid w:val="5BBB4C8F"/>
     <w:multiLevelType w:val="hybridMultilevel"/>
     <w:tmpl w:val="F3E0600A"/>
@@ -62629,7 +65124,7 @@
       </w:pPr>
     </w:lvl>
   </w:abstractNum>
-  <w:abstractNum w:abstractNumId="10" w15:restartNumberingAfterBreak="0">
+  <w:abstractNum w:abstractNumId="11" w15:restartNumberingAfterBreak="0">
     <w:nsid w:val="609212C6"/>
     <w:multiLevelType w:val="multilevel"/>
     <w:tmpl w:val="EE84D856"/>
@@ -62742,7 +65237,7 @@
       </w:rPr>
     </w:lvl>
   </w:abstractNum>
-  <w:abstractNum w:abstractNumId="11" w15:restartNumberingAfterBreak="0">
+  <w:abstractNum w:abstractNumId="12" w15:restartNumberingAfterBreak="0">
     <w:nsid w:val="63003920"/>
     <w:multiLevelType w:val="multilevel"/>
     <w:tmpl w:val="A5A4F442"/>
@@ -62864,7 +65359,7 @@
       </w:pPr>
     </w:lvl>
   </w:abstractNum>
-  <w:abstractNum w:abstractNumId="12" w15:restartNumberingAfterBreak="0">
+  <w:abstractNum w:abstractNumId="13" w15:restartNumberingAfterBreak="0">
     <w:nsid w:val="7382196F"/>
     <w:multiLevelType w:val="hybridMultilevel"/>
     <w:tmpl w:val="74AEC792"/>
@@ -62953,7 +65448,7 @@
       </w:pPr>
     </w:lvl>
   </w:abstractNum>
-  <w:abstractNum w:abstractNumId="13" w15:restartNumberingAfterBreak="0">
+  <w:abstractNum w:abstractNumId="14" w15:restartNumberingAfterBreak="0">
     <w:nsid w:val="73C342A1"/>
     <w:multiLevelType w:val="multilevel"/>
     <w:tmpl w:val="9EA46B54"/>
@@ -63070,22 +65565,22 @@
     <w:abstractNumId w:val="2"/>
   </w:num>
   <w:num w:numId="2" w16cid:durableId="616134477">
+    <w:abstractNumId w:val="12"/>
+  </w:num>
+  <w:num w:numId="3" w16cid:durableId="5981257">
+    <w:abstractNumId w:val="10"/>
+  </w:num>
+  <w:num w:numId="4" w16cid:durableId="783575751">
+    <w:abstractNumId w:val="7"/>
+  </w:num>
+  <w:num w:numId="5" w16cid:durableId="1913464763">
     <w:abstractNumId w:val="11"/>
   </w:num>
-  <w:num w:numId="3" w16cid:durableId="5981257">
+  <w:num w:numId="6" w16cid:durableId="11272542">
     <w:abstractNumId w:val="9"/>
   </w:num>
-  <w:num w:numId="4" w16cid:durableId="783575751">
-    <w:abstractNumId w:val="6"/>
-  </w:num>
-  <w:num w:numId="5" w16cid:durableId="1913464763">
-    <w:abstractNumId w:val="10"/>
-  </w:num>
-  <w:num w:numId="6" w16cid:durableId="11272542">
-    <w:abstractNumId w:val="8"/>
-  </w:num>
   <w:num w:numId="7" w16cid:durableId="1891334489">
-    <w:abstractNumId w:val="13"/>
+    <w:abstractNumId w:val="14"/>
   </w:num>
   <w:num w:numId="8" w16cid:durableId="488330051">
     <w:abstractNumId w:val="3"/>
@@ -63097,7 +65592,7 @@
     <w:abstractNumId w:val="4"/>
   </w:num>
   <w:num w:numId="11" w16cid:durableId="1134525930">
-    <w:abstractNumId w:val="7"/>
+    <w:abstractNumId w:val="8"/>
   </w:num>
   <w:num w:numId="12" w16cid:durableId="789398257">
     <w:abstractNumId w:val="5"/>
@@ -63106,7 +65601,10 @@
     <w:abstractNumId w:val="1"/>
   </w:num>
   <w:num w:numId="14" w16cid:durableId="1564218994">
-    <w:abstractNumId w:val="12"/>
+    <w:abstractNumId w:val="13"/>
+  </w:num>
+  <w:num w:numId="15" w16cid:durableId="365302406">
+    <w:abstractNumId w:val="6"/>
   </w:num>
 </w:numbering>
 </file>
@@ -63754,6 +66252,7 @@
   <w:style w:type="character" w:default="1" w:styleId="DefaultParagraphFont">
     <w:name w:val="Default Paragraph Font"/>
     <w:uiPriority w:val="1"/>
+    <w:semiHidden/>
     <w:unhideWhenUsed/>
   </w:style>
   <w:style w:type="table" w:default="1" w:styleId="TableNormal">
